--- a/Report_Mid_Sem_Final.docx
+++ b/Report_Mid_Sem_Final.docx
@@ -52,6 +52,13 @@
         <w:spacing w:after="240" w:line="360" w:lineRule="auto"/>
         <w:jc w:val="center"/>
         <w:rPr>
+          <w:b/>
+          <w:sz w:val="32"/>
+          <w:szCs w:val="32"/>
+        </w:rPr>
+      </w:pPr>
+      <w:r>
+        <w:rPr>
           <w:rFonts w:ascii="Times New Roman" w:eastAsia="Times New Roman" w:hAnsi="Times New Roman" w:cs="Times New Roman"/>
           <w:b/>
           <w:kern w:val="0"/>
@@ -60,7 +67,39 @@
           <w:lang w:val="en-US"/>
           <w14:ligatures w14:val="none"/>
         </w:rPr>
-      </w:pPr>
+        <w:t>“</w:t>
+      </w:r>
+      <w:proofErr w:type="spellStart"/>
+      <w:proofErr w:type="gramStart"/>
+      <w:r>
+        <w:rPr>
+          <w:rFonts w:ascii="Times New Roman" w:eastAsia="Times New Roman" w:hAnsi="Times New Roman" w:cs="Times New Roman"/>
+          <w:b/>
+          <w:sz w:val="32"/>
+          <w:szCs w:val="32"/>
+        </w:rPr>
+        <w:t>CodeOptimizer</w:t>
+      </w:r>
+      <w:proofErr w:type="spellEnd"/>
+      <w:r>
+        <w:rPr>
+          <w:rFonts w:ascii="Times New Roman" w:eastAsia="Times New Roman" w:hAnsi="Times New Roman" w:cs="Times New Roman"/>
+          <w:b/>
+          <w:sz w:val="32"/>
+          <w:szCs w:val="32"/>
+        </w:rPr>
+        <w:t xml:space="preserve"> :</w:t>
+      </w:r>
+      <w:proofErr w:type="gramEnd"/>
+      <w:r>
+        <w:rPr>
+          <w:rFonts w:ascii="Times New Roman" w:eastAsia="Times New Roman" w:hAnsi="Times New Roman" w:cs="Times New Roman"/>
+          <w:b/>
+          <w:sz w:val="32"/>
+          <w:szCs w:val="32"/>
+        </w:rPr>
+        <w:t xml:space="preserve"> An AI-Powered GitHub Code Analysis &amp; Optimization Tool</w:t>
+      </w:r>
       <w:r>
         <w:rPr>
           <w:rFonts w:ascii="Times New Roman" w:eastAsia="Times New Roman" w:hAnsi="Times New Roman" w:cs="Times New Roman"/>
@@ -71,7 +110,7 @@
           <w:lang w:val="en-US"/>
           <w14:ligatures w14:val="none"/>
         </w:rPr>
-        <w:t>“”</w:t>
+        <w:t>”</w:t>
       </w:r>
     </w:p>
     <w:p>
@@ -324,52 +363,24 @@
         <w:t>by</w:t>
       </w:r>
     </w:p>
-    <w:p>
-      <w:pPr>
-        <w:spacing w:after="0" w:line="360" w:lineRule="auto"/>
-        <w:jc w:val="center"/>
-        <w:rPr>
-          <w:rFonts w:ascii="Times New Roman" w:eastAsia="Times New Roman" w:hAnsi="Times New Roman" w:cs="Times New Roman"/>
-          <w:b/>
-          <w:kern w:val="0"/>
-          <w:sz w:val="24"/>
-          <w:szCs w:val="24"/>
-          <w:lang w:val="en-US"/>
-          <w14:ligatures w14:val="none"/>
-        </w:rPr>
-      </w:pPr>
-    </w:p>
     <w:tbl>
       <w:tblPr>
+        <w:tblStyle w:val="TableGrid"/>
         <w:tblW w:w="0" w:type="auto"/>
-        <w:jc w:val="center"/>
-        <w:tblBorders>
-          <w:top w:val="single" w:sz="4" w:space="0" w:color="auto"/>
-          <w:left w:val="single" w:sz="4" w:space="0" w:color="auto"/>
-          <w:bottom w:val="single" w:sz="4" w:space="0" w:color="auto"/>
-          <w:right w:val="single" w:sz="4" w:space="0" w:color="auto"/>
-          <w:insideH w:val="single" w:sz="4" w:space="0" w:color="auto"/>
-          <w:insideV w:val="single" w:sz="4" w:space="0" w:color="auto"/>
-        </w:tblBorders>
         <w:tblLook w:val="04A0" w:firstRow="1" w:lastRow="0" w:firstColumn="1" w:lastColumn="0" w:noHBand="0" w:noVBand="1"/>
       </w:tblPr>
       <w:tblGrid>
-        <w:gridCol w:w="2844"/>
-        <w:gridCol w:w="3466"/>
+        <w:gridCol w:w="4508"/>
+        <w:gridCol w:w="4508"/>
       </w:tblGrid>
       <w:tr>
-        <w:trPr>
-          <w:trHeight w:val="370"/>
-          <w:jc w:val="center"/>
-        </w:trPr>
         <w:tc>
           <w:tcPr>
-            <w:tcW w:w="2844" w:type="dxa"/>
-            <w:vAlign w:val="center"/>
+            <w:tcW w:w="4508" w:type="dxa"/>
           </w:tcPr>
           <w:p>
             <w:pPr>
-              <w:spacing w:after="0" w:line="240" w:lineRule="auto"/>
+              <w:spacing w:line="360" w:lineRule="auto"/>
               <w:jc w:val="center"/>
               <w:rPr>
                 <w:rFonts w:ascii="Times New Roman" w:eastAsia="Times New Roman" w:hAnsi="Times New Roman" w:cs="Times New Roman"/>
@@ -397,12 +408,11 @@
         </w:tc>
         <w:tc>
           <w:tcPr>
-            <w:tcW w:w="3466" w:type="dxa"/>
-            <w:vAlign w:val="center"/>
+            <w:tcW w:w="4508" w:type="dxa"/>
           </w:tcPr>
           <w:p>
             <w:pPr>
-              <w:spacing w:after="0" w:line="240" w:lineRule="auto"/>
+              <w:spacing w:line="360" w:lineRule="auto"/>
               <w:jc w:val="center"/>
               <w:rPr>
                 <w:rFonts w:ascii="Times New Roman" w:eastAsia="Times New Roman" w:hAnsi="Times New Roman" w:cs="Times New Roman"/>
@@ -430,18 +440,78 @@
         </w:tc>
       </w:tr>
       <w:tr>
-        <w:trPr>
-          <w:trHeight w:val="389"/>
-          <w:jc w:val="center"/>
-        </w:trPr>
         <w:tc>
           <w:tcPr>
-            <w:tcW w:w="2844" w:type="dxa"/>
-            <w:vAlign w:val="center"/>
+            <w:tcW w:w="4508" w:type="dxa"/>
           </w:tcPr>
           <w:p>
             <w:pPr>
-              <w:spacing w:after="0" w:line="240" w:lineRule="auto"/>
+              <w:spacing w:line="360" w:lineRule="auto"/>
+              <w:jc w:val="center"/>
+              <w:rPr>
+                <w:rFonts w:ascii="Times New Roman" w:eastAsia="Times New Roman" w:hAnsi="Times New Roman" w:cs="Times New Roman"/>
+                <w:b/>
+                <w:kern w:val="0"/>
+                <w:sz w:val="24"/>
+                <w:szCs w:val="24"/>
+                <w:lang w:val="en-US"/>
+                <w14:ligatures w14:val="none"/>
+              </w:rPr>
+            </w:pPr>
+            <w:r>
+              <w:rPr>
+                <w:rFonts w:ascii="Times New Roman" w:eastAsia="Times New Roman" w:hAnsi="Times New Roman" w:cs="Times New Roman"/>
+                <w:b/>
+                <w:kern w:val="0"/>
+                <w:sz w:val="24"/>
+                <w:szCs w:val="24"/>
+                <w:lang w:val="en-US"/>
+                <w14:ligatures w14:val="none"/>
+              </w:rPr>
+              <w:t>Khushi Bansal</w:t>
+            </w:r>
+          </w:p>
+        </w:tc>
+        <w:tc>
+          <w:tcPr>
+            <w:tcW w:w="4508" w:type="dxa"/>
+          </w:tcPr>
+          <w:p>
+            <w:pPr>
+              <w:spacing w:line="360" w:lineRule="auto"/>
+              <w:jc w:val="center"/>
+              <w:rPr>
+                <w:rFonts w:ascii="Times New Roman" w:eastAsia="Times New Roman" w:hAnsi="Times New Roman" w:cs="Times New Roman"/>
+                <w:b/>
+                <w:kern w:val="0"/>
+                <w:sz w:val="24"/>
+                <w:szCs w:val="24"/>
+                <w:lang w:val="en-US"/>
+                <w14:ligatures w14:val="none"/>
+              </w:rPr>
+            </w:pPr>
+            <w:r>
+              <w:rPr>
+                <w:rFonts w:ascii="Times New Roman" w:eastAsia="Times New Roman" w:hAnsi="Times New Roman" w:cs="Times New Roman"/>
+                <w:b/>
+                <w:kern w:val="0"/>
+                <w:sz w:val="24"/>
+                <w:szCs w:val="24"/>
+                <w14:ligatures w14:val="none"/>
+              </w:rPr>
+              <w:t>R2142220543</w:t>
+            </w:r>
+          </w:p>
+        </w:tc>
+      </w:tr>
+      <w:tr>
+        <w:tc>
+          <w:tcPr>
+            <w:tcW w:w="4508" w:type="dxa"/>
+          </w:tcPr>
+          <w:p>
+            <w:pPr>
+              <w:spacing w:line="360" w:lineRule="auto"/>
               <w:jc w:val="center"/>
               <w:rPr>
                 <w:rFonts w:ascii="Times New Roman" w:eastAsia="Times New Roman" w:hAnsi="Times New Roman" w:cs="Times New Roman"/>
@@ -469,12 +539,11 @@
         </w:tc>
         <w:tc>
           <w:tcPr>
-            <w:tcW w:w="3466" w:type="dxa"/>
-            <w:vAlign w:val="center"/>
+            <w:tcW w:w="4508" w:type="dxa"/>
           </w:tcPr>
           <w:p>
             <w:pPr>
-              <w:spacing w:after="0" w:line="240" w:lineRule="auto"/>
+              <w:spacing w:line="360" w:lineRule="auto"/>
               <w:jc w:val="center"/>
               <w:rPr>
                 <w:rFonts w:ascii="Times New Roman" w:eastAsia="Times New Roman" w:hAnsi="Times New Roman" w:cs="Times New Roman"/>
@@ -502,18 +571,13 @@
         </w:tc>
       </w:tr>
       <w:tr>
-        <w:trPr>
-          <w:trHeight w:val="370"/>
-          <w:jc w:val="center"/>
-        </w:trPr>
         <w:tc>
           <w:tcPr>
-            <w:tcW w:w="2844" w:type="dxa"/>
-            <w:vAlign w:val="center"/>
+            <w:tcW w:w="4508" w:type="dxa"/>
           </w:tcPr>
           <w:p>
             <w:pPr>
-              <w:spacing w:after="0" w:line="240" w:lineRule="auto"/>
+              <w:spacing w:line="360" w:lineRule="auto"/>
               <w:jc w:val="center"/>
               <w:rPr>
                 <w:rFonts w:ascii="Times New Roman" w:eastAsia="Times New Roman" w:hAnsi="Times New Roman" w:cs="Times New Roman"/>
@@ -541,12 +605,11 @@
         </w:tc>
         <w:tc>
           <w:tcPr>
-            <w:tcW w:w="3466" w:type="dxa"/>
-            <w:vAlign w:val="center"/>
+            <w:tcW w:w="4508" w:type="dxa"/>
           </w:tcPr>
           <w:p>
             <w:pPr>
-              <w:spacing w:after="0" w:line="240" w:lineRule="auto"/>
+              <w:spacing w:line="360" w:lineRule="auto"/>
               <w:jc w:val="center"/>
               <w:rPr>
                 <w:rFonts w:ascii="Times New Roman" w:eastAsia="Times New Roman" w:hAnsi="Times New Roman" w:cs="Times New Roman"/>
@@ -573,11 +636,75 @@
           </w:p>
         </w:tc>
       </w:tr>
+      <w:tr>
+        <w:tc>
+          <w:tcPr>
+            <w:tcW w:w="4508" w:type="dxa"/>
+          </w:tcPr>
+          <w:p>
+            <w:pPr>
+              <w:spacing w:line="360" w:lineRule="auto"/>
+              <w:jc w:val="center"/>
+              <w:rPr>
+                <w:rFonts w:ascii="Times New Roman" w:eastAsia="Times New Roman" w:hAnsi="Times New Roman" w:cs="Times New Roman"/>
+                <w:b/>
+                <w:kern w:val="0"/>
+                <w:sz w:val="24"/>
+                <w:szCs w:val="24"/>
+                <w:lang w:val="en-US"/>
+                <w14:ligatures w14:val="none"/>
+              </w:rPr>
+            </w:pPr>
+            <w:r>
+              <w:rPr>
+                <w:rFonts w:ascii="Times New Roman" w:eastAsia="Times New Roman" w:hAnsi="Times New Roman" w:cs="Times New Roman"/>
+                <w:b/>
+                <w:kern w:val="0"/>
+                <w:sz w:val="24"/>
+                <w:szCs w:val="24"/>
+                <w:lang w:val="en-US"/>
+                <w14:ligatures w14:val="none"/>
+              </w:rPr>
+              <w:t>Khushi Bansal</w:t>
+            </w:r>
+          </w:p>
+        </w:tc>
+        <w:tc>
+          <w:tcPr>
+            <w:tcW w:w="4508" w:type="dxa"/>
+          </w:tcPr>
+          <w:p>
+            <w:pPr>
+              <w:spacing w:line="360" w:lineRule="auto"/>
+              <w:jc w:val="center"/>
+              <w:rPr>
+                <w:rFonts w:ascii="Times New Roman" w:eastAsia="Times New Roman" w:hAnsi="Times New Roman" w:cs="Times New Roman"/>
+                <w:b/>
+                <w:kern w:val="0"/>
+                <w:sz w:val="24"/>
+                <w:szCs w:val="24"/>
+                <w:lang w:val="en-US"/>
+                <w14:ligatures w14:val="none"/>
+              </w:rPr>
+            </w:pPr>
+            <w:r>
+              <w:rPr>
+                <w:rFonts w:ascii="Times New Roman" w:eastAsia="Times New Roman" w:hAnsi="Times New Roman" w:cs="Times New Roman"/>
+                <w:b/>
+                <w:kern w:val="0"/>
+                <w:sz w:val="24"/>
+                <w:szCs w:val="24"/>
+                <w14:ligatures w14:val="none"/>
+              </w:rPr>
+              <w:t>R2142221226</w:t>
+            </w:r>
+          </w:p>
+        </w:tc>
+      </w:tr>
     </w:tbl>
     <w:p>
       <w:pPr>
         <w:spacing w:after="0" w:line="360" w:lineRule="auto"/>
-        <w:jc w:val="center"/>
         <w:rPr>
           <w:rFonts w:ascii="Times New Roman" w:eastAsia="Times New Roman" w:hAnsi="Times New Roman" w:cs="Times New Roman"/>
           <w:b/>
@@ -802,63 +929,6 @@
     </w:p>
     <w:p>
       <w:pPr>
-        <w:spacing w:after="0" w:line="360" w:lineRule="auto"/>
-        <w:jc w:val="center"/>
-        <w:rPr>
-          <w:rFonts w:ascii="Times New Roman" w:eastAsia="Times New Roman" w:hAnsi="Times New Roman" w:cs="Times New Roman"/>
-          <w:b/>
-          <w:kern w:val="0"/>
-          <w:sz w:val="24"/>
-          <w:szCs w:val="24"/>
-          <w:lang w:val="en-US"/>
-          <w14:ligatures w14:val="none"/>
-        </w:rPr>
-      </w:pPr>
-    </w:p>
-    <w:p>
-      <w:pPr>
-        <w:spacing w:after="0" w:line="360" w:lineRule="auto"/>
-        <w:jc w:val="center"/>
-        <w:rPr>
-          <w:rFonts w:ascii="Times New Roman" w:eastAsia="Times New Roman" w:hAnsi="Times New Roman" w:cs="Times New Roman"/>
-          <w:b/>
-          <w:kern w:val="0"/>
-          <w:sz w:val="24"/>
-          <w:szCs w:val="24"/>
-          <w:lang w:val="en-US"/>
-          <w14:ligatures w14:val="none"/>
-        </w:rPr>
-      </w:pPr>
-    </w:p>
-    <w:p>
-      <w:pPr>
-        <w:spacing w:after="240" w:line="276" w:lineRule="auto"/>
-        <w:jc w:val="both"/>
-        <w:rPr>
-          <w:rFonts w:ascii="Times New Roman" w:eastAsia="Times New Roman" w:hAnsi="Times New Roman" w:cs="Times New Roman"/>
-          <w:b/>
-          <w:kern w:val="0"/>
-          <w:sz w:val="24"/>
-          <w:szCs w:val="24"/>
-          <w:lang w:val="en-US"/>
-          <w14:ligatures w14:val="none"/>
-        </w:rPr>
-      </w:pPr>
-      <w:r>
-        <w:rPr>
-          <w:rFonts w:ascii="Times New Roman" w:eastAsia="Times New Roman" w:hAnsi="Times New Roman" w:cs="Times New Roman"/>
-          <w:b/>
-          <w:kern w:val="0"/>
-          <w:sz w:val="24"/>
-          <w:szCs w:val="24"/>
-          <w:lang w:val="en-US"/>
-          <w14:ligatures w14:val="none"/>
-        </w:rPr>
-        <w:t xml:space="preserve">                </w:t>
-      </w:r>
-    </w:p>
-    <w:p>
-      <w:pPr>
         <w:spacing w:after="0" w:line="276" w:lineRule="auto"/>
         <w:jc w:val="center"/>
         <w:rPr>
@@ -1165,9 +1235,9 @@
         <w:tblLook w:val="04A0" w:firstRow="1" w:lastRow="0" w:firstColumn="1" w:lastColumn="0" w:noHBand="0" w:noVBand="1"/>
       </w:tblPr>
       <w:tblGrid>
-        <w:gridCol w:w="783"/>
-        <w:gridCol w:w="6530"/>
-        <w:gridCol w:w="1133"/>
+        <w:gridCol w:w="682"/>
+        <w:gridCol w:w="5606"/>
+        <w:gridCol w:w="982"/>
       </w:tblGrid>
       <w:tr>
         <w:trPr>
@@ -1189,8 +1259,8 @@
                 <w:b/>
                 <w:bCs/>
                 <w:kern w:val="0"/>
-                <w:sz w:val="28"/>
-                <w:szCs w:val="28"/>
+                <w:sz w:val="24"/>
+                <w:szCs w:val="24"/>
                 <w14:ligatures w14:val="none"/>
               </w:rPr>
             </w:pPr>
@@ -1200,8 +1270,8 @@
                 <w:b/>
                 <w:bCs/>
                 <w:kern w:val="0"/>
-                <w:sz w:val="28"/>
-                <w:szCs w:val="28"/>
+                <w:sz w:val="24"/>
+                <w:szCs w:val="24"/>
                 <w14:ligatures w14:val="none"/>
               </w:rPr>
               <w:t>S. No.</w:t>
@@ -1223,8 +1293,8 @@
                 <w:b/>
                 <w:bCs/>
                 <w:kern w:val="0"/>
-                <w:sz w:val="28"/>
-                <w:szCs w:val="28"/>
+                <w:sz w:val="24"/>
+                <w:szCs w:val="24"/>
                 <w14:ligatures w14:val="none"/>
               </w:rPr>
             </w:pPr>
@@ -1234,8 +1304,8 @@
                 <w:b/>
                 <w:bCs/>
                 <w:kern w:val="0"/>
-                <w:sz w:val="28"/>
-                <w:szCs w:val="28"/>
+                <w:sz w:val="24"/>
+                <w:szCs w:val="24"/>
                 <w14:ligatures w14:val="none"/>
               </w:rPr>
               <w:t>Contents</w:t>
@@ -1257,8 +1327,8 @@
                 <w:b/>
                 <w:bCs/>
                 <w:kern w:val="0"/>
-                <w:sz w:val="28"/>
-                <w:szCs w:val="28"/>
+                <w:sz w:val="24"/>
+                <w:szCs w:val="24"/>
                 <w14:ligatures w14:val="none"/>
               </w:rPr>
             </w:pPr>
@@ -1268,8 +1338,8 @@
                 <w:b/>
                 <w:bCs/>
                 <w:kern w:val="0"/>
-                <w:sz w:val="28"/>
-                <w:szCs w:val="28"/>
+                <w:sz w:val="24"/>
+                <w:szCs w:val="24"/>
                 <w14:ligatures w14:val="none"/>
               </w:rPr>
               <w:t>Page No.</w:t>
@@ -1295,8 +1365,8 @@
                 <w:rFonts w:ascii="Times New Roman" w:eastAsia="Times New Roman" w:hAnsi="Times New Roman" w:cs="Times New Roman"/>
                 <w:b/>
                 <w:kern w:val="0"/>
-                <w:sz w:val="28"/>
-                <w:szCs w:val="28"/>
+                <w:sz w:val="24"/>
+                <w:szCs w:val="24"/>
                 <w14:ligatures w14:val="none"/>
               </w:rPr>
             </w:pPr>
@@ -1305,8 +1375,8 @@
                 <w:rFonts w:ascii="Times New Roman" w:eastAsia="Times New Roman" w:hAnsi="Times New Roman" w:cs="Times New Roman"/>
                 <w:b/>
                 <w:kern w:val="0"/>
-                <w:sz w:val="28"/>
-                <w:szCs w:val="28"/>
+                <w:sz w:val="24"/>
+                <w:szCs w:val="24"/>
                 <w14:ligatures w14:val="none"/>
               </w:rPr>
               <w:t>1</w:t>
@@ -1326,8 +1396,8 @@
                 <w:rFonts w:ascii="Times New Roman" w:eastAsia="Times New Roman" w:hAnsi="Times New Roman" w:cs="Times New Roman"/>
                 <w:b/>
                 <w:kern w:val="0"/>
-                <w:sz w:val="28"/>
-                <w:szCs w:val="28"/>
+                <w:sz w:val="24"/>
+                <w:szCs w:val="24"/>
                 <w14:ligatures w14:val="none"/>
               </w:rPr>
             </w:pPr>
@@ -1337,8 +1407,8 @@
                 <w:b/>
                 <w:bCs/>
                 <w:kern w:val="0"/>
-                <w:sz w:val="28"/>
-                <w:szCs w:val="28"/>
+                <w:sz w:val="24"/>
+                <w:szCs w:val="24"/>
                 <w14:ligatures w14:val="none"/>
               </w:rPr>
               <w:t>Introduction</w:t>
@@ -1359,8 +1429,8 @@
                 <w:rFonts w:ascii="Times New Roman" w:eastAsia="Times New Roman" w:hAnsi="Times New Roman" w:cs="Times New Roman"/>
                 <w:bCs/>
                 <w:kern w:val="0"/>
-                <w:sz w:val="28"/>
-                <w:szCs w:val="28"/>
+                <w:sz w:val="24"/>
+                <w:szCs w:val="24"/>
                 <w14:ligatures w14:val="none"/>
               </w:rPr>
             </w:pPr>
@@ -1369,8 +1439,8 @@
                 <w:rFonts w:ascii="Times New Roman" w:eastAsia="Times New Roman" w:hAnsi="Times New Roman" w:cs="Times New Roman"/>
                 <w:bCs/>
                 <w:kern w:val="0"/>
-                <w:sz w:val="28"/>
-                <w:szCs w:val="28"/>
+                <w:sz w:val="24"/>
+                <w:szCs w:val="24"/>
                 <w14:ligatures w14:val="none"/>
               </w:rPr>
               <w:t>1</w:t>
@@ -1396,8 +1466,8 @@
                 <w:rFonts w:ascii="Times New Roman" w:eastAsia="Times New Roman" w:hAnsi="Times New Roman" w:cs="Times New Roman"/>
                 <w:bCs/>
                 <w:kern w:val="0"/>
-                <w:sz w:val="28"/>
-                <w:szCs w:val="28"/>
+                <w:sz w:val="24"/>
+                <w:szCs w:val="24"/>
                 <w14:ligatures w14:val="none"/>
               </w:rPr>
             </w:pPr>
@@ -1406,8 +1476,8 @@
                 <w:rFonts w:ascii="Times New Roman" w:eastAsia="Times New Roman" w:hAnsi="Times New Roman" w:cs="Times New Roman"/>
                 <w:bCs/>
                 <w:kern w:val="0"/>
-                <w:sz w:val="28"/>
-                <w:szCs w:val="28"/>
+                <w:sz w:val="24"/>
+                <w:szCs w:val="24"/>
                 <w14:ligatures w14:val="none"/>
               </w:rPr>
               <w:t>1.1</w:t>
@@ -1427,8 +1497,8 @@
                 <w:rFonts w:ascii="Times New Roman" w:eastAsia="Times New Roman" w:hAnsi="Times New Roman" w:cs="Times New Roman"/>
                 <w:bCs/>
                 <w:kern w:val="0"/>
-                <w:sz w:val="28"/>
-                <w:szCs w:val="28"/>
+                <w:sz w:val="24"/>
+                <w:szCs w:val="24"/>
                 <w14:ligatures w14:val="none"/>
               </w:rPr>
             </w:pPr>
@@ -1437,8 +1507,8 @@
                 <w:rFonts w:ascii="Times New Roman" w:eastAsia="Times New Roman" w:hAnsi="Times New Roman" w:cs="Times New Roman"/>
                 <w:bCs/>
                 <w:kern w:val="0"/>
-                <w:sz w:val="28"/>
-                <w:szCs w:val="28"/>
+                <w:sz w:val="24"/>
+                <w:szCs w:val="24"/>
                 <w14:ligatures w14:val="none"/>
               </w:rPr>
               <w:t>History</w:t>
@@ -1459,8 +1529,8 @@
                 <w:rFonts w:ascii="Times New Roman" w:eastAsia="Times New Roman" w:hAnsi="Times New Roman" w:cs="Times New Roman"/>
                 <w:bCs/>
                 <w:kern w:val="0"/>
-                <w:sz w:val="28"/>
-                <w:szCs w:val="28"/>
+                <w:sz w:val="24"/>
+                <w:szCs w:val="24"/>
                 <w14:ligatures w14:val="none"/>
               </w:rPr>
             </w:pPr>
@@ -1469,8 +1539,8 @@
                 <w:rFonts w:ascii="Times New Roman" w:eastAsia="Times New Roman" w:hAnsi="Times New Roman" w:cs="Times New Roman"/>
                 <w:bCs/>
                 <w:kern w:val="0"/>
-                <w:sz w:val="28"/>
-                <w:szCs w:val="28"/>
+                <w:sz w:val="24"/>
+                <w:szCs w:val="24"/>
                 <w14:ligatures w14:val="none"/>
               </w:rPr>
               <w:t>2</w:t>
@@ -1496,8 +1566,8 @@
                 <w:rFonts w:ascii="Times New Roman" w:eastAsia="Times New Roman" w:hAnsi="Times New Roman" w:cs="Times New Roman"/>
                 <w:bCs/>
                 <w:kern w:val="0"/>
-                <w:sz w:val="28"/>
-                <w:szCs w:val="28"/>
+                <w:sz w:val="24"/>
+                <w:szCs w:val="24"/>
                 <w14:ligatures w14:val="none"/>
               </w:rPr>
             </w:pPr>
@@ -1506,8 +1576,8 @@
                 <w:rFonts w:ascii="Times New Roman" w:eastAsia="Times New Roman" w:hAnsi="Times New Roman" w:cs="Times New Roman"/>
                 <w:bCs/>
                 <w:kern w:val="0"/>
-                <w:sz w:val="28"/>
-                <w:szCs w:val="28"/>
+                <w:sz w:val="24"/>
+                <w:szCs w:val="24"/>
                 <w14:ligatures w14:val="none"/>
               </w:rPr>
               <w:t>1.1.1</w:t>
@@ -1527,8 +1597,8 @@
                 <w:rFonts w:ascii="Times New Roman" w:eastAsia="Times New Roman" w:hAnsi="Times New Roman" w:cs="Times New Roman"/>
                 <w:bCs/>
                 <w:kern w:val="0"/>
-                <w:sz w:val="28"/>
-                <w:szCs w:val="28"/>
+                <w:sz w:val="24"/>
+                <w:szCs w:val="24"/>
                 <w14:ligatures w14:val="none"/>
               </w:rPr>
             </w:pPr>
@@ -1537,8 +1607,8 @@
                 <w:rFonts w:ascii="Times New Roman" w:eastAsia="Times New Roman" w:hAnsi="Times New Roman" w:cs="Times New Roman"/>
                 <w:bCs/>
                 <w:kern w:val="0"/>
-                <w:sz w:val="28"/>
-                <w:szCs w:val="28"/>
+                <w:sz w:val="24"/>
+                <w:szCs w:val="24"/>
                 <w14:ligatures w14:val="none"/>
               </w:rPr>
               <w:t>Evolution of Code Review and Debugging Systems</w:t>
@@ -1559,8 +1629,8 @@
                 <w:rFonts w:ascii="Times New Roman" w:eastAsia="Times New Roman" w:hAnsi="Times New Roman" w:cs="Times New Roman"/>
                 <w:bCs/>
                 <w:kern w:val="0"/>
-                <w:sz w:val="28"/>
-                <w:szCs w:val="28"/>
+                <w:sz w:val="24"/>
+                <w:szCs w:val="24"/>
                 <w14:ligatures w14:val="none"/>
               </w:rPr>
             </w:pPr>
@@ -1569,8 +1639,8 @@
                 <w:rFonts w:ascii="Times New Roman" w:eastAsia="Times New Roman" w:hAnsi="Times New Roman" w:cs="Times New Roman"/>
                 <w:bCs/>
                 <w:kern w:val="0"/>
-                <w:sz w:val="28"/>
-                <w:szCs w:val="28"/>
+                <w:sz w:val="24"/>
+                <w:szCs w:val="24"/>
                 <w14:ligatures w14:val="none"/>
               </w:rPr>
               <w:t>2</w:t>
@@ -1596,8 +1666,8 @@
                 <w:rFonts w:ascii="Times New Roman" w:eastAsia="Times New Roman" w:hAnsi="Times New Roman" w:cs="Times New Roman"/>
                 <w:bCs/>
                 <w:kern w:val="0"/>
-                <w:sz w:val="28"/>
-                <w:szCs w:val="28"/>
+                <w:sz w:val="24"/>
+                <w:szCs w:val="24"/>
                 <w14:ligatures w14:val="none"/>
               </w:rPr>
             </w:pPr>
@@ -1606,8 +1676,8 @@
                 <w:rFonts w:ascii="Times New Roman" w:eastAsia="Times New Roman" w:hAnsi="Times New Roman" w:cs="Times New Roman"/>
                 <w:bCs/>
                 <w:kern w:val="0"/>
-                <w:sz w:val="28"/>
-                <w:szCs w:val="28"/>
+                <w:sz w:val="24"/>
+                <w:szCs w:val="24"/>
                 <w14:ligatures w14:val="none"/>
               </w:rPr>
               <w:t>1.1.2</w:t>
@@ -1627,8 +1697,8 @@
                 <w:rFonts w:ascii="Times New Roman" w:eastAsia="Times New Roman" w:hAnsi="Times New Roman" w:cs="Times New Roman"/>
                 <w:bCs/>
                 <w:kern w:val="0"/>
-                <w:sz w:val="28"/>
-                <w:szCs w:val="28"/>
+                <w:sz w:val="24"/>
+                <w:szCs w:val="24"/>
                 <w14:ligatures w14:val="none"/>
               </w:rPr>
             </w:pPr>
@@ -1637,8 +1707,8 @@
                 <w:rFonts w:ascii="Times New Roman" w:eastAsia="Times New Roman" w:hAnsi="Times New Roman" w:cs="Times New Roman"/>
                 <w:bCs/>
                 <w:kern w:val="0"/>
-                <w:sz w:val="28"/>
-                <w:szCs w:val="28"/>
+                <w:sz w:val="24"/>
+                <w:szCs w:val="24"/>
                 <w14:ligatures w14:val="none"/>
               </w:rPr>
               <w:t>Rise of Artificial Intelligence in Software Development</w:t>
@@ -1659,8 +1729,8 @@
                 <w:rFonts w:ascii="Times New Roman" w:eastAsia="Times New Roman" w:hAnsi="Times New Roman" w:cs="Times New Roman"/>
                 <w:bCs/>
                 <w:kern w:val="0"/>
-                <w:sz w:val="28"/>
-                <w:szCs w:val="28"/>
+                <w:sz w:val="24"/>
+                <w:szCs w:val="24"/>
                 <w14:ligatures w14:val="none"/>
               </w:rPr>
             </w:pPr>
@@ -1669,8 +1739,8 @@
                 <w:rFonts w:ascii="Times New Roman" w:eastAsia="Times New Roman" w:hAnsi="Times New Roman" w:cs="Times New Roman"/>
                 <w:bCs/>
                 <w:kern w:val="0"/>
-                <w:sz w:val="28"/>
-                <w:szCs w:val="28"/>
+                <w:sz w:val="24"/>
+                <w:szCs w:val="24"/>
                 <w14:ligatures w14:val="none"/>
               </w:rPr>
               <w:t>3</w:t>
@@ -1696,8 +1766,8 @@
                 <w:rFonts w:ascii="Times New Roman" w:eastAsia="Times New Roman" w:hAnsi="Times New Roman" w:cs="Times New Roman"/>
                 <w:bCs/>
                 <w:kern w:val="0"/>
-                <w:sz w:val="28"/>
-                <w:szCs w:val="28"/>
+                <w:sz w:val="24"/>
+                <w:szCs w:val="24"/>
                 <w14:ligatures w14:val="none"/>
               </w:rPr>
             </w:pPr>
@@ -1706,8 +1776,8 @@
                 <w:rFonts w:ascii="Times New Roman" w:eastAsia="Times New Roman" w:hAnsi="Times New Roman" w:cs="Times New Roman"/>
                 <w:bCs/>
                 <w:kern w:val="0"/>
-                <w:sz w:val="28"/>
-                <w:szCs w:val="28"/>
+                <w:sz w:val="24"/>
+                <w:szCs w:val="24"/>
                 <w14:ligatures w14:val="none"/>
               </w:rPr>
               <w:t>1.1.3</w:t>
@@ -1727,8 +1797,8 @@
                 <w:rFonts w:ascii="Times New Roman" w:eastAsia="Times New Roman" w:hAnsi="Times New Roman" w:cs="Times New Roman"/>
                 <w:bCs/>
                 <w:kern w:val="0"/>
-                <w:sz w:val="28"/>
-                <w:szCs w:val="28"/>
+                <w:sz w:val="24"/>
+                <w:szCs w:val="24"/>
                 <w14:ligatures w14:val="none"/>
               </w:rPr>
             </w:pPr>
@@ -1737,8 +1807,8 @@
                 <w:rFonts w:ascii="Times New Roman" w:eastAsia="Times New Roman" w:hAnsi="Times New Roman" w:cs="Times New Roman"/>
                 <w:bCs/>
                 <w:kern w:val="0"/>
-                <w:sz w:val="28"/>
-                <w:szCs w:val="28"/>
+                <w:sz w:val="24"/>
+                <w:szCs w:val="24"/>
                 <w14:ligatures w14:val="none"/>
               </w:rPr>
               <w:t>Toward Intelligent and Automated Code Review Systems</w:t>
@@ -1759,8 +1829,8 @@
                 <w:rFonts w:ascii="Times New Roman" w:eastAsia="Times New Roman" w:hAnsi="Times New Roman" w:cs="Times New Roman"/>
                 <w:bCs/>
                 <w:kern w:val="0"/>
-                <w:sz w:val="28"/>
-                <w:szCs w:val="28"/>
+                <w:sz w:val="24"/>
+                <w:szCs w:val="24"/>
                 <w14:ligatures w14:val="none"/>
               </w:rPr>
             </w:pPr>
@@ -1769,8 +1839,8 @@
                 <w:rFonts w:ascii="Times New Roman" w:eastAsia="Times New Roman" w:hAnsi="Times New Roman" w:cs="Times New Roman"/>
                 <w:bCs/>
                 <w:kern w:val="0"/>
-                <w:sz w:val="28"/>
-                <w:szCs w:val="28"/>
+                <w:sz w:val="24"/>
+                <w:szCs w:val="24"/>
                 <w14:ligatures w14:val="none"/>
               </w:rPr>
               <w:t>4</w:t>
@@ -1796,8 +1866,8 @@
                 <w:rFonts w:ascii="Times New Roman" w:eastAsia="Times New Roman" w:hAnsi="Times New Roman" w:cs="Times New Roman"/>
                 <w:bCs/>
                 <w:kern w:val="0"/>
-                <w:sz w:val="28"/>
-                <w:szCs w:val="28"/>
+                <w:sz w:val="24"/>
+                <w:szCs w:val="24"/>
                 <w14:ligatures w14:val="none"/>
               </w:rPr>
             </w:pPr>
@@ -1806,8 +1876,8 @@
                 <w:rFonts w:ascii="Times New Roman" w:eastAsia="Times New Roman" w:hAnsi="Times New Roman" w:cs="Times New Roman"/>
                 <w:bCs/>
                 <w:kern w:val="0"/>
-                <w:sz w:val="28"/>
-                <w:szCs w:val="28"/>
+                <w:sz w:val="24"/>
+                <w:szCs w:val="24"/>
                 <w14:ligatures w14:val="none"/>
               </w:rPr>
               <w:t>1.1.4</w:t>
@@ -1827,8 +1897,8 @@
                 <w:rFonts w:ascii="Times New Roman" w:eastAsia="Times New Roman" w:hAnsi="Times New Roman" w:cs="Times New Roman"/>
                 <w:bCs/>
                 <w:kern w:val="0"/>
-                <w:sz w:val="28"/>
-                <w:szCs w:val="28"/>
+                <w:sz w:val="24"/>
+                <w:szCs w:val="24"/>
                 <w14:ligatures w14:val="none"/>
               </w:rPr>
             </w:pPr>
@@ -1837,8 +1907,8 @@
                 <w:rFonts w:ascii="Times New Roman" w:eastAsia="Times New Roman" w:hAnsi="Times New Roman" w:cs="Times New Roman"/>
                 <w:bCs/>
                 <w:kern w:val="0"/>
-                <w:sz w:val="28"/>
-                <w:szCs w:val="28"/>
+                <w:sz w:val="24"/>
+                <w:szCs w:val="24"/>
                 <w14:ligatures w14:val="none"/>
               </w:rPr>
               <w:t>Evolution of the Current Platform</w:t>
@@ -1859,8 +1929,8 @@
                 <w:rFonts w:ascii="Times New Roman" w:eastAsia="Times New Roman" w:hAnsi="Times New Roman" w:cs="Times New Roman"/>
                 <w:bCs/>
                 <w:kern w:val="0"/>
-                <w:sz w:val="28"/>
-                <w:szCs w:val="28"/>
+                <w:sz w:val="24"/>
+                <w:szCs w:val="24"/>
                 <w14:ligatures w14:val="none"/>
               </w:rPr>
             </w:pPr>
@@ -1869,8 +1939,8 @@
                 <w:rFonts w:ascii="Times New Roman" w:eastAsia="Times New Roman" w:hAnsi="Times New Roman" w:cs="Times New Roman"/>
                 <w:bCs/>
                 <w:kern w:val="0"/>
-                <w:sz w:val="28"/>
-                <w:szCs w:val="28"/>
+                <w:sz w:val="24"/>
+                <w:szCs w:val="24"/>
                 <w14:ligatures w14:val="none"/>
               </w:rPr>
               <w:t>5</w:t>
@@ -1896,8 +1966,8 @@
                 <w:rFonts w:ascii="Times New Roman" w:eastAsia="Times New Roman" w:hAnsi="Times New Roman" w:cs="Times New Roman"/>
                 <w:bCs/>
                 <w:kern w:val="0"/>
-                <w:sz w:val="28"/>
-                <w:szCs w:val="28"/>
+                <w:sz w:val="24"/>
+                <w:szCs w:val="24"/>
                 <w14:ligatures w14:val="none"/>
               </w:rPr>
             </w:pPr>
@@ -1906,8 +1976,8 @@
                 <w:rFonts w:ascii="Times New Roman" w:eastAsia="Times New Roman" w:hAnsi="Times New Roman" w:cs="Times New Roman"/>
                 <w:bCs/>
                 <w:kern w:val="0"/>
-                <w:sz w:val="28"/>
-                <w:szCs w:val="28"/>
+                <w:sz w:val="24"/>
+                <w:szCs w:val="24"/>
                 <w14:ligatures w14:val="none"/>
               </w:rPr>
               <w:t>1.2</w:t>
@@ -1927,8 +1997,8 @@
                 <w:rFonts w:ascii="Times New Roman" w:eastAsia="Times New Roman" w:hAnsi="Times New Roman" w:cs="Times New Roman"/>
                 <w:bCs/>
                 <w:kern w:val="0"/>
-                <w:sz w:val="28"/>
-                <w:szCs w:val="28"/>
+                <w:sz w:val="24"/>
+                <w:szCs w:val="24"/>
                 <w14:ligatures w14:val="none"/>
               </w:rPr>
             </w:pPr>
@@ -1937,8 +2007,8 @@
                 <w:rFonts w:ascii="Times New Roman" w:eastAsia="Times New Roman" w:hAnsi="Times New Roman" w:cs="Times New Roman"/>
                 <w:bCs/>
                 <w:kern w:val="0"/>
-                <w:sz w:val="28"/>
-                <w:szCs w:val="28"/>
+                <w:sz w:val="24"/>
+                <w:szCs w:val="24"/>
                 <w14:ligatures w14:val="none"/>
               </w:rPr>
               <w:t>Purpose of the Project</w:t>
@@ -1959,8 +2029,8 @@
                 <w:rFonts w:ascii="Times New Roman" w:eastAsia="Times New Roman" w:hAnsi="Times New Roman" w:cs="Times New Roman"/>
                 <w:bCs/>
                 <w:kern w:val="0"/>
-                <w:sz w:val="28"/>
-                <w:szCs w:val="28"/>
+                <w:sz w:val="24"/>
+                <w:szCs w:val="24"/>
                 <w14:ligatures w14:val="none"/>
               </w:rPr>
             </w:pPr>
@@ -1969,8 +2039,8 @@
                 <w:rFonts w:ascii="Times New Roman" w:eastAsia="Times New Roman" w:hAnsi="Times New Roman" w:cs="Times New Roman"/>
                 <w:bCs/>
                 <w:kern w:val="0"/>
-                <w:sz w:val="28"/>
-                <w:szCs w:val="28"/>
+                <w:sz w:val="24"/>
+                <w:szCs w:val="24"/>
                 <w14:ligatures w14:val="none"/>
               </w:rPr>
               <w:t>7</w:t>
@@ -1996,8 +2066,8 @@
                 <w:rFonts w:ascii="Times New Roman" w:eastAsia="Times New Roman" w:hAnsi="Times New Roman" w:cs="Times New Roman"/>
                 <w:bCs/>
                 <w:kern w:val="0"/>
-                <w:sz w:val="28"/>
-                <w:szCs w:val="28"/>
+                <w:sz w:val="24"/>
+                <w:szCs w:val="24"/>
                 <w14:ligatures w14:val="none"/>
               </w:rPr>
             </w:pPr>
@@ -2006,8 +2076,8 @@
                 <w:rFonts w:ascii="Times New Roman" w:eastAsia="Times New Roman" w:hAnsi="Times New Roman" w:cs="Times New Roman"/>
                 <w:bCs/>
                 <w:kern w:val="0"/>
-                <w:sz w:val="28"/>
-                <w:szCs w:val="28"/>
+                <w:sz w:val="24"/>
+                <w:szCs w:val="24"/>
                 <w14:ligatures w14:val="none"/>
               </w:rPr>
               <w:t>1.3</w:t>
@@ -2027,8 +2097,8 @@
                 <w:rFonts w:ascii="Times New Roman" w:eastAsia="Times New Roman" w:hAnsi="Times New Roman" w:cs="Times New Roman"/>
                 <w:bCs/>
                 <w:kern w:val="0"/>
-                <w:sz w:val="28"/>
-                <w:szCs w:val="28"/>
+                <w:sz w:val="24"/>
+                <w:szCs w:val="24"/>
                 <w14:ligatures w14:val="none"/>
               </w:rPr>
             </w:pPr>
@@ -2037,8 +2107,8 @@
                 <w:rFonts w:ascii="Times New Roman" w:eastAsia="Times New Roman" w:hAnsi="Times New Roman" w:cs="Times New Roman"/>
                 <w:bCs/>
                 <w:kern w:val="0"/>
-                <w:sz w:val="28"/>
-                <w:szCs w:val="28"/>
+                <w:sz w:val="24"/>
+                <w:szCs w:val="24"/>
                 <w14:ligatures w14:val="none"/>
               </w:rPr>
               <w:t>Motivation</w:t>
@@ -2059,8 +2129,8 @@
                 <w:rFonts w:ascii="Times New Roman" w:eastAsia="Times New Roman" w:hAnsi="Times New Roman" w:cs="Times New Roman"/>
                 <w:bCs/>
                 <w:kern w:val="0"/>
-                <w:sz w:val="28"/>
-                <w:szCs w:val="28"/>
+                <w:sz w:val="24"/>
+                <w:szCs w:val="24"/>
                 <w14:ligatures w14:val="none"/>
               </w:rPr>
             </w:pPr>
@@ -2069,8 +2139,8 @@
                 <w:rFonts w:ascii="Times New Roman" w:eastAsia="Times New Roman" w:hAnsi="Times New Roman" w:cs="Times New Roman"/>
                 <w:bCs/>
                 <w:kern w:val="0"/>
-                <w:sz w:val="28"/>
-                <w:szCs w:val="28"/>
+                <w:sz w:val="24"/>
+                <w:szCs w:val="24"/>
                 <w14:ligatures w14:val="none"/>
               </w:rPr>
               <w:t>8</w:t>
@@ -2096,8 +2166,8 @@
                 <w:rFonts w:ascii="Times New Roman" w:eastAsia="Times New Roman" w:hAnsi="Times New Roman" w:cs="Times New Roman"/>
                 <w:bCs/>
                 <w:kern w:val="0"/>
-                <w:sz w:val="28"/>
-                <w:szCs w:val="28"/>
+                <w:sz w:val="24"/>
+                <w:szCs w:val="24"/>
                 <w14:ligatures w14:val="none"/>
               </w:rPr>
             </w:pPr>
@@ -2106,8 +2176,8 @@
                 <w:rFonts w:ascii="Times New Roman" w:eastAsia="Times New Roman" w:hAnsi="Times New Roman" w:cs="Times New Roman"/>
                 <w:bCs/>
                 <w:kern w:val="0"/>
-                <w:sz w:val="28"/>
-                <w:szCs w:val="28"/>
+                <w:sz w:val="24"/>
+                <w:szCs w:val="24"/>
                 <w14:ligatures w14:val="none"/>
               </w:rPr>
               <w:t>1.4</w:t>
@@ -2127,8 +2197,8 @@
                 <w:rFonts w:ascii="Times New Roman" w:eastAsia="Times New Roman" w:hAnsi="Times New Roman" w:cs="Times New Roman"/>
                 <w:bCs/>
                 <w:kern w:val="0"/>
-                <w:sz w:val="28"/>
-                <w:szCs w:val="28"/>
+                <w:sz w:val="24"/>
+                <w:szCs w:val="24"/>
                 <w14:ligatures w14:val="none"/>
               </w:rPr>
             </w:pPr>
@@ -2137,8 +2207,8 @@
                 <w:rFonts w:ascii="Times New Roman" w:eastAsia="Times New Roman" w:hAnsi="Times New Roman" w:cs="Times New Roman"/>
                 <w:bCs/>
                 <w:kern w:val="0"/>
-                <w:sz w:val="28"/>
-                <w:szCs w:val="28"/>
+                <w:sz w:val="24"/>
+                <w:szCs w:val="24"/>
                 <w14:ligatures w14:val="none"/>
               </w:rPr>
               <w:t>Problem Statement</w:t>
@@ -2159,8 +2229,8 @@
                 <w:rFonts w:ascii="Times New Roman" w:eastAsia="Times New Roman" w:hAnsi="Times New Roman" w:cs="Times New Roman"/>
                 <w:bCs/>
                 <w:kern w:val="0"/>
-                <w:sz w:val="28"/>
-                <w:szCs w:val="28"/>
+                <w:sz w:val="24"/>
+                <w:szCs w:val="24"/>
                 <w14:ligatures w14:val="none"/>
               </w:rPr>
             </w:pPr>
@@ -2169,8 +2239,8 @@
                 <w:rFonts w:ascii="Times New Roman" w:eastAsia="Times New Roman" w:hAnsi="Times New Roman" w:cs="Times New Roman"/>
                 <w:bCs/>
                 <w:kern w:val="0"/>
-                <w:sz w:val="28"/>
-                <w:szCs w:val="28"/>
+                <w:sz w:val="24"/>
+                <w:szCs w:val="24"/>
                 <w14:ligatures w14:val="none"/>
               </w:rPr>
               <w:t>9</w:t>
@@ -2196,8 +2266,8 @@
                 <w:rFonts w:ascii="Times New Roman" w:eastAsia="Times New Roman" w:hAnsi="Times New Roman" w:cs="Times New Roman"/>
                 <w:bCs/>
                 <w:kern w:val="0"/>
-                <w:sz w:val="28"/>
-                <w:szCs w:val="28"/>
+                <w:sz w:val="24"/>
+                <w:szCs w:val="24"/>
                 <w14:ligatures w14:val="none"/>
               </w:rPr>
             </w:pPr>
@@ -2206,8 +2276,8 @@
                 <w:rFonts w:ascii="Times New Roman" w:eastAsia="Times New Roman" w:hAnsi="Times New Roman" w:cs="Times New Roman"/>
                 <w:bCs/>
                 <w:kern w:val="0"/>
-                <w:sz w:val="28"/>
-                <w:szCs w:val="28"/>
+                <w:sz w:val="24"/>
+                <w:szCs w:val="24"/>
                 <w14:ligatures w14:val="none"/>
               </w:rPr>
               <w:t>1.5</w:t>
@@ -2227,8 +2297,8 @@
                 <w:rFonts w:ascii="Times New Roman" w:eastAsia="Times New Roman" w:hAnsi="Times New Roman" w:cs="Times New Roman"/>
                 <w:bCs/>
                 <w:kern w:val="0"/>
-                <w:sz w:val="28"/>
-                <w:szCs w:val="28"/>
+                <w:sz w:val="24"/>
+                <w:szCs w:val="24"/>
                 <w14:ligatures w14:val="none"/>
               </w:rPr>
             </w:pPr>
@@ -2237,8 +2307,8 @@
                 <w:rFonts w:ascii="Times New Roman" w:eastAsia="Times New Roman" w:hAnsi="Times New Roman" w:cs="Times New Roman"/>
                 <w:bCs/>
                 <w:kern w:val="0"/>
-                <w:sz w:val="28"/>
-                <w:szCs w:val="28"/>
+                <w:sz w:val="24"/>
+                <w:szCs w:val="24"/>
                 <w14:ligatures w14:val="none"/>
               </w:rPr>
               <w:t>Literature Review</w:t>
@@ -2259,8 +2329,8 @@
                 <w:rFonts w:ascii="Times New Roman" w:eastAsia="Times New Roman" w:hAnsi="Times New Roman" w:cs="Times New Roman"/>
                 <w:bCs/>
                 <w:kern w:val="0"/>
-                <w:sz w:val="28"/>
-                <w:szCs w:val="28"/>
+                <w:sz w:val="24"/>
+                <w:szCs w:val="24"/>
                 <w14:ligatures w14:val="none"/>
               </w:rPr>
             </w:pPr>
@@ -2269,8 +2339,8 @@
                 <w:rFonts w:ascii="Times New Roman" w:eastAsia="Times New Roman" w:hAnsi="Times New Roman" w:cs="Times New Roman"/>
                 <w:bCs/>
                 <w:kern w:val="0"/>
-                <w:sz w:val="28"/>
-                <w:szCs w:val="28"/>
+                <w:sz w:val="24"/>
+                <w:szCs w:val="24"/>
                 <w14:ligatures w14:val="none"/>
               </w:rPr>
               <w:t>11</w:t>
@@ -2296,8 +2366,8 @@
                 <w:rFonts w:ascii="Times New Roman" w:eastAsia="Times New Roman" w:hAnsi="Times New Roman" w:cs="Times New Roman"/>
                 <w:bCs/>
                 <w:kern w:val="0"/>
-                <w:sz w:val="28"/>
-                <w:szCs w:val="28"/>
+                <w:sz w:val="24"/>
+                <w:szCs w:val="24"/>
                 <w14:ligatures w14:val="none"/>
               </w:rPr>
             </w:pPr>
@@ -2306,8 +2376,8 @@
                 <w:rFonts w:ascii="Times New Roman" w:eastAsia="Times New Roman" w:hAnsi="Times New Roman" w:cs="Times New Roman"/>
                 <w:bCs/>
                 <w:kern w:val="0"/>
-                <w:sz w:val="28"/>
-                <w:szCs w:val="28"/>
+                <w:sz w:val="24"/>
+                <w:szCs w:val="24"/>
                 <w14:ligatures w14:val="none"/>
               </w:rPr>
               <w:t>1.6</w:t>
@@ -2327,8 +2397,8 @@
                 <w:rFonts w:ascii="Times New Roman" w:eastAsia="Times New Roman" w:hAnsi="Times New Roman" w:cs="Times New Roman"/>
                 <w:bCs/>
                 <w:kern w:val="0"/>
-                <w:sz w:val="28"/>
-                <w:szCs w:val="28"/>
+                <w:sz w:val="24"/>
+                <w:szCs w:val="24"/>
                 <w14:ligatures w14:val="none"/>
               </w:rPr>
             </w:pPr>
@@ -2337,8 +2407,8 @@
                 <w:rFonts w:ascii="Times New Roman" w:eastAsia="Times New Roman" w:hAnsi="Times New Roman" w:cs="Times New Roman"/>
                 <w:bCs/>
                 <w:kern w:val="0"/>
-                <w:sz w:val="28"/>
-                <w:szCs w:val="28"/>
+                <w:sz w:val="24"/>
+                <w:szCs w:val="24"/>
                 <w14:ligatures w14:val="none"/>
               </w:rPr>
               <w:t>Project Scope</w:t>
@@ -2359,8 +2429,8 @@
                 <w:rFonts w:ascii="Times New Roman" w:eastAsia="Times New Roman" w:hAnsi="Times New Roman" w:cs="Times New Roman"/>
                 <w:bCs/>
                 <w:kern w:val="0"/>
-                <w:sz w:val="28"/>
-                <w:szCs w:val="28"/>
+                <w:sz w:val="24"/>
+                <w:szCs w:val="24"/>
                 <w14:ligatures w14:val="none"/>
               </w:rPr>
             </w:pPr>
@@ -2369,8 +2439,8 @@
                 <w:rFonts w:ascii="Times New Roman" w:eastAsia="Times New Roman" w:hAnsi="Times New Roman" w:cs="Times New Roman"/>
                 <w:bCs/>
                 <w:kern w:val="0"/>
-                <w:sz w:val="28"/>
-                <w:szCs w:val="28"/>
+                <w:sz w:val="24"/>
+                <w:szCs w:val="24"/>
                 <w14:ligatures w14:val="none"/>
               </w:rPr>
               <w:t>16</w:t>
@@ -2396,8 +2466,8 @@
                 <w:rFonts w:ascii="Times New Roman" w:eastAsia="Times New Roman" w:hAnsi="Times New Roman" w:cs="Times New Roman"/>
                 <w:bCs/>
                 <w:kern w:val="0"/>
-                <w:sz w:val="28"/>
-                <w:szCs w:val="28"/>
+                <w:sz w:val="24"/>
+                <w:szCs w:val="24"/>
                 <w14:ligatures w14:val="none"/>
               </w:rPr>
             </w:pPr>
@@ -2406,8 +2476,8 @@
                 <w:rFonts w:ascii="Times New Roman" w:eastAsia="Times New Roman" w:hAnsi="Times New Roman" w:cs="Times New Roman"/>
                 <w:bCs/>
                 <w:kern w:val="0"/>
-                <w:sz w:val="28"/>
-                <w:szCs w:val="28"/>
+                <w:sz w:val="24"/>
+                <w:szCs w:val="24"/>
                 <w14:ligatures w14:val="none"/>
               </w:rPr>
               <w:t>1.7</w:t>
@@ -2427,8 +2497,8 @@
                 <w:rFonts w:ascii="Times New Roman" w:eastAsia="Times New Roman" w:hAnsi="Times New Roman" w:cs="Times New Roman"/>
                 <w:bCs/>
                 <w:kern w:val="0"/>
-                <w:sz w:val="28"/>
-                <w:szCs w:val="28"/>
+                <w:sz w:val="24"/>
+                <w:szCs w:val="24"/>
                 <w14:ligatures w14:val="none"/>
               </w:rPr>
             </w:pPr>
@@ -2437,8 +2507,8 @@
                 <w:rFonts w:ascii="Times New Roman" w:eastAsia="Times New Roman" w:hAnsi="Times New Roman" w:cs="Times New Roman"/>
                 <w:bCs/>
                 <w:kern w:val="0"/>
-                <w:sz w:val="28"/>
-                <w:szCs w:val="28"/>
+                <w:sz w:val="24"/>
+                <w:szCs w:val="24"/>
                 <w14:ligatures w14:val="none"/>
               </w:rPr>
               <w:t>Requirement Analysis</w:t>
@@ -2459,8 +2529,8 @@
                 <w:rFonts w:ascii="Times New Roman" w:eastAsia="Times New Roman" w:hAnsi="Times New Roman" w:cs="Times New Roman"/>
                 <w:bCs/>
                 <w:kern w:val="0"/>
-                <w:sz w:val="28"/>
-                <w:szCs w:val="28"/>
+                <w:sz w:val="24"/>
+                <w:szCs w:val="24"/>
                 <w14:ligatures w14:val="none"/>
               </w:rPr>
             </w:pPr>
@@ -2469,8 +2539,8 @@
                 <w:rFonts w:ascii="Times New Roman" w:eastAsia="Times New Roman" w:hAnsi="Times New Roman" w:cs="Times New Roman"/>
                 <w:bCs/>
                 <w:kern w:val="0"/>
-                <w:sz w:val="28"/>
-                <w:szCs w:val="28"/>
+                <w:sz w:val="24"/>
+                <w:szCs w:val="24"/>
                 <w14:ligatures w14:val="none"/>
               </w:rPr>
               <w:t>18</w:t>
@@ -2496,8 +2566,8 @@
                 <w:rFonts w:ascii="Times New Roman" w:eastAsia="Times New Roman" w:hAnsi="Times New Roman" w:cs="Times New Roman"/>
                 <w:bCs/>
                 <w:kern w:val="0"/>
-                <w:sz w:val="28"/>
-                <w:szCs w:val="28"/>
+                <w:sz w:val="24"/>
+                <w:szCs w:val="24"/>
                 <w14:ligatures w14:val="none"/>
               </w:rPr>
             </w:pPr>
@@ -2506,8 +2576,8 @@
                 <w:rFonts w:ascii="Times New Roman" w:eastAsia="Times New Roman" w:hAnsi="Times New Roman" w:cs="Times New Roman"/>
                 <w:bCs/>
                 <w:kern w:val="0"/>
-                <w:sz w:val="28"/>
-                <w:szCs w:val="28"/>
+                <w:sz w:val="24"/>
+                <w:szCs w:val="24"/>
                 <w14:ligatures w14:val="none"/>
               </w:rPr>
               <w:t>1.7.1</w:t>
@@ -2527,8 +2597,8 @@
                 <w:rFonts w:ascii="Times New Roman" w:eastAsia="Times New Roman" w:hAnsi="Times New Roman" w:cs="Times New Roman"/>
                 <w:bCs/>
                 <w:kern w:val="0"/>
-                <w:sz w:val="28"/>
-                <w:szCs w:val="28"/>
+                <w:sz w:val="24"/>
+                <w:szCs w:val="24"/>
                 <w14:ligatures w14:val="none"/>
               </w:rPr>
             </w:pPr>
@@ -2537,8 +2607,8 @@
                 <w:rFonts w:ascii="Times New Roman" w:eastAsia="Times New Roman" w:hAnsi="Times New Roman" w:cs="Times New Roman"/>
                 <w:bCs/>
                 <w:kern w:val="0"/>
-                <w:sz w:val="28"/>
-                <w:szCs w:val="28"/>
+                <w:sz w:val="24"/>
+                <w:szCs w:val="24"/>
                 <w14:ligatures w14:val="none"/>
               </w:rPr>
               <w:t>Functional Requirements</w:t>
@@ -2559,8 +2629,8 @@
                 <w:rFonts w:ascii="Times New Roman" w:eastAsia="Times New Roman" w:hAnsi="Times New Roman" w:cs="Times New Roman"/>
                 <w:bCs/>
                 <w:kern w:val="0"/>
-                <w:sz w:val="28"/>
-                <w:szCs w:val="28"/>
+                <w:sz w:val="24"/>
+                <w:szCs w:val="24"/>
                 <w14:ligatures w14:val="none"/>
               </w:rPr>
             </w:pPr>
@@ -2569,8 +2639,8 @@
                 <w:rFonts w:ascii="Times New Roman" w:eastAsia="Times New Roman" w:hAnsi="Times New Roman" w:cs="Times New Roman"/>
                 <w:bCs/>
                 <w:kern w:val="0"/>
-                <w:sz w:val="28"/>
-                <w:szCs w:val="28"/>
+                <w:sz w:val="24"/>
+                <w:szCs w:val="24"/>
                 <w14:ligatures w14:val="none"/>
               </w:rPr>
               <w:t>19</w:t>
@@ -2596,8 +2666,8 @@
                 <w:rFonts w:ascii="Times New Roman" w:eastAsia="Times New Roman" w:hAnsi="Times New Roman" w:cs="Times New Roman"/>
                 <w:bCs/>
                 <w:kern w:val="0"/>
-                <w:sz w:val="28"/>
-                <w:szCs w:val="28"/>
+                <w:sz w:val="24"/>
+                <w:szCs w:val="24"/>
                 <w14:ligatures w14:val="none"/>
               </w:rPr>
             </w:pPr>
@@ -2606,8 +2676,8 @@
                 <w:rFonts w:ascii="Times New Roman" w:eastAsia="Times New Roman" w:hAnsi="Times New Roman" w:cs="Times New Roman"/>
                 <w:bCs/>
                 <w:kern w:val="0"/>
-                <w:sz w:val="28"/>
-                <w:szCs w:val="28"/>
+                <w:sz w:val="24"/>
+                <w:szCs w:val="24"/>
                 <w14:ligatures w14:val="none"/>
               </w:rPr>
               <w:t>1.7.2</w:t>
@@ -2627,8 +2697,8 @@
                 <w:rFonts w:ascii="Times New Roman" w:eastAsia="Times New Roman" w:hAnsi="Times New Roman" w:cs="Times New Roman"/>
                 <w:bCs/>
                 <w:kern w:val="0"/>
-                <w:sz w:val="28"/>
-                <w:szCs w:val="28"/>
+                <w:sz w:val="24"/>
+                <w:szCs w:val="24"/>
                 <w14:ligatures w14:val="none"/>
               </w:rPr>
             </w:pPr>
@@ -2637,8 +2707,8 @@
                 <w:rFonts w:ascii="Times New Roman" w:eastAsia="Times New Roman" w:hAnsi="Times New Roman" w:cs="Times New Roman"/>
                 <w:bCs/>
                 <w:kern w:val="0"/>
-                <w:sz w:val="28"/>
-                <w:szCs w:val="28"/>
+                <w:sz w:val="24"/>
+                <w:szCs w:val="24"/>
                 <w14:ligatures w14:val="none"/>
               </w:rPr>
               <w:t>Non-Functional Requirements</w:t>
@@ -2659,8 +2729,8 @@
                 <w:rFonts w:ascii="Times New Roman" w:eastAsia="Times New Roman" w:hAnsi="Times New Roman" w:cs="Times New Roman"/>
                 <w:bCs/>
                 <w:kern w:val="0"/>
-                <w:sz w:val="28"/>
-                <w:szCs w:val="28"/>
+                <w:sz w:val="24"/>
+                <w:szCs w:val="24"/>
                 <w14:ligatures w14:val="none"/>
               </w:rPr>
             </w:pPr>
@@ -2669,8 +2739,8 @@
                 <w:rFonts w:ascii="Times New Roman" w:eastAsia="Times New Roman" w:hAnsi="Times New Roman" w:cs="Times New Roman"/>
                 <w:bCs/>
                 <w:kern w:val="0"/>
-                <w:sz w:val="28"/>
-                <w:szCs w:val="28"/>
+                <w:sz w:val="24"/>
+                <w:szCs w:val="24"/>
                 <w14:ligatures w14:val="none"/>
               </w:rPr>
               <w:t>20</w:t>
@@ -2696,8 +2766,8 @@
                 <w:rFonts w:ascii="Times New Roman" w:eastAsia="Times New Roman" w:hAnsi="Times New Roman" w:cs="Times New Roman"/>
                 <w:bCs/>
                 <w:kern w:val="0"/>
-                <w:sz w:val="28"/>
-                <w:szCs w:val="28"/>
+                <w:sz w:val="24"/>
+                <w:szCs w:val="24"/>
                 <w14:ligatures w14:val="none"/>
               </w:rPr>
             </w:pPr>
@@ -2706,8 +2776,8 @@
                 <w:rFonts w:ascii="Times New Roman" w:eastAsia="Times New Roman" w:hAnsi="Times New Roman" w:cs="Times New Roman"/>
                 <w:bCs/>
                 <w:kern w:val="0"/>
-                <w:sz w:val="28"/>
-                <w:szCs w:val="28"/>
+                <w:sz w:val="24"/>
+                <w:szCs w:val="24"/>
                 <w14:ligatures w14:val="none"/>
               </w:rPr>
               <w:t>1.8</w:t>
@@ -2727,8 +2797,8 @@
                 <w:rFonts w:ascii="Times New Roman" w:eastAsia="Times New Roman" w:hAnsi="Times New Roman" w:cs="Times New Roman"/>
                 <w:bCs/>
                 <w:kern w:val="0"/>
-                <w:sz w:val="28"/>
-                <w:szCs w:val="28"/>
+                <w:sz w:val="24"/>
+                <w:szCs w:val="24"/>
                 <w14:ligatures w14:val="none"/>
               </w:rPr>
             </w:pPr>
@@ -2737,8 +2807,8 @@
                 <w:rFonts w:ascii="Times New Roman" w:eastAsia="Times New Roman" w:hAnsi="Times New Roman" w:cs="Times New Roman"/>
                 <w:bCs/>
                 <w:kern w:val="0"/>
-                <w:sz w:val="28"/>
-                <w:szCs w:val="28"/>
+                <w:sz w:val="24"/>
+                <w:szCs w:val="24"/>
                 <w14:ligatures w14:val="none"/>
               </w:rPr>
               <w:t>Main Objectives</w:t>
@@ -2759,8 +2829,8 @@
                 <w:rFonts w:ascii="Times New Roman" w:eastAsia="Times New Roman" w:hAnsi="Times New Roman" w:cs="Times New Roman"/>
                 <w:bCs/>
                 <w:kern w:val="0"/>
-                <w:sz w:val="28"/>
-                <w:szCs w:val="28"/>
+                <w:sz w:val="24"/>
+                <w:szCs w:val="24"/>
                 <w14:ligatures w14:val="none"/>
               </w:rPr>
             </w:pPr>
@@ -2769,8 +2839,8 @@
                 <w:rFonts w:ascii="Times New Roman" w:eastAsia="Times New Roman" w:hAnsi="Times New Roman" w:cs="Times New Roman"/>
                 <w:bCs/>
                 <w:kern w:val="0"/>
-                <w:sz w:val="28"/>
-                <w:szCs w:val="28"/>
+                <w:sz w:val="24"/>
+                <w:szCs w:val="24"/>
                 <w14:ligatures w14:val="none"/>
               </w:rPr>
               <w:t>22</w:t>
@@ -2796,8 +2866,8 @@
                 <w:rFonts w:ascii="Times New Roman" w:eastAsia="Times New Roman" w:hAnsi="Times New Roman" w:cs="Times New Roman"/>
                 <w:bCs/>
                 <w:kern w:val="0"/>
-                <w:sz w:val="28"/>
-                <w:szCs w:val="28"/>
+                <w:sz w:val="24"/>
+                <w:szCs w:val="24"/>
                 <w14:ligatures w14:val="none"/>
               </w:rPr>
             </w:pPr>
@@ -2806,8 +2876,8 @@
                 <w:rFonts w:ascii="Times New Roman" w:eastAsia="Times New Roman" w:hAnsi="Times New Roman" w:cs="Times New Roman"/>
                 <w:bCs/>
                 <w:kern w:val="0"/>
-                <w:sz w:val="28"/>
-                <w:szCs w:val="28"/>
+                <w:sz w:val="24"/>
+                <w:szCs w:val="24"/>
                 <w14:ligatures w14:val="none"/>
               </w:rPr>
               <w:t>1.9</w:t>
@@ -2827,8 +2897,8 @@
                 <w:rFonts w:ascii="Times New Roman" w:eastAsia="Times New Roman" w:hAnsi="Times New Roman" w:cs="Times New Roman"/>
                 <w:bCs/>
                 <w:kern w:val="0"/>
-                <w:sz w:val="28"/>
-                <w:szCs w:val="28"/>
+                <w:sz w:val="24"/>
+                <w:szCs w:val="24"/>
                 <w14:ligatures w14:val="none"/>
               </w:rPr>
             </w:pPr>
@@ -2837,8 +2907,8 @@
                 <w:rFonts w:ascii="Times New Roman" w:eastAsia="Times New Roman" w:hAnsi="Times New Roman" w:cs="Times New Roman"/>
                 <w:bCs/>
                 <w:kern w:val="0"/>
-                <w:sz w:val="28"/>
-                <w:szCs w:val="28"/>
+                <w:sz w:val="24"/>
+                <w:szCs w:val="24"/>
                 <w14:ligatures w14:val="none"/>
               </w:rPr>
               <w:t>Sub Objectives</w:t>
@@ -2859,8 +2929,8 @@
                 <w:rFonts w:ascii="Times New Roman" w:eastAsia="Times New Roman" w:hAnsi="Times New Roman" w:cs="Times New Roman"/>
                 <w:bCs/>
                 <w:kern w:val="0"/>
-                <w:sz w:val="28"/>
-                <w:szCs w:val="28"/>
+                <w:sz w:val="24"/>
+                <w:szCs w:val="24"/>
                 <w14:ligatures w14:val="none"/>
               </w:rPr>
             </w:pPr>
@@ -2869,8 +2939,8 @@
                 <w:rFonts w:ascii="Times New Roman" w:eastAsia="Times New Roman" w:hAnsi="Times New Roman" w:cs="Times New Roman"/>
                 <w:bCs/>
                 <w:kern w:val="0"/>
-                <w:sz w:val="28"/>
-                <w:szCs w:val="28"/>
+                <w:sz w:val="24"/>
+                <w:szCs w:val="24"/>
                 <w14:ligatures w14:val="none"/>
               </w:rPr>
               <w:t>24</w:t>
@@ -2896,8 +2966,8 @@
                 <w:rFonts w:ascii="Times New Roman" w:eastAsia="Times New Roman" w:hAnsi="Times New Roman" w:cs="Times New Roman"/>
                 <w:bCs/>
                 <w:kern w:val="0"/>
-                <w:sz w:val="28"/>
-                <w:szCs w:val="28"/>
+                <w:sz w:val="24"/>
+                <w:szCs w:val="24"/>
                 <w14:ligatures w14:val="none"/>
               </w:rPr>
             </w:pPr>
@@ -2906,8 +2976,8 @@
                 <w:rFonts w:ascii="Times New Roman" w:eastAsia="Times New Roman" w:hAnsi="Times New Roman" w:cs="Times New Roman"/>
                 <w:bCs/>
                 <w:kern w:val="0"/>
-                <w:sz w:val="28"/>
-                <w:szCs w:val="28"/>
+                <w:sz w:val="24"/>
+                <w:szCs w:val="24"/>
                 <w14:ligatures w14:val="none"/>
               </w:rPr>
               <w:t>1.9.1</w:t>
@@ -2927,8 +2997,8 @@
                 <w:rFonts w:ascii="Times New Roman" w:eastAsia="Times New Roman" w:hAnsi="Times New Roman" w:cs="Times New Roman"/>
                 <w:bCs/>
                 <w:kern w:val="0"/>
-                <w:sz w:val="28"/>
-                <w:szCs w:val="28"/>
+                <w:sz w:val="24"/>
+                <w:szCs w:val="24"/>
                 <w14:ligatures w14:val="none"/>
               </w:rPr>
             </w:pPr>
@@ -2937,8 +3007,8 @@
                 <w:rFonts w:ascii="Times New Roman" w:eastAsia="Times New Roman" w:hAnsi="Times New Roman" w:cs="Times New Roman"/>
                 <w:bCs/>
                 <w:kern w:val="0"/>
-                <w:sz w:val="28"/>
-                <w:szCs w:val="28"/>
+                <w:sz w:val="24"/>
+                <w:szCs w:val="24"/>
                 <w14:ligatures w14:val="none"/>
               </w:rPr>
               <w:t>Automated Code Analysis Infrastructure</w:t>
@@ -2959,8 +3029,8 @@
                 <w:rFonts w:ascii="Times New Roman" w:eastAsia="Times New Roman" w:hAnsi="Times New Roman" w:cs="Times New Roman"/>
                 <w:bCs/>
                 <w:kern w:val="0"/>
-                <w:sz w:val="28"/>
-                <w:szCs w:val="28"/>
+                <w:sz w:val="24"/>
+                <w:szCs w:val="24"/>
                 <w14:ligatures w14:val="none"/>
               </w:rPr>
             </w:pPr>
@@ -2969,8 +3039,8 @@
                 <w:rFonts w:ascii="Times New Roman" w:eastAsia="Times New Roman" w:hAnsi="Times New Roman" w:cs="Times New Roman"/>
                 <w:bCs/>
                 <w:kern w:val="0"/>
-                <w:sz w:val="28"/>
-                <w:szCs w:val="28"/>
+                <w:sz w:val="24"/>
+                <w:szCs w:val="24"/>
                 <w14:ligatures w14:val="none"/>
               </w:rPr>
               <w:t>24</w:t>
@@ -2996,8 +3066,8 @@
                 <w:rFonts w:ascii="Times New Roman" w:eastAsia="Times New Roman" w:hAnsi="Times New Roman" w:cs="Times New Roman"/>
                 <w:bCs/>
                 <w:kern w:val="0"/>
-                <w:sz w:val="28"/>
-                <w:szCs w:val="28"/>
+                <w:sz w:val="24"/>
+                <w:szCs w:val="24"/>
                 <w14:ligatures w14:val="none"/>
               </w:rPr>
             </w:pPr>
@@ -3006,8 +3076,8 @@
                 <w:rFonts w:ascii="Times New Roman" w:eastAsia="Times New Roman" w:hAnsi="Times New Roman" w:cs="Times New Roman"/>
                 <w:bCs/>
                 <w:kern w:val="0"/>
-                <w:sz w:val="28"/>
-                <w:szCs w:val="28"/>
+                <w:sz w:val="24"/>
+                <w:szCs w:val="24"/>
                 <w14:ligatures w14:val="none"/>
               </w:rPr>
               <w:t>1.9.2</w:t>
@@ -3027,8 +3097,8 @@
                 <w:rFonts w:ascii="Times New Roman" w:eastAsia="Times New Roman" w:hAnsi="Times New Roman" w:cs="Times New Roman"/>
                 <w:bCs/>
                 <w:kern w:val="0"/>
-                <w:sz w:val="28"/>
-                <w:szCs w:val="28"/>
+                <w:sz w:val="24"/>
+                <w:szCs w:val="24"/>
                 <w14:ligatures w14:val="none"/>
               </w:rPr>
             </w:pPr>
@@ -3037,8 +3107,8 @@
                 <w:rFonts w:ascii="Times New Roman" w:eastAsia="Times New Roman" w:hAnsi="Times New Roman" w:cs="Times New Roman"/>
                 <w:bCs/>
                 <w:kern w:val="0"/>
-                <w:sz w:val="28"/>
-                <w:szCs w:val="28"/>
+                <w:sz w:val="24"/>
+                <w:szCs w:val="24"/>
                 <w14:ligatures w14:val="none"/>
               </w:rPr>
               <w:t>Bug Detection and Logical Error Identification</w:t>
@@ -3059,8 +3129,8 @@
                 <w:rFonts w:ascii="Times New Roman" w:eastAsia="Times New Roman" w:hAnsi="Times New Roman" w:cs="Times New Roman"/>
                 <w:bCs/>
                 <w:kern w:val="0"/>
-                <w:sz w:val="28"/>
-                <w:szCs w:val="28"/>
+                <w:sz w:val="24"/>
+                <w:szCs w:val="24"/>
                 <w14:ligatures w14:val="none"/>
               </w:rPr>
             </w:pPr>
@@ -3069,8 +3139,8 @@
                 <w:rFonts w:ascii="Times New Roman" w:eastAsia="Times New Roman" w:hAnsi="Times New Roman" w:cs="Times New Roman"/>
                 <w:bCs/>
                 <w:kern w:val="0"/>
-                <w:sz w:val="28"/>
-                <w:szCs w:val="28"/>
+                <w:sz w:val="24"/>
+                <w:szCs w:val="24"/>
                 <w14:ligatures w14:val="none"/>
               </w:rPr>
               <w:t>25</w:t>
@@ -3096,8 +3166,8 @@
                 <w:rFonts w:ascii="Times New Roman" w:eastAsia="Times New Roman" w:hAnsi="Times New Roman" w:cs="Times New Roman"/>
                 <w:bCs/>
                 <w:kern w:val="0"/>
-                <w:sz w:val="28"/>
-                <w:szCs w:val="28"/>
+                <w:sz w:val="24"/>
+                <w:szCs w:val="24"/>
                 <w14:ligatures w14:val="none"/>
               </w:rPr>
             </w:pPr>
@@ -3106,8 +3176,8 @@
                 <w:rFonts w:ascii="Times New Roman" w:eastAsia="Times New Roman" w:hAnsi="Times New Roman" w:cs="Times New Roman"/>
                 <w:bCs/>
                 <w:kern w:val="0"/>
-                <w:sz w:val="28"/>
-                <w:szCs w:val="28"/>
+                <w:sz w:val="24"/>
+                <w:szCs w:val="24"/>
                 <w14:ligatures w14:val="none"/>
               </w:rPr>
               <w:t>1.9.3</w:t>
@@ -3127,8 +3197,8 @@
                 <w:rFonts w:ascii="Times New Roman" w:eastAsia="Times New Roman" w:hAnsi="Times New Roman" w:cs="Times New Roman"/>
                 <w:bCs/>
                 <w:kern w:val="0"/>
-                <w:sz w:val="28"/>
-                <w:szCs w:val="28"/>
+                <w:sz w:val="24"/>
+                <w:szCs w:val="24"/>
                 <w14:ligatures w14:val="none"/>
               </w:rPr>
             </w:pPr>
@@ -3137,8 +3207,8 @@
                 <w:rFonts w:ascii="Times New Roman" w:eastAsia="Times New Roman" w:hAnsi="Times New Roman" w:cs="Times New Roman"/>
                 <w:bCs/>
                 <w:kern w:val="0"/>
-                <w:sz w:val="28"/>
-                <w:szCs w:val="28"/>
+                <w:sz w:val="24"/>
+                <w:szCs w:val="24"/>
                 <w14:ligatures w14:val="none"/>
               </w:rPr>
               <w:t>AI-Based Fix Suggestions and Optimization</w:t>
@@ -3159,8 +3229,8 @@
                 <w:rFonts w:ascii="Times New Roman" w:eastAsia="Times New Roman" w:hAnsi="Times New Roman" w:cs="Times New Roman"/>
                 <w:bCs/>
                 <w:kern w:val="0"/>
-                <w:sz w:val="28"/>
-                <w:szCs w:val="28"/>
+                <w:sz w:val="24"/>
+                <w:szCs w:val="24"/>
                 <w14:ligatures w14:val="none"/>
               </w:rPr>
             </w:pPr>
@@ -3169,8 +3239,8 @@
                 <w:rFonts w:ascii="Times New Roman" w:eastAsia="Times New Roman" w:hAnsi="Times New Roman" w:cs="Times New Roman"/>
                 <w:bCs/>
                 <w:kern w:val="0"/>
-                <w:sz w:val="28"/>
-                <w:szCs w:val="28"/>
+                <w:sz w:val="24"/>
+                <w:szCs w:val="24"/>
                 <w14:ligatures w14:val="none"/>
               </w:rPr>
               <w:t>26</w:t>
@@ -3196,8 +3266,8 @@
                 <w:rFonts w:ascii="Times New Roman" w:eastAsia="Times New Roman" w:hAnsi="Times New Roman" w:cs="Times New Roman"/>
                 <w:bCs/>
                 <w:kern w:val="0"/>
-                <w:sz w:val="28"/>
-                <w:szCs w:val="28"/>
+                <w:sz w:val="24"/>
+                <w:szCs w:val="24"/>
                 <w14:ligatures w14:val="none"/>
               </w:rPr>
             </w:pPr>
@@ -3206,8 +3276,8 @@
                 <w:rFonts w:ascii="Times New Roman" w:eastAsia="Times New Roman" w:hAnsi="Times New Roman" w:cs="Times New Roman"/>
                 <w:bCs/>
                 <w:kern w:val="0"/>
-                <w:sz w:val="28"/>
-                <w:szCs w:val="28"/>
+                <w:sz w:val="24"/>
+                <w:szCs w:val="24"/>
                 <w14:ligatures w14:val="none"/>
               </w:rPr>
               <w:t>1.9.4</w:t>
@@ -3227,8 +3297,8 @@
                 <w:rFonts w:ascii="Times New Roman" w:eastAsia="Times New Roman" w:hAnsi="Times New Roman" w:cs="Times New Roman"/>
                 <w:bCs/>
                 <w:kern w:val="0"/>
-                <w:sz w:val="28"/>
-                <w:szCs w:val="28"/>
+                <w:sz w:val="24"/>
+                <w:szCs w:val="24"/>
                 <w14:ligatures w14:val="none"/>
               </w:rPr>
             </w:pPr>
@@ -3237,8 +3307,8 @@
                 <w:rFonts w:ascii="Times New Roman" w:eastAsia="Times New Roman" w:hAnsi="Times New Roman" w:cs="Times New Roman"/>
                 <w:bCs/>
                 <w:kern w:val="0"/>
-                <w:sz w:val="28"/>
-                <w:szCs w:val="28"/>
+                <w:sz w:val="24"/>
+                <w:szCs w:val="24"/>
                 <w14:ligatures w14:val="none"/>
               </w:rPr>
               <w:t>Structured Reporting and User Interface</w:t>
@@ -3259,8 +3329,8 @@
                 <w:rFonts w:ascii="Times New Roman" w:eastAsia="Times New Roman" w:hAnsi="Times New Roman" w:cs="Times New Roman"/>
                 <w:bCs/>
                 <w:kern w:val="0"/>
-                <w:sz w:val="28"/>
-                <w:szCs w:val="28"/>
+                <w:sz w:val="24"/>
+                <w:szCs w:val="24"/>
                 <w14:ligatures w14:val="none"/>
               </w:rPr>
             </w:pPr>
@@ -3269,8 +3339,8 @@
                 <w:rFonts w:ascii="Times New Roman" w:eastAsia="Times New Roman" w:hAnsi="Times New Roman" w:cs="Times New Roman"/>
                 <w:bCs/>
                 <w:kern w:val="0"/>
-                <w:sz w:val="28"/>
-                <w:szCs w:val="28"/>
+                <w:sz w:val="24"/>
+                <w:szCs w:val="24"/>
                 <w14:ligatures w14:val="none"/>
               </w:rPr>
               <w:t>27</w:t>
@@ -3296,8 +3366,8 @@
                 <w:rFonts w:ascii="Times New Roman" w:eastAsia="Times New Roman" w:hAnsi="Times New Roman" w:cs="Times New Roman"/>
                 <w:bCs/>
                 <w:kern w:val="0"/>
-                <w:sz w:val="28"/>
-                <w:szCs w:val="28"/>
+                <w:sz w:val="24"/>
+                <w:szCs w:val="24"/>
                 <w14:ligatures w14:val="none"/>
               </w:rPr>
             </w:pPr>
@@ -3306,8 +3376,8 @@
                 <w:rFonts w:ascii="Times New Roman" w:eastAsia="Times New Roman" w:hAnsi="Times New Roman" w:cs="Times New Roman"/>
                 <w:bCs/>
                 <w:kern w:val="0"/>
-                <w:sz w:val="28"/>
-                <w:szCs w:val="28"/>
+                <w:sz w:val="24"/>
+                <w:szCs w:val="24"/>
                 <w14:ligatures w14:val="none"/>
               </w:rPr>
               <w:t>1.10</w:t>
@@ -3327,8 +3397,8 @@
                 <w:rFonts w:ascii="Times New Roman" w:eastAsia="Times New Roman" w:hAnsi="Times New Roman" w:cs="Times New Roman"/>
                 <w:bCs/>
                 <w:kern w:val="0"/>
-                <w:sz w:val="28"/>
-                <w:szCs w:val="28"/>
+                <w:sz w:val="24"/>
+                <w:szCs w:val="24"/>
                 <w14:ligatures w14:val="none"/>
               </w:rPr>
             </w:pPr>
@@ -3337,8 +3407,8 @@
                 <w:rFonts w:ascii="Times New Roman" w:eastAsia="Times New Roman" w:hAnsi="Times New Roman" w:cs="Times New Roman"/>
                 <w:bCs/>
                 <w:kern w:val="0"/>
-                <w:sz w:val="28"/>
-                <w:szCs w:val="28"/>
+                <w:sz w:val="24"/>
+                <w:szCs w:val="24"/>
                 <w14:ligatures w14:val="none"/>
               </w:rPr>
               <w:t>Applications</w:t>
@@ -3359,8 +3429,8 @@
                 <w:rFonts w:ascii="Times New Roman" w:eastAsia="Times New Roman" w:hAnsi="Times New Roman" w:cs="Times New Roman"/>
                 <w:bCs/>
                 <w:kern w:val="0"/>
-                <w:sz w:val="28"/>
-                <w:szCs w:val="28"/>
+                <w:sz w:val="24"/>
+                <w:szCs w:val="24"/>
                 <w14:ligatures w14:val="none"/>
               </w:rPr>
             </w:pPr>
@@ -3369,8 +3439,8 @@
                 <w:rFonts w:ascii="Times New Roman" w:eastAsia="Times New Roman" w:hAnsi="Times New Roman" w:cs="Times New Roman"/>
                 <w:bCs/>
                 <w:kern w:val="0"/>
-                <w:sz w:val="28"/>
-                <w:szCs w:val="28"/>
+                <w:sz w:val="24"/>
+                <w:szCs w:val="24"/>
                 <w14:ligatures w14:val="none"/>
               </w:rPr>
               <w:t>28</w:t>
@@ -3396,8 +3466,8 @@
                 <w:rFonts w:ascii="Times New Roman" w:eastAsia="Times New Roman" w:hAnsi="Times New Roman" w:cs="Times New Roman"/>
                 <w:bCs/>
                 <w:kern w:val="0"/>
-                <w:sz w:val="28"/>
-                <w:szCs w:val="28"/>
+                <w:sz w:val="24"/>
+                <w:szCs w:val="24"/>
                 <w14:ligatures w14:val="none"/>
               </w:rPr>
             </w:pPr>
@@ -3406,8 +3476,8 @@
                 <w:rFonts w:ascii="Times New Roman" w:eastAsia="Times New Roman" w:hAnsi="Times New Roman" w:cs="Times New Roman"/>
                 <w:bCs/>
                 <w:kern w:val="0"/>
-                <w:sz w:val="28"/>
-                <w:szCs w:val="28"/>
+                <w:sz w:val="24"/>
+                <w:szCs w:val="24"/>
                 <w14:ligatures w14:val="none"/>
               </w:rPr>
               <w:t>1.11</w:t>
@@ -3427,8 +3497,8 @@
                 <w:rFonts w:ascii="Times New Roman" w:eastAsia="Times New Roman" w:hAnsi="Times New Roman" w:cs="Times New Roman"/>
                 <w:bCs/>
                 <w:kern w:val="0"/>
-                <w:sz w:val="28"/>
-                <w:szCs w:val="28"/>
+                <w:sz w:val="24"/>
+                <w:szCs w:val="24"/>
                 <w14:ligatures w14:val="none"/>
               </w:rPr>
             </w:pPr>
@@ -3437,8 +3507,8 @@
                 <w:rFonts w:ascii="Times New Roman" w:eastAsia="Times New Roman" w:hAnsi="Times New Roman" w:cs="Times New Roman"/>
                 <w:bCs/>
                 <w:kern w:val="0"/>
-                <w:sz w:val="28"/>
-                <w:szCs w:val="28"/>
+                <w:sz w:val="24"/>
+                <w:szCs w:val="24"/>
                 <w14:ligatures w14:val="none"/>
               </w:rPr>
               <w:t>Target Beneficiaries</w:t>
@@ -3459,8 +3529,8 @@
                 <w:rFonts w:ascii="Times New Roman" w:eastAsia="Times New Roman" w:hAnsi="Times New Roman" w:cs="Times New Roman"/>
                 <w:bCs/>
                 <w:kern w:val="0"/>
-                <w:sz w:val="28"/>
-                <w:szCs w:val="28"/>
+                <w:sz w:val="24"/>
+                <w:szCs w:val="24"/>
                 <w14:ligatures w14:val="none"/>
               </w:rPr>
             </w:pPr>
@@ -3469,8 +3539,8 @@
                 <w:rFonts w:ascii="Times New Roman" w:eastAsia="Times New Roman" w:hAnsi="Times New Roman" w:cs="Times New Roman"/>
                 <w:bCs/>
                 <w:kern w:val="0"/>
-                <w:sz w:val="28"/>
-                <w:szCs w:val="28"/>
+                <w:sz w:val="24"/>
+                <w:szCs w:val="24"/>
                 <w14:ligatures w14:val="none"/>
               </w:rPr>
               <w:t>29</w:t>
@@ -3496,8 +3566,8 @@
                 <w:rFonts w:ascii="Times New Roman" w:eastAsia="Times New Roman" w:hAnsi="Times New Roman" w:cs="Times New Roman"/>
                 <w:b/>
                 <w:kern w:val="0"/>
-                <w:sz w:val="28"/>
-                <w:szCs w:val="28"/>
+                <w:sz w:val="24"/>
+                <w:szCs w:val="24"/>
                 <w14:ligatures w14:val="none"/>
               </w:rPr>
             </w:pPr>
@@ -3506,8 +3576,8 @@
                 <w:rFonts w:ascii="Times New Roman" w:eastAsia="Times New Roman" w:hAnsi="Times New Roman" w:cs="Times New Roman"/>
                 <w:b/>
                 <w:kern w:val="0"/>
-                <w:sz w:val="28"/>
-                <w:szCs w:val="28"/>
+                <w:sz w:val="24"/>
+                <w:szCs w:val="24"/>
                 <w14:ligatures w14:val="none"/>
               </w:rPr>
               <w:t>2</w:t>
@@ -3527,8 +3597,8 @@
                 <w:rFonts w:ascii="Times New Roman" w:eastAsia="Times New Roman" w:hAnsi="Times New Roman" w:cs="Times New Roman"/>
                 <w:b/>
                 <w:kern w:val="0"/>
-                <w:sz w:val="28"/>
-                <w:szCs w:val="28"/>
+                <w:sz w:val="24"/>
+                <w:szCs w:val="24"/>
                 <w14:ligatures w14:val="none"/>
               </w:rPr>
             </w:pPr>
@@ -3538,8 +3608,8 @@
                 <w:b/>
                 <w:bCs/>
                 <w:kern w:val="0"/>
-                <w:sz w:val="28"/>
-                <w:szCs w:val="28"/>
+                <w:sz w:val="24"/>
+                <w:szCs w:val="24"/>
                 <w14:ligatures w14:val="none"/>
               </w:rPr>
               <w:t>System Analysis</w:t>
@@ -3560,8 +3630,8 @@
                 <w:rFonts w:ascii="Times New Roman" w:eastAsia="Times New Roman" w:hAnsi="Times New Roman" w:cs="Times New Roman"/>
                 <w:bCs/>
                 <w:kern w:val="0"/>
-                <w:sz w:val="28"/>
-                <w:szCs w:val="28"/>
+                <w:sz w:val="24"/>
+                <w:szCs w:val="24"/>
                 <w14:ligatures w14:val="none"/>
               </w:rPr>
             </w:pPr>
@@ -3570,8 +3640,8 @@
                 <w:rFonts w:ascii="Times New Roman" w:eastAsia="Times New Roman" w:hAnsi="Times New Roman" w:cs="Times New Roman"/>
                 <w:bCs/>
                 <w:kern w:val="0"/>
-                <w:sz w:val="28"/>
-                <w:szCs w:val="28"/>
+                <w:sz w:val="24"/>
+                <w:szCs w:val="24"/>
                 <w14:ligatures w14:val="none"/>
               </w:rPr>
               <w:t>31</w:t>
@@ -3597,8 +3667,8 @@
                 <w:rFonts w:ascii="Times New Roman" w:eastAsia="Times New Roman" w:hAnsi="Times New Roman" w:cs="Times New Roman"/>
                 <w:bCs/>
                 <w:kern w:val="0"/>
-                <w:sz w:val="28"/>
-                <w:szCs w:val="28"/>
+                <w:sz w:val="24"/>
+                <w:szCs w:val="24"/>
                 <w14:ligatures w14:val="none"/>
               </w:rPr>
             </w:pPr>
@@ -3607,8 +3677,8 @@
                 <w:rFonts w:ascii="Times New Roman" w:eastAsia="Times New Roman" w:hAnsi="Times New Roman" w:cs="Times New Roman"/>
                 <w:bCs/>
                 <w:kern w:val="0"/>
-                <w:sz w:val="28"/>
-                <w:szCs w:val="28"/>
+                <w:sz w:val="24"/>
+                <w:szCs w:val="24"/>
                 <w14:ligatures w14:val="none"/>
               </w:rPr>
               <w:t>2.1</w:t>
@@ -3628,8 +3698,8 @@
                 <w:rFonts w:ascii="Times New Roman" w:eastAsia="Times New Roman" w:hAnsi="Times New Roman" w:cs="Times New Roman"/>
                 <w:bCs/>
                 <w:kern w:val="0"/>
-                <w:sz w:val="28"/>
-                <w:szCs w:val="28"/>
+                <w:sz w:val="24"/>
+                <w:szCs w:val="24"/>
                 <w14:ligatures w14:val="none"/>
               </w:rPr>
             </w:pPr>
@@ -3638,8 +3708,8 @@
                 <w:rFonts w:ascii="Times New Roman" w:eastAsia="Times New Roman" w:hAnsi="Times New Roman" w:cs="Times New Roman"/>
                 <w:bCs/>
                 <w:kern w:val="0"/>
-                <w:sz w:val="28"/>
-                <w:szCs w:val="28"/>
+                <w:sz w:val="24"/>
+                <w:szCs w:val="24"/>
                 <w14:ligatures w14:val="none"/>
               </w:rPr>
               <w:t>Existing Systems</w:t>
@@ -3660,8 +3730,8 @@
                 <w:rFonts w:ascii="Times New Roman" w:eastAsia="Times New Roman" w:hAnsi="Times New Roman" w:cs="Times New Roman"/>
                 <w:bCs/>
                 <w:kern w:val="0"/>
-                <w:sz w:val="28"/>
-                <w:szCs w:val="28"/>
+                <w:sz w:val="24"/>
+                <w:szCs w:val="24"/>
                 <w14:ligatures w14:val="none"/>
               </w:rPr>
             </w:pPr>
@@ -3670,8 +3740,8 @@
                 <w:rFonts w:ascii="Times New Roman" w:eastAsia="Times New Roman" w:hAnsi="Times New Roman" w:cs="Times New Roman"/>
                 <w:bCs/>
                 <w:kern w:val="0"/>
-                <w:sz w:val="28"/>
-                <w:szCs w:val="28"/>
+                <w:sz w:val="24"/>
+                <w:szCs w:val="24"/>
                 <w14:ligatures w14:val="none"/>
               </w:rPr>
               <w:t>31</w:t>
@@ -3697,8 +3767,8 @@
                 <w:rFonts w:ascii="Times New Roman" w:eastAsia="Times New Roman" w:hAnsi="Times New Roman" w:cs="Times New Roman"/>
                 <w:bCs/>
                 <w:kern w:val="0"/>
-                <w:sz w:val="28"/>
-                <w:szCs w:val="28"/>
+                <w:sz w:val="24"/>
+                <w:szCs w:val="24"/>
                 <w14:ligatures w14:val="none"/>
               </w:rPr>
             </w:pPr>
@@ -3707,8 +3777,8 @@
                 <w:rFonts w:ascii="Times New Roman" w:eastAsia="Times New Roman" w:hAnsi="Times New Roman" w:cs="Times New Roman"/>
                 <w:bCs/>
                 <w:kern w:val="0"/>
-                <w:sz w:val="28"/>
-                <w:szCs w:val="28"/>
+                <w:sz w:val="24"/>
+                <w:szCs w:val="24"/>
                 <w14:ligatures w14:val="none"/>
               </w:rPr>
               <w:t>2.2</w:t>
@@ -3728,8 +3798,8 @@
                 <w:rFonts w:ascii="Times New Roman" w:eastAsia="Times New Roman" w:hAnsi="Times New Roman" w:cs="Times New Roman"/>
                 <w:bCs/>
                 <w:kern w:val="0"/>
-                <w:sz w:val="28"/>
-                <w:szCs w:val="28"/>
+                <w:sz w:val="24"/>
+                <w:szCs w:val="24"/>
                 <w14:ligatures w14:val="none"/>
               </w:rPr>
             </w:pPr>
@@ -3738,8 +3808,8 @@
                 <w:rFonts w:ascii="Times New Roman" w:eastAsia="Times New Roman" w:hAnsi="Times New Roman" w:cs="Times New Roman"/>
                 <w:bCs/>
                 <w:kern w:val="0"/>
-                <w:sz w:val="28"/>
-                <w:szCs w:val="28"/>
+                <w:sz w:val="24"/>
+                <w:szCs w:val="24"/>
                 <w14:ligatures w14:val="none"/>
               </w:rPr>
               <w:t>Proposed System</w:t>
@@ -3760,8 +3830,8 @@
                 <w:rFonts w:ascii="Times New Roman" w:eastAsia="Times New Roman" w:hAnsi="Times New Roman" w:cs="Times New Roman"/>
                 <w:bCs/>
                 <w:kern w:val="0"/>
-                <w:sz w:val="28"/>
-                <w:szCs w:val="28"/>
+                <w:sz w:val="24"/>
+                <w:szCs w:val="24"/>
                 <w14:ligatures w14:val="none"/>
               </w:rPr>
             </w:pPr>
@@ -3770,8 +3840,8 @@
                 <w:rFonts w:ascii="Times New Roman" w:eastAsia="Times New Roman" w:hAnsi="Times New Roman" w:cs="Times New Roman"/>
                 <w:bCs/>
                 <w:kern w:val="0"/>
-                <w:sz w:val="28"/>
-                <w:szCs w:val="28"/>
+                <w:sz w:val="24"/>
+                <w:szCs w:val="24"/>
                 <w14:ligatures w14:val="none"/>
               </w:rPr>
               <w:t>34</w:t>
@@ -3797,8 +3867,8 @@
                 <w:rFonts w:ascii="Times New Roman" w:eastAsia="Times New Roman" w:hAnsi="Times New Roman" w:cs="Times New Roman"/>
                 <w:b/>
                 <w:kern w:val="0"/>
-                <w:sz w:val="28"/>
-                <w:szCs w:val="28"/>
+                <w:sz w:val="24"/>
+                <w:szCs w:val="24"/>
                 <w14:ligatures w14:val="none"/>
               </w:rPr>
             </w:pPr>
@@ -3807,8 +3877,8 @@
                 <w:rFonts w:ascii="Times New Roman" w:eastAsia="Times New Roman" w:hAnsi="Times New Roman" w:cs="Times New Roman"/>
                 <w:b/>
                 <w:kern w:val="0"/>
-                <w:sz w:val="28"/>
-                <w:szCs w:val="28"/>
+                <w:sz w:val="24"/>
+                <w:szCs w:val="24"/>
                 <w14:ligatures w14:val="none"/>
               </w:rPr>
               <w:t>3</w:t>
@@ -3828,8 +3898,8 @@
                 <w:rFonts w:ascii="Times New Roman" w:eastAsia="Times New Roman" w:hAnsi="Times New Roman" w:cs="Times New Roman"/>
                 <w:b/>
                 <w:kern w:val="0"/>
-                <w:sz w:val="28"/>
-                <w:szCs w:val="28"/>
+                <w:sz w:val="24"/>
+                <w:szCs w:val="24"/>
                 <w14:ligatures w14:val="none"/>
               </w:rPr>
             </w:pPr>
@@ -3839,8 +3909,8 @@
                 <w:b/>
                 <w:bCs/>
                 <w:kern w:val="0"/>
-                <w:sz w:val="28"/>
-                <w:szCs w:val="28"/>
+                <w:sz w:val="24"/>
+                <w:szCs w:val="24"/>
                 <w14:ligatures w14:val="none"/>
               </w:rPr>
               <w:t>Project Description</w:t>
@@ -3861,8 +3931,8 @@
                 <w:rFonts w:ascii="Times New Roman" w:eastAsia="Times New Roman" w:hAnsi="Times New Roman" w:cs="Times New Roman"/>
                 <w:bCs/>
                 <w:kern w:val="0"/>
-                <w:sz w:val="28"/>
-                <w:szCs w:val="28"/>
+                <w:sz w:val="24"/>
+                <w:szCs w:val="24"/>
                 <w14:ligatures w14:val="none"/>
               </w:rPr>
             </w:pPr>
@@ -3871,8 +3941,8 @@
                 <w:rFonts w:ascii="Times New Roman" w:eastAsia="Times New Roman" w:hAnsi="Times New Roman" w:cs="Times New Roman"/>
                 <w:bCs/>
                 <w:kern w:val="0"/>
-                <w:sz w:val="28"/>
-                <w:szCs w:val="28"/>
+                <w:sz w:val="24"/>
+                <w:szCs w:val="24"/>
                 <w14:ligatures w14:val="none"/>
               </w:rPr>
               <w:t>36</w:t>
@@ -3898,8 +3968,8 @@
                 <w:rFonts w:ascii="Times New Roman" w:eastAsia="Times New Roman" w:hAnsi="Times New Roman" w:cs="Times New Roman"/>
                 <w:bCs/>
                 <w:kern w:val="0"/>
-                <w:sz w:val="28"/>
-                <w:szCs w:val="28"/>
+                <w:sz w:val="24"/>
+                <w:szCs w:val="24"/>
                 <w14:ligatures w14:val="none"/>
               </w:rPr>
             </w:pPr>
@@ -3908,8 +3978,8 @@
                 <w:rFonts w:ascii="Times New Roman" w:eastAsia="Times New Roman" w:hAnsi="Times New Roman" w:cs="Times New Roman"/>
                 <w:bCs/>
                 <w:kern w:val="0"/>
-                <w:sz w:val="28"/>
-                <w:szCs w:val="28"/>
+                <w:sz w:val="24"/>
+                <w:szCs w:val="24"/>
                 <w14:ligatures w14:val="none"/>
               </w:rPr>
               <w:t>3.1</w:t>
@@ -3929,8 +3999,8 @@
                 <w:rFonts w:ascii="Times New Roman" w:eastAsia="Times New Roman" w:hAnsi="Times New Roman" w:cs="Times New Roman"/>
                 <w:bCs/>
                 <w:kern w:val="0"/>
-                <w:sz w:val="28"/>
-                <w:szCs w:val="28"/>
+                <w:sz w:val="24"/>
+                <w:szCs w:val="24"/>
                 <w14:ligatures w14:val="none"/>
               </w:rPr>
             </w:pPr>
@@ -3939,8 +4009,8 @@
                 <w:rFonts w:ascii="Times New Roman" w:eastAsia="Times New Roman" w:hAnsi="Times New Roman" w:cs="Times New Roman"/>
                 <w:bCs/>
                 <w:kern w:val="0"/>
-                <w:sz w:val="28"/>
-                <w:szCs w:val="28"/>
+                <w:sz w:val="24"/>
+                <w:szCs w:val="24"/>
                 <w14:ligatures w14:val="none"/>
               </w:rPr>
               <w:t>Core Concepts Used in Project</w:t>
@@ -3961,8 +4031,8 @@
                 <w:rFonts w:ascii="Times New Roman" w:eastAsia="Times New Roman" w:hAnsi="Times New Roman" w:cs="Times New Roman"/>
                 <w:bCs/>
                 <w:kern w:val="0"/>
-                <w:sz w:val="28"/>
-                <w:szCs w:val="28"/>
+                <w:sz w:val="24"/>
+                <w:szCs w:val="24"/>
                 <w14:ligatures w14:val="none"/>
               </w:rPr>
             </w:pPr>
@@ -3971,8 +4041,8 @@
                 <w:rFonts w:ascii="Times New Roman" w:eastAsia="Times New Roman" w:hAnsi="Times New Roman" w:cs="Times New Roman"/>
                 <w:bCs/>
                 <w:kern w:val="0"/>
-                <w:sz w:val="28"/>
-                <w:szCs w:val="28"/>
+                <w:sz w:val="24"/>
+                <w:szCs w:val="24"/>
                 <w14:ligatures w14:val="none"/>
               </w:rPr>
               <w:t>36</w:t>
@@ -3998,8 +4068,8 @@
                 <w:rFonts w:ascii="Times New Roman" w:eastAsia="Times New Roman" w:hAnsi="Times New Roman" w:cs="Times New Roman"/>
                 <w:bCs/>
                 <w:kern w:val="0"/>
-                <w:sz w:val="28"/>
-                <w:szCs w:val="28"/>
+                <w:sz w:val="24"/>
+                <w:szCs w:val="24"/>
                 <w14:ligatures w14:val="none"/>
               </w:rPr>
             </w:pPr>
@@ -4008,8 +4078,8 @@
                 <w:rFonts w:ascii="Times New Roman" w:eastAsia="Times New Roman" w:hAnsi="Times New Roman" w:cs="Times New Roman"/>
                 <w:bCs/>
                 <w:kern w:val="0"/>
-                <w:sz w:val="28"/>
-                <w:szCs w:val="28"/>
+                <w:sz w:val="24"/>
+                <w:szCs w:val="24"/>
                 <w14:ligatures w14:val="none"/>
               </w:rPr>
               <w:t>3.1.1</w:t>
@@ -4029,8 +4099,8 @@
                 <w:rFonts w:ascii="Times New Roman" w:eastAsia="Times New Roman" w:hAnsi="Times New Roman" w:cs="Times New Roman"/>
                 <w:bCs/>
                 <w:kern w:val="0"/>
-                <w:sz w:val="28"/>
-                <w:szCs w:val="28"/>
+                <w:sz w:val="24"/>
+                <w:szCs w:val="24"/>
                 <w14:ligatures w14:val="none"/>
               </w:rPr>
             </w:pPr>
@@ -4039,8 +4109,8 @@
                 <w:rFonts w:ascii="Times New Roman" w:eastAsia="Times New Roman" w:hAnsi="Times New Roman" w:cs="Times New Roman"/>
                 <w:bCs/>
                 <w:kern w:val="0"/>
-                <w:sz w:val="28"/>
-                <w:szCs w:val="28"/>
+                <w:sz w:val="24"/>
+                <w:szCs w:val="24"/>
                 <w14:ligatures w14:val="none"/>
               </w:rPr>
               <w:t>Artificial Intelligence and Large Language Models</w:t>
@@ -4061,8 +4131,8 @@
                 <w:rFonts w:ascii="Times New Roman" w:eastAsia="Times New Roman" w:hAnsi="Times New Roman" w:cs="Times New Roman"/>
                 <w:bCs/>
                 <w:kern w:val="0"/>
-                <w:sz w:val="28"/>
-                <w:szCs w:val="28"/>
+                <w:sz w:val="24"/>
+                <w:szCs w:val="24"/>
                 <w14:ligatures w14:val="none"/>
               </w:rPr>
             </w:pPr>
@@ -4071,8 +4141,8 @@
                 <w:rFonts w:ascii="Times New Roman" w:eastAsia="Times New Roman" w:hAnsi="Times New Roman" w:cs="Times New Roman"/>
                 <w:bCs/>
                 <w:kern w:val="0"/>
-                <w:sz w:val="28"/>
-                <w:szCs w:val="28"/>
+                <w:sz w:val="24"/>
+                <w:szCs w:val="24"/>
                 <w14:ligatures w14:val="none"/>
               </w:rPr>
               <w:t>36</w:t>
@@ -4098,8 +4168,8 @@
                 <w:rFonts w:ascii="Times New Roman" w:eastAsia="Times New Roman" w:hAnsi="Times New Roman" w:cs="Times New Roman"/>
                 <w:bCs/>
                 <w:kern w:val="0"/>
-                <w:sz w:val="28"/>
-                <w:szCs w:val="28"/>
+                <w:sz w:val="24"/>
+                <w:szCs w:val="24"/>
                 <w14:ligatures w14:val="none"/>
               </w:rPr>
             </w:pPr>
@@ -4108,8 +4178,8 @@
                 <w:rFonts w:ascii="Times New Roman" w:eastAsia="Times New Roman" w:hAnsi="Times New Roman" w:cs="Times New Roman"/>
                 <w:bCs/>
                 <w:kern w:val="0"/>
-                <w:sz w:val="28"/>
-                <w:szCs w:val="28"/>
+                <w:sz w:val="24"/>
+                <w:szCs w:val="24"/>
                 <w14:ligatures w14:val="none"/>
               </w:rPr>
               <w:t>3.1.2</w:t>
@@ -4129,8 +4199,8 @@
                 <w:rFonts w:ascii="Times New Roman" w:eastAsia="Times New Roman" w:hAnsi="Times New Roman" w:cs="Times New Roman"/>
                 <w:bCs/>
                 <w:kern w:val="0"/>
-                <w:sz w:val="28"/>
-                <w:szCs w:val="28"/>
+                <w:sz w:val="24"/>
+                <w:szCs w:val="24"/>
                 <w14:ligatures w14:val="none"/>
               </w:rPr>
             </w:pPr>
@@ -4139,8 +4209,8 @@
                 <w:rFonts w:ascii="Times New Roman" w:eastAsia="Times New Roman" w:hAnsi="Times New Roman" w:cs="Times New Roman"/>
                 <w:bCs/>
                 <w:kern w:val="0"/>
-                <w:sz w:val="28"/>
-                <w:szCs w:val="28"/>
+                <w:sz w:val="24"/>
+                <w:szCs w:val="24"/>
                 <w14:ligatures w14:val="none"/>
               </w:rPr>
               <w:t>Automated Code Analysis</w:t>
@@ -4161,8 +4231,8 @@
                 <w:rFonts w:ascii="Times New Roman" w:eastAsia="Times New Roman" w:hAnsi="Times New Roman" w:cs="Times New Roman"/>
                 <w:bCs/>
                 <w:kern w:val="0"/>
-                <w:sz w:val="28"/>
-                <w:szCs w:val="28"/>
+                <w:sz w:val="24"/>
+                <w:szCs w:val="24"/>
                 <w14:ligatures w14:val="none"/>
               </w:rPr>
             </w:pPr>
@@ -4171,8 +4241,8 @@
                 <w:rFonts w:ascii="Times New Roman" w:eastAsia="Times New Roman" w:hAnsi="Times New Roman" w:cs="Times New Roman"/>
                 <w:bCs/>
                 <w:kern w:val="0"/>
-                <w:sz w:val="28"/>
-                <w:szCs w:val="28"/>
+                <w:sz w:val="24"/>
+                <w:szCs w:val="24"/>
                 <w14:ligatures w14:val="none"/>
               </w:rPr>
               <w:t>37</w:t>
@@ -4198,8 +4268,8 @@
                 <w:rFonts w:ascii="Times New Roman" w:eastAsia="Times New Roman" w:hAnsi="Times New Roman" w:cs="Times New Roman"/>
                 <w:bCs/>
                 <w:kern w:val="0"/>
-                <w:sz w:val="28"/>
-                <w:szCs w:val="28"/>
+                <w:sz w:val="24"/>
+                <w:szCs w:val="24"/>
                 <w14:ligatures w14:val="none"/>
               </w:rPr>
             </w:pPr>
@@ -4208,8 +4278,8 @@
                 <w:rFonts w:ascii="Times New Roman" w:eastAsia="Times New Roman" w:hAnsi="Times New Roman" w:cs="Times New Roman"/>
                 <w:bCs/>
                 <w:kern w:val="0"/>
-                <w:sz w:val="28"/>
-                <w:szCs w:val="28"/>
+                <w:sz w:val="24"/>
+                <w:szCs w:val="24"/>
                 <w14:ligatures w14:val="none"/>
               </w:rPr>
               <w:t>3.1.3</w:t>
@@ -4229,8 +4299,8 @@
                 <w:rFonts w:ascii="Times New Roman" w:eastAsia="Times New Roman" w:hAnsi="Times New Roman" w:cs="Times New Roman"/>
                 <w:bCs/>
                 <w:kern w:val="0"/>
-                <w:sz w:val="28"/>
-                <w:szCs w:val="28"/>
+                <w:sz w:val="24"/>
+                <w:szCs w:val="24"/>
                 <w14:ligatures w14:val="none"/>
               </w:rPr>
             </w:pPr>
@@ -4239,8 +4309,8 @@
                 <w:rFonts w:ascii="Times New Roman" w:eastAsia="Times New Roman" w:hAnsi="Times New Roman" w:cs="Times New Roman"/>
                 <w:bCs/>
                 <w:kern w:val="0"/>
-                <w:sz w:val="28"/>
-                <w:szCs w:val="28"/>
+                <w:sz w:val="24"/>
+                <w:szCs w:val="24"/>
                 <w14:ligatures w14:val="none"/>
               </w:rPr>
               <w:t>Agent-Based Workflow</w:t>
@@ -4261,8 +4331,8 @@
                 <w:rFonts w:ascii="Times New Roman" w:eastAsia="Times New Roman" w:hAnsi="Times New Roman" w:cs="Times New Roman"/>
                 <w:bCs/>
                 <w:kern w:val="0"/>
-                <w:sz w:val="28"/>
-                <w:szCs w:val="28"/>
+                <w:sz w:val="24"/>
+                <w:szCs w:val="24"/>
                 <w14:ligatures w14:val="none"/>
               </w:rPr>
             </w:pPr>
@@ -4271,8 +4341,8 @@
                 <w:rFonts w:ascii="Times New Roman" w:eastAsia="Times New Roman" w:hAnsi="Times New Roman" w:cs="Times New Roman"/>
                 <w:bCs/>
                 <w:kern w:val="0"/>
-                <w:sz w:val="28"/>
-                <w:szCs w:val="28"/>
+                <w:sz w:val="24"/>
+                <w:szCs w:val="24"/>
                 <w14:ligatures w14:val="none"/>
               </w:rPr>
               <w:t>38</w:t>
@@ -4298,8 +4368,8 @@
                 <w:rFonts w:ascii="Times New Roman" w:eastAsia="Times New Roman" w:hAnsi="Times New Roman" w:cs="Times New Roman"/>
                 <w:bCs/>
                 <w:kern w:val="0"/>
-                <w:sz w:val="28"/>
-                <w:szCs w:val="28"/>
+                <w:sz w:val="24"/>
+                <w:szCs w:val="24"/>
                 <w14:ligatures w14:val="none"/>
               </w:rPr>
             </w:pPr>
@@ -4308,11 +4378,10 @@
                 <w:rFonts w:ascii="Times New Roman" w:eastAsia="Times New Roman" w:hAnsi="Times New Roman" w:cs="Times New Roman"/>
                 <w:bCs/>
                 <w:kern w:val="0"/>
-                <w:sz w:val="28"/>
-                <w:szCs w:val="28"/>
-                <w14:ligatures w14:val="none"/>
-              </w:rPr>
-              <w:lastRenderedPageBreak/>
+                <w:sz w:val="24"/>
+                <w:szCs w:val="24"/>
+                <w14:ligatures w14:val="none"/>
+              </w:rPr>
               <w:t>3.1.4</w:t>
             </w:r>
           </w:p>
@@ -4330,8 +4399,8 @@
                 <w:rFonts w:ascii="Times New Roman" w:eastAsia="Times New Roman" w:hAnsi="Times New Roman" w:cs="Times New Roman"/>
                 <w:bCs/>
                 <w:kern w:val="0"/>
-                <w:sz w:val="28"/>
-                <w:szCs w:val="28"/>
+                <w:sz w:val="24"/>
+                <w:szCs w:val="24"/>
                 <w14:ligatures w14:val="none"/>
               </w:rPr>
             </w:pPr>
@@ -4340,8 +4409,8 @@
                 <w:rFonts w:ascii="Times New Roman" w:eastAsia="Times New Roman" w:hAnsi="Times New Roman" w:cs="Times New Roman"/>
                 <w:bCs/>
                 <w:kern w:val="0"/>
-                <w:sz w:val="28"/>
-                <w:szCs w:val="28"/>
+                <w:sz w:val="24"/>
+                <w:szCs w:val="24"/>
                 <w14:ligatures w14:val="none"/>
               </w:rPr>
               <w:t>API-Based System Integration</w:t>
@@ -4362,8 +4431,8 @@
                 <w:rFonts w:ascii="Times New Roman" w:eastAsia="Times New Roman" w:hAnsi="Times New Roman" w:cs="Times New Roman"/>
                 <w:bCs/>
                 <w:kern w:val="0"/>
-                <w:sz w:val="28"/>
-                <w:szCs w:val="28"/>
+                <w:sz w:val="24"/>
+                <w:szCs w:val="24"/>
                 <w14:ligatures w14:val="none"/>
               </w:rPr>
             </w:pPr>
@@ -4372,8 +4441,8 @@
                 <w:rFonts w:ascii="Times New Roman" w:eastAsia="Times New Roman" w:hAnsi="Times New Roman" w:cs="Times New Roman"/>
                 <w:bCs/>
                 <w:kern w:val="0"/>
-                <w:sz w:val="28"/>
-                <w:szCs w:val="28"/>
+                <w:sz w:val="24"/>
+                <w:szCs w:val="24"/>
                 <w14:ligatures w14:val="none"/>
               </w:rPr>
               <w:t>39</w:t>
@@ -4399,8 +4468,8 @@
                 <w:rFonts w:ascii="Times New Roman" w:eastAsia="Times New Roman" w:hAnsi="Times New Roman" w:cs="Times New Roman"/>
                 <w:bCs/>
                 <w:kern w:val="0"/>
-                <w:sz w:val="28"/>
-                <w:szCs w:val="28"/>
+                <w:sz w:val="24"/>
+                <w:szCs w:val="24"/>
                 <w14:ligatures w14:val="none"/>
               </w:rPr>
             </w:pPr>
@@ -4409,8 +4478,8 @@
                 <w:rFonts w:ascii="Times New Roman" w:eastAsia="Times New Roman" w:hAnsi="Times New Roman" w:cs="Times New Roman"/>
                 <w:bCs/>
                 <w:kern w:val="0"/>
-                <w:sz w:val="28"/>
-                <w:szCs w:val="28"/>
+                <w:sz w:val="24"/>
+                <w:szCs w:val="24"/>
                 <w14:ligatures w14:val="none"/>
               </w:rPr>
               <w:t>3.2</w:t>
@@ -4430,8 +4499,8 @@
                 <w:rFonts w:ascii="Times New Roman" w:eastAsia="Times New Roman" w:hAnsi="Times New Roman" w:cs="Times New Roman"/>
                 <w:bCs/>
                 <w:kern w:val="0"/>
-                <w:sz w:val="28"/>
-                <w:szCs w:val="28"/>
+                <w:sz w:val="24"/>
+                <w:szCs w:val="24"/>
                 <w14:ligatures w14:val="none"/>
               </w:rPr>
             </w:pPr>
@@ -4440,8 +4509,8 @@
                 <w:rFonts w:ascii="Times New Roman" w:eastAsia="Times New Roman" w:hAnsi="Times New Roman" w:cs="Times New Roman"/>
                 <w:bCs/>
                 <w:kern w:val="0"/>
-                <w:sz w:val="28"/>
-                <w:szCs w:val="28"/>
+                <w:sz w:val="24"/>
+                <w:szCs w:val="24"/>
                 <w14:ligatures w14:val="none"/>
               </w:rPr>
               <w:t>SWOT Analysis</w:t>
@@ -4462,8 +4531,8 @@
                 <w:rFonts w:ascii="Times New Roman" w:eastAsia="Times New Roman" w:hAnsi="Times New Roman" w:cs="Times New Roman"/>
                 <w:bCs/>
                 <w:kern w:val="0"/>
-                <w:sz w:val="28"/>
-                <w:szCs w:val="28"/>
+                <w:sz w:val="24"/>
+                <w:szCs w:val="24"/>
                 <w14:ligatures w14:val="none"/>
               </w:rPr>
             </w:pPr>
@@ -4472,8 +4541,8 @@
                 <w:rFonts w:ascii="Times New Roman" w:eastAsia="Times New Roman" w:hAnsi="Times New Roman" w:cs="Times New Roman"/>
                 <w:bCs/>
                 <w:kern w:val="0"/>
-                <w:sz w:val="28"/>
-                <w:szCs w:val="28"/>
+                <w:sz w:val="24"/>
+                <w:szCs w:val="24"/>
                 <w14:ligatures w14:val="none"/>
               </w:rPr>
               <w:t>40</w:t>
@@ -4499,8 +4568,8 @@
                 <w:rFonts w:ascii="Times New Roman" w:eastAsia="Times New Roman" w:hAnsi="Times New Roman" w:cs="Times New Roman"/>
                 <w:bCs/>
                 <w:kern w:val="0"/>
-                <w:sz w:val="28"/>
-                <w:szCs w:val="28"/>
+                <w:sz w:val="24"/>
+                <w:szCs w:val="24"/>
                 <w14:ligatures w14:val="none"/>
               </w:rPr>
             </w:pPr>
@@ -4509,8 +4578,8 @@
                 <w:rFonts w:ascii="Times New Roman" w:eastAsia="Times New Roman" w:hAnsi="Times New Roman" w:cs="Times New Roman"/>
                 <w:bCs/>
                 <w:kern w:val="0"/>
-                <w:sz w:val="28"/>
-                <w:szCs w:val="28"/>
+                <w:sz w:val="24"/>
+                <w:szCs w:val="24"/>
                 <w14:ligatures w14:val="none"/>
               </w:rPr>
               <w:t>3.2.1</w:t>
@@ -4530,8 +4599,8 @@
                 <w:rFonts w:ascii="Times New Roman" w:eastAsia="Times New Roman" w:hAnsi="Times New Roman" w:cs="Times New Roman"/>
                 <w:bCs/>
                 <w:kern w:val="0"/>
-                <w:sz w:val="28"/>
-                <w:szCs w:val="28"/>
+                <w:sz w:val="24"/>
+                <w:szCs w:val="24"/>
                 <w14:ligatures w14:val="none"/>
               </w:rPr>
             </w:pPr>
@@ -4540,8 +4609,8 @@
                 <w:rFonts w:ascii="Times New Roman" w:eastAsia="Times New Roman" w:hAnsi="Times New Roman" w:cs="Times New Roman"/>
                 <w:bCs/>
                 <w:kern w:val="0"/>
-                <w:sz w:val="28"/>
-                <w:szCs w:val="28"/>
+                <w:sz w:val="24"/>
+                <w:szCs w:val="24"/>
                 <w14:ligatures w14:val="none"/>
               </w:rPr>
               <w:t>Strengths</w:t>
@@ -4562,8 +4631,8 @@
                 <w:rFonts w:ascii="Times New Roman" w:eastAsia="Times New Roman" w:hAnsi="Times New Roman" w:cs="Times New Roman"/>
                 <w:bCs/>
                 <w:kern w:val="0"/>
-                <w:sz w:val="28"/>
-                <w:szCs w:val="28"/>
+                <w:sz w:val="24"/>
+                <w:szCs w:val="24"/>
                 <w14:ligatures w14:val="none"/>
               </w:rPr>
             </w:pPr>
@@ -4572,8 +4641,8 @@
                 <w:rFonts w:ascii="Times New Roman" w:eastAsia="Times New Roman" w:hAnsi="Times New Roman" w:cs="Times New Roman"/>
                 <w:bCs/>
                 <w:kern w:val="0"/>
-                <w:sz w:val="28"/>
-                <w:szCs w:val="28"/>
+                <w:sz w:val="24"/>
+                <w:szCs w:val="24"/>
                 <w14:ligatures w14:val="none"/>
               </w:rPr>
               <w:t>40</w:t>
@@ -4599,8 +4668,8 @@
                 <w:rFonts w:ascii="Times New Roman" w:eastAsia="Times New Roman" w:hAnsi="Times New Roman" w:cs="Times New Roman"/>
                 <w:bCs/>
                 <w:kern w:val="0"/>
-                <w:sz w:val="28"/>
-                <w:szCs w:val="28"/>
+                <w:sz w:val="24"/>
+                <w:szCs w:val="24"/>
                 <w14:ligatures w14:val="none"/>
               </w:rPr>
             </w:pPr>
@@ -4609,8 +4678,8 @@
                 <w:rFonts w:ascii="Times New Roman" w:eastAsia="Times New Roman" w:hAnsi="Times New Roman" w:cs="Times New Roman"/>
                 <w:bCs/>
                 <w:kern w:val="0"/>
-                <w:sz w:val="28"/>
-                <w:szCs w:val="28"/>
+                <w:sz w:val="24"/>
+                <w:szCs w:val="24"/>
                 <w14:ligatures w14:val="none"/>
               </w:rPr>
               <w:t>3.2.2</w:t>
@@ -4630,8 +4699,8 @@
                 <w:rFonts w:ascii="Times New Roman" w:eastAsia="Times New Roman" w:hAnsi="Times New Roman" w:cs="Times New Roman"/>
                 <w:bCs/>
                 <w:kern w:val="0"/>
-                <w:sz w:val="28"/>
-                <w:szCs w:val="28"/>
+                <w:sz w:val="24"/>
+                <w:szCs w:val="24"/>
                 <w14:ligatures w14:val="none"/>
               </w:rPr>
             </w:pPr>
@@ -4640,8 +4709,8 @@
                 <w:rFonts w:ascii="Times New Roman" w:eastAsia="Times New Roman" w:hAnsi="Times New Roman" w:cs="Times New Roman"/>
                 <w:bCs/>
                 <w:kern w:val="0"/>
-                <w:sz w:val="28"/>
-                <w:szCs w:val="28"/>
+                <w:sz w:val="24"/>
+                <w:szCs w:val="24"/>
                 <w14:ligatures w14:val="none"/>
               </w:rPr>
               <w:t>Weakness</w:t>
@@ -4662,8 +4731,8 @@
                 <w:rFonts w:ascii="Times New Roman" w:eastAsia="Times New Roman" w:hAnsi="Times New Roman" w:cs="Times New Roman"/>
                 <w:bCs/>
                 <w:kern w:val="0"/>
-                <w:sz w:val="28"/>
-                <w:szCs w:val="28"/>
+                <w:sz w:val="24"/>
+                <w:szCs w:val="24"/>
                 <w14:ligatures w14:val="none"/>
               </w:rPr>
             </w:pPr>
@@ -4672,8 +4741,8 @@
                 <w:rFonts w:ascii="Times New Roman" w:eastAsia="Times New Roman" w:hAnsi="Times New Roman" w:cs="Times New Roman"/>
                 <w:bCs/>
                 <w:kern w:val="0"/>
-                <w:sz w:val="28"/>
-                <w:szCs w:val="28"/>
+                <w:sz w:val="24"/>
+                <w:szCs w:val="24"/>
                 <w14:ligatures w14:val="none"/>
               </w:rPr>
               <w:t>41</w:t>
@@ -4699,8 +4768,8 @@
                 <w:rFonts w:ascii="Times New Roman" w:eastAsia="Times New Roman" w:hAnsi="Times New Roman" w:cs="Times New Roman"/>
                 <w:bCs/>
                 <w:kern w:val="0"/>
-                <w:sz w:val="28"/>
-                <w:szCs w:val="28"/>
+                <w:sz w:val="24"/>
+                <w:szCs w:val="24"/>
                 <w14:ligatures w14:val="none"/>
               </w:rPr>
             </w:pPr>
@@ -4709,10 +4778,11 @@
                 <w:rFonts w:ascii="Times New Roman" w:eastAsia="Times New Roman" w:hAnsi="Times New Roman" w:cs="Times New Roman"/>
                 <w:bCs/>
                 <w:kern w:val="0"/>
-                <w:sz w:val="28"/>
-                <w:szCs w:val="28"/>
-                <w14:ligatures w14:val="none"/>
-              </w:rPr>
+                <w:sz w:val="24"/>
+                <w:szCs w:val="24"/>
+                <w14:ligatures w14:val="none"/>
+              </w:rPr>
+              <w:lastRenderedPageBreak/>
               <w:t>3.2.3</w:t>
             </w:r>
           </w:p>
@@ -4730,8 +4800,8 @@
                 <w:rFonts w:ascii="Times New Roman" w:eastAsia="Times New Roman" w:hAnsi="Times New Roman" w:cs="Times New Roman"/>
                 <w:bCs/>
                 <w:kern w:val="0"/>
-                <w:sz w:val="28"/>
-                <w:szCs w:val="28"/>
+                <w:sz w:val="24"/>
+                <w:szCs w:val="24"/>
                 <w14:ligatures w14:val="none"/>
               </w:rPr>
             </w:pPr>
@@ -4740,8 +4810,8 @@
                 <w:rFonts w:ascii="Times New Roman" w:eastAsia="Times New Roman" w:hAnsi="Times New Roman" w:cs="Times New Roman"/>
                 <w:bCs/>
                 <w:kern w:val="0"/>
-                <w:sz w:val="28"/>
-                <w:szCs w:val="28"/>
+                <w:sz w:val="24"/>
+                <w:szCs w:val="24"/>
                 <w14:ligatures w14:val="none"/>
               </w:rPr>
               <w:t>Opportunities</w:t>
@@ -4762,8 +4832,8 @@
                 <w:rFonts w:ascii="Times New Roman" w:eastAsia="Times New Roman" w:hAnsi="Times New Roman" w:cs="Times New Roman"/>
                 <w:bCs/>
                 <w:kern w:val="0"/>
-                <w:sz w:val="28"/>
-                <w:szCs w:val="28"/>
+                <w:sz w:val="24"/>
+                <w:szCs w:val="24"/>
                 <w14:ligatures w14:val="none"/>
               </w:rPr>
             </w:pPr>
@@ -4772,8 +4842,8 @@
                 <w:rFonts w:ascii="Times New Roman" w:eastAsia="Times New Roman" w:hAnsi="Times New Roman" w:cs="Times New Roman"/>
                 <w:bCs/>
                 <w:kern w:val="0"/>
-                <w:sz w:val="28"/>
-                <w:szCs w:val="28"/>
+                <w:sz w:val="24"/>
+                <w:szCs w:val="24"/>
                 <w14:ligatures w14:val="none"/>
               </w:rPr>
               <w:t>41</w:t>
@@ -4799,8 +4869,8 @@
                 <w:rFonts w:ascii="Times New Roman" w:eastAsia="Times New Roman" w:hAnsi="Times New Roman" w:cs="Times New Roman"/>
                 <w:bCs/>
                 <w:kern w:val="0"/>
-                <w:sz w:val="28"/>
-                <w:szCs w:val="28"/>
+                <w:sz w:val="24"/>
+                <w:szCs w:val="24"/>
                 <w14:ligatures w14:val="none"/>
               </w:rPr>
             </w:pPr>
@@ -4809,8 +4879,8 @@
                 <w:rFonts w:ascii="Times New Roman" w:eastAsia="Times New Roman" w:hAnsi="Times New Roman" w:cs="Times New Roman"/>
                 <w:bCs/>
                 <w:kern w:val="0"/>
-                <w:sz w:val="28"/>
-                <w:szCs w:val="28"/>
+                <w:sz w:val="24"/>
+                <w:szCs w:val="24"/>
                 <w14:ligatures w14:val="none"/>
               </w:rPr>
               <w:t>3.2.4</w:t>
@@ -4830,8 +4900,8 @@
                 <w:rFonts w:ascii="Times New Roman" w:eastAsia="Times New Roman" w:hAnsi="Times New Roman" w:cs="Times New Roman"/>
                 <w:bCs/>
                 <w:kern w:val="0"/>
-                <w:sz w:val="28"/>
-                <w:szCs w:val="28"/>
+                <w:sz w:val="24"/>
+                <w:szCs w:val="24"/>
                 <w14:ligatures w14:val="none"/>
               </w:rPr>
             </w:pPr>
@@ -4840,8 +4910,8 @@
                 <w:rFonts w:ascii="Times New Roman" w:eastAsia="Times New Roman" w:hAnsi="Times New Roman" w:cs="Times New Roman"/>
                 <w:bCs/>
                 <w:kern w:val="0"/>
-                <w:sz w:val="28"/>
-                <w:szCs w:val="28"/>
+                <w:sz w:val="24"/>
+                <w:szCs w:val="24"/>
                 <w14:ligatures w14:val="none"/>
               </w:rPr>
               <w:t>Threats</w:t>
@@ -4862,8 +4932,8 @@
                 <w:rFonts w:ascii="Times New Roman" w:eastAsia="Times New Roman" w:hAnsi="Times New Roman" w:cs="Times New Roman"/>
                 <w:bCs/>
                 <w:kern w:val="0"/>
-                <w:sz w:val="28"/>
-                <w:szCs w:val="28"/>
+                <w:sz w:val="24"/>
+                <w:szCs w:val="24"/>
                 <w14:ligatures w14:val="none"/>
               </w:rPr>
             </w:pPr>
@@ -4872,8 +4942,8 @@
                 <w:rFonts w:ascii="Times New Roman" w:eastAsia="Times New Roman" w:hAnsi="Times New Roman" w:cs="Times New Roman"/>
                 <w:bCs/>
                 <w:kern w:val="0"/>
-                <w:sz w:val="28"/>
-                <w:szCs w:val="28"/>
+                <w:sz w:val="24"/>
+                <w:szCs w:val="24"/>
                 <w14:ligatures w14:val="none"/>
               </w:rPr>
               <w:t>42</w:t>
@@ -4899,8 +4969,8 @@
                 <w:rFonts w:ascii="Times New Roman" w:eastAsia="Times New Roman" w:hAnsi="Times New Roman" w:cs="Times New Roman"/>
                 <w:bCs/>
                 <w:kern w:val="0"/>
-                <w:sz w:val="28"/>
-                <w:szCs w:val="28"/>
+                <w:sz w:val="24"/>
+                <w:szCs w:val="24"/>
                 <w14:ligatures w14:val="none"/>
               </w:rPr>
             </w:pPr>
@@ -4909,8 +4979,8 @@
                 <w:rFonts w:ascii="Times New Roman" w:eastAsia="Times New Roman" w:hAnsi="Times New Roman" w:cs="Times New Roman"/>
                 <w:bCs/>
                 <w:kern w:val="0"/>
-                <w:sz w:val="28"/>
-                <w:szCs w:val="28"/>
+                <w:sz w:val="24"/>
+                <w:szCs w:val="24"/>
                 <w14:ligatures w14:val="none"/>
               </w:rPr>
               <w:t>3.3</w:t>
@@ -4930,8 +5000,8 @@
                 <w:rFonts w:ascii="Times New Roman" w:eastAsia="Times New Roman" w:hAnsi="Times New Roman" w:cs="Times New Roman"/>
                 <w:bCs/>
                 <w:kern w:val="0"/>
-                <w:sz w:val="28"/>
-                <w:szCs w:val="28"/>
+                <w:sz w:val="24"/>
+                <w:szCs w:val="24"/>
                 <w14:ligatures w14:val="none"/>
               </w:rPr>
             </w:pPr>
@@ -4940,8 +5010,8 @@
                 <w:rFonts w:ascii="Times New Roman" w:eastAsia="Times New Roman" w:hAnsi="Times New Roman" w:cs="Times New Roman"/>
                 <w:bCs/>
                 <w:kern w:val="0"/>
-                <w:sz w:val="28"/>
-                <w:szCs w:val="28"/>
+                <w:sz w:val="24"/>
+                <w:szCs w:val="24"/>
                 <w14:ligatures w14:val="none"/>
               </w:rPr>
               <w:t>Project Features</w:t>
@@ -4962,8 +5032,8 @@
                 <w:rFonts w:ascii="Times New Roman" w:eastAsia="Times New Roman" w:hAnsi="Times New Roman" w:cs="Times New Roman"/>
                 <w:bCs/>
                 <w:kern w:val="0"/>
-                <w:sz w:val="28"/>
-                <w:szCs w:val="28"/>
+                <w:sz w:val="24"/>
+                <w:szCs w:val="24"/>
                 <w14:ligatures w14:val="none"/>
               </w:rPr>
             </w:pPr>
@@ -4972,8 +5042,8 @@
                 <w:rFonts w:ascii="Times New Roman" w:eastAsia="Times New Roman" w:hAnsi="Times New Roman" w:cs="Times New Roman"/>
                 <w:bCs/>
                 <w:kern w:val="0"/>
-                <w:sz w:val="28"/>
-                <w:szCs w:val="28"/>
+                <w:sz w:val="24"/>
+                <w:szCs w:val="24"/>
                 <w14:ligatures w14:val="none"/>
               </w:rPr>
               <w:t>43</w:t>
@@ -4999,8 +5069,8 @@
                 <w:rFonts w:ascii="Times New Roman" w:eastAsia="Times New Roman" w:hAnsi="Times New Roman" w:cs="Times New Roman"/>
                 <w:bCs/>
                 <w:kern w:val="0"/>
-                <w:sz w:val="28"/>
-                <w:szCs w:val="28"/>
+                <w:sz w:val="24"/>
+                <w:szCs w:val="24"/>
                 <w14:ligatures w14:val="none"/>
               </w:rPr>
             </w:pPr>
@@ -5009,8 +5079,8 @@
                 <w:rFonts w:ascii="Times New Roman" w:eastAsia="Times New Roman" w:hAnsi="Times New Roman" w:cs="Times New Roman"/>
                 <w:bCs/>
                 <w:kern w:val="0"/>
-                <w:sz w:val="28"/>
-                <w:szCs w:val="28"/>
+                <w:sz w:val="24"/>
+                <w:szCs w:val="24"/>
                 <w14:ligatures w14:val="none"/>
               </w:rPr>
               <w:t>3.4</w:t>
@@ -5030,8 +5100,8 @@
                 <w:rFonts w:ascii="Times New Roman" w:eastAsia="Times New Roman" w:hAnsi="Times New Roman" w:cs="Times New Roman"/>
                 <w:bCs/>
                 <w:kern w:val="0"/>
-                <w:sz w:val="28"/>
-                <w:szCs w:val="28"/>
+                <w:sz w:val="24"/>
+                <w:szCs w:val="24"/>
                 <w14:ligatures w14:val="none"/>
               </w:rPr>
             </w:pPr>
@@ -5040,8 +5110,8 @@
                 <w:rFonts w:ascii="Times New Roman" w:eastAsia="Times New Roman" w:hAnsi="Times New Roman" w:cs="Times New Roman"/>
                 <w:bCs/>
                 <w:kern w:val="0"/>
-                <w:sz w:val="28"/>
-                <w:szCs w:val="28"/>
+                <w:sz w:val="24"/>
+                <w:szCs w:val="24"/>
                 <w14:ligatures w14:val="none"/>
               </w:rPr>
               <w:t>Methodology</w:t>
@@ -5062,8 +5132,8 @@
                 <w:rFonts w:ascii="Times New Roman" w:eastAsia="Times New Roman" w:hAnsi="Times New Roman" w:cs="Times New Roman"/>
                 <w:bCs/>
                 <w:kern w:val="0"/>
-                <w:sz w:val="28"/>
-                <w:szCs w:val="28"/>
+                <w:sz w:val="24"/>
+                <w:szCs w:val="24"/>
                 <w14:ligatures w14:val="none"/>
               </w:rPr>
             </w:pPr>
@@ -5072,8 +5142,8 @@
                 <w:rFonts w:ascii="Times New Roman" w:eastAsia="Times New Roman" w:hAnsi="Times New Roman" w:cs="Times New Roman"/>
                 <w:bCs/>
                 <w:kern w:val="0"/>
-                <w:sz w:val="28"/>
-                <w:szCs w:val="28"/>
+                <w:sz w:val="24"/>
+                <w:szCs w:val="24"/>
                 <w14:ligatures w14:val="none"/>
               </w:rPr>
               <w:t>46</w:t>
@@ -5099,8 +5169,8 @@
                 <w:rFonts w:ascii="Times New Roman" w:eastAsia="Times New Roman" w:hAnsi="Times New Roman" w:cs="Times New Roman"/>
                 <w:bCs/>
                 <w:kern w:val="0"/>
-                <w:sz w:val="28"/>
-                <w:szCs w:val="28"/>
+                <w:sz w:val="24"/>
+                <w:szCs w:val="24"/>
                 <w14:ligatures w14:val="none"/>
               </w:rPr>
             </w:pPr>
@@ -5109,8 +5179,8 @@
                 <w:rFonts w:ascii="Times New Roman" w:eastAsia="Times New Roman" w:hAnsi="Times New Roman" w:cs="Times New Roman"/>
                 <w:bCs/>
                 <w:kern w:val="0"/>
-                <w:sz w:val="28"/>
-                <w:szCs w:val="28"/>
+                <w:sz w:val="24"/>
+                <w:szCs w:val="24"/>
                 <w14:ligatures w14:val="none"/>
               </w:rPr>
               <w:t>3.5</w:t>
@@ -5130,8 +5200,8 @@
                 <w:rFonts w:ascii="Times New Roman" w:eastAsia="Times New Roman" w:hAnsi="Times New Roman" w:cs="Times New Roman"/>
                 <w:bCs/>
                 <w:kern w:val="0"/>
-                <w:sz w:val="28"/>
-                <w:szCs w:val="28"/>
+                <w:sz w:val="24"/>
+                <w:szCs w:val="24"/>
                 <w14:ligatures w14:val="none"/>
               </w:rPr>
             </w:pPr>
@@ -5140,8 +5210,8 @@
                 <w:rFonts w:ascii="Times New Roman" w:eastAsia="Times New Roman" w:hAnsi="Times New Roman" w:cs="Times New Roman"/>
                 <w:bCs/>
                 <w:kern w:val="0"/>
-                <w:sz w:val="28"/>
-                <w:szCs w:val="28"/>
+                <w:sz w:val="24"/>
+                <w:szCs w:val="24"/>
                 <w14:ligatures w14:val="none"/>
               </w:rPr>
               <w:t>System Framework</w:t>
@@ -5162,8 +5232,8 @@
                 <w:rFonts w:ascii="Times New Roman" w:eastAsia="Times New Roman" w:hAnsi="Times New Roman" w:cs="Times New Roman"/>
                 <w:bCs/>
                 <w:kern w:val="0"/>
-                <w:sz w:val="28"/>
-                <w:szCs w:val="28"/>
+                <w:sz w:val="24"/>
+                <w:szCs w:val="24"/>
                 <w14:ligatures w14:val="none"/>
               </w:rPr>
             </w:pPr>
@@ -5172,8 +5242,8 @@
                 <w:rFonts w:ascii="Times New Roman" w:eastAsia="Times New Roman" w:hAnsi="Times New Roman" w:cs="Times New Roman"/>
                 <w:bCs/>
                 <w:kern w:val="0"/>
-                <w:sz w:val="28"/>
-                <w:szCs w:val="28"/>
+                <w:sz w:val="24"/>
+                <w:szCs w:val="24"/>
                 <w14:ligatures w14:val="none"/>
               </w:rPr>
               <w:t>48</w:t>
@@ -5199,8 +5269,8 @@
                 <w:rFonts w:ascii="Times New Roman" w:eastAsia="Times New Roman" w:hAnsi="Times New Roman" w:cs="Times New Roman"/>
                 <w:bCs/>
                 <w:kern w:val="0"/>
-                <w:sz w:val="28"/>
-                <w:szCs w:val="28"/>
+                <w:sz w:val="24"/>
+                <w:szCs w:val="24"/>
                 <w14:ligatures w14:val="none"/>
               </w:rPr>
             </w:pPr>
@@ -5209,8 +5279,8 @@
                 <w:rFonts w:ascii="Times New Roman" w:eastAsia="Times New Roman" w:hAnsi="Times New Roman" w:cs="Times New Roman"/>
                 <w:bCs/>
                 <w:kern w:val="0"/>
-                <w:sz w:val="28"/>
-                <w:szCs w:val="28"/>
+                <w:sz w:val="24"/>
+                <w:szCs w:val="24"/>
                 <w14:ligatures w14:val="none"/>
               </w:rPr>
               <w:t>3.6</w:t>
@@ -5230,8 +5300,8 @@
                 <w:rFonts w:ascii="Times New Roman" w:eastAsia="Times New Roman" w:hAnsi="Times New Roman" w:cs="Times New Roman"/>
                 <w:bCs/>
                 <w:kern w:val="0"/>
-                <w:sz w:val="28"/>
-                <w:szCs w:val="28"/>
+                <w:sz w:val="24"/>
+                <w:szCs w:val="24"/>
                 <w14:ligatures w14:val="none"/>
               </w:rPr>
             </w:pPr>
@@ -5240,8 +5310,8 @@
                 <w:rFonts w:ascii="Times New Roman" w:eastAsia="Times New Roman" w:hAnsi="Times New Roman" w:cs="Times New Roman"/>
                 <w:bCs/>
                 <w:kern w:val="0"/>
-                <w:sz w:val="28"/>
-                <w:szCs w:val="28"/>
+                <w:sz w:val="24"/>
+                <w:szCs w:val="24"/>
                 <w14:ligatures w14:val="none"/>
               </w:rPr>
               <w:t>Software Model: Spiral Model with Risk Analysis</w:t>
@@ -5262,8 +5332,8 @@
                 <w:rFonts w:ascii="Times New Roman" w:eastAsia="Times New Roman" w:hAnsi="Times New Roman" w:cs="Times New Roman"/>
                 <w:bCs/>
                 <w:kern w:val="0"/>
-                <w:sz w:val="28"/>
-                <w:szCs w:val="28"/>
+                <w:sz w:val="24"/>
+                <w:szCs w:val="24"/>
                 <w14:ligatures w14:val="none"/>
               </w:rPr>
             </w:pPr>
@@ -5272,8 +5342,8 @@
                 <w:rFonts w:ascii="Times New Roman" w:eastAsia="Times New Roman" w:hAnsi="Times New Roman" w:cs="Times New Roman"/>
                 <w:bCs/>
                 <w:kern w:val="0"/>
-                <w:sz w:val="28"/>
-                <w:szCs w:val="28"/>
+                <w:sz w:val="24"/>
+                <w:szCs w:val="24"/>
                 <w14:ligatures w14:val="none"/>
               </w:rPr>
               <w:t>51</w:t>
@@ -5299,8 +5369,8 @@
                 <w:rFonts w:ascii="Times New Roman" w:eastAsia="Times New Roman" w:hAnsi="Times New Roman" w:cs="Times New Roman"/>
                 <w:bCs/>
                 <w:kern w:val="0"/>
-                <w:sz w:val="28"/>
-                <w:szCs w:val="28"/>
+                <w:sz w:val="24"/>
+                <w:szCs w:val="24"/>
                 <w14:ligatures w14:val="none"/>
               </w:rPr>
             </w:pPr>
@@ -5309,8 +5379,8 @@
                 <w:rFonts w:ascii="Times New Roman" w:eastAsia="Times New Roman" w:hAnsi="Times New Roman" w:cs="Times New Roman"/>
                 <w:bCs/>
                 <w:kern w:val="0"/>
-                <w:sz w:val="28"/>
-                <w:szCs w:val="28"/>
+                <w:sz w:val="24"/>
+                <w:szCs w:val="24"/>
                 <w14:ligatures w14:val="none"/>
               </w:rPr>
               <w:t>3.7</w:t>
@@ -5330,8 +5400,8 @@
                 <w:rFonts w:ascii="Times New Roman" w:eastAsia="Times New Roman" w:hAnsi="Times New Roman" w:cs="Times New Roman"/>
                 <w:bCs/>
                 <w:kern w:val="0"/>
-                <w:sz w:val="28"/>
-                <w:szCs w:val="28"/>
+                <w:sz w:val="24"/>
+                <w:szCs w:val="24"/>
                 <w14:ligatures w14:val="none"/>
               </w:rPr>
             </w:pPr>
@@ -5340,8 +5410,8 @@
                 <w:rFonts w:ascii="Times New Roman" w:eastAsia="Times New Roman" w:hAnsi="Times New Roman" w:cs="Times New Roman"/>
                 <w:bCs/>
                 <w:kern w:val="0"/>
-                <w:sz w:val="28"/>
-                <w:szCs w:val="28"/>
+                <w:sz w:val="24"/>
+                <w:szCs w:val="24"/>
                 <w14:ligatures w14:val="none"/>
               </w:rPr>
               <w:t>User Classes and Characteristics</w:t>
@@ -5362,8 +5432,8 @@
                 <w:rFonts w:ascii="Times New Roman" w:eastAsia="Times New Roman" w:hAnsi="Times New Roman" w:cs="Times New Roman"/>
                 <w:bCs/>
                 <w:kern w:val="0"/>
-                <w:sz w:val="28"/>
-                <w:szCs w:val="28"/>
+                <w:sz w:val="24"/>
+                <w:szCs w:val="24"/>
                 <w14:ligatures w14:val="none"/>
               </w:rPr>
             </w:pPr>
@@ -5372,8 +5442,8 @@
                 <w:rFonts w:ascii="Times New Roman" w:eastAsia="Times New Roman" w:hAnsi="Times New Roman" w:cs="Times New Roman"/>
                 <w:bCs/>
                 <w:kern w:val="0"/>
-                <w:sz w:val="28"/>
-                <w:szCs w:val="28"/>
+                <w:sz w:val="24"/>
+                <w:szCs w:val="24"/>
                 <w14:ligatures w14:val="none"/>
               </w:rPr>
               <w:t>53</w:t>
@@ -5399,8 +5469,8 @@
                 <w:rFonts w:ascii="Times New Roman" w:eastAsia="Times New Roman" w:hAnsi="Times New Roman" w:cs="Times New Roman"/>
                 <w:bCs/>
                 <w:kern w:val="0"/>
-                <w:sz w:val="28"/>
-                <w:szCs w:val="28"/>
+                <w:sz w:val="24"/>
+                <w:szCs w:val="24"/>
                 <w14:ligatures w14:val="none"/>
               </w:rPr>
             </w:pPr>
@@ -5409,8 +5479,8 @@
                 <w:rFonts w:ascii="Times New Roman" w:eastAsia="Times New Roman" w:hAnsi="Times New Roman" w:cs="Times New Roman"/>
                 <w:bCs/>
                 <w:kern w:val="0"/>
-                <w:sz w:val="28"/>
-                <w:szCs w:val="28"/>
+                <w:sz w:val="24"/>
+                <w:szCs w:val="24"/>
                 <w14:ligatures w14:val="none"/>
               </w:rPr>
               <w:t>3.8</w:t>
@@ -5430,8 +5500,8 @@
                 <w:rFonts w:ascii="Times New Roman" w:eastAsia="Times New Roman" w:hAnsi="Times New Roman" w:cs="Times New Roman"/>
                 <w:bCs/>
                 <w:kern w:val="0"/>
-                <w:sz w:val="28"/>
-                <w:szCs w:val="28"/>
+                <w:sz w:val="24"/>
+                <w:szCs w:val="24"/>
                 <w14:ligatures w14:val="none"/>
               </w:rPr>
             </w:pPr>
@@ -5440,8 +5510,8 @@
                 <w:rFonts w:ascii="Times New Roman" w:eastAsia="Times New Roman" w:hAnsi="Times New Roman" w:cs="Times New Roman"/>
                 <w:bCs/>
                 <w:kern w:val="0"/>
-                <w:sz w:val="28"/>
-                <w:szCs w:val="28"/>
+                <w:sz w:val="24"/>
+                <w:szCs w:val="24"/>
                 <w14:ligatures w14:val="none"/>
               </w:rPr>
               <w:t>Design and Implementation</w:t>
@@ -5462,8 +5532,8 @@
                 <w:rFonts w:ascii="Times New Roman" w:eastAsia="Times New Roman" w:hAnsi="Times New Roman" w:cs="Times New Roman"/>
                 <w:bCs/>
                 <w:kern w:val="0"/>
-                <w:sz w:val="28"/>
-                <w:szCs w:val="28"/>
+                <w:sz w:val="24"/>
+                <w:szCs w:val="24"/>
                 <w14:ligatures w14:val="none"/>
               </w:rPr>
             </w:pPr>
@@ -5472,8 +5542,8 @@
                 <w:rFonts w:ascii="Times New Roman" w:eastAsia="Times New Roman" w:hAnsi="Times New Roman" w:cs="Times New Roman"/>
                 <w:bCs/>
                 <w:kern w:val="0"/>
-                <w:sz w:val="28"/>
-                <w:szCs w:val="28"/>
+                <w:sz w:val="24"/>
+                <w:szCs w:val="24"/>
                 <w14:ligatures w14:val="none"/>
               </w:rPr>
               <w:t>56</w:t>
@@ -5499,8 +5569,8 @@
                 <w:rFonts w:ascii="Times New Roman" w:eastAsia="Times New Roman" w:hAnsi="Times New Roman" w:cs="Times New Roman"/>
                 <w:bCs/>
                 <w:kern w:val="0"/>
-                <w:sz w:val="28"/>
-                <w:szCs w:val="28"/>
+                <w:sz w:val="24"/>
+                <w:szCs w:val="24"/>
                 <w14:ligatures w14:val="none"/>
               </w:rPr>
             </w:pPr>
@@ -5509,8 +5579,8 @@
                 <w:rFonts w:ascii="Times New Roman" w:eastAsia="Times New Roman" w:hAnsi="Times New Roman" w:cs="Times New Roman"/>
                 <w:bCs/>
                 <w:kern w:val="0"/>
-                <w:sz w:val="28"/>
-                <w:szCs w:val="28"/>
+                <w:sz w:val="24"/>
+                <w:szCs w:val="24"/>
                 <w14:ligatures w14:val="none"/>
               </w:rPr>
               <w:t>3.9</w:t>
@@ -5530,8 +5600,8 @@
                 <w:rFonts w:ascii="Times New Roman" w:eastAsia="Times New Roman" w:hAnsi="Times New Roman" w:cs="Times New Roman"/>
                 <w:bCs/>
                 <w:kern w:val="0"/>
-                <w:sz w:val="28"/>
-                <w:szCs w:val="28"/>
+                <w:sz w:val="24"/>
+                <w:szCs w:val="24"/>
                 <w14:ligatures w14:val="none"/>
               </w:rPr>
             </w:pPr>
@@ -5540,8 +5610,8 @@
                 <w:rFonts w:ascii="Times New Roman" w:eastAsia="Times New Roman" w:hAnsi="Times New Roman" w:cs="Times New Roman"/>
                 <w:bCs/>
                 <w:kern w:val="0"/>
-                <w:sz w:val="28"/>
-                <w:szCs w:val="28"/>
+                <w:sz w:val="24"/>
+                <w:szCs w:val="24"/>
                 <w14:ligatures w14:val="none"/>
               </w:rPr>
               <w:t>Deployment and Maintenance</w:t>
@@ -5562,8 +5632,8 @@
                 <w:rFonts w:ascii="Times New Roman" w:eastAsia="Times New Roman" w:hAnsi="Times New Roman" w:cs="Times New Roman"/>
                 <w:bCs/>
                 <w:kern w:val="0"/>
-                <w:sz w:val="28"/>
-                <w:szCs w:val="28"/>
+                <w:sz w:val="24"/>
+                <w:szCs w:val="24"/>
                 <w14:ligatures w14:val="none"/>
               </w:rPr>
             </w:pPr>
@@ -5572,8 +5642,8 @@
                 <w:rFonts w:ascii="Times New Roman" w:eastAsia="Times New Roman" w:hAnsi="Times New Roman" w:cs="Times New Roman"/>
                 <w:bCs/>
                 <w:kern w:val="0"/>
-                <w:sz w:val="28"/>
-                <w:szCs w:val="28"/>
+                <w:sz w:val="24"/>
+                <w:szCs w:val="24"/>
                 <w14:ligatures w14:val="none"/>
               </w:rPr>
               <w:t>59</w:t>
@@ -5599,8 +5669,8 @@
                 <w:rFonts w:ascii="Times New Roman" w:eastAsia="Times New Roman" w:hAnsi="Times New Roman" w:cs="Times New Roman"/>
                 <w:bCs/>
                 <w:kern w:val="0"/>
-                <w:sz w:val="28"/>
-                <w:szCs w:val="28"/>
+                <w:sz w:val="24"/>
+                <w:szCs w:val="24"/>
                 <w14:ligatures w14:val="none"/>
               </w:rPr>
             </w:pPr>
@@ -5609,8 +5679,8 @@
                 <w:rFonts w:ascii="Times New Roman" w:eastAsia="Times New Roman" w:hAnsi="Times New Roman" w:cs="Times New Roman"/>
                 <w:bCs/>
                 <w:kern w:val="0"/>
-                <w:sz w:val="28"/>
-                <w:szCs w:val="28"/>
+                <w:sz w:val="24"/>
+                <w:szCs w:val="24"/>
                 <w14:ligatures w14:val="none"/>
               </w:rPr>
               <w:t>3.10</w:t>
@@ -5630,8 +5700,8 @@
                 <w:rFonts w:ascii="Times New Roman" w:eastAsia="Times New Roman" w:hAnsi="Times New Roman" w:cs="Times New Roman"/>
                 <w:bCs/>
                 <w:kern w:val="0"/>
-                <w:sz w:val="28"/>
-                <w:szCs w:val="28"/>
+                <w:sz w:val="24"/>
+                <w:szCs w:val="24"/>
                 <w14:ligatures w14:val="none"/>
               </w:rPr>
             </w:pPr>
@@ -5640,8 +5710,8 @@
                 <w:rFonts w:ascii="Times New Roman" w:eastAsia="Times New Roman" w:hAnsi="Times New Roman" w:cs="Times New Roman"/>
                 <w:bCs/>
                 <w:kern w:val="0"/>
-                <w:sz w:val="28"/>
-                <w:szCs w:val="28"/>
+                <w:sz w:val="24"/>
+                <w:szCs w:val="24"/>
                 <w14:ligatures w14:val="none"/>
               </w:rPr>
               <w:t>Risk Management</w:t>
@@ -5662,8 +5732,8 @@
                 <w:rFonts w:ascii="Times New Roman" w:eastAsia="Times New Roman" w:hAnsi="Times New Roman" w:cs="Times New Roman"/>
                 <w:bCs/>
                 <w:kern w:val="0"/>
-                <w:sz w:val="28"/>
-                <w:szCs w:val="28"/>
+                <w:sz w:val="24"/>
+                <w:szCs w:val="24"/>
                 <w14:ligatures w14:val="none"/>
               </w:rPr>
             </w:pPr>
@@ -5672,8 +5742,8 @@
                 <w:rFonts w:ascii="Times New Roman" w:eastAsia="Times New Roman" w:hAnsi="Times New Roman" w:cs="Times New Roman"/>
                 <w:bCs/>
                 <w:kern w:val="0"/>
-                <w:sz w:val="28"/>
-                <w:szCs w:val="28"/>
+                <w:sz w:val="24"/>
+                <w:szCs w:val="24"/>
                 <w14:ligatures w14:val="none"/>
               </w:rPr>
               <w:t>62</w:t>
@@ -5699,8 +5769,8 @@
                 <w:rFonts w:ascii="Times New Roman" w:eastAsia="Times New Roman" w:hAnsi="Times New Roman" w:cs="Times New Roman"/>
                 <w:b/>
                 <w:kern w:val="0"/>
-                <w:sz w:val="28"/>
-                <w:szCs w:val="28"/>
+                <w:sz w:val="24"/>
+                <w:szCs w:val="24"/>
                 <w14:ligatures w14:val="none"/>
               </w:rPr>
             </w:pPr>
@@ -5709,8 +5779,8 @@
                 <w:rFonts w:ascii="Times New Roman" w:eastAsia="Times New Roman" w:hAnsi="Times New Roman" w:cs="Times New Roman"/>
                 <w:b/>
                 <w:kern w:val="0"/>
-                <w:sz w:val="28"/>
-                <w:szCs w:val="28"/>
+                <w:sz w:val="24"/>
+                <w:szCs w:val="24"/>
                 <w14:ligatures w14:val="none"/>
               </w:rPr>
               <w:t>4</w:t>
@@ -5730,8 +5800,8 @@
                 <w:rFonts w:ascii="Times New Roman" w:eastAsia="Times New Roman" w:hAnsi="Times New Roman" w:cs="Times New Roman"/>
                 <w:b/>
                 <w:kern w:val="0"/>
-                <w:sz w:val="28"/>
-                <w:szCs w:val="28"/>
+                <w:sz w:val="24"/>
+                <w:szCs w:val="24"/>
                 <w14:ligatures w14:val="none"/>
               </w:rPr>
             </w:pPr>
@@ -5741,8 +5811,8 @@
                 <w:b/>
                 <w:bCs/>
                 <w:kern w:val="0"/>
-                <w:sz w:val="28"/>
-                <w:szCs w:val="28"/>
+                <w:sz w:val="24"/>
+                <w:szCs w:val="24"/>
                 <w14:ligatures w14:val="none"/>
               </w:rPr>
               <w:t>Design Diagrams</w:t>
@@ -5763,8 +5833,8 @@
                 <w:rFonts w:ascii="Times New Roman" w:eastAsia="Times New Roman" w:hAnsi="Times New Roman" w:cs="Times New Roman"/>
                 <w:bCs/>
                 <w:kern w:val="0"/>
-                <w:sz w:val="28"/>
-                <w:szCs w:val="28"/>
+                <w:sz w:val="24"/>
+                <w:szCs w:val="24"/>
                 <w14:ligatures w14:val="none"/>
               </w:rPr>
             </w:pPr>
@@ -5773,8 +5843,8 @@
                 <w:rFonts w:ascii="Times New Roman" w:eastAsia="Times New Roman" w:hAnsi="Times New Roman" w:cs="Times New Roman"/>
                 <w:bCs/>
                 <w:kern w:val="0"/>
-                <w:sz w:val="28"/>
-                <w:szCs w:val="28"/>
+                <w:sz w:val="24"/>
+                <w:szCs w:val="24"/>
                 <w14:ligatures w14:val="none"/>
               </w:rPr>
               <w:t>65</w:t>
@@ -5800,8 +5870,8 @@
                 <w:rFonts w:ascii="Times New Roman" w:eastAsia="Times New Roman" w:hAnsi="Times New Roman" w:cs="Times New Roman"/>
                 <w:bCs/>
                 <w:kern w:val="0"/>
-                <w:sz w:val="28"/>
-                <w:szCs w:val="28"/>
+                <w:sz w:val="24"/>
+                <w:szCs w:val="24"/>
                 <w14:ligatures w14:val="none"/>
               </w:rPr>
             </w:pPr>
@@ -5810,8 +5880,8 @@
                 <w:rFonts w:ascii="Times New Roman" w:eastAsia="Times New Roman" w:hAnsi="Times New Roman" w:cs="Times New Roman"/>
                 <w:bCs/>
                 <w:kern w:val="0"/>
-                <w:sz w:val="28"/>
-                <w:szCs w:val="28"/>
+                <w:sz w:val="24"/>
+                <w:szCs w:val="24"/>
                 <w14:ligatures w14:val="none"/>
               </w:rPr>
               <w:t>4.1</w:t>
@@ -5831,8 +5901,8 @@
                 <w:rFonts w:ascii="Times New Roman" w:eastAsia="Times New Roman" w:hAnsi="Times New Roman" w:cs="Times New Roman"/>
                 <w:bCs/>
                 <w:kern w:val="0"/>
-                <w:sz w:val="28"/>
-                <w:szCs w:val="28"/>
+                <w:sz w:val="24"/>
+                <w:szCs w:val="24"/>
                 <w14:ligatures w14:val="none"/>
               </w:rPr>
             </w:pPr>
@@ -5841,8 +5911,8 @@
                 <w:rFonts w:ascii="Times New Roman" w:eastAsia="Times New Roman" w:hAnsi="Times New Roman" w:cs="Times New Roman"/>
                 <w:bCs/>
                 <w:kern w:val="0"/>
-                <w:sz w:val="28"/>
-                <w:szCs w:val="28"/>
+                <w:sz w:val="24"/>
+                <w:szCs w:val="24"/>
                 <w14:ligatures w14:val="none"/>
               </w:rPr>
               <w:t>Flowchart</w:t>
@@ -5863,8 +5933,8 @@
                 <w:rFonts w:ascii="Times New Roman" w:eastAsia="Times New Roman" w:hAnsi="Times New Roman" w:cs="Times New Roman"/>
                 <w:bCs/>
                 <w:kern w:val="0"/>
-                <w:sz w:val="28"/>
-                <w:szCs w:val="28"/>
+                <w:sz w:val="24"/>
+                <w:szCs w:val="24"/>
                 <w14:ligatures w14:val="none"/>
               </w:rPr>
             </w:pPr>
@@ -5873,8 +5943,8 @@
                 <w:rFonts w:ascii="Times New Roman" w:eastAsia="Times New Roman" w:hAnsi="Times New Roman" w:cs="Times New Roman"/>
                 <w:bCs/>
                 <w:kern w:val="0"/>
-                <w:sz w:val="28"/>
-                <w:szCs w:val="28"/>
+                <w:sz w:val="24"/>
+                <w:szCs w:val="24"/>
                 <w14:ligatures w14:val="none"/>
               </w:rPr>
               <w:t>65</w:t>
@@ -5900,8 +5970,8 @@
                 <w:rFonts w:ascii="Times New Roman" w:eastAsia="Times New Roman" w:hAnsi="Times New Roman" w:cs="Times New Roman"/>
                 <w:bCs/>
                 <w:kern w:val="0"/>
-                <w:sz w:val="28"/>
-                <w:szCs w:val="28"/>
+                <w:sz w:val="24"/>
+                <w:szCs w:val="24"/>
                 <w14:ligatures w14:val="none"/>
               </w:rPr>
             </w:pPr>
@@ -5910,8 +5980,8 @@
                 <w:rFonts w:ascii="Times New Roman" w:eastAsia="Times New Roman" w:hAnsi="Times New Roman" w:cs="Times New Roman"/>
                 <w:bCs/>
                 <w:kern w:val="0"/>
-                <w:sz w:val="28"/>
-                <w:szCs w:val="28"/>
+                <w:sz w:val="24"/>
+                <w:szCs w:val="24"/>
                 <w14:ligatures w14:val="none"/>
               </w:rPr>
               <w:t>4.2</w:t>
@@ -5931,8 +6001,8 @@
                 <w:rFonts w:ascii="Times New Roman" w:eastAsia="Times New Roman" w:hAnsi="Times New Roman" w:cs="Times New Roman"/>
                 <w:bCs/>
                 <w:kern w:val="0"/>
-                <w:sz w:val="28"/>
-                <w:szCs w:val="28"/>
+                <w:sz w:val="24"/>
+                <w:szCs w:val="24"/>
                 <w14:ligatures w14:val="none"/>
               </w:rPr>
             </w:pPr>
@@ -5941,8 +6011,8 @@
                 <w:rFonts w:ascii="Times New Roman" w:eastAsia="Times New Roman" w:hAnsi="Times New Roman" w:cs="Times New Roman"/>
                 <w:bCs/>
                 <w:kern w:val="0"/>
-                <w:sz w:val="28"/>
-                <w:szCs w:val="28"/>
+                <w:sz w:val="24"/>
+                <w:szCs w:val="24"/>
                 <w14:ligatures w14:val="none"/>
               </w:rPr>
               <w:t>Class Diagram</w:t>
@@ -5963,8 +6033,8 @@
                 <w:rFonts w:ascii="Times New Roman" w:eastAsia="Times New Roman" w:hAnsi="Times New Roman" w:cs="Times New Roman"/>
                 <w:bCs/>
                 <w:kern w:val="0"/>
-                <w:sz w:val="28"/>
-                <w:szCs w:val="28"/>
+                <w:sz w:val="24"/>
+                <w:szCs w:val="24"/>
                 <w14:ligatures w14:val="none"/>
               </w:rPr>
             </w:pPr>
@@ -5973,8 +6043,8 @@
                 <w:rFonts w:ascii="Times New Roman" w:eastAsia="Times New Roman" w:hAnsi="Times New Roman" w:cs="Times New Roman"/>
                 <w:bCs/>
                 <w:kern w:val="0"/>
-                <w:sz w:val="28"/>
-                <w:szCs w:val="28"/>
+                <w:sz w:val="24"/>
+                <w:szCs w:val="24"/>
                 <w14:ligatures w14:val="none"/>
               </w:rPr>
               <w:t>66</w:t>
@@ -6000,8 +6070,8 @@
                 <w:rFonts w:ascii="Times New Roman" w:eastAsia="Times New Roman" w:hAnsi="Times New Roman" w:cs="Times New Roman"/>
                 <w:bCs/>
                 <w:kern w:val="0"/>
-                <w:sz w:val="28"/>
-                <w:szCs w:val="28"/>
+                <w:sz w:val="24"/>
+                <w:szCs w:val="24"/>
                 <w14:ligatures w14:val="none"/>
               </w:rPr>
             </w:pPr>
@@ -6010,8 +6080,8 @@
                 <w:rFonts w:ascii="Times New Roman" w:eastAsia="Times New Roman" w:hAnsi="Times New Roman" w:cs="Times New Roman"/>
                 <w:bCs/>
                 <w:kern w:val="0"/>
-                <w:sz w:val="28"/>
-                <w:szCs w:val="28"/>
+                <w:sz w:val="24"/>
+                <w:szCs w:val="24"/>
                 <w14:ligatures w14:val="none"/>
               </w:rPr>
               <w:t>4.3</w:t>
@@ -6031,8 +6101,8 @@
                 <w:rFonts w:ascii="Times New Roman" w:eastAsia="Times New Roman" w:hAnsi="Times New Roman" w:cs="Times New Roman"/>
                 <w:bCs/>
                 <w:kern w:val="0"/>
-                <w:sz w:val="28"/>
-                <w:szCs w:val="28"/>
+                <w:sz w:val="24"/>
+                <w:szCs w:val="24"/>
                 <w14:ligatures w14:val="none"/>
               </w:rPr>
             </w:pPr>
@@ -6041,8 +6111,8 @@
                 <w:rFonts w:ascii="Times New Roman" w:eastAsia="Times New Roman" w:hAnsi="Times New Roman" w:cs="Times New Roman"/>
                 <w:bCs/>
                 <w:kern w:val="0"/>
-                <w:sz w:val="28"/>
-                <w:szCs w:val="28"/>
+                <w:sz w:val="24"/>
+                <w:szCs w:val="24"/>
                 <w14:ligatures w14:val="none"/>
               </w:rPr>
               <w:t>Use Case Diagram</w:t>
@@ -6063,8 +6133,8 @@
                 <w:rFonts w:ascii="Times New Roman" w:eastAsia="Times New Roman" w:hAnsi="Times New Roman" w:cs="Times New Roman"/>
                 <w:bCs/>
                 <w:kern w:val="0"/>
-                <w:sz w:val="28"/>
-                <w:szCs w:val="28"/>
+                <w:sz w:val="24"/>
+                <w:szCs w:val="24"/>
                 <w14:ligatures w14:val="none"/>
               </w:rPr>
             </w:pPr>
@@ -6073,8 +6143,8 @@
                 <w:rFonts w:ascii="Times New Roman" w:eastAsia="Times New Roman" w:hAnsi="Times New Roman" w:cs="Times New Roman"/>
                 <w:bCs/>
                 <w:kern w:val="0"/>
-                <w:sz w:val="28"/>
-                <w:szCs w:val="28"/>
+                <w:sz w:val="24"/>
+                <w:szCs w:val="24"/>
                 <w14:ligatures w14:val="none"/>
               </w:rPr>
               <w:t>67</w:t>
@@ -6100,8 +6170,8 @@
                 <w:rFonts w:ascii="Times New Roman" w:eastAsia="Times New Roman" w:hAnsi="Times New Roman" w:cs="Times New Roman"/>
                 <w:bCs/>
                 <w:kern w:val="0"/>
-                <w:sz w:val="28"/>
-                <w:szCs w:val="28"/>
+                <w:sz w:val="24"/>
+                <w:szCs w:val="24"/>
                 <w14:ligatures w14:val="none"/>
               </w:rPr>
             </w:pPr>
@@ -6110,8 +6180,8 @@
                 <w:rFonts w:ascii="Times New Roman" w:eastAsia="Times New Roman" w:hAnsi="Times New Roman" w:cs="Times New Roman"/>
                 <w:bCs/>
                 <w:kern w:val="0"/>
-                <w:sz w:val="28"/>
-                <w:szCs w:val="28"/>
+                <w:sz w:val="24"/>
+                <w:szCs w:val="24"/>
                 <w14:ligatures w14:val="none"/>
               </w:rPr>
               <w:t>4.4</w:t>
@@ -6131,8 +6201,8 @@
                 <w:rFonts w:ascii="Times New Roman" w:eastAsia="Times New Roman" w:hAnsi="Times New Roman" w:cs="Times New Roman"/>
                 <w:bCs/>
                 <w:kern w:val="0"/>
-                <w:sz w:val="28"/>
-                <w:szCs w:val="28"/>
+                <w:sz w:val="24"/>
+                <w:szCs w:val="24"/>
                 <w14:ligatures w14:val="none"/>
               </w:rPr>
             </w:pPr>
@@ -6141,8 +6211,8 @@
                 <w:rFonts w:ascii="Times New Roman" w:eastAsia="Times New Roman" w:hAnsi="Times New Roman" w:cs="Times New Roman"/>
                 <w:bCs/>
                 <w:kern w:val="0"/>
-                <w:sz w:val="28"/>
-                <w:szCs w:val="28"/>
+                <w:sz w:val="24"/>
+                <w:szCs w:val="24"/>
                 <w14:ligatures w14:val="none"/>
               </w:rPr>
               <w:t>PERT Chart</w:t>
@@ -6163,8 +6233,8 @@
                 <w:rFonts w:ascii="Times New Roman" w:eastAsia="Times New Roman" w:hAnsi="Times New Roman" w:cs="Times New Roman"/>
                 <w:bCs/>
                 <w:kern w:val="0"/>
-                <w:sz w:val="28"/>
-                <w:szCs w:val="28"/>
+                <w:sz w:val="24"/>
+                <w:szCs w:val="24"/>
                 <w14:ligatures w14:val="none"/>
               </w:rPr>
             </w:pPr>
@@ -6173,8 +6243,8 @@
                 <w:rFonts w:ascii="Times New Roman" w:eastAsia="Times New Roman" w:hAnsi="Times New Roman" w:cs="Times New Roman"/>
                 <w:bCs/>
                 <w:kern w:val="0"/>
-                <w:sz w:val="28"/>
-                <w:szCs w:val="28"/>
+                <w:sz w:val="24"/>
+                <w:szCs w:val="24"/>
                 <w14:ligatures w14:val="none"/>
               </w:rPr>
               <w:t>68</w:t>
@@ -6200,8 +6270,8 @@
                 <w:rFonts w:ascii="Times New Roman" w:eastAsia="Times New Roman" w:hAnsi="Times New Roman" w:cs="Times New Roman"/>
                 <w:b/>
                 <w:kern w:val="0"/>
-                <w:sz w:val="28"/>
-                <w:szCs w:val="28"/>
+                <w:sz w:val="24"/>
+                <w:szCs w:val="24"/>
                 <w14:ligatures w14:val="none"/>
               </w:rPr>
             </w:pPr>
@@ -6210,8 +6280,8 @@
                 <w:rFonts w:ascii="Times New Roman" w:eastAsia="Times New Roman" w:hAnsi="Times New Roman" w:cs="Times New Roman"/>
                 <w:b/>
                 <w:kern w:val="0"/>
-                <w:sz w:val="28"/>
-                <w:szCs w:val="28"/>
+                <w:sz w:val="24"/>
+                <w:szCs w:val="24"/>
                 <w14:ligatures w14:val="none"/>
               </w:rPr>
               <w:t>5</w:t>
@@ -6231,8 +6301,8 @@
                 <w:rFonts w:ascii="Times New Roman" w:eastAsia="Times New Roman" w:hAnsi="Times New Roman" w:cs="Times New Roman"/>
                 <w:b/>
                 <w:kern w:val="0"/>
-                <w:sz w:val="28"/>
-                <w:szCs w:val="28"/>
+                <w:sz w:val="24"/>
+                <w:szCs w:val="24"/>
                 <w14:ligatures w14:val="none"/>
               </w:rPr>
             </w:pPr>
@@ -6242,8 +6312,8 @@
                 <w:b/>
                 <w:bCs/>
                 <w:kern w:val="0"/>
-                <w:sz w:val="28"/>
-                <w:szCs w:val="28"/>
+                <w:sz w:val="24"/>
+                <w:szCs w:val="24"/>
                 <w14:ligatures w14:val="none"/>
               </w:rPr>
               <w:t>Results and Outputs</w:t>
@@ -6264,8 +6334,8 @@
                 <w:rFonts w:ascii="Times New Roman" w:eastAsia="Times New Roman" w:hAnsi="Times New Roman" w:cs="Times New Roman"/>
                 <w:bCs/>
                 <w:kern w:val="0"/>
-                <w:sz w:val="28"/>
-                <w:szCs w:val="28"/>
+                <w:sz w:val="24"/>
+                <w:szCs w:val="24"/>
                 <w14:ligatures w14:val="none"/>
               </w:rPr>
             </w:pPr>
@@ -6274,8 +6344,8 @@
                 <w:rFonts w:ascii="Times New Roman" w:eastAsia="Times New Roman" w:hAnsi="Times New Roman" w:cs="Times New Roman"/>
                 <w:bCs/>
                 <w:kern w:val="0"/>
-                <w:sz w:val="28"/>
-                <w:szCs w:val="28"/>
+                <w:sz w:val="24"/>
+                <w:szCs w:val="24"/>
                 <w14:ligatures w14:val="none"/>
               </w:rPr>
               <w:t>69</w:t>
@@ -6301,8 +6371,8 @@
                 <w:rFonts w:ascii="Times New Roman" w:eastAsia="Times New Roman" w:hAnsi="Times New Roman" w:cs="Times New Roman"/>
                 <w:b/>
                 <w:kern w:val="0"/>
-                <w:sz w:val="28"/>
-                <w:szCs w:val="28"/>
+                <w:sz w:val="24"/>
+                <w:szCs w:val="24"/>
                 <w14:ligatures w14:val="none"/>
               </w:rPr>
             </w:pPr>
@@ -6311,8 +6381,8 @@
                 <w:rFonts w:ascii="Times New Roman" w:eastAsia="Times New Roman" w:hAnsi="Times New Roman" w:cs="Times New Roman"/>
                 <w:b/>
                 <w:kern w:val="0"/>
-                <w:sz w:val="28"/>
-                <w:szCs w:val="28"/>
+                <w:sz w:val="24"/>
+                <w:szCs w:val="24"/>
                 <w14:ligatures w14:val="none"/>
               </w:rPr>
               <w:t>6</w:t>
@@ -6332,8 +6402,8 @@
                 <w:rFonts w:ascii="Times New Roman" w:eastAsia="Times New Roman" w:hAnsi="Times New Roman" w:cs="Times New Roman"/>
                 <w:b/>
                 <w:kern w:val="0"/>
-                <w:sz w:val="28"/>
-                <w:szCs w:val="28"/>
+                <w:sz w:val="24"/>
+                <w:szCs w:val="24"/>
                 <w14:ligatures w14:val="none"/>
               </w:rPr>
             </w:pPr>
@@ -6343,8 +6413,8 @@
                 <w:b/>
                 <w:bCs/>
                 <w:kern w:val="0"/>
-                <w:sz w:val="28"/>
-                <w:szCs w:val="28"/>
+                <w:sz w:val="24"/>
+                <w:szCs w:val="24"/>
                 <w14:ligatures w14:val="none"/>
               </w:rPr>
               <w:t>Conclusion</w:t>
@@ -6365,8 +6435,8 @@
                 <w:rFonts w:ascii="Times New Roman" w:eastAsia="Times New Roman" w:hAnsi="Times New Roman" w:cs="Times New Roman"/>
                 <w:bCs/>
                 <w:kern w:val="0"/>
-                <w:sz w:val="28"/>
-                <w:szCs w:val="28"/>
+                <w:sz w:val="24"/>
+                <w:szCs w:val="24"/>
                 <w14:ligatures w14:val="none"/>
               </w:rPr>
             </w:pPr>
@@ -6375,8 +6445,8 @@
                 <w:rFonts w:ascii="Times New Roman" w:eastAsia="Times New Roman" w:hAnsi="Times New Roman" w:cs="Times New Roman"/>
                 <w:bCs/>
                 <w:kern w:val="0"/>
-                <w:sz w:val="28"/>
-                <w:szCs w:val="28"/>
+                <w:sz w:val="24"/>
+                <w:szCs w:val="24"/>
                 <w14:ligatures w14:val="none"/>
               </w:rPr>
               <w:t>72</w:t>
@@ -6402,8 +6472,8 @@
                 <w:rFonts w:ascii="Times New Roman" w:eastAsia="Times New Roman" w:hAnsi="Times New Roman" w:cs="Times New Roman"/>
                 <w:b/>
                 <w:kern w:val="0"/>
-                <w:sz w:val="28"/>
-                <w:szCs w:val="28"/>
+                <w:sz w:val="24"/>
+                <w:szCs w:val="24"/>
                 <w14:ligatures w14:val="none"/>
               </w:rPr>
             </w:pPr>
@@ -6412,8 +6482,8 @@
                 <w:rFonts w:ascii="Times New Roman" w:eastAsia="Times New Roman" w:hAnsi="Times New Roman" w:cs="Times New Roman"/>
                 <w:b/>
                 <w:kern w:val="0"/>
-                <w:sz w:val="28"/>
-                <w:szCs w:val="28"/>
+                <w:sz w:val="24"/>
+                <w:szCs w:val="24"/>
                 <w14:ligatures w14:val="none"/>
               </w:rPr>
               <w:t>7</w:t>
@@ -6433,8 +6503,8 @@
                 <w:rFonts w:ascii="Times New Roman" w:eastAsia="Times New Roman" w:hAnsi="Times New Roman" w:cs="Times New Roman"/>
                 <w:b/>
                 <w:kern w:val="0"/>
-                <w:sz w:val="28"/>
-                <w:szCs w:val="28"/>
+                <w:sz w:val="24"/>
+                <w:szCs w:val="24"/>
                 <w14:ligatures w14:val="none"/>
               </w:rPr>
             </w:pPr>
@@ -6444,8 +6514,8 @@
                 <w:b/>
                 <w:bCs/>
                 <w:kern w:val="0"/>
-                <w:sz w:val="28"/>
-                <w:szCs w:val="28"/>
+                <w:sz w:val="24"/>
+                <w:szCs w:val="24"/>
                 <w14:ligatures w14:val="none"/>
               </w:rPr>
               <w:t>References</w:t>
@@ -6466,8 +6536,8 @@
                 <w:rFonts w:ascii="Times New Roman" w:eastAsia="Times New Roman" w:hAnsi="Times New Roman" w:cs="Times New Roman"/>
                 <w:bCs/>
                 <w:kern w:val="0"/>
-                <w:sz w:val="28"/>
-                <w:szCs w:val="28"/>
+                <w:sz w:val="24"/>
+                <w:szCs w:val="24"/>
                 <w14:ligatures w14:val="none"/>
               </w:rPr>
             </w:pPr>
@@ -6476,8 +6546,8 @@
                 <w:rFonts w:ascii="Times New Roman" w:eastAsia="Times New Roman" w:hAnsi="Times New Roman" w:cs="Times New Roman"/>
                 <w:bCs/>
                 <w:kern w:val="0"/>
-                <w:sz w:val="28"/>
-                <w:szCs w:val="28"/>
+                <w:sz w:val="24"/>
+                <w:szCs w:val="24"/>
                 <w14:ligatures w14:val="none"/>
               </w:rPr>
               <w:t>73</w:t>
@@ -6631,6 +6701,106 @@
           <w:szCs w:val="24"/>
           <w:lang w:val="en-US"/>
           <w14:ligatures w14:val="none"/>
+        </w:rPr>
+      </w:pPr>
+    </w:p>
+    <w:p>
+      <w:pPr>
+        <w:spacing w:after="0" w:line="276" w:lineRule="auto"/>
+        <w:rPr>
+          <w:rFonts w:ascii="Times New Roman" w:hAnsi="Times New Roman" w:cs="Times New Roman"/>
+          <w:sz w:val="24"/>
+          <w:szCs w:val="24"/>
+        </w:rPr>
+      </w:pPr>
+    </w:p>
+    <w:p>
+      <w:pPr>
+        <w:spacing w:after="0" w:line="276" w:lineRule="auto"/>
+        <w:rPr>
+          <w:rFonts w:ascii="Times New Roman" w:hAnsi="Times New Roman" w:cs="Times New Roman"/>
+          <w:sz w:val="24"/>
+          <w:szCs w:val="24"/>
+        </w:rPr>
+      </w:pPr>
+    </w:p>
+    <w:p>
+      <w:pPr>
+        <w:spacing w:after="0" w:line="276" w:lineRule="auto"/>
+        <w:rPr>
+          <w:rFonts w:ascii="Times New Roman" w:hAnsi="Times New Roman" w:cs="Times New Roman"/>
+          <w:sz w:val="24"/>
+          <w:szCs w:val="24"/>
+        </w:rPr>
+      </w:pPr>
+    </w:p>
+    <w:p>
+      <w:pPr>
+        <w:spacing w:after="0" w:line="276" w:lineRule="auto"/>
+        <w:rPr>
+          <w:rFonts w:ascii="Times New Roman" w:hAnsi="Times New Roman" w:cs="Times New Roman"/>
+          <w:sz w:val="24"/>
+          <w:szCs w:val="24"/>
+        </w:rPr>
+      </w:pPr>
+    </w:p>
+    <w:p>
+      <w:pPr>
+        <w:spacing w:after="0" w:line="276" w:lineRule="auto"/>
+        <w:rPr>
+          <w:rFonts w:ascii="Times New Roman" w:hAnsi="Times New Roman" w:cs="Times New Roman"/>
+          <w:sz w:val="24"/>
+          <w:szCs w:val="24"/>
+        </w:rPr>
+      </w:pPr>
+    </w:p>
+    <w:p>
+      <w:pPr>
+        <w:spacing w:after="0" w:line="276" w:lineRule="auto"/>
+        <w:rPr>
+          <w:rFonts w:ascii="Times New Roman" w:hAnsi="Times New Roman" w:cs="Times New Roman"/>
+          <w:sz w:val="24"/>
+          <w:szCs w:val="24"/>
+        </w:rPr>
+      </w:pPr>
+    </w:p>
+    <w:p>
+      <w:pPr>
+        <w:spacing w:after="0" w:line="276" w:lineRule="auto"/>
+        <w:rPr>
+          <w:rFonts w:ascii="Times New Roman" w:hAnsi="Times New Roman" w:cs="Times New Roman"/>
+          <w:sz w:val="24"/>
+          <w:szCs w:val="24"/>
+        </w:rPr>
+      </w:pPr>
+    </w:p>
+    <w:p>
+      <w:pPr>
+        <w:spacing w:after="0" w:line="276" w:lineRule="auto"/>
+        <w:rPr>
+          <w:rFonts w:ascii="Times New Roman" w:hAnsi="Times New Roman" w:cs="Times New Roman"/>
+          <w:sz w:val="24"/>
+          <w:szCs w:val="24"/>
+        </w:rPr>
+      </w:pPr>
+    </w:p>
+    <w:p>
+      <w:pPr>
+        <w:spacing w:after="0" w:line="276" w:lineRule="auto"/>
+        <w:rPr>
+          <w:rFonts w:ascii="Times New Roman" w:hAnsi="Times New Roman" w:cs="Times New Roman"/>
+          <w:sz w:val="24"/>
+          <w:szCs w:val="24"/>
+        </w:rPr>
+      </w:pPr>
+    </w:p>
+    <w:p>
+      <w:pPr>
+        <w:spacing w:after="0" w:line="276" w:lineRule="auto"/>
+        <w:rPr>
+          <w:rFonts w:ascii="Times New Roman" w:hAnsi="Times New Roman" w:cs="Times New Roman"/>
+          <w:sz w:val="24"/>
+          <w:szCs w:val="24"/>
         </w:rPr>
       </w:pPr>
     </w:p>
@@ -6718,7 +6888,6 @@
           <w:lang w:val="en-US"/>
           <w14:ligatures w14:val="none"/>
         </w:rPr>
-        <w:lastRenderedPageBreak/>
         <w:t>INTRODUCTION</w:t>
       </w:r>
     </w:p>
@@ -7133,20 +7302,6 @@
     </w:p>
     <w:p>
       <w:pPr>
-        <w:spacing w:before="240" w:line="276" w:lineRule="auto"/>
-        <w:jc w:val="both"/>
-        <w:rPr>
-          <w:rFonts w:ascii="Times New Roman" w:eastAsia="Times New Roman" w:hAnsi="Times New Roman" w:cs="Times New Roman"/>
-          <w:color w:val="000000"/>
-          <w:kern w:val="0"/>
-          <w:sz w:val="24"/>
-          <w:szCs w:val="24"/>
-          <w14:ligatures w14:val="none"/>
-        </w:rPr>
-      </w:pPr>
-    </w:p>
-    <w:p>
-      <w:pPr>
         <w:tabs>
           <w:tab w:val="left" w:pos="720"/>
         </w:tabs>
@@ -7214,8 +7369,11 @@
         <w:pStyle w:val="NormalWeb"/>
       </w:pPr>
       <w:r>
+        <w:t xml:space="preserve">Overall, the motivation behind CodeOptimizer is to demonstrate how artificial intelligence can enhance the software development workflow by providing intelligent code analysis and </w:t>
+      </w:r>
+      <w:r>
         <w:lastRenderedPageBreak/>
-        <w:t>Overall, the motivation behind CodeOptimizer is to demonstrate how artificial intelligence can enhance the software development workflow by providing intelligent code analysis and automated feedback. The project aims to improve code reliability, reduce debugging time, and support developers in writing efficient and maintainable software while promoting the adoption of AI-powered tools in modern programming environments.</w:t>
+        <w:t>automated feedback. The project aims to improve code reliability, reduce debugging time, and support developers in writing efficient and maintainable software while promoting the adoption of AI-powered tools in modern programming environments.</w:t>
       </w:r>
     </w:p>
     <w:p>
@@ -9673,15 +9831,6 @@
         <w:br/>
         <w:t>Beyond its technical functionality, the project aims to demonstrate how artificial intelligence can enhance traditional software development practices. By automating repetitive tasks such as debugging and code review, the system allows developers to focus more on problem-solving and application design. Ultimately, CodeOptimizer aims to improve productivity, reduce development time, and support developers in building reliable, efficient, and maintainable software systems.</w:t>
       </w:r>
-    </w:p>
-    <w:p>
-      <w:pPr>
-        <w:pStyle w:val="NormalWeb"/>
-        <w:jc w:val="both"/>
-        <w:rPr>
-          <w:rStyle w:val="apple-style-span"/>
-        </w:rPr>
-      </w:pPr>
     </w:p>
     <w:p>
       <w:pPr>
@@ -10145,6 +10294,17 @@
           <w:szCs w:val="24"/>
         </w:rPr>
         <w:br/>
+        <w:t>• Generating structured code review reports that summarize detected issues and recommendations.</w:t>
+      </w:r>
+      <w:r>
+        <w:rPr>
+          <w:rFonts w:ascii="Times New Roman" w:hAnsi="Times New Roman" w:cs="Times New Roman"/>
+          <w:bCs/>
+          <w:color w:val="000000"/>
+          <w:sz w:val="24"/>
+          <w:szCs w:val="24"/>
+        </w:rPr>
+        <w:br/>
       </w:r>
       <w:r>
         <w:rPr>
@@ -10155,17 +10315,6 @@
           <w:szCs w:val="24"/>
         </w:rPr>
         <w:lastRenderedPageBreak/>
-        <w:t>• Generating structured code review reports that summarize detected issues and recommendations.</w:t>
-      </w:r>
-      <w:r>
-        <w:rPr>
-          <w:rFonts w:ascii="Times New Roman" w:hAnsi="Times New Roman" w:cs="Times New Roman"/>
-          <w:bCs/>
-          <w:color w:val="000000"/>
-          <w:sz w:val="24"/>
-          <w:szCs w:val="24"/>
-        </w:rPr>
-        <w:br/>
         <w:t>• Providing an interface where users can easily view the analysis results and suggested improvements.</w:t>
       </w:r>
       <w:r>
@@ -10374,7 +10523,7 @@
           <w:szCs w:val="24"/>
         </w:rPr>
         <w:br/>
-        <w:t xml:space="preserve">Additionally, the platform can be applied in research and development environments where </w:t>
+        <w:t xml:space="preserve">Additionally, the platform can be applied in research and development environments where analyzing code quality and performance is important. By providing structured insights into code behavior and optimization opportunities, the system can support the development of </w:t>
       </w:r>
       <w:r>
         <w:rPr>
@@ -10385,7 +10534,7 @@
           <w:szCs w:val="24"/>
         </w:rPr>
         <w:lastRenderedPageBreak/>
-        <w:t>analyzing code quality and performance is important. By providing structured insights into code behavior and optimization opportunities, the system can support the development of more efficient algorithms and software solutions.</w:t>
+        <w:t>more efficient algorithms and software solutions.</w:t>
       </w:r>
       <w:r>
         <w:rPr>
@@ -10730,6 +10879,17 @@
           <w:szCs w:val="24"/>
         </w:rPr>
         <w:br/>
+        <w:t>• Faster development cycles by reducing time spent on manual debugging and repetitive code reviews.</w:t>
+      </w:r>
+      <w:r>
+        <w:rPr>
+          <w:rFonts w:ascii="Times New Roman" w:hAnsi="Times New Roman" w:cs="Times New Roman"/>
+          <w:bCs/>
+          <w:color w:val="000000"/>
+          <w:sz w:val="24"/>
+          <w:szCs w:val="24"/>
+        </w:rPr>
+        <w:br/>
       </w:r>
       <w:r>
         <w:rPr>
@@ -10740,17 +10900,6 @@
           <w:szCs w:val="24"/>
         </w:rPr>
         <w:lastRenderedPageBreak/>
-        <w:t>• Faster development cycles by reducing time spent on manual debugging and repetitive code reviews.</w:t>
-      </w:r>
-      <w:r>
-        <w:rPr>
-          <w:rFonts w:ascii="Times New Roman" w:hAnsi="Times New Roman" w:cs="Times New Roman"/>
-          <w:bCs/>
-          <w:color w:val="000000"/>
-          <w:sz w:val="24"/>
-          <w:szCs w:val="24"/>
-        </w:rPr>
-        <w:br/>
         <w:t>• Opportunities to study and improve AI-based code analysis techniques for future software development tools.</w:t>
       </w:r>
       <w:r>
@@ -11284,6 +11433,108 @@
         <w:tabs>
           <w:tab w:val="left" w:pos="720"/>
         </w:tabs>
+        <w:spacing w:after="0" w:line="276" w:lineRule="auto"/>
+        <w:jc w:val="both"/>
+        <w:rPr>
+          <w:rStyle w:val="apple-style-span"/>
+          <w:rFonts w:ascii="Times New Roman" w:hAnsi="Times New Roman" w:cs="Times New Roman"/>
+          <w:bCs/>
+          <w:color w:val="000000"/>
+          <w:sz w:val="24"/>
+          <w:szCs w:val="24"/>
+        </w:rPr>
+      </w:pPr>
+    </w:p>
+    <w:p>
+      <w:pPr>
+        <w:tabs>
+          <w:tab w:val="left" w:pos="720"/>
+        </w:tabs>
+        <w:spacing w:after="0" w:line="276" w:lineRule="auto"/>
+        <w:jc w:val="both"/>
+        <w:rPr>
+          <w:rStyle w:val="apple-style-span"/>
+          <w:rFonts w:ascii="Times New Roman" w:hAnsi="Times New Roman" w:cs="Times New Roman"/>
+          <w:bCs/>
+          <w:color w:val="000000"/>
+          <w:sz w:val="24"/>
+          <w:szCs w:val="24"/>
+        </w:rPr>
+      </w:pPr>
+    </w:p>
+    <w:p>
+      <w:pPr>
+        <w:tabs>
+          <w:tab w:val="left" w:pos="720"/>
+        </w:tabs>
+        <w:spacing w:after="0" w:line="276" w:lineRule="auto"/>
+        <w:jc w:val="both"/>
+        <w:rPr>
+          <w:rStyle w:val="apple-style-span"/>
+          <w:rFonts w:ascii="Times New Roman" w:hAnsi="Times New Roman" w:cs="Times New Roman"/>
+          <w:bCs/>
+          <w:color w:val="000000"/>
+          <w:sz w:val="24"/>
+          <w:szCs w:val="24"/>
+        </w:rPr>
+      </w:pPr>
+    </w:p>
+    <w:p>
+      <w:pPr>
+        <w:tabs>
+          <w:tab w:val="left" w:pos="720"/>
+        </w:tabs>
+        <w:spacing w:after="0" w:line="276" w:lineRule="auto"/>
+        <w:jc w:val="both"/>
+        <w:rPr>
+          <w:rStyle w:val="apple-style-span"/>
+          <w:rFonts w:ascii="Times New Roman" w:hAnsi="Times New Roman" w:cs="Times New Roman"/>
+          <w:bCs/>
+          <w:color w:val="000000"/>
+          <w:sz w:val="24"/>
+          <w:szCs w:val="24"/>
+        </w:rPr>
+      </w:pPr>
+    </w:p>
+    <w:p>
+      <w:pPr>
+        <w:tabs>
+          <w:tab w:val="left" w:pos="720"/>
+        </w:tabs>
+        <w:spacing w:after="0" w:line="276" w:lineRule="auto"/>
+        <w:jc w:val="both"/>
+        <w:rPr>
+          <w:rStyle w:val="apple-style-span"/>
+          <w:rFonts w:ascii="Times New Roman" w:hAnsi="Times New Roman" w:cs="Times New Roman"/>
+          <w:bCs/>
+          <w:color w:val="000000"/>
+          <w:sz w:val="24"/>
+          <w:szCs w:val="24"/>
+        </w:rPr>
+      </w:pPr>
+    </w:p>
+    <w:p>
+      <w:pPr>
+        <w:tabs>
+          <w:tab w:val="left" w:pos="720"/>
+        </w:tabs>
+        <w:spacing w:after="0" w:line="276" w:lineRule="auto"/>
+        <w:jc w:val="both"/>
+        <w:rPr>
+          <w:rStyle w:val="apple-style-span"/>
+          <w:rFonts w:ascii="Times New Roman" w:hAnsi="Times New Roman" w:cs="Times New Roman"/>
+          <w:bCs/>
+          <w:color w:val="000000"/>
+          <w:sz w:val="24"/>
+          <w:szCs w:val="24"/>
+        </w:rPr>
+      </w:pPr>
+    </w:p>
+    <w:p>
+      <w:pPr>
+        <w:tabs>
+          <w:tab w:val="left" w:pos="720"/>
+        </w:tabs>
         <w:spacing w:after="240" w:line="276" w:lineRule="auto"/>
         <w:rPr>
           <w:rFonts w:ascii="Times New Roman" w:hAnsi="Times New Roman" w:cs="Times New Roman"/>
@@ -11302,6 +11553,7 @@
           <w:sz w:val="28"/>
           <w:szCs w:val="28"/>
         </w:rPr>
+        <w:lastRenderedPageBreak/>
         <w:t>2. SYSTEM ANALYSIS</w:t>
       </w:r>
     </w:p>
@@ -11356,13 +11608,6 @@
           <w:lang w:val="en-IN"/>
         </w:rPr>
         <w:br/>
-      </w:r>
-      <w:r>
-        <w:rPr>
-          <w:color w:val="000000" w:themeColor="text1"/>
-          <w:lang w:val="en-IN"/>
-        </w:rPr>
-        <w:lastRenderedPageBreak/>
         <w:t>Manual code review is one of the earliest and most widely used approaches for maintaining software quality. In this method, developers review each other’s code to identify bugs, logical mistakes, and violations of coding standards before the code is merged into the main project. Development platforms such as GitHub and GitLab provide built-in mechanisms like pull requests and merge requests that allow teams to examine code collaboratively. Reviewers analyze the changes, suggest improvements, and ensure that the code follows project guidelines. Although manual code reviews encourage collaboration and knowledge sharing among developers, they can be time-consuming and highly dependent on the reviewer’s expertise. In large projects with thousands of lines of code, reviewing every change manually becomes difficult and may still leave some bugs undetected.</w:t>
       </w:r>
       <w:r>
@@ -11474,6 +11719,7 @@
           <w:color w:val="000000" w:themeColor="text1"/>
           <w:lang w:val="en-IN"/>
         </w:rPr>
+        <w:lastRenderedPageBreak/>
         <w:br/>
       </w:r>
       <w:r>
@@ -11497,15 +11743,7 @@
           <w:color w:val="000000" w:themeColor="text1"/>
           <w:lang w:val="en-IN"/>
         </w:rPr>
-        <w:t xml:space="preserve">Although current tools and practices help developers maintain software quality, they still have several limitations. Manual code reviews require significant time and depend heavily on the expertise of reviewers. Static analysis tools are rule-based and cannot fully understand </w:t>
-      </w:r>
-      <w:r>
-        <w:rPr>
-          <w:color w:val="000000" w:themeColor="text1"/>
-          <w:lang w:val="en-IN"/>
-        </w:rPr>
-        <w:lastRenderedPageBreak/>
-        <w:t>complex program logic or provide detailed optimization suggestions. IDE-based tools mainly assist during coding rather than offering comprehensive analysis of the entire codebase. Similarly, AI coding assistants focus on generating code rather than systematically analyzing existing programs. These limitations highlight the need for more intelligent systems that combine automated analysis, contextual understanding, and optimization recommendations. The proposed CodeOptimizer system aims to address these challenges by using AI-driven analysis to detect bugs, identify logical errors, and suggest improvements for better code quality and performance.</w:t>
+        <w:t>Although current tools and practices help developers maintain software quality, they still have several limitations. Manual code reviews require significant time and depend heavily on the expertise of reviewers. Static analysis tools are rule-based and cannot fully understand complex program logic or provide detailed optimization suggestions. IDE-based tools mainly assist during coding rather than offering comprehensive analysis of the entire codebase. Similarly, AI coding assistants focus on generating code rather than systematically analyzing existing programs. These limitations highlight the need for more intelligent systems that combine automated analysis, contextual understanding, and optimization recommendations. The proposed CodeOptimizer system aims to address these challenges by using AI-driven analysis to detect bugs, identify logical errors, and suggest improvements for better code quality and performance.</w:t>
       </w:r>
     </w:p>
     <w:p>
@@ -11602,14 +11840,15 @@
           <w:lang w:val="en-IN"/>
         </w:rPr>
         <w:br/>
-        <w:t>Another important feature of the proposed system is its ability to recommend performance and code optimization improvements. In addition to identifying errors, the system analyzes the efficiency of algorithms, coding patterns, and resource usage. Based on this analysis, it suggests ways to improve performance, enhance readability, and make the code more maintainable. This helps developers produce high-quality software that performs efficiently and is easier to maintain over time.</w:t>
+        <w:t xml:space="preserve">Another important feature of the proposed system is its ability to recommend performance and code optimization improvements. In addition to identifying errors, the system analyzes the efficiency of algorithms, coding patterns, and resource usage. Based on this analysis, it suggests ways to improve performance, enhance readability, and make the code more maintainable. This helps developers produce high-quality software that performs efficiently </w:t>
       </w:r>
       <w:r>
         <w:rPr>
           <w:color w:val="000000" w:themeColor="text1"/>
           <w:lang w:val="en-IN"/>
         </w:rPr>
-        <w:br/>
+        <w:lastRenderedPageBreak/>
+        <w:t>and is easier to maintain over time.</w:t>
       </w:r>
       <w:r>
         <w:rPr>
@@ -11617,15 +11856,14 @@
           <w:lang w:val="en-IN"/>
         </w:rPr>
         <w:br/>
-        <w:t xml:space="preserve">The proposed system is also designed to be scalable and adaptable to different development environments. It can be integrated into existing development workflows, such as continuous integration pipelines or automated testing systems. This allows developers to receive </w:t>
       </w:r>
       <w:r>
         <w:rPr>
           <w:color w:val="000000" w:themeColor="text1"/>
           <w:lang w:val="en-IN"/>
         </w:rPr>
-        <w:lastRenderedPageBreak/>
-        <w:t>automated feedback on their code during various stages of development, reducing debugging time and improving productivity.</w:t>
+        <w:br/>
+        <w:t>The proposed system is also designed to be scalable and adaptable to different development environments. It can be integrated into existing development workflows, such as continuous integration pipelines or automated testing systems. This allows developers to receive automated feedback on their code during various stages of development, reducing debugging time and improving productivity.</w:t>
       </w:r>
       <w:r>
         <w:rPr>
@@ -12015,6 +12253,7 @@
           <w:sz w:val="28"/>
           <w:szCs w:val="28"/>
         </w:rPr>
+        <w:lastRenderedPageBreak/>
         <w:t>PROJECT DESCRIPTION</w:t>
       </w:r>
     </w:p>
@@ -12055,153 +12294,154 @@
           <w:lang w:val="en-IN"/>
         </w:rPr>
         <w:br/>
+        <w:t>General Concept: Artificial Intelligence (AI) refers to computer systems designed to perform tasks that normally require human intelligence, such as understanding language, analyzing patterns, and making decisions. In this project, AI—specifically large language models—is used to analyze source code and generate intelligent suggestions. These models are trained on large datasets of programming languages and can understand coding patterns, detect possible errors, and recommend improvements. Key features relevant to this project include:</w:t>
+      </w:r>
+      <w:r>
+        <w:rPr>
+          <w:lang w:val="en-IN"/>
+        </w:rPr>
+        <w:br/>
+      </w:r>
+      <w:r>
+        <w:rPr>
+          <w:lang w:val="en-IN"/>
+        </w:rPr>
+        <w:br/>
+        <w:t>• Code Understanding: AI models can interpret programming syntax, logic structures, and coding patterns to analyze the behavior of the code.</w:t>
+      </w:r>
+      <w:r>
+        <w:rPr>
+          <w:lang w:val="en-IN"/>
+        </w:rPr>
+        <w:br/>
+        <w:t>• Automated Analysis: The system can automatically review code and detect potential bugs or inefficiencies without manual inspection.</w:t>
+      </w:r>
+      <w:r>
+        <w:rPr>
+          <w:lang w:val="en-IN"/>
+        </w:rPr>
+        <w:br/>
+        <w:t>• Contextual Suggestions: AI generates meaningful recommendations for fixing errors and improving code quality.</w:t>
+      </w:r>
+      <w:r>
+        <w:rPr>
+          <w:lang w:val="en-IN"/>
+        </w:rPr>
+        <w:br/>
+        <w:t>• Learning Capability: The system benefits from models trained on large code repositories, enabling it to recognize common programming mistakes and best practices.</w:t>
+      </w:r>
+      <w:r>
+        <w:rPr>
+          <w:lang w:val="en-IN"/>
+        </w:rPr>
+        <w:br/>
+      </w:r>
+      <w:r>
+        <w:rPr>
+          <w:lang w:val="en-IN"/>
+        </w:rPr>
+        <w:br/>
+        <w:t>3.1.2 Automated Code Analysis</w:t>
+      </w:r>
+      <w:r>
+        <w:rPr>
+          <w:lang w:val="en-IN"/>
+        </w:rPr>
+        <w:br/>
+      </w:r>
+      <w:r>
+        <w:rPr>
+          <w:lang w:val="en-IN"/>
+        </w:rPr>
+        <w:br/>
+        <w:t>General Concept: Automated code analysis refers to the process of examining source code using software tools to detect errors, inefficiencies, or violations of coding standards. Instead of relying solely on manual reviews, automated analysis tools evaluate code structure and logic to identify potential issues early in the development process. In this project, automated analysis forms the core functionality of the system. Key aspects include:</w:t>
+      </w:r>
+      <w:r>
+        <w:rPr>
+          <w:lang w:val="en-IN"/>
+        </w:rPr>
+        <w:br/>
+      </w:r>
+      <w:r>
+        <w:rPr>
+          <w:lang w:val="en-IN"/>
+        </w:rPr>
+        <w:br/>
+        <w:t>• Syntax and Logic Evaluation: The system analyzes the syntax and logical flow of the code to detect possible bugs or inconsistencies.</w:t>
+      </w:r>
+      <w:r>
+        <w:rPr>
+          <w:lang w:val="en-IN"/>
+        </w:rPr>
+        <w:br/>
+        <w:t>• Error Identification: Potential errors, problematic patterns, or inefficient implementations are automatically highlighted.</w:t>
+      </w:r>
+      <w:r>
+        <w:rPr>
+          <w:lang w:val="en-IN"/>
+        </w:rPr>
+        <w:br/>
+        <w:t>• Code Quality Assessment: The system evaluates code readability, structure, and maintainability.</w:t>
+      </w:r>
+      <w:r>
+        <w:rPr>
+          <w:lang w:val="en-IN"/>
+        </w:rPr>
+        <w:br/>
+        <w:t>• Early Detection: Developers receive feedback during development, helping them correct issues before the code is deployed.</w:t>
+      </w:r>
+      <w:r>
+        <w:rPr>
+          <w:lang w:val="en-IN"/>
+        </w:rPr>
+        <w:br/>
+      </w:r>
+      <w:r>
+        <w:rPr>
+          <w:lang w:val="en-IN"/>
+        </w:rPr>
+        <w:br/>
+        <w:t>3.1.3 Agent-Based Workflow</w:t>
+      </w:r>
+      <w:r>
+        <w:rPr>
+          <w:lang w:val="en-IN"/>
+        </w:rPr>
+        <w:br/>
+      </w:r>
+      <w:r>
+        <w:rPr>
+          <w:lang w:val="en-IN"/>
+        </w:rPr>
+        <w:br/>
+        <w:t>General Concept: Agent-based workflows divide a complex task into smaller specialized components called agents. Each agent performs a specific function, and together they form a structured pipeline that processes information step by step. In this project, different agents are responsible for analyzing code, detecting bugs, and suggesting optimizations. Key aspects include:</w:t>
+      </w:r>
+      <w:r>
+        <w:rPr>
+          <w:lang w:val="en-IN"/>
+        </w:rPr>
+        <w:br/>
+      </w:r>
+      <w:r>
+        <w:rPr>
+          <w:lang w:val="en-IN"/>
+        </w:rPr>
+        <w:br/>
+        <w:t>• Task Specialization: Each agent focuses on a specific part of the code analysis process, such as inspection, debugging, or optimization.</w:t>
+      </w:r>
+      <w:r>
+        <w:rPr>
+          <w:lang w:val="en-IN"/>
+        </w:rPr>
+        <w:br/>
+        <w:t xml:space="preserve">• Structured Workflow: Code passes through multiple analysis stages to produce a </w:t>
       </w:r>
       <w:r>
         <w:rPr>
           <w:lang w:val="en-IN"/>
         </w:rPr>
         <w:lastRenderedPageBreak/>
-        <w:t>General Concept: Artificial Intelligence (AI) refers to computer systems designed to perform tasks that normally require human intelligence, such as understanding language, analyzing patterns, and making decisions. In this project, AI—specifically large language models—is used to analyze source code and generate intelligent suggestions. These models are trained on large datasets of programming languages and can understand coding patterns, detect possible errors, and recommend improvements. Key features relevant to this project include:</w:t>
-      </w:r>
-      <w:r>
-        <w:rPr>
-          <w:lang w:val="en-IN"/>
-        </w:rPr>
-        <w:br/>
-      </w:r>
-      <w:r>
-        <w:rPr>
-          <w:lang w:val="en-IN"/>
-        </w:rPr>
-        <w:br/>
-        <w:t>• Code Understanding: AI models can interpret programming syntax, logic structures, and coding patterns to analyze the behavior of the code.</w:t>
-      </w:r>
-      <w:r>
-        <w:rPr>
-          <w:lang w:val="en-IN"/>
-        </w:rPr>
-        <w:br/>
-        <w:t>• Automated Analysis: The system can automatically review code and detect potential bugs or inefficiencies without manual inspection.</w:t>
-      </w:r>
-      <w:r>
-        <w:rPr>
-          <w:lang w:val="en-IN"/>
-        </w:rPr>
-        <w:br/>
-        <w:t>• Contextual Suggestions: AI generates meaningful recommendations for fixing errors and improving code quality.</w:t>
-      </w:r>
-      <w:r>
-        <w:rPr>
-          <w:lang w:val="en-IN"/>
-        </w:rPr>
-        <w:br/>
-        <w:t>• Learning Capability: The system benefits from models trained on large code repositories, enabling it to recognize common programming mistakes and best practices.</w:t>
-      </w:r>
-      <w:r>
-        <w:rPr>
-          <w:lang w:val="en-IN"/>
-        </w:rPr>
-        <w:br/>
-      </w:r>
-      <w:r>
-        <w:rPr>
-          <w:lang w:val="en-IN"/>
-        </w:rPr>
-        <w:br/>
-        <w:t>3.1.2 Automated Code Analysis</w:t>
-      </w:r>
-      <w:r>
-        <w:rPr>
-          <w:lang w:val="en-IN"/>
-        </w:rPr>
-        <w:br/>
-      </w:r>
-      <w:r>
-        <w:rPr>
-          <w:lang w:val="en-IN"/>
-        </w:rPr>
-        <w:br/>
-        <w:t>General Concept: Automated code analysis refers to the process of examining source code using software tools to detect errors, inefficiencies, or violations of coding standards. Instead of relying solely on manual reviews, automated analysis tools evaluate code structure and logic to identify potential issues early in the development process. In this project, automated analysis forms the core functionality of the system. Key aspects include:</w:t>
-      </w:r>
-      <w:r>
-        <w:rPr>
-          <w:lang w:val="en-IN"/>
-        </w:rPr>
-        <w:br/>
-      </w:r>
-      <w:r>
-        <w:rPr>
-          <w:lang w:val="en-IN"/>
-        </w:rPr>
-        <w:br/>
-        <w:t>• Syntax and Logic Evaluation: The system analyzes the syntax and logical flow of the code to detect possible bugs or inconsistencies.</w:t>
-      </w:r>
-      <w:r>
-        <w:rPr>
-          <w:lang w:val="en-IN"/>
-        </w:rPr>
-        <w:br/>
-        <w:t>• Error Identification: Potential errors, problematic patterns, or inefficient implementations are automatically highlighted.</w:t>
-      </w:r>
-      <w:r>
-        <w:rPr>
-          <w:lang w:val="en-IN"/>
-        </w:rPr>
-        <w:br/>
-        <w:t>• Code Quality Assessment: The system evaluates code readability, structure, and maintainability.</w:t>
-      </w:r>
-      <w:r>
-        <w:rPr>
-          <w:lang w:val="en-IN"/>
-        </w:rPr>
-        <w:br/>
-        <w:t>• Early Detection: Developers receive feedback during development, helping them correct issues before the code is deployed.</w:t>
-      </w:r>
-      <w:r>
-        <w:rPr>
-          <w:lang w:val="en-IN"/>
-        </w:rPr>
-        <w:br/>
-      </w:r>
-      <w:r>
-        <w:rPr>
-          <w:lang w:val="en-IN"/>
-        </w:rPr>
-        <w:br/>
-        <w:t>3.1.3 Agent-Based Workflow</w:t>
-      </w:r>
-      <w:r>
-        <w:rPr>
-          <w:lang w:val="en-IN"/>
-        </w:rPr>
-        <w:br/>
-      </w:r>
-      <w:r>
-        <w:rPr>
-          <w:lang w:val="en-IN"/>
-        </w:rPr>
-        <w:br/>
-        <w:t>General Concept: Agent-based workflows divide a complex task into smaller specialized components called agents. Each agent performs a specific function, and together they form a structured pipeline that processes information step by step. In this project, different agents are responsible for analyzing code, detecting bugs, and suggesting optimizations. Key aspects include:</w:t>
-      </w:r>
-      <w:r>
-        <w:rPr>
-          <w:lang w:val="en-IN"/>
-        </w:rPr>
-        <w:br/>
-      </w:r>
-      <w:r>
-        <w:rPr>
-          <w:lang w:val="en-IN"/>
-        </w:rPr>
-        <w:br/>
-        <w:t>• Task Specialization: Each agent focuses on a specific part of the code analysis process, such as inspection, debugging, or optimization.</w:t>
-      </w:r>
-      <w:r>
-        <w:rPr>
-          <w:lang w:val="en-IN"/>
-        </w:rPr>
-        <w:br/>
-        <w:t>• Structured Workflow: Code passes through multiple analysis stages to produce a comprehensive evaluation.</w:t>
+        <w:t>comprehensive evaluation.</w:t>
       </w:r>
       <w:r>
         <w:rPr>
@@ -12228,196 +12468,191 @@
           <w:lang w:val="en-IN"/>
         </w:rPr>
         <w:br/>
+        <w:t>3.1.4 API-Based System Integration</w:t>
+      </w:r>
+      <w:r>
+        <w:rPr>
+          <w:lang w:val="en-IN"/>
+        </w:rPr>
+        <w:br/>
+      </w:r>
+      <w:r>
+        <w:rPr>
+          <w:lang w:val="en-IN"/>
+        </w:rPr>
+        <w:br/>
+        <w:t>General Concept: Application Programming Interfaces (APIs) enable communication between different software components or services. In this project, APIs are used to connect the user interface, backend processing system, and AI analysis engine. This allows the platform to accept code input, process it using AI models, and return structured results. Key aspects include:</w:t>
+      </w:r>
+      <w:r>
+        <w:rPr>
+          <w:lang w:val="en-IN"/>
+        </w:rPr>
+        <w:br/>
+      </w:r>
+      <w:r>
+        <w:rPr>
+          <w:lang w:val="en-IN"/>
+        </w:rPr>
+        <w:br/>
+        <w:t>• Input Handling: APIs allow users or external applications to submit source code files for analysis.</w:t>
+      </w:r>
+      <w:r>
+        <w:rPr>
+          <w:lang w:val="en-IN"/>
+        </w:rPr>
+        <w:br/>
+        <w:t>• Processing Pipeline: The backend sends code to the AI model and receives analysis results.</w:t>
+      </w:r>
+      <w:r>
+        <w:rPr>
+          <w:lang w:val="en-IN"/>
+        </w:rPr>
+        <w:br/>
+        <w:t>• System Integration: APIs enable integration with development tools, coding platforms, or automated workflows.</w:t>
+      </w:r>
+      <w:r>
+        <w:rPr>
+          <w:lang w:val="en-IN"/>
+        </w:rPr>
+        <w:br/>
+        <w:t>• Flexible Architecture: The modular API structure allows easy updates and expansion of system capabilities in the future.</w:t>
+      </w:r>
+    </w:p>
+    <w:p>
+      <w:pPr>
+        <w:pStyle w:val="NormalWeb"/>
+      </w:pPr>
+      <w:r>
+        <w:rPr>
+          <w:lang w:val="en-IN"/>
+        </w:rPr>
+        <w:t>3.2 SWOT Analysis</w:t>
+      </w:r>
+      <w:r>
+        <w:rPr>
+          <w:lang w:val="en-IN"/>
+        </w:rPr>
+        <w:br/>
+      </w:r>
+      <w:r>
+        <w:rPr>
+          <w:lang w:val="en-IN"/>
+        </w:rPr>
+        <w:br/>
+        <w:t>3.2.1 Strengths</w:t>
+      </w:r>
+      <w:r>
+        <w:rPr>
+          <w:lang w:val="en-IN"/>
+        </w:rPr>
+        <w:br/>
+      </w:r>
+      <w:r>
+        <w:rPr>
+          <w:lang w:val="en-IN"/>
+        </w:rPr>
+        <w:br/>
+        <w:t>• Automated Code Analysis: The system automatically analyzes source code and detects bugs, logical errors, and inefficiencies, reducing the need for manual debugging.</w:t>
+      </w:r>
+      <w:r>
+        <w:rPr>
+          <w:lang w:val="en-IN"/>
+        </w:rPr>
+        <w:br/>
+        <w:t>• Improved Code Quality: By providing contextual suggestions and optimization recommendations, the platform helps developers write cleaner and more efficient code.</w:t>
+      </w:r>
+      <w:r>
+        <w:rPr>
+          <w:lang w:val="en-IN"/>
+        </w:rPr>
+        <w:br/>
+        <w:t>• Developer Productivity: Automated feedback allows developers to identify problems quickly, saving time during development and debugging.</w:t>
+      </w:r>
+      <w:r>
+        <w:rPr>
+          <w:lang w:val="en-IN"/>
+        </w:rPr>
+        <w:br/>
+        <w:t>• Learning Support: The system can assist students and beginner programmers by explaining coding mistakes and suggesting improvements.</w:t>
+      </w:r>
+      <w:r>
+        <w:rPr>
+          <w:lang w:val="en-IN"/>
+        </w:rPr>
+        <w:br/>
+        <w:t>• Scalable Architecture: The modular design using APIs and AI models allows the system to be expanded with additional features or support for more programming languages.</w:t>
+      </w:r>
+      <w:r>
+        <w:rPr>
+          <w:lang w:val="en-IN"/>
+        </w:rPr>
+        <w:br/>
+      </w:r>
+      <w:r>
+        <w:rPr>
+          <w:lang w:val="en-IN"/>
+        </w:rPr>
+        <w:br/>
+        <w:t>3.2.2 Weakness</w:t>
+      </w:r>
+      <w:r>
+        <w:rPr>
+          <w:lang w:val="en-IN"/>
+        </w:rPr>
+        <w:br/>
+      </w:r>
+      <w:r>
+        <w:rPr>
+          <w:lang w:val="en-IN"/>
+        </w:rPr>
+        <w:br/>
+        <w:t>• Dependence on AI Models: The accuracy of code analysis depends on the performance of the AI model being used, which may occasionally produce incomplete or incorrect suggestions.</w:t>
+      </w:r>
+      <w:r>
+        <w:rPr>
+          <w:lang w:val="en-IN"/>
+        </w:rPr>
+        <w:br/>
+        <w:t>• Processing Limitations: Analyzing very large codebases may require significant computational resources and processing time.</w:t>
+      </w:r>
+      <w:r>
+        <w:rPr>
+          <w:lang w:val="en-IN"/>
+        </w:rPr>
+        <w:br/>
+        <w:t>• Context Limitations: AI models may sometimes lack full project context, which can lead to partial understanding of complex program behavior.</w:t>
+      </w:r>
+      <w:r>
+        <w:rPr>
+          <w:lang w:val="en-IN"/>
+        </w:rPr>
+        <w:br/>
+        <w:t>• Limited Language Support: Initial versions of the system may support only a limited number of programming languages, restricting its applicability.</w:t>
+      </w:r>
+      <w:r>
+        <w:rPr>
+          <w:lang w:val="en-IN"/>
+        </w:rPr>
+        <w:br/>
+      </w:r>
+      <w:r>
+        <w:rPr>
+          <w:lang w:val="en-IN"/>
+        </w:rPr>
+        <w:br/>
+        <w:t>3.2.3 Opportunities</w:t>
+      </w:r>
+      <w:r>
+        <w:rPr>
+          <w:lang w:val="en-IN"/>
+        </w:rPr>
+        <w:br/>
       </w:r>
       <w:r>
         <w:rPr>
           <w:lang w:val="en-IN"/>
         </w:rPr>
         <w:lastRenderedPageBreak/>
-        <w:t>3.1.4 API-Based System Integration</w:t>
-      </w:r>
-      <w:r>
-        <w:rPr>
-          <w:lang w:val="en-IN"/>
-        </w:rPr>
-        <w:br/>
-      </w:r>
-      <w:r>
-        <w:rPr>
-          <w:lang w:val="en-IN"/>
-        </w:rPr>
-        <w:br/>
-        <w:t>General Concept: Application Programming Interfaces (APIs) enable communication between different software components or services. In this project, APIs are used to connect the user interface, backend processing system, and AI analysis engine. This allows the platform to accept code input, process it using AI models, and return structured results. Key aspects include:</w:t>
-      </w:r>
-      <w:r>
-        <w:rPr>
-          <w:lang w:val="en-IN"/>
-        </w:rPr>
-        <w:br/>
-      </w:r>
-      <w:r>
-        <w:rPr>
-          <w:lang w:val="en-IN"/>
-        </w:rPr>
-        <w:br/>
-        <w:t>• Input Handling: APIs allow users or external applications to submit source code files for analysis.</w:t>
-      </w:r>
-      <w:r>
-        <w:rPr>
-          <w:lang w:val="en-IN"/>
-        </w:rPr>
-        <w:br/>
-        <w:t>• Processing Pipeline: The backend sends code to the AI model and receives analysis results.</w:t>
-      </w:r>
-      <w:r>
-        <w:rPr>
-          <w:lang w:val="en-IN"/>
-        </w:rPr>
-        <w:br/>
-        <w:t>• System Integration: APIs enable integration with development tools, coding platforms, or automated workflows.</w:t>
-      </w:r>
-      <w:r>
-        <w:rPr>
-          <w:lang w:val="en-IN"/>
-        </w:rPr>
-        <w:br/>
-        <w:t>• Flexible Architecture: The modular API structure allows easy updates and expansion of system capabilities in the future.</w:t>
-      </w:r>
-    </w:p>
-    <w:p>
-      <w:pPr>
-        <w:pStyle w:val="NormalWeb"/>
-      </w:pPr>
-      <w:r>
-        <w:rPr>
-          <w:lang w:val="en-IN"/>
-        </w:rPr>
-        <w:t>3.2 SWOT Analysis</w:t>
-      </w:r>
-      <w:r>
-        <w:rPr>
-          <w:lang w:val="en-IN"/>
-        </w:rPr>
-        <w:br/>
-      </w:r>
-      <w:r>
-        <w:rPr>
-          <w:lang w:val="en-IN"/>
-        </w:rPr>
-        <w:br/>
-        <w:t>3.2.1 Strengths</w:t>
-      </w:r>
-      <w:r>
-        <w:rPr>
-          <w:lang w:val="en-IN"/>
-        </w:rPr>
-        <w:br/>
-      </w:r>
-      <w:r>
-        <w:rPr>
-          <w:lang w:val="en-IN"/>
-        </w:rPr>
-        <w:br/>
-        <w:t>• Automated Code Analysis: The system automatically analyzes source code and detects bugs, logical errors, and inefficiencies, reducing the need for manual debugging.</w:t>
-      </w:r>
-      <w:r>
-        <w:rPr>
-          <w:lang w:val="en-IN"/>
-        </w:rPr>
-        <w:br/>
-        <w:t>• Improved Code Quality: By providing contextual suggestions and optimization recommendations, the platform helps developers write cleaner and more efficient code.</w:t>
-      </w:r>
-      <w:r>
-        <w:rPr>
-          <w:lang w:val="en-IN"/>
-        </w:rPr>
-        <w:br/>
-        <w:t>• Developer Productivity: Automated feedback allows developers to identify problems quickly, saving time during development and debugging.</w:t>
-      </w:r>
-      <w:r>
-        <w:rPr>
-          <w:lang w:val="en-IN"/>
-        </w:rPr>
-        <w:br/>
-        <w:t>• Learning Support: The system can assist students and beginner programmers by explaining coding mistakes and suggesting improvements.</w:t>
-      </w:r>
-      <w:r>
-        <w:rPr>
-          <w:lang w:val="en-IN"/>
-        </w:rPr>
-        <w:br/>
-        <w:t>• Scalable Architecture: The modular design using APIs and AI models allows the system to be expanded with additional features or support for more programming languages.</w:t>
-      </w:r>
-      <w:r>
-        <w:rPr>
-          <w:lang w:val="en-IN"/>
-        </w:rPr>
-        <w:br/>
-      </w:r>
-      <w:r>
-        <w:rPr>
-          <w:lang w:val="en-IN"/>
-        </w:rPr>
-        <w:br/>
-        <w:t>3.2.2 Weakness</w:t>
-      </w:r>
-      <w:r>
-        <w:rPr>
-          <w:lang w:val="en-IN"/>
-        </w:rPr>
-        <w:br/>
-      </w:r>
-      <w:r>
-        <w:rPr>
-          <w:lang w:val="en-IN"/>
-        </w:rPr>
-        <w:br/>
-        <w:t>• Dependence on AI Models: The accuracy of code analysis depends on the performance of the AI model being used, which may occasionally produce incomplete or incorrect suggestions.</w:t>
-      </w:r>
-      <w:r>
-        <w:rPr>
-          <w:lang w:val="en-IN"/>
-        </w:rPr>
-        <w:br/>
-        <w:t>• Processing Limitations: Analyzing very large codebases may require significant computational resources and processing time.</w:t>
-      </w:r>
-      <w:r>
-        <w:rPr>
-          <w:lang w:val="en-IN"/>
-        </w:rPr>
-        <w:br/>
-        <w:t>• Context Limitations: AI models may sometimes lack full project context, which can lead to partial understanding of complex program behavior.</w:t>
-      </w:r>
-      <w:r>
-        <w:rPr>
-          <w:lang w:val="en-IN"/>
-        </w:rPr>
-        <w:br/>
-        <w:t>• Limited Language Support: Initial versions of the system may support only a limited number of programming languages, restricting its applicability.</w:t>
-      </w:r>
-      <w:r>
-        <w:rPr>
-          <w:lang w:val="en-IN"/>
-        </w:rPr>
-        <w:br/>
-      </w:r>
-      <w:r>
-        <w:rPr>
-          <w:lang w:val="en-IN"/>
-        </w:rPr>
-        <w:br/>
-        <w:t>3.2.3 Opportunities</w:t>
-      </w:r>
-      <w:r>
-        <w:rPr>
-          <w:lang w:val="en-IN"/>
-        </w:rPr>
-        <w:br/>
-      </w:r>
-      <w:r>
-        <w:rPr>
-          <w:lang w:val="en-IN"/>
-        </w:rPr>
         <w:br/>
         <w:t>• Integration with Development Tools: The platform can be integrated with IDEs, version control systems, and continuous integration pipelines to provide automated code review during development.</w:t>
       </w:r>
@@ -12433,12 +12668,6 @@
           <w:lang w:val="en-IN"/>
         </w:rPr>
         <w:br/>
-      </w:r>
-      <w:r>
-        <w:rPr>
-          <w:lang w:val="en-IN"/>
-        </w:rPr>
-        <w:lastRenderedPageBreak/>
         <w:t>• Educational Platforms: The system can be used in programming courses, coding bootcamps, and online learning platforms to assist students in improving their coding skills.</w:t>
       </w:r>
       <w:r>
@@ -12644,6 +12873,7 @@
           <w:bCs/>
           <w:lang w:val="en-IN"/>
         </w:rPr>
+        <w:lastRenderedPageBreak/>
         <w:br/>
         <w:t>3.3.5 API-Based Code Submission and Processing</w:t>
       </w:r>
@@ -12659,14 +12889,7 @@
         <w:rPr>
           <w:lang w:val="en-IN"/>
         </w:rPr>
-        <w:t xml:space="preserve">The platform allows users to submit source code files or project folders through API endpoints. Once the code is uploaded, the backend processes the input and forwards it to the AI analysis engine. After analysis, the results are returned through the API and displayed to the user. This architecture enables seamless communication between different system </w:t>
-      </w:r>
-      <w:r>
-        <w:rPr>
-          <w:lang w:val="en-IN"/>
-        </w:rPr>
-        <w:lastRenderedPageBreak/>
-        <w:t>components.</w:t>
+        <w:t>The platform allows users to submit source code files or project folders through API endpoints. Once the code is uploaded, the backend processes the input and forwards it to the AI analysis engine. After analysis, the results are returned through the API and displayed to the user. This architecture enables seamless communication between different system components.</w:t>
       </w:r>
       <w:r>
         <w:rPr>
@@ -12891,6 +13114,7 @@
           <w:lang w:val="en-IN"/>
           <w14:ligatures w14:val="standardContextual"/>
         </w:rPr>
+        <w:lastRenderedPageBreak/>
         <w:br/>
       </w:r>
       <w:r>
@@ -12919,7 +13143,7 @@
           <w:lang w:val="en-IN"/>
           <w14:ligatures w14:val="standardContextual"/>
         </w:rPr>
-        <w:t xml:space="preserve">The first phase involves identifying the functional and non-functional requirements of the system. Functional requirements include accepting source code input, analyzing it using AI models, detecting bugs, and generating fix suggestions. Non-functional requirements include </w:t>
+        <w:t>The first phase involves identifying the functional and non-functional requirements of the system. Functional requirements include accepting source code input, analyzing it using AI models, detecting bugs, and generating fix suggestions. Non-functional requirements include performance, scalability, accuracy, and security of code data. This phase helps define the scope of the system and ensures the platform addresses the needs of developers and learners.</w:t>
       </w:r>
       <w:r>
         <w:rPr>
@@ -12927,272 +13151,272 @@
           <w:lang w:val="en-IN"/>
           <w14:ligatures w14:val="standardContextual"/>
         </w:rPr>
+        <w:br/>
+      </w:r>
+      <w:r>
+        <w:rPr>
+          <w:kern w:val="2"/>
+          <w:lang w:val="en-IN"/>
+          <w14:ligatures w14:val="standardContextual"/>
+        </w:rPr>
+        <w:br/>
+      </w:r>
+      <w:r>
+        <w:rPr>
+          <w:b/>
+          <w:bCs/>
+          <w:kern w:val="2"/>
+          <w:lang w:val="en-IN"/>
+          <w14:ligatures w14:val="standardContextual"/>
+        </w:rPr>
+        <w:t>System Design:</w:t>
+      </w:r>
+      <w:r>
+        <w:rPr>
+          <w:b/>
+          <w:bCs/>
+          <w:kern w:val="2"/>
+          <w:lang w:val="en-IN"/>
+          <w14:ligatures w14:val="standardContextual"/>
+        </w:rPr>
+        <w:br/>
+      </w:r>
+      <w:r>
+        <w:rPr>
+          <w:kern w:val="2"/>
+          <w:lang w:val="en-IN"/>
+          <w14:ligatures w14:val="standardContextual"/>
+        </w:rPr>
+        <w:t>After defining requirements, the overall architecture of the platform is designed. The system is divided into components such as the user interface, backend server, AI analysis engine, and API communication layer. The design also incorporates an agent-based workflow where different modules handle tasks like code inspection, bug detection, and optimization analysis. This modular design improves maintainability and scalability.</w:t>
+      </w:r>
+      <w:r>
+        <w:rPr>
+          <w:kern w:val="2"/>
+          <w:lang w:val="en-IN"/>
+          <w14:ligatures w14:val="standardContextual"/>
+        </w:rPr>
+        <w:br/>
+      </w:r>
+      <w:r>
+        <w:rPr>
+          <w:kern w:val="2"/>
+          <w:lang w:val="en-IN"/>
+          <w14:ligatures w14:val="standardContextual"/>
+        </w:rPr>
+        <w:br/>
+      </w:r>
+      <w:r>
+        <w:rPr>
+          <w:b/>
+          <w:bCs/>
+          <w:kern w:val="2"/>
+          <w:lang w:val="en-IN"/>
+          <w14:ligatures w14:val="standardContextual"/>
+        </w:rPr>
+        <w:t>AI Model Integration:</w:t>
+      </w:r>
+      <w:r>
+        <w:rPr>
+          <w:b/>
+          <w:bCs/>
+          <w:kern w:val="2"/>
+          <w:lang w:val="en-IN"/>
+          <w14:ligatures w14:val="standardContextual"/>
+        </w:rPr>
+        <w:br/>
+      </w:r>
+      <w:r>
+        <w:rPr>
+          <w:kern w:val="2"/>
+          <w:lang w:val="en-IN"/>
+          <w14:ligatures w14:val="standardContextual"/>
+        </w:rPr>
+        <w:t>In this phase, large language models are integrated into the system to perform intelligent code analysis. The model processes submitted code and identifies potential bugs, inefficient patterns, or logical errors. The AI also generates contextual explanations and possible fixes. The integration ensures that the system can understand code across different programming constructs and provide meaningful feedback.</w:t>
+      </w:r>
+      <w:r>
+        <w:rPr>
+          <w:kern w:val="2"/>
+          <w:lang w:val="en-IN"/>
+          <w14:ligatures w14:val="standardContextual"/>
+        </w:rPr>
+        <w:br/>
+      </w:r>
+      <w:r>
+        <w:rPr>
+          <w:kern w:val="2"/>
+          <w:lang w:val="en-IN"/>
+          <w14:ligatures w14:val="standardContextual"/>
+        </w:rPr>
+        <w:br/>
+      </w:r>
+      <w:r>
+        <w:rPr>
+          <w:b/>
+          <w:bCs/>
+          <w:kern w:val="2"/>
+          <w:lang w:val="en-IN"/>
+          <w14:ligatures w14:val="standardContextual"/>
+        </w:rPr>
+        <w:t>Backend Development:</w:t>
+      </w:r>
+      <w:r>
+        <w:rPr>
+          <w:b/>
+          <w:bCs/>
+          <w:kern w:val="2"/>
+          <w:lang w:val="en-IN"/>
+          <w14:ligatures w14:val="standardContextual"/>
+        </w:rPr>
+        <w:br/>
+      </w:r>
+      <w:r>
+        <w:rPr>
+          <w:kern w:val="2"/>
+          <w:lang w:val="en-IN"/>
+          <w14:ligatures w14:val="standardContextual"/>
+        </w:rPr>
+        <w:t>The backend is implemented using server-side technologies such as Node.js and Express. It manages API endpoints for code submission, processes requests, communicates with the AI analysis engine, and returns results to the user. The backend also handles request validation, data processing, and system security to ensure safe handling of submitted code.</w:t>
+      </w:r>
+      <w:r>
+        <w:rPr>
+          <w:kern w:val="2"/>
+          <w:lang w:val="en-IN"/>
+          <w14:ligatures w14:val="standardContextual"/>
+        </w:rPr>
+        <w:br/>
+      </w:r>
+      <w:r>
+        <w:rPr>
+          <w:kern w:val="2"/>
+          <w:lang w:val="en-IN"/>
+          <w14:ligatures w14:val="standardContextual"/>
+        </w:rPr>
+        <w:br/>
+      </w:r>
+      <w:r>
+        <w:rPr>
+          <w:b/>
+          <w:bCs/>
+          <w:kern w:val="2"/>
+          <w:lang w:val="en-IN"/>
+          <w14:ligatures w14:val="standardContextual"/>
+        </w:rPr>
+        <w:t>Frontend Development:</w:t>
+      </w:r>
+      <w:r>
+        <w:rPr>
+          <w:b/>
+          <w:bCs/>
+          <w:kern w:val="2"/>
+          <w:lang w:val="en-IN"/>
+          <w14:ligatures w14:val="standardContextual"/>
+        </w:rPr>
+        <w:br/>
+      </w:r>
+      <w:r>
+        <w:rPr>
+          <w:kern w:val="2"/>
+          <w:lang w:val="en-IN"/>
+          <w14:ligatures w14:val="standardContextual"/>
+        </w:rPr>
+        <w:t>A user-friendly interface is developed to allow developers to upload source code files or enter code directly for analysis. The frontend displays detected issues, explanations, and improvement suggestions in a structured format. The interface is designed to be simple and intuitive so that both beginner programmers and experienced developers can easily use the platform.</w:t>
+      </w:r>
+      <w:r>
+        <w:rPr>
+          <w:kern w:val="2"/>
+          <w:lang w:val="en-IN"/>
+          <w14:ligatures w14:val="standardContextual"/>
+        </w:rPr>
+        <w:br/>
+      </w:r>
+      <w:r>
+        <w:rPr>
+          <w:kern w:val="2"/>
+          <w:lang w:val="en-IN"/>
+          <w14:ligatures w14:val="standardContextual"/>
+        </w:rPr>
+        <w:br/>
+      </w:r>
+      <w:r>
+        <w:rPr>
+          <w:b/>
+          <w:bCs/>
+          <w:kern w:val="2"/>
+          <w:lang w:val="en-IN"/>
+          <w14:ligatures w14:val="standardContextual"/>
+        </w:rPr>
+        <w:t>Code Analysis Workflow Implementation:</w:t>
+      </w:r>
+      <w:r>
+        <w:rPr>
+          <w:b/>
+          <w:bCs/>
+          <w:kern w:val="2"/>
+          <w:lang w:val="en-IN"/>
+          <w14:ligatures w14:val="standardContextual"/>
+        </w:rPr>
+        <w:br/>
+      </w:r>
+      <w:r>
+        <w:rPr>
+          <w:kern w:val="2"/>
+          <w:lang w:val="en-IN"/>
+          <w14:ligatures w14:val="standardContextual"/>
+        </w:rPr>
+        <w:t>The platform implements a structured workflow in which the submitted code is processed through multiple analysis stages. The system first reads and preprocesses the code, then sends it to the AI model for analysis. After processing, the detected issues, suggested fixes, and optimization recommendations are compiled into a structured report. This workflow ensures systematic and consistent analysis of code.</w:t>
+      </w:r>
+      <w:r>
+        <w:rPr>
+          <w:kern w:val="2"/>
+          <w:lang w:val="en-IN"/>
+          <w14:ligatures w14:val="standardContextual"/>
+        </w:rPr>
+        <w:br/>
+      </w:r>
+      <w:r>
+        <w:rPr>
+          <w:kern w:val="2"/>
+          <w:lang w:val="en-IN"/>
+          <w14:ligatures w14:val="standardContextual"/>
+        </w:rPr>
+        <w:br/>
+      </w:r>
+      <w:r>
+        <w:rPr>
+          <w:b/>
+          <w:bCs/>
+          <w:kern w:val="2"/>
+          <w:lang w:val="en-IN"/>
+          <w14:ligatures w14:val="standardContextual"/>
+        </w:rPr>
+        <w:t>Testing and Evaluation:</w:t>
+      </w:r>
+      <w:r>
+        <w:rPr>
+          <w:b/>
+          <w:bCs/>
+          <w:kern w:val="2"/>
+          <w:lang w:val="en-IN"/>
+          <w14:ligatures w14:val="standardContextual"/>
+        </w:rPr>
+        <w:br/>
+      </w:r>
+      <w:r>
+        <w:rPr>
+          <w:kern w:val="2"/>
+          <w:lang w:val="en-IN"/>
+          <w14:ligatures w14:val="standardContextual"/>
+        </w:rPr>
+        <w:t xml:space="preserve">The final phase involves rigorous testing of the system to ensure reliability and accuracy. </w:t>
+      </w:r>
+      <w:r>
+        <w:rPr>
+          <w:kern w:val="2"/>
+          <w:lang w:val="en-IN"/>
+          <w14:ligatures w14:val="standardContextual"/>
+        </w:rPr>
         <w:lastRenderedPageBreak/>
-        <w:t>performance, scalability, accuracy, and security of code data. This phase helps define the scope of the system and ensures the platform addresses the needs of developers and learners.</w:t>
-      </w:r>
-      <w:r>
-        <w:rPr>
-          <w:kern w:val="2"/>
-          <w:lang w:val="en-IN"/>
-          <w14:ligatures w14:val="standardContextual"/>
-        </w:rPr>
-        <w:br/>
-      </w:r>
-      <w:r>
-        <w:rPr>
-          <w:kern w:val="2"/>
-          <w:lang w:val="en-IN"/>
-          <w14:ligatures w14:val="standardContextual"/>
-        </w:rPr>
-        <w:br/>
-      </w:r>
-      <w:r>
-        <w:rPr>
-          <w:b/>
-          <w:bCs/>
-          <w:kern w:val="2"/>
-          <w:lang w:val="en-IN"/>
-          <w14:ligatures w14:val="standardContextual"/>
-        </w:rPr>
-        <w:t>System Design:</w:t>
-      </w:r>
-      <w:r>
-        <w:rPr>
-          <w:b/>
-          <w:bCs/>
-          <w:kern w:val="2"/>
-          <w:lang w:val="en-IN"/>
-          <w14:ligatures w14:val="standardContextual"/>
-        </w:rPr>
-        <w:br/>
-      </w:r>
-      <w:r>
-        <w:rPr>
-          <w:kern w:val="2"/>
-          <w:lang w:val="en-IN"/>
-          <w14:ligatures w14:val="standardContextual"/>
-        </w:rPr>
-        <w:t>After defining requirements, the overall architecture of the platform is designed. The system is divided into components such as the user interface, backend server, AI analysis engine, and API communication layer. The design also incorporates an agent-based workflow where different modules handle tasks like code inspection, bug detection, and optimization analysis. This modular design improves maintainability and scalability.</w:t>
-      </w:r>
-      <w:r>
-        <w:rPr>
-          <w:kern w:val="2"/>
-          <w:lang w:val="en-IN"/>
-          <w14:ligatures w14:val="standardContextual"/>
-        </w:rPr>
-        <w:br/>
-      </w:r>
-      <w:r>
-        <w:rPr>
-          <w:kern w:val="2"/>
-          <w:lang w:val="en-IN"/>
-          <w14:ligatures w14:val="standardContextual"/>
-        </w:rPr>
-        <w:br/>
-      </w:r>
-      <w:r>
-        <w:rPr>
-          <w:b/>
-          <w:bCs/>
-          <w:kern w:val="2"/>
-          <w:lang w:val="en-IN"/>
-          <w14:ligatures w14:val="standardContextual"/>
-        </w:rPr>
-        <w:t>AI Model Integration:</w:t>
-      </w:r>
-      <w:r>
-        <w:rPr>
-          <w:b/>
-          <w:bCs/>
-          <w:kern w:val="2"/>
-          <w:lang w:val="en-IN"/>
-          <w14:ligatures w14:val="standardContextual"/>
-        </w:rPr>
-        <w:br/>
-      </w:r>
-      <w:r>
-        <w:rPr>
-          <w:kern w:val="2"/>
-          <w:lang w:val="en-IN"/>
-          <w14:ligatures w14:val="standardContextual"/>
-        </w:rPr>
-        <w:t>In this phase, large language models are integrated into the system to perform intelligent code analysis. The model processes submitted code and identifies potential bugs, inefficient patterns, or logical errors. The AI also generates contextual explanations and possible fixes. The integration ensures that the system can understand code across different programming constructs and provide meaningful feedback.</w:t>
-      </w:r>
-      <w:r>
-        <w:rPr>
-          <w:kern w:val="2"/>
-          <w:lang w:val="en-IN"/>
-          <w14:ligatures w14:val="standardContextual"/>
-        </w:rPr>
-        <w:br/>
-      </w:r>
-      <w:r>
-        <w:rPr>
-          <w:kern w:val="2"/>
-          <w:lang w:val="en-IN"/>
-          <w14:ligatures w14:val="standardContextual"/>
-        </w:rPr>
-        <w:br/>
-      </w:r>
-      <w:r>
-        <w:rPr>
-          <w:b/>
-          <w:bCs/>
-          <w:kern w:val="2"/>
-          <w:lang w:val="en-IN"/>
-          <w14:ligatures w14:val="standardContextual"/>
-        </w:rPr>
-        <w:t>Backend Development:</w:t>
-      </w:r>
-      <w:r>
-        <w:rPr>
-          <w:b/>
-          <w:bCs/>
-          <w:kern w:val="2"/>
-          <w:lang w:val="en-IN"/>
-          <w14:ligatures w14:val="standardContextual"/>
-        </w:rPr>
-        <w:br/>
-      </w:r>
-      <w:r>
-        <w:rPr>
-          <w:kern w:val="2"/>
-          <w:lang w:val="en-IN"/>
-          <w14:ligatures w14:val="standardContextual"/>
-        </w:rPr>
-        <w:t>The backend is implemented using server-side technologies such as Node.js and Express. It manages API endpoints for code submission, processes requests, communicates with the AI analysis engine, and returns results to the user. The backend also handles request validation, data processing, and system security to ensure safe handling of submitted code.</w:t>
-      </w:r>
-      <w:r>
-        <w:rPr>
-          <w:kern w:val="2"/>
-          <w:lang w:val="en-IN"/>
-          <w14:ligatures w14:val="standardContextual"/>
-        </w:rPr>
-        <w:br/>
-      </w:r>
-      <w:r>
-        <w:rPr>
-          <w:kern w:val="2"/>
-          <w:lang w:val="en-IN"/>
-          <w14:ligatures w14:val="standardContextual"/>
-        </w:rPr>
-        <w:br/>
-      </w:r>
-      <w:r>
-        <w:rPr>
-          <w:b/>
-          <w:bCs/>
-          <w:kern w:val="2"/>
-          <w:lang w:val="en-IN"/>
-          <w14:ligatures w14:val="standardContextual"/>
-        </w:rPr>
-        <w:t>Frontend Development:</w:t>
-      </w:r>
-      <w:r>
-        <w:rPr>
-          <w:b/>
-          <w:bCs/>
-          <w:kern w:val="2"/>
-          <w:lang w:val="en-IN"/>
-          <w14:ligatures w14:val="standardContextual"/>
-        </w:rPr>
-        <w:br/>
-      </w:r>
-      <w:r>
-        <w:rPr>
-          <w:kern w:val="2"/>
-          <w:lang w:val="en-IN"/>
-          <w14:ligatures w14:val="standardContextual"/>
-        </w:rPr>
-        <w:t>A user-friendly interface is developed to allow developers to upload source code files or enter code directly for analysis. The frontend displays detected issues, explanations, and improvement suggestions in a structured format. The interface is designed to be simple and intuitive so that both beginner programmers and experienced developers can easily use the platform.</w:t>
-      </w:r>
-      <w:r>
-        <w:rPr>
-          <w:kern w:val="2"/>
-          <w:lang w:val="en-IN"/>
-          <w14:ligatures w14:val="standardContextual"/>
-        </w:rPr>
-        <w:br/>
-      </w:r>
-      <w:r>
-        <w:rPr>
-          <w:kern w:val="2"/>
-          <w:lang w:val="en-IN"/>
-          <w14:ligatures w14:val="standardContextual"/>
-        </w:rPr>
-        <w:br/>
-      </w:r>
-      <w:r>
-        <w:rPr>
-          <w:b/>
-          <w:bCs/>
-          <w:kern w:val="2"/>
-          <w:lang w:val="en-IN"/>
-          <w14:ligatures w14:val="standardContextual"/>
-        </w:rPr>
-        <w:t>Code Analysis Workflow Implementation:</w:t>
-      </w:r>
-      <w:r>
-        <w:rPr>
-          <w:b/>
-          <w:bCs/>
-          <w:kern w:val="2"/>
-          <w:lang w:val="en-IN"/>
-          <w14:ligatures w14:val="standardContextual"/>
-        </w:rPr>
-        <w:br/>
-      </w:r>
-      <w:r>
-        <w:rPr>
-          <w:kern w:val="2"/>
-          <w:lang w:val="en-IN"/>
-          <w14:ligatures w14:val="standardContextual"/>
-        </w:rPr>
-        <w:t>The platform implements a structured workflow in which the submitted code is processed through multiple analysis stages. The system first reads and preprocesses the code, then sends it to the AI model for analysis. After processing, the detected issues, suggested fixes, and optimization recommendations are compiled into a structured report. This workflow ensures systematic and consistent analysis of code.</w:t>
-      </w:r>
-      <w:r>
-        <w:rPr>
-          <w:kern w:val="2"/>
-          <w:lang w:val="en-IN"/>
-          <w14:ligatures w14:val="standardContextual"/>
-        </w:rPr>
-        <w:br/>
-      </w:r>
-      <w:r>
-        <w:rPr>
-          <w:kern w:val="2"/>
-          <w:lang w:val="en-IN"/>
-          <w14:ligatures w14:val="standardContextual"/>
-        </w:rPr>
-        <w:br/>
-      </w:r>
-      <w:r>
-        <w:rPr>
-          <w:b/>
-          <w:bCs/>
-          <w:kern w:val="2"/>
-          <w:lang w:val="en-IN"/>
-          <w14:ligatures w14:val="standardContextual"/>
-        </w:rPr>
-        <w:t>Testing and Evaluation:</w:t>
-      </w:r>
-      <w:r>
-        <w:rPr>
-          <w:b/>
-          <w:bCs/>
-          <w:kern w:val="2"/>
-          <w:lang w:val="en-IN"/>
-          <w14:ligatures w14:val="standardContextual"/>
-        </w:rPr>
-        <w:br/>
-      </w:r>
-      <w:r>
-        <w:rPr>
-          <w:kern w:val="2"/>
-          <w:lang w:val="en-IN"/>
-          <w14:ligatures w14:val="standardContextual"/>
-        </w:rPr>
-        <w:t>The final phase involves rigorous testing of the system to ensure reliability and accuracy. Functional testing verifies that code submission, analysis, and result generation work correctly. Performance testing measures response time and system stability. Evaluation metrics such as bug detection accuracy, completeness of suggestions, response latency, and user satisfaction are used to assess the effectiveness of the AI-based code analysis platform.</w:t>
+        <w:t>Functional testing verifies that code submission, analysis, and result generation work correctly. Performance testing measures response time and system stability. Evaluation metrics such as bug detection accuracy, completeness of suggestions, response latency, and user satisfaction are used to assess the effectiveness of the AI-based code analysis platform.</w:t>
       </w:r>
     </w:p>
     <w:p>
@@ -13211,7 +13435,6 @@
           <w:bCs/>
           <w:color w:val="000000" w:themeColor="text1"/>
         </w:rPr>
-        <w:lastRenderedPageBreak/>
         <w:t>3.5 System Framework</w:t>
       </w:r>
     </w:p>
@@ -13459,6 +13682,7 @@
           <w:szCs w:val="24"/>
           <w14:ligatures w14:val="none"/>
         </w:rPr>
+        <w:lastRenderedPageBreak/>
         <w:br/>
       </w:r>
       <w:r>
@@ -13484,7 +13708,7 @@
           <w14:ligatures w14:val="none"/>
         </w:rPr>
         <w:br/>
-        <w:t xml:space="preserve">The user interface provides a structured environment where developers can interact with the system. Through the interface, users can upload code, initiate analysis, and review results. The platform displays detected bugs, explanations, and optimization suggestions in an </w:t>
+        <w:t>The user interface provides a structured environment where developers can interact with the system. Through the interface, users can upload code, initiate analysis, and review results. The platform displays detected bugs, explanations, and optimization suggestions in an organized format. This visualization helps developers easily understand the issues in their code and take corrective action.</w:t>
       </w:r>
       <w:r>
         <w:rPr>
@@ -13495,8 +13719,7 @@
           <w:szCs w:val="24"/>
           <w14:ligatures w14:val="none"/>
         </w:rPr>
-        <w:lastRenderedPageBreak/>
-        <w:t>organized format. This visualization helps developers easily understand the issues in their code and take corrective action.</w:t>
+        <w:br/>
       </w:r>
       <w:r>
         <w:rPr>
@@ -13512,26 +13735,27 @@
       <w:r>
         <w:rPr>
           <w:rFonts w:ascii="Times New Roman" w:eastAsia="Times New Roman" w:hAnsi="Times New Roman" w:cs="Times New Roman"/>
+          <w:b/>
+          <w:bCs/>
           <w:color w:val="000000" w:themeColor="text1"/>
           <w:kern w:val="0"/>
           <w:sz w:val="24"/>
           <w:szCs w:val="24"/>
           <w14:ligatures w14:val="none"/>
         </w:rPr>
-        <w:br/>
-      </w:r>
-      <w:r>
-        <w:rPr>
-          <w:rFonts w:ascii="Times New Roman" w:eastAsia="Times New Roman" w:hAnsi="Times New Roman" w:cs="Times New Roman"/>
-          <w:b/>
-          <w:bCs/>
+        <w:t>3.5.6 Evaluation, Monitoring &amp; Feedback Mechanisms</w:t>
+      </w:r>
+      <w:r>
+        <w:rPr>
+          <w:rFonts w:ascii="Times New Roman" w:eastAsia="Times New Roman" w:hAnsi="Times New Roman" w:cs="Times New Roman"/>
           <w:color w:val="000000" w:themeColor="text1"/>
           <w:kern w:val="0"/>
           <w:sz w:val="24"/>
           <w:szCs w:val="24"/>
           <w14:ligatures w14:val="none"/>
         </w:rPr>
-        <w:t>3.5.6 Evaluation, Monitoring &amp; Feedback Mechanisms</w:t>
+        <w:br/>
+        <w:t>This layer ensures that the system maintains high analysis quality and reliability. Performance metrics such as bug detection accuracy, response latency, and completeness of suggestions are monitored continuously. Feedback mechanisms allow developers to evaluate the usefulness of the generated suggestions. These insights help improve the AI model and refine the analysis process over time.</w:t>
       </w:r>
       <w:r>
         <w:rPr>
@@ -13543,7 +13767,6 @@
           <w14:ligatures w14:val="none"/>
         </w:rPr>
         <w:br/>
-        <w:t>This layer ensures that the system maintains high analysis quality and reliability. Performance metrics such as bug detection accuracy, response latency, and completeness of suggestions are monitored continuously. Feedback mechanisms allow developers to evaluate the usefulness of the generated suggestions. These insights help improve the AI model and refine the analysis process over time.</w:t>
       </w:r>
       <w:r>
         <w:rPr>
@@ -13559,28 +13782,32 @@
       <w:r>
         <w:rPr>
           <w:rFonts w:ascii="Times New Roman" w:eastAsia="Times New Roman" w:hAnsi="Times New Roman" w:cs="Times New Roman"/>
+          <w:b/>
+          <w:bCs/>
           <w:color w:val="000000" w:themeColor="text1"/>
           <w:kern w:val="0"/>
           <w:sz w:val="24"/>
           <w:szCs w:val="24"/>
           <w14:ligatures w14:val="none"/>
         </w:rPr>
-        <w:br/>
-      </w:r>
-      <w:r>
-        <w:rPr>
-          <w:rFonts w:ascii="Times New Roman" w:eastAsia="Times New Roman" w:hAnsi="Times New Roman" w:cs="Times New Roman"/>
-          <w:b/>
-          <w:bCs/>
+        <w:t>3.5.7 Security Architecture &amp; Future Enhancement Scope</w:t>
+      </w:r>
+      <w:r>
+        <w:rPr>
+          <w:rFonts w:ascii="Times New Roman" w:eastAsia="Times New Roman" w:hAnsi="Times New Roman" w:cs="Times New Roman"/>
           <w:color w:val="000000" w:themeColor="text1"/>
           <w:kern w:val="0"/>
           <w:sz w:val="24"/>
           <w:szCs w:val="24"/>
           <w14:ligatures w14:val="none"/>
         </w:rPr>
-        <w:t>3.5.7 Security Architecture &amp; Future Enhancement Scope</w:t>
-      </w:r>
-      <w:r>
+        <w:br/>
+        <w:t>The final component focuses on maintaining system security and enabling future improvements. Security mechanisms ensure safe handling of code submissions and protect sensitive information during processing. Future enhancements may include support for additional programming languages, deeper static and dynamic code analysis, integration with development tools such as IDEs, and improved AI models for more accurate debugging and optimization recommendations. This forward-looking approach ensures the long-term evolution and effectiveness of the platform.</w:t>
+      </w:r>
+    </w:p>
+    <w:p>
+      <w:pPr>
+        <w:spacing w:after="0" w:line="276" w:lineRule="auto"/>
         <w:rPr>
           <w:rFonts w:ascii="Times New Roman" w:eastAsia="Times New Roman" w:hAnsi="Times New Roman" w:cs="Times New Roman"/>
           <w:color w:val="000000" w:themeColor="text1"/>
@@ -13589,27 +13816,12 @@
           <w:szCs w:val="24"/>
           <w14:ligatures w14:val="none"/>
         </w:rPr>
-        <w:br/>
-        <w:t>The final component focuses on maintaining system security and enabling future improvements. Security mechanisms ensure safe handling of code submissions and protect sensitive information during processing. Future enhancements may include support for additional programming languages, deeper static and dynamic code analysis, integration with development tools such as IDEs, and improved AI models for more accurate debugging and optimization recommendations. This forward-looking approach ensures the long-term evolution and effectiveness of the platform.</w:t>
-      </w:r>
+      </w:pPr>
     </w:p>
     <w:p>
       <w:pPr>
         <w:spacing w:after="0" w:line="276" w:lineRule="auto"/>
         <w:rPr>
-          <w:rFonts w:ascii="Times New Roman" w:eastAsia="Times New Roman" w:hAnsi="Times New Roman" w:cs="Times New Roman"/>
-          <w:color w:val="000000" w:themeColor="text1"/>
-          <w:kern w:val="0"/>
-          <w:sz w:val="24"/>
-          <w:szCs w:val="24"/>
-          <w14:ligatures w14:val="none"/>
-        </w:rPr>
-      </w:pPr>
-    </w:p>
-    <w:p>
-      <w:pPr>
-        <w:spacing w:after="0" w:line="276" w:lineRule="auto"/>
-        <w:rPr>
           <w:rFonts w:ascii="Times New Roman" w:hAnsi="Times New Roman" w:cs="Times New Roman"/>
           <w:b/>
           <w:color w:val="000000"/>
@@ -13687,6 +13899,12 @@
           <w:lang w:val="en-IN"/>
         </w:rPr>
         <w:br/>
+      </w:r>
+      <w:r>
+        <w:rPr>
+          <w:lang w:val="en-IN"/>
+        </w:rPr>
+        <w:lastRenderedPageBreak/>
         <w:t>In the engineering phase, the system components are developed and integrated. This includes implementing the backend APIs for code submission, integrating the AI model for analysis, developing the user interface for developers, and establishing the workflow that processes code and generates review reports. During this stage, individual modules are tested to ensure that they function correctly within the overall system architecture.</w:t>
       </w:r>
       <w:r>
@@ -13700,12 +13918,6 @@
           <w:lang w:val="en-IN"/>
         </w:rPr>
         <w:br/>
-      </w:r>
-      <w:r>
-        <w:rPr>
-          <w:lang w:val="en-IN"/>
-        </w:rPr>
-        <w:lastRenderedPageBreak/>
         <w:t>The evaluation phase involves assessing the effectiveness of the developed components. The system is tested to measure factors such as bug detection accuracy, response time, completeness of suggestions, and overall usability. Feedback from testing helps identify areas for improvement and guides the next iteration of development.</w:t>
       </w:r>
       <w:r>
@@ -13852,27 +14064,27 @@
           <w:lang w:val="en-IN"/>
         </w:rPr>
         <w:br/>
-        <w:t>Developers and software engineers are the primary technical contributors responsible for building and maintaining the system. This group includes backend developers, frontend developers, AI engineers, and system architects who design and implement the overall platform architecture.</w:t>
-      </w:r>
-      <w:r>
-        <w:rPr>
-          <w:lang w:val="en-IN"/>
-        </w:rPr>
-        <w:br/>
-      </w:r>
-      <w:r>
-        <w:rPr>
-          <w:lang w:val="en-IN"/>
-        </w:rPr>
-        <w:br/>
-        <w:t xml:space="preserve">Backend developers implement APIs, manage code submission requests, and handle communication between the user interface and the AI analysis engine. Frontend developers design interactive interfaces where users can submit code and review analysis results. AI engineers focus on integrating large language models and ensuring accurate code analysis and </w:t>
+        <w:t xml:space="preserve">Developers and software engineers are the primary technical contributors responsible for building and maintaining the system. This group includes backend developers, frontend developers, AI engineers, and system architects who design and implement the overall </w:t>
       </w:r>
       <w:r>
         <w:rPr>
           <w:lang w:val="en-IN"/>
         </w:rPr>
         <w:lastRenderedPageBreak/>
-        <w:t>bug detection.</w:t>
+        <w:t>platform architecture.</w:t>
+      </w:r>
+      <w:r>
+        <w:rPr>
+          <w:lang w:val="en-IN"/>
+        </w:rPr>
+        <w:br/>
+      </w:r>
+      <w:r>
+        <w:rPr>
+          <w:lang w:val="en-IN"/>
+        </w:rPr>
+        <w:br/>
+        <w:t>Backend developers implement APIs, manage code submission requests, and handle communication between the user interface and the AI analysis engine. Frontend developers design interactive interfaces where users can submit code and review analysis results. AI engineers focus on integrating large language models and ensuring accurate code analysis and bug detection.</w:t>
       </w:r>
       <w:r>
         <w:rPr>
@@ -14044,7 +14256,14 @@
           <w:lang w:val="en-IN"/>
         </w:rPr>
         <w:br/>
-        <w:t>This group often requires access to system documentation, architecture diagrams, testing reports, and performance metrics. Their involvement ensures that the platform continues evolving and remains aligned with research and technological advancements.</w:t>
+        <w:t xml:space="preserve">This group often requires access to system documentation, architecture diagrams, testing reports, and performance metrics. Their involvement ensures that the platform continues </w:t>
+      </w:r>
+      <w:r>
+        <w:rPr>
+          <w:lang w:val="en-IN"/>
+        </w:rPr>
+        <w:lastRenderedPageBreak/>
+        <w:t>evolving and remains aligned with research and technological advancements.</w:t>
       </w:r>
       <w:r>
         <w:rPr>
@@ -14071,14 +14290,7 @@
           <w:lang w:val="en-IN"/>
         </w:rPr>
         <w:br/>
-        <w:t xml:space="preserve">The design and implementation of the CodeOptimizer platform focus on creating an efficient, scalable, and intelligent system for automated code analysis. The architecture is divided into three major components: the AI analysis layer, the backend services, and the frontend user </w:t>
-      </w:r>
-      <w:r>
-        <w:rPr>
-          <w:lang w:val="en-IN"/>
-        </w:rPr>
-        <w:lastRenderedPageBreak/>
-        <w:t>interface. Each component performs a specific role while working together to provide a seamless code analysis experience.</w:t>
+        <w:t>The design and implementation of the CodeOptimizer platform focus on creating an efficient, scalable, and intelligent system for automated code analysis. The architecture is divided into three major components: the AI analysis layer, the backend services, and the frontend user interface. Each component performs a specific role while working together to provide a seamless code analysis experience.</w:t>
       </w:r>
       <w:r>
         <w:rPr>
@@ -14207,7 +14419,7 @@
           <w:szCs w:val="24"/>
           <w14:ligatures w14:val="none"/>
         </w:rPr>
-        <w:t>Deployment and maintenance are important phases in the lifecycle of the CodeOptimizer platform. These phases ensure that the system operates reliably during real-world usage and continues to provide accurate code analysis and bug detection services over time. Since the platform integrates AI-based analysis, backend APIs, and a web-based user interface, its deployment requires careful configuration, testing, and continuous monitoring. Maintenance activities ensure the system remains secure, efficient, and adaptable to evolving technologies and user needs.</w:t>
+        <w:t xml:space="preserve">Deployment and maintenance are important phases in the lifecycle of the CodeOptimizer platform. These phases ensure that the system operates reliably during real-world usage and continues to provide accurate code analysis and bug detection services over time. Since the platform integrates AI-based analysis, backend APIs, and a web-based user interface, its </w:t>
       </w:r>
       <w:r>
         <w:rPr>
@@ -14217,7 +14429,8 @@
           <w:szCs w:val="24"/>
           <w14:ligatures w14:val="none"/>
         </w:rPr>
-        <w:br/>
+        <w:lastRenderedPageBreak/>
+        <w:t>deployment requires careful configuration, testing, and continuous monitoring. Maintenance activities ensure the system remains secure, efficient, and adaptable to evolving technologies and user needs.</w:t>
       </w:r>
       <w:r>
         <w:rPr>
@@ -14232,13 +14445,23 @@
       <w:r>
         <w:rPr>
           <w:rFonts w:ascii="Times New Roman" w:eastAsia="Times New Roman" w:hAnsi="Times New Roman" w:cs="Times New Roman"/>
-          <w:b/>
-          <w:bCs/>
           <w:kern w:val="0"/>
           <w:sz w:val="24"/>
           <w:szCs w:val="24"/>
           <w14:ligatures w14:val="none"/>
         </w:rPr>
+        <w:br/>
+      </w:r>
+      <w:r>
+        <w:rPr>
+          <w:rFonts w:ascii="Times New Roman" w:eastAsia="Times New Roman" w:hAnsi="Times New Roman" w:cs="Times New Roman"/>
+          <w:b/>
+          <w:bCs/>
+          <w:kern w:val="0"/>
+          <w:sz w:val="24"/>
+          <w:szCs w:val="24"/>
+          <w14:ligatures w14:val="none"/>
+        </w:rPr>
         <w:t>3.9.1 Deployment Strategy</w:t>
       </w:r>
       <w:r>
@@ -14250,18 +14473,7 @@
           <w14:ligatures w14:val="none"/>
         </w:rPr>
         <w:br/>
-        <w:t xml:space="preserve">The deployment of the CodeOptimizer platform follows a structured and modular approach. </w:t>
-      </w:r>
-      <w:r>
-        <w:rPr>
-          <w:rFonts w:ascii="Times New Roman" w:eastAsia="Times New Roman" w:hAnsi="Times New Roman" w:cs="Times New Roman"/>
-          <w:kern w:val="0"/>
-          <w:sz w:val="24"/>
-          <w:szCs w:val="24"/>
-          <w14:ligatures w14:val="none"/>
-        </w:rPr>
-        <w:lastRenderedPageBreak/>
-        <w:t>The process begins with preparing the backend environment where the core system logic and API endpoints are implemented. The backend server, built using Node.js and Express, is configured to handle code submissions, process requests, and communicate with the AI analysis engine.</w:t>
+        <w:t>The deployment of the CodeOptimizer platform follows a structured and modular approach. The process begins with preparing the backend environment where the core system logic and API endpoints are implemented. The backend server, built using Node.js and Express, is configured to handle code submissions, process requests, and communicate with the AI analysis engine.</w:t>
       </w:r>
       <w:r>
         <w:rPr>
@@ -14486,6 +14698,7 @@
           <w:u w:val="single"/>
           <w14:ligatures w14:val="none"/>
         </w:rPr>
+        <w:lastRenderedPageBreak/>
         <w:t>Security Updates:</w:t>
       </w:r>
       <w:r>
@@ -14549,18 +14762,7 @@
           <w:szCs w:val="24"/>
           <w14:ligatures w14:val="none"/>
         </w:rPr>
-        <w:t xml:space="preserve">As more users begin using the platform, performance improvements may be required. This </w:t>
-      </w:r>
-      <w:r>
-        <w:rPr>
-          <w:rFonts w:ascii="Times New Roman" w:eastAsia="Times New Roman" w:hAnsi="Times New Roman" w:cs="Times New Roman"/>
-          <w:kern w:val="0"/>
-          <w:sz w:val="24"/>
-          <w:szCs w:val="24"/>
-          <w14:ligatures w14:val="none"/>
-        </w:rPr>
-        <w:lastRenderedPageBreak/>
-        <w:t>may include optimizing API response times, improving code processing efficiency, and managing server resources effectively.</w:t>
+        <w:t>As more users begin using the platform, performance improvements may be required. This may include optimizing API response times, improving code processing efficiency, and managing server resources effectively.</w:t>
       </w:r>
       <w:r>
         <w:rPr>
@@ -14833,7 +15035,17 @@
           <w:szCs w:val="24"/>
         </w:rPr>
         <w:br/>
-        <w:t>The Spiral Model, used as the development model for this project, supports continuous risk assessment throughout the development lifecycle. Each development cycle includes planning, analysis, testing, and evaluation, allowing potential risks to be detected and addressed before they significantly affect the system. This iterative approach helps ensure that the platform remains reliable, accurate, and efficient.</w:t>
+        <w:t xml:space="preserve">The Spiral Model, used as the development model for this project, supports continuous risk </w:t>
+      </w:r>
+      <w:r>
+        <w:rPr>
+          <w:rFonts w:ascii="Times New Roman" w:hAnsi="Times New Roman" w:cs="Times New Roman"/>
+          <w:color w:val="000000"/>
+          <w:sz w:val="24"/>
+          <w:szCs w:val="24"/>
+        </w:rPr>
+        <w:lastRenderedPageBreak/>
+        <w:t>assessment throughout the development lifecycle. Each development cycle includes planning, analysis, testing, and evaluation, allowing potential risks to be detected and addressed before they significantly affect the system. This iterative approach helps ensure that the platform remains reliable, accurate, and efficient.</w:t>
       </w:r>
       <w:r>
         <w:rPr>
@@ -14872,6 +15084,210 @@
           <w:szCs w:val="24"/>
         </w:rPr>
         <w:br/>
+        <w:t>Risk identification involves recognizing potential issues that could affect the operation or performance of the CodeOptimizer system. The major risks associated with this project are categorized below.</w:t>
+      </w:r>
+      <w:r>
+        <w:rPr>
+          <w:rFonts w:ascii="Times New Roman" w:hAnsi="Times New Roman" w:cs="Times New Roman"/>
+          <w:color w:val="000000"/>
+          <w:sz w:val="24"/>
+          <w:szCs w:val="24"/>
+        </w:rPr>
+        <w:br/>
+      </w:r>
+      <w:r>
+        <w:rPr>
+          <w:rFonts w:ascii="Times New Roman" w:hAnsi="Times New Roman" w:cs="Times New Roman"/>
+          <w:color w:val="000000"/>
+          <w:sz w:val="24"/>
+          <w:szCs w:val="24"/>
+        </w:rPr>
+        <w:br/>
+        <w:t>1. AI Analysis Accuracy Risks</w:t>
+      </w:r>
+      <w:r>
+        <w:rPr>
+          <w:rFonts w:ascii="Times New Roman" w:hAnsi="Times New Roman" w:cs="Times New Roman"/>
+          <w:color w:val="000000"/>
+          <w:sz w:val="24"/>
+          <w:szCs w:val="24"/>
+        </w:rPr>
+        <w:br/>
+        <w:t>Since the platform relies on AI models to analyze code, there is a possibility that the system may occasionally produce incorrect or incomplete suggestions. AI models may misunderstand complex code logic or lack sufficient context for large projects, which can affect the accuracy of bug detection and optimization recommendations.</w:t>
+      </w:r>
+      <w:r>
+        <w:rPr>
+          <w:rFonts w:ascii="Times New Roman" w:hAnsi="Times New Roman" w:cs="Times New Roman"/>
+          <w:color w:val="000000"/>
+          <w:sz w:val="24"/>
+          <w:szCs w:val="24"/>
+        </w:rPr>
+        <w:br/>
+      </w:r>
+      <w:r>
+        <w:rPr>
+          <w:rFonts w:ascii="Times New Roman" w:hAnsi="Times New Roman" w:cs="Times New Roman"/>
+          <w:color w:val="000000"/>
+          <w:sz w:val="24"/>
+          <w:szCs w:val="24"/>
+        </w:rPr>
+        <w:br/>
+        <w:t>2. Data Security Risks</w:t>
+      </w:r>
+      <w:r>
+        <w:rPr>
+          <w:rFonts w:ascii="Times New Roman" w:hAnsi="Times New Roman" w:cs="Times New Roman"/>
+          <w:color w:val="000000"/>
+          <w:sz w:val="24"/>
+          <w:szCs w:val="24"/>
+        </w:rPr>
+        <w:br/>
+        <w:t>Developers may submit source code that contains confidential or proprietary information. Improper handling or storage of this code could lead to data exposure or security concerns. Ensuring secure data transmission and processing is therefore critical.</w:t>
+      </w:r>
+      <w:r>
+        <w:rPr>
+          <w:rFonts w:ascii="Times New Roman" w:hAnsi="Times New Roman" w:cs="Times New Roman"/>
+          <w:color w:val="000000"/>
+          <w:sz w:val="24"/>
+          <w:szCs w:val="24"/>
+        </w:rPr>
+        <w:br/>
+      </w:r>
+      <w:r>
+        <w:rPr>
+          <w:rFonts w:ascii="Times New Roman" w:hAnsi="Times New Roman" w:cs="Times New Roman"/>
+          <w:color w:val="000000"/>
+          <w:sz w:val="24"/>
+          <w:szCs w:val="24"/>
+        </w:rPr>
+        <w:br/>
+        <w:t>3. System Performance Risks</w:t>
+      </w:r>
+      <w:r>
+        <w:rPr>
+          <w:rFonts w:ascii="Times New Roman" w:hAnsi="Times New Roman" w:cs="Times New Roman"/>
+          <w:color w:val="000000"/>
+          <w:sz w:val="24"/>
+          <w:szCs w:val="24"/>
+        </w:rPr>
+        <w:br/>
+        <w:t>Analyzing large code files or handling multiple requests simultaneously may create performance challenges. High computational demand from AI models could lead to increased response time or server overload during heavy usage.</w:t>
+      </w:r>
+      <w:r>
+        <w:rPr>
+          <w:rFonts w:ascii="Times New Roman" w:hAnsi="Times New Roman" w:cs="Times New Roman"/>
+          <w:color w:val="000000"/>
+          <w:sz w:val="24"/>
+          <w:szCs w:val="24"/>
+        </w:rPr>
+        <w:br/>
+      </w:r>
+      <w:r>
+        <w:rPr>
+          <w:rFonts w:ascii="Times New Roman" w:hAnsi="Times New Roman" w:cs="Times New Roman"/>
+          <w:color w:val="000000"/>
+          <w:sz w:val="24"/>
+          <w:szCs w:val="24"/>
+        </w:rPr>
+        <w:br/>
+        <w:t>4. Integration Risks</w:t>
+      </w:r>
+      <w:r>
+        <w:rPr>
+          <w:rFonts w:ascii="Times New Roman" w:hAnsi="Times New Roman" w:cs="Times New Roman"/>
+          <w:color w:val="000000"/>
+          <w:sz w:val="24"/>
+          <w:szCs w:val="24"/>
+        </w:rPr>
+        <w:br/>
+        <w:t>The system depends on smooth communication between different components, including the frontend interface, backend APIs, and AI analysis engine. Any misconfiguration or communication failure between these components may interrupt the code analysis process or produce incomplete results.</w:t>
+      </w:r>
+      <w:r>
+        <w:rPr>
+          <w:rFonts w:ascii="Times New Roman" w:hAnsi="Times New Roman" w:cs="Times New Roman"/>
+          <w:color w:val="000000"/>
+          <w:sz w:val="24"/>
+          <w:szCs w:val="24"/>
+        </w:rPr>
+        <w:br/>
+      </w:r>
+      <w:r>
+        <w:rPr>
+          <w:rFonts w:ascii="Times New Roman" w:hAnsi="Times New Roman" w:cs="Times New Roman"/>
+          <w:color w:val="000000"/>
+          <w:sz w:val="24"/>
+          <w:szCs w:val="24"/>
+        </w:rPr>
+        <w:br/>
+        <w:t>5. Dependency Risks</w:t>
+      </w:r>
+      <w:r>
+        <w:rPr>
+          <w:rFonts w:ascii="Times New Roman" w:hAnsi="Times New Roman" w:cs="Times New Roman"/>
+          <w:color w:val="000000"/>
+          <w:sz w:val="24"/>
+          <w:szCs w:val="24"/>
+        </w:rPr>
+        <w:br/>
+        <w:t>The platform may rely on third-party AI services, libraries, or APIs. Changes in API availability, pricing models, or service policies could impact the functionality or cost of operating the system.</w:t>
+      </w:r>
+      <w:r>
+        <w:rPr>
+          <w:rFonts w:ascii="Times New Roman" w:hAnsi="Times New Roman" w:cs="Times New Roman"/>
+          <w:color w:val="000000"/>
+          <w:sz w:val="24"/>
+          <w:szCs w:val="24"/>
+        </w:rPr>
+        <w:br/>
+      </w:r>
+      <w:r>
+        <w:rPr>
+          <w:rFonts w:ascii="Times New Roman" w:hAnsi="Times New Roman" w:cs="Times New Roman"/>
+          <w:color w:val="000000"/>
+          <w:sz w:val="24"/>
+          <w:szCs w:val="24"/>
+        </w:rPr>
+        <w:br/>
+        <w:t>6. Usability Risks</w:t>
+      </w:r>
+      <w:r>
+        <w:rPr>
+          <w:rFonts w:ascii="Times New Roman" w:hAnsi="Times New Roman" w:cs="Times New Roman"/>
+          <w:color w:val="000000"/>
+          <w:sz w:val="24"/>
+          <w:szCs w:val="24"/>
+        </w:rPr>
+        <w:br/>
+        <w:t>Some users, especially beginners, may find automated analysis reports difficult to understand if the explanations are too technical. Poorly structured feedback may reduce the effectiveness of the platform as a learning or development tool.</w:t>
+      </w:r>
+      <w:r>
+        <w:rPr>
+          <w:rFonts w:ascii="Times New Roman" w:hAnsi="Times New Roman" w:cs="Times New Roman"/>
+          <w:color w:val="000000"/>
+          <w:sz w:val="24"/>
+          <w:szCs w:val="24"/>
+        </w:rPr>
+        <w:br/>
+      </w:r>
+      <w:r>
+        <w:rPr>
+          <w:rFonts w:ascii="Times New Roman" w:hAnsi="Times New Roman" w:cs="Times New Roman"/>
+          <w:color w:val="000000"/>
+          <w:sz w:val="24"/>
+          <w:szCs w:val="24"/>
+        </w:rPr>
+        <w:br/>
+        <w:t>7. Deployment and Configuration Risks</w:t>
+      </w:r>
+      <w:r>
+        <w:rPr>
+          <w:rFonts w:ascii="Times New Roman" w:hAnsi="Times New Roman" w:cs="Times New Roman"/>
+          <w:color w:val="000000"/>
+          <w:sz w:val="24"/>
+          <w:szCs w:val="24"/>
+        </w:rPr>
+        <w:br/>
+        <w:t xml:space="preserve">Improper environment configuration, missing dependencies, or incorrect server settings may </w:t>
       </w:r>
       <w:r>
         <w:rPr>
@@ -14881,210 +15297,7 @@
           <w:szCs w:val="24"/>
         </w:rPr>
         <w:lastRenderedPageBreak/>
-        <w:t>Risk identification involves recognizing potential issues that could affect the operation or performance of the CodeOptimizer system. The major risks associated with this project are categorized below.</w:t>
-      </w:r>
-      <w:r>
-        <w:rPr>
-          <w:rFonts w:ascii="Times New Roman" w:hAnsi="Times New Roman" w:cs="Times New Roman"/>
-          <w:color w:val="000000"/>
-          <w:sz w:val="24"/>
-          <w:szCs w:val="24"/>
-        </w:rPr>
-        <w:br/>
-      </w:r>
-      <w:r>
-        <w:rPr>
-          <w:rFonts w:ascii="Times New Roman" w:hAnsi="Times New Roman" w:cs="Times New Roman"/>
-          <w:color w:val="000000"/>
-          <w:sz w:val="24"/>
-          <w:szCs w:val="24"/>
-        </w:rPr>
-        <w:br/>
-        <w:t>1. AI Analysis Accuracy Risks</w:t>
-      </w:r>
-      <w:r>
-        <w:rPr>
-          <w:rFonts w:ascii="Times New Roman" w:hAnsi="Times New Roman" w:cs="Times New Roman"/>
-          <w:color w:val="000000"/>
-          <w:sz w:val="24"/>
-          <w:szCs w:val="24"/>
-        </w:rPr>
-        <w:br/>
-        <w:t>Since the platform relies on AI models to analyze code, there is a possibility that the system may occasionally produce incorrect or incomplete suggestions. AI models may misunderstand complex code logic or lack sufficient context for large projects, which can affect the accuracy of bug detection and optimization recommendations.</w:t>
-      </w:r>
-      <w:r>
-        <w:rPr>
-          <w:rFonts w:ascii="Times New Roman" w:hAnsi="Times New Roman" w:cs="Times New Roman"/>
-          <w:color w:val="000000"/>
-          <w:sz w:val="24"/>
-          <w:szCs w:val="24"/>
-        </w:rPr>
-        <w:br/>
-      </w:r>
-      <w:r>
-        <w:rPr>
-          <w:rFonts w:ascii="Times New Roman" w:hAnsi="Times New Roman" w:cs="Times New Roman"/>
-          <w:color w:val="000000"/>
-          <w:sz w:val="24"/>
-          <w:szCs w:val="24"/>
-        </w:rPr>
-        <w:br/>
-        <w:t>2. Data Security Risks</w:t>
-      </w:r>
-      <w:r>
-        <w:rPr>
-          <w:rFonts w:ascii="Times New Roman" w:hAnsi="Times New Roman" w:cs="Times New Roman"/>
-          <w:color w:val="000000"/>
-          <w:sz w:val="24"/>
-          <w:szCs w:val="24"/>
-        </w:rPr>
-        <w:br/>
-        <w:t>Developers may submit source code that contains confidential or proprietary information. Improper handling or storage of this code could lead to data exposure or security concerns. Ensuring secure data transmission and processing is therefore critical.</w:t>
-      </w:r>
-      <w:r>
-        <w:rPr>
-          <w:rFonts w:ascii="Times New Roman" w:hAnsi="Times New Roman" w:cs="Times New Roman"/>
-          <w:color w:val="000000"/>
-          <w:sz w:val="24"/>
-          <w:szCs w:val="24"/>
-        </w:rPr>
-        <w:br/>
-      </w:r>
-      <w:r>
-        <w:rPr>
-          <w:rFonts w:ascii="Times New Roman" w:hAnsi="Times New Roman" w:cs="Times New Roman"/>
-          <w:color w:val="000000"/>
-          <w:sz w:val="24"/>
-          <w:szCs w:val="24"/>
-        </w:rPr>
-        <w:br/>
-        <w:t>3. System Performance Risks</w:t>
-      </w:r>
-      <w:r>
-        <w:rPr>
-          <w:rFonts w:ascii="Times New Roman" w:hAnsi="Times New Roman" w:cs="Times New Roman"/>
-          <w:color w:val="000000"/>
-          <w:sz w:val="24"/>
-          <w:szCs w:val="24"/>
-        </w:rPr>
-        <w:br/>
-        <w:t>Analyzing large code files or handling multiple requests simultaneously may create performance challenges. High computational demand from AI models could lead to increased response time or server overload during heavy usage.</w:t>
-      </w:r>
-      <w:r>
-        <w:rPr>
-          <w:rFonts w:ascii="Times New Roman" w:hAnsi="Times New Roman" w:cs="Times New Roman"/>
-          <w:color w:val="000000"/>
-          <w:sz w:val="24"/>
-          <w:szCs w:val="24"/>
-        </w:rPr>
-        <w:br/>
-      </w:r>
-      <w:r>
-        <w:rPr>
-          <w:rFonts w:ascii="Times New Roman" w:hAnsi="Times New Roman" w:cs="Times New Roman"/>
-          <w:color w:val="000000"/>
-          <w:sz w:val="24"/>
-          <w:szCs w:val="24"/>
-        </w:rPr>
-        <w:br/>
-        <w:t>4. Integration Risks</w:t>
-      </w:r>
-      <w:r>
-        <w:rPr>
-          <w:rFonts w:ascii="Times New Roman" w:hAnsi="Times New Roman" w:cs="Times New Roman"/>
-          <w:color w:val="000000"/>
-          <w:sz w:val="24"/>
-          <w:szCs w:val="24"/>
-        </w:rPr>
-        <w:br/>
-        <w:t>The system depends on smooth communication between different components, including the frontend interface, backend APIs, and AI analysis engine. Any misconfiguration or communication failure between these components may interrupt the code analysis process or produce incomplete results.</w:t>
-      </w:r>
-      <w:r>
-        <w:rPr>
-          <w:rFonts w:ascii="Times New Roman" w:hAnsi="Times New Roman" w:cs="Times New Roman"/>
-          <w:color w:val="000000"/>
-          <w:sz w:val="24"/>
-          <w:szCs w:val="24"/>
-        </w:rPr>
-        <w:br/>
-      </w:r>
-      <w:r>
-        <w:rPr>
-          <w:rFonts w:ascii="Times New Roman" w:hAnsi="Times New Roman" w:cs="Times New Roman"/>
-          <w:color w:val="000000"/>
-          <w:sz w:val="24"/>
-          <w:szCs w:val="24"/>
-        </w:rPr>
-        <w:br/>
-        <w:t>5. Dependency Risks</w:t>
-      </w:r>
-      <w:r>
-        <w:rPr>
-          <w:rFonts w:ascii="Times New Roman" w:hAnsi="Times New Roman" w:cs="Times New Roman"/>
-          <w:color w:val="000000"/>
-          <w:sz w:val="24"/>
-          <w:szCs w:val="24"/>
-        </w:rPr>
-        <w:br/>
-        <w:t>The platform may rely on third-party AI services, libraries, or APIs. Changes in API availability, pricing models, or service policies could impact the functionality or cost of operating the system.</w:t>
-      </w:r>
-      <w:r>
-        <w:rPr>
-          <w:rFonts w:ascii="Times New Roman" w:hAnsi="Times New Roman" w:cs="Times New Roman"/>
-          <w:color w:val="000000"/>
-          <w:sz w:val="24"/>
-          <w:szCs w:val="24"/>
-        </w:rPr>
-        <w:br/>
-      </w:r>
-      <w:r>
-        <w:rPr>
-          <w:rFonts w:ascii="Times New Roman" w:hAnsi="Times New Roman" w:cs="Times New Roman"/>
-          <w:color w:val="000000"/>
-          <w:sz w:val="24"/>
-          <w:szCs w:val="24"/>
-        </w:rPr>
-        <w:br/>
-        <w:t>6. Usability Risks</w:t>
-      </w:r>
-      <w:r>
-        <w:rPr>
-          <w:rFonts w:ascii="Times New Roman" w:hAnsi="Times New Roman" w:cs="Times New Roman"/>
-          <w:color w:val="000000"/>
-          <w:sz w:val="24"/>
-          <w:szCs w:val="24"/>
-        </w:rPr>
-        <w:br/>
-        <w:t>Some users, especially beginners, may find automated analysis reports difficult to understand if the explanations are too technical. Poorly structured feedback may reduce the effectiveness of the platform as a learning or development tool.</w:t>
-      </w:r>
-      <w:r>
-        <w:rPr>
-          <w:rFonts w:ascii="Times New Roman" w:hAnsi="Times New Roman" w:cs="Times New Roman"/>
-          <w:color w:val="000000"/>
-          <w:sz w:val="24"/>
-          <w:szCs w:val="24"/>
-        </w:rPr>
-        <w:br/>
-      </w:r>
-      <w:r>
-        <w:rPr>
-          <w:rFonts w:ascii="Times New Roman" w:hAnsi="Times New Roman" w:cs="Times New Roman"/>
-          <w:color w:val="000000"/>
-          <w:sz w:val="24"/>
-          <w:szCs w:val="24"/>
-        </w:rPr>
-        <w:br/>
-        <w:t>7. Deployment and Configuration Risks</w:t>
-      </w:r>
-      <w:r>
-        <w:rPr>
-          <w:rFonts w:ascii="Times New Roman" w:hAnsi="Times New Roman" w:cs="Times New Roman"/>
-          <w:color w:val="000000"/>
-          <w:sz w:val="24"/>
-          <w:szCs w:val="24"/>
-        </w:rPr>
-        <w:br/>
-        <w:t>Improper environment configuration, missing dependencies, or incorrect server settings may cause issues during system deployment. Differences in development and production environments can also lead to unexpected behavior.</w:t>
+        <w:t>cause issues during system deployment. Differences in development and production environments can also lead to unexpected behavior.</w:t>
       </w:r>
       <w:r>
         <w:rPr>
@@ -15113,17 +15326,7 @@
           <w:szCs w:val="24"/>
         </w:rPr>
         <w:br/>
-        <w:t xml:space="preserve">As the number of users grows, the platform may face challenges in maintaining consistent performance. Without proper scalability planning, increased system load could affect </w:t>
-      </w:r>
-      <w:r>
-        <w:rPr>
-          <w:rFonts w:ascii="Times New Roman" w:hAnsi="Times New Roman" w:cs="Times New Roman"/>
-          <w:color w:val="000000"/>
-          <w:sz w:val="24"/>
-          <w:szCs w:val="24"/>
-        </w:rPr>
-        <w:lastRenderedPageBreak/>
-        <w:t>response times and analysis speed.</w:t>
+        <w:t>As the number of users grows, the platform may face challenges in maintaining consistent performance. Without proper scalability planning, increased system load could affect response times and analysis speed.</w:t>
       </w:r>
       <w:r>
         <w:rPr>
@@ -15173,6 +15376,210 @@
         <w:br/>
         <w:t>By identifying these risks early in the development process, appropriate mitigation strategies—such as performance optimization, secure data handling, modular system design, and continuous testing—can be implemented. This ensures that the CodeOptimizer platform remains reliable, scalable, and capable of delivering accurate code analysis for developers and learners.</w:t>
       </w:r>
+    </w:p>
+    <w:p>
+      <w:pPr>
+        <w:tabs>
+          <w:tab w:val="left" w:pos="720"/>
+        </w:tabs>
+        <w:spacing w:after="0" w:line="276" w:lineRule="auto"/>
+        <w:rPr>
+          <w:rFonts w:ascii="Times New Roman" w:hAnsi="Times New Roman" w:cs="Times New Roman"/>
+          <w:b/>
+          <w:bCs/>
+          <w:color w:val="000000"/>
+          <w:sz w:val="24"/>
+          <w:szCs w:val="24"/>
+          <w:lang w:val="en-US"/>
+        </w:rPr>
+      </w:pPr>
+    </w:p>
+    <w:p>
+      <w:pPr>
+        <w:tabs>
+          <w:tab w:val="left" w:pos="720"/>
+        </w:tabs>
+        <w:spacing w:after="0" w:line="276" w:lineRule="auto"/>
+        <w:rPr>
+          <w:rFonts w:ascii="Times New Roman" w:hAnsi="Times New Roman" w:cs="Times New Roman"/>
+          <w:b/>
+          <w:bCs/>
+          <w:color w:val="000000"/>
+          <w:sz w:val="24"/>
+          <w:szCs w:val="24"/>
+          <w:lang w:val="en-US"/>
+        </w:rPr>
+      </w:pPr>
+    </w:p>
+    <w:p>
+      <w:pPr>
+        <w:tabs>
+          <w:tab w:val="left" w:pos="720"/>
+        </w:tabs>
+        <w:spacing w:after="0" w:line="276" w:lineRule="auto"/>
+        <w:rPr>
+          <w:rFonts w:ascii="Times New Roman" w:hAnsi="Times New Roman" w:cs="Times New Roman"/>
+          <w:b/>
+          <w:bCs/>
+          <w:color w:val="000000"/>
+          <w:sz w:val="24"/>
+          <w:szCs w:val="24"/>
+          <w:lang w:val="en-US"/>
+        </w:rPr>
+      </w:pPr>
+    </w:p>
+    <w:p>
+      <w:pPr>
+        <w:tabs>
+          <w:tab w:val="left" w:pos="720"/>
+        </w:tabs>
+        <w:spacing w:after="0" w:line="276" w:lineRule="auto"/>
+        <w:rPr>
+          <w:rFonts w:ascii="Times New Roman" w:hAnsi="Times New Roman" w:cs="Times New Roman"/>
+          <w:b/>
+          <w:bCs/>
+          <w:color w:val="000000"/>
+          <w:sz w:val="24"/>
+          <w:szCs w:val="24"/>
+          <w:lang w:val="en-US"/>
+        </w:rPr>
+      </w:pPr>
+    </w:p>
+    <w:p>
+      <w:pPr>
+        <w:tabs>
+          <w:tab w:val="left" w:pos="720"/>
+        </w:tabs>
+        <w:spacing w:after="0" w:line="276" w:lineRule="auto"/>
+        <w:rPr>
+          <w:rFonts w:ascii="Times New Roman" w:hAnsi="Times New Roman" w:cs="Times New Roman"/>
+          <w:b/>
+          <w:bCs/>
+          <w:color w:val="000000"/>
+          <w:sz w:val="24"/>
+          <w:szCs w:val="24"/>
+          <w:lang w:val="en-US"/>
+        </w:rPr>
+      </w:pPr>
+    </w:p>
+    <w:p>
+      <w:pPr>
+        <w:tabs>
+          <w:tab w:val="left" w:pos="720"/>
+        </w:tabs>
+        <w:spacing w:after="0" w:line="276" w:lineRule="auto"/>
+        <w:rPr>
+          <w:rFonts w:ascii="Times New Roman" w:hAnsi="Times New Roman" w:cs="Times New Roman"/>
+          <w:b/>
+          <w:bCs/>
+          <w:color w:val="000000"/>
+          <w:sz w:val="24"/>
+          <w:szCs w:val="24"/>
+          <w:lang w:val="en-US"/>
+        </w:rPr>
+      </w:pPr>
+    </w:p>
+    <w:p>
+      <w:pPr>
+        <w:tabs>
+          <w:tab w:val="left" w:pos="720"/>
+        </w:tabs>
+        <w:spacing w:after="0" w:line="276" w:lineRule="auto"/>
+        <w:rPr>
+          <w:rFonts w:ascii="Times New Roman" w:hAnsi="Times New Roman" w:cs="Times New Roman"/>
+          <w:b/>
+          <w:bCs/>
+          <w:color w:val="000000"/>
+          <w:sz w:val="24"/>
+          <w:szCs w:val="24"/>
+          <w:lang w:val="en-US"/>
+        </w:rPr>
+      </w:pPr>
+    </w:p>
+    <w:p>
+      <w:pPr>
+        <w:tabs>
+          <w:tab w:val="left" w:pos="720"/>
+        </w:tabs>
+        <w:spacing w:after="0" w:line="276" w:lineRule="auto"/>
+        <w:rPr>
+          <w:rFonts w:ascii="Times New Roman" w:hAnsi="Times New Roman" w:cs="Times New Roman"/>
+          <w:b/>
+          <w:bCs/>
+          <w:color w:val="000000"/>
+          <w:sz w:val="24"/>
+          <w:szCs w:val="24"/>
+          <w:lang w:val="en-US"/>
+        </w:rPr>
+      </w:pPr>
+    </w:p>
+    <w:p>
+      <w:pPr>
+        <w:tabs>
+          <w:tab w:val="left" w:pos="720"/>
+        </w:tabs>
+        <w:spacing w:after="0" w:line="276" w:lineRule="auto"/>
+        <w:rPr>
+          <w:rFonts w:ascii="Times New Roman" w:hAnsi="Times New Roman" w:cs="Times New Roman"/>
+          <w:b/>
+          <w:bCs/>
+          <w:color w:val="000000"/>
+          <w:sz w:val="24"/>
+          <w:szCs w:val="24"/>
+          <w:lang w:val="en-US"/>
+        </w:rPr>
+      </w:pPr>
+    </w:p>
+    <w:p>
+      <w:pPr>
+        <w:tabs>
+          <w:tab w:val="left" w:pos="720"/>
+        </w:tabs>
+        <w:spacing w:after="0" w:line="276" w:lineRule="auto"/>
+        <w:rPr>
+          <w:rFonts w:ascii="Times New Roman" w:hAnsi="Times New Roman" w:cs="Times New Roman"/>
+          <w:b/>
+          <w:bCs/>
+          <w:color w:val="000000"/>
+          <w:sz w:val="24"/>
+          <w:szCs w:val="24"/>
+          <w:lang w:val="en-US"/>
+        </w:rPr>
+      </w:pPr>
+    </w:p>
+    <w:p>
+      <w:pPr>
+        <w:tabs>
+          <w:tab w:val="left" w:pos="720"/>
+        </w:tabs>
+        <w:spacing w:after="0" w:line="276" w:lineRule="auto"/>
+        <w:rPr>
+          <w:rFonts w:ascii="Times New Roman" w:hAnsi="Times New Roman" w:cs="Times New Roman"/>
+          <w:b/>
+          <w:bCs/>
+          <w:color w:val="000000"/>
+          <w:sz w:val="24"/>
+          <w:szCs w:val="24"/>
+          <w:lang w:val="en-US"/>
+        </w:rPr>
+      </w:pPr>
+    </w:p>
+    <w:p>
+      <w:pPr>
+        <w:tabs>
+          <w:tab w:val="left" w:pos="720"/>
+        </w:tabs>
+        <w:spacing w:after="0" w:line="276" w:lineRule="auto"/>
+        <w:rPr>
+          <w:rFonts w:ascii="Times New Roman" w:hAnsi="Times New Roman" w:cs="Times New Roman"/>
+          <w:b/>
+          <w:bCs/>
+          <w:color w:val="000000"/>
+          <w:sz w:val="24"/>
+          <w:szCs w:val="24"/>
+          <w:lang w:val="en-US"/>
+        </w:rPr>
+      </w:pPr>
     </w:p>
     <w:p>
       <w:pPr>
@@ -15402,34 +15809,12 @@
           <w:ilvl w:val="0"/>
           <w:numId w:val="2"/>
         </w:numPr>
-        <w:spacing w:line="276" w:lineRule="auto"/>
-        <w:contextualSpacing w:val="0"/>
-        <w:jc w:val="center"/>
-        <w:rPr>
-          <w:rFonts w:ascii="Times New Roman" w:hAnsi="Times New Roman" w:cs="Times New Roman"/>
-          <w:b/>
-          <w:color w:val="000000"/>
-          <w:sz w:val="28"/>
-          <w:szCs w:val="28"/>
-        </w:rPr>
-      </w:pPr>
-      <w:r>
-        <w:rPr>
-          <w:rFonts w:ascii="Times New Roman" w:hAnsi="Times New Roman" w:cs="Times New Roman"/>
-          <w:b/>
-          <w:color w:val="000000"/>
-          <w:sz w:val="28"/>
-          <w:szCs w:val="28"/>
-        </w:rPr>
-        <w:t>Design Diagrams</w:t>
-      </w:r>
-    </w:p>
-    <w:p>
-      <w:pPr>
         <w:tabs>
           <w:tab w:val="left" w:pos="720"/>
         </w:tabs>
         <w:spacing w:after="0" w:line="276" w:lineRule="auto"/>
+        <w:contextualSpacing w:val="0"/>
+        <w:jc w:val="center"/>
         <w:rPr>
           <w:rFonts w:ascii="Times New Roman" w:hAnsi="Times New Roman" w:cs="Times New Roman"/>
           <w:b/>
@@ -15439,6 +15824,17 @@
           <w:lang w:val="en-US"/>
         </w:rPr>
       </w:pPr>
+      <w:r>
+        <w:rPr>
+          <w:rFonts w:ascii="Times New Roman" w:hAnsi="Times New Roman" w:cs="Times New Roman"/>
+          <w:b/>
+          <w:color w:val="000000"/>
+          <w:sz w:val="28"/>
+          <w:szCs w:val="28"/>
+        </w:rPr>
+        <w:lastRenderedPageBreak/>
+        <w:t>Design Diagrams</w:t>
+      </w:r>
     </w:p>
     <w:p>
       <w:pPr>
@@ -15468,9 +15864,18 @@
           <w:color w:val="000000"/>
           <w:sz w:val="24"/>
           <w:szCs w:val="24"/>
-          <w:lang w:val="en-US"/>
-        </w:rPr>
-      </w:pPr>
+        </w:rPr>
+      </w:pPr>
+      <w:r>
+        <w:rPr>
+          <w:rFonts w:ascii="Times New Roman" w:hAnsi="Times New Roman" w:cs="Times New Roman"/>
+          <w:b/>
+          <w:color w:val="000000"/>
+          <w:sz w:val="24"/>
+          <w:szCs w:val="24"/>
+        </w:rPr>
+        <w:t>4.1 Pert Chart</w:t>
+      </w:r>
     </w:p>
     <w:p>
       <w:pPr>
@@ -15484,19 +15889,367 @@
           <w:color w:val="000000"/>
           <w:sz w:val="24"/>
           <w:szCs w:val="24"/>
-        </w:rPr>
-      </w:pPr>
-      <w:r>
-        <w:rPr>
-          <w:rFonts w:ascii="Times New Roman" w:hAnsi="Times New Roman" w:cs="Times New Roman"/>
-          <w:b/>
-          <w:color w:val="000000"/>
-          <w:sz w:val="24"/>
-          <w:szCs w:val="24"/>
+          <w:lang w:val="en-US"/>
+        </w:rPr>
+      </w:pPr>
+    </w:p>
+    <w:p>
+      <w:pPr>
+        <w:tabs>
+          <w:tab w:val="left" w:pos="720"/>
+        </w:tabs>
+        <w:spacing w:after="0" w:line="276" w:lineRule="auto"/>
+        <w:rPr>
+          <w:rFonts w:ascii="Times New Roman" w:hAnsi="Times New Roman" w:cs="Times New Roman"/>
+          <w:b/>
+          <w:color w:val="000000"/>
+          <w:sz w:val="24"/>
+          <w:szCs w:val="24"/>
+          <w:lang w:val="en-US"/>
+        </w:rPr>
+      </w:pPr>
+    </w:p>
+    <w:p>
+      <w:pPr>
+        <w:tabs>
+          <w:tab w:val="left" w:pos="720"/>
+        </w:tabs>
+        <w:spacing w:after="0" w:line="276" w:lineRule="auto"/>
+        <w:rPr>
+          <w:rFonts w:ascii="Times New Roman" w:hAnsi="Times New Roman" w:cs="Times New Roman"/>
+          <w:b/>
+          <w:color w:val="000000"/>
+          <w:sz w:val="24"/>
+          <w:szCs w:val="24"/>
+          <w:lang w:val="en-US"/>
+        </w:rPr>
+      </w:pPr>
+    </w:p>
+    <w:p>
+      <w:pPr>
+        <w:tabs>
+          <w:tab w:val="left" w:pos="720"/>
+        </w:tabs>
+        <w:spacing w:after="0" w:line="276" w:lineRule="auto"/>
+        <w:rPr>
+          <w:rFonts w:ascii="Times New Roman" w:hAnsi="Times New Roman" w:cs="Times New Roman"/>
+          <w:b/>
+          <w:color w:val="000000"/>
+          <w:sz w:val="24"/>
+          <w:szCs w:val="24"/>
+          <w:lang w:val="en-US"/>
+        </w:rPr>
+      </w:pPr>
+      <w:r>
+        <w:rPr>
+          <w:rFonts w:ascii="Times New Roman" w:hAnsi="Times New Roman" w:cs="Times New Roman"/>
+          <w:b/>
+          <w:color w:val="000000"/>
+          <w:sz w:val="24"/>
+          <w:szCs w:val="24"/>
+          <w:lang w:val="en-US"/>
+        </w:rPr>
+        <w:drawing>
+          <wp:inline distT="0" distB="0" distL="0" distR="0" wp14:anchorId="0AADAA1E" wp14:editId="64FEA45E">
+            <wp:extent cx="5731510" cy="2984500"/>
+            <wp:effectExtent l="0" t="0" r="2540" b="6350"/>
+            <wp:docPr id="1399877631" name="Picture 1"/>
+            <wp:cNvGraphicFramePr>
+              <a:graphicFrameLocks xmlns:a="http://schemas.openxmlformats.org/drawingml/2006/main" noChangeAspect="1"/>
+            </wp:cNvGraphicFramePr>
+            <a:graphic xmlns:a="http://schemas.openxmlformats.org/drawingml/2006/main">
+              <a:graphicData uri="http://schemas.openxmlformats.org/drawingml/2006/picture">
+                <pic:pic xmlns:pic="http://schemas.openxmlformats.org/drawingml/2006/picture">
+                  <pic:nvPicPr>
+                    <pic:cNvPr id="1399877631" name=""/>
+                    <pic:cNvPicPr/>
+                  </pic:nvPicPr>
+                  <pic:blipFill>
+                    <a:blip r:embed="rId10"/>
+                    <a:stretch>
+                      <a:fillRect/>
+                    </a:stretch>
+                  </pic:blipFill>
+                  <pic:spPr>
+                    <a:xfrm>
+                      <a:off x="0" y="0"/>
+                      <a:ext cx="5731510" cy="2984500"/>
+                    </a:xfrm>
+                    <a:prstGeom prst="rect">
+                      <a:avLst/>
+                    </a:prstGeom>
+                  </pic:spPr>
+                </pic:pic>
+              </a:graphicData>
+            </a:graphic>
+          </wp:inline>
+        </w:drawing>
+      </w:r>
+    </w:p>
+    <w:p>
+      <w:pPr>
+        <w:tabs>
+          <w:tab w:val="left" w:pos="720"/>
+        </w:tabs>
+        <w:spacing w:after="0" w:line="276" w:lineRule="auto"/>
+        <w:rPr>
+          <w:rFonts w:ascii="Times New Roman" w:hAnsi="Times New Roman" w:cs="Times New Roman"/>
+          <w:b/>
+          <w:color w:val="000000"/>
+          <w:sz w:val="24"/>
+          <w:szCs w:val="24"/>
+          <w:lang w:val="en-US"/>
+        </w:rPr>
+      </w:pPr>
+    </w:p>
+    <w:p>
+      <w:pPr>
+        <w:tabs>
+          <w:tab w:val="left" w:pos="720"/>
+        </w:tabs>
+        <w:spacing w:after="0" w:line="276" w:lineRule="auto"/>
+        <w:rPr>
+          <w:rFonts w:ascii="Times New Roman" w:hAnsi="Times New Roman" w:cs="Times New Roman"/>
+          <w:b/>
+          <w:color w:val="000000"/>
+          <w:sz w:val="24"/>
+          <w:szCs w:val="24"/>
+          <w:lang w:val="en-US"/>
+        </w:rPr>
+      </w:pPr>
+    </w:p>
+    <w:p>
+      <w:pPr>
+        <w:tabs>
+          <w:tab w:val="left" w:pos="720"/>
+        </w:tabs>
+        <w:spacing w:after="0" w:line="276" w:lineRule="auto"/>
+        <w:rPr>
+          <w:rFonts w:ascii="Times New Roman" w:hAnsi="Times New Roman" w:cs="Times New Roman"/>
+          <w:b/>
+          <w:color w:val="000000"/>
+          <w:sz w:val="24"/>
+          <w:szCs w:val="24"/>
+          <w:lang w:val="en-US"/>
+        </w:rPr>
+      </w:pPr>
+    </w:p>
+    <w:p>
+      <w:pPr>
+        <w:tabs>
+          <w:tab w:val="left" w:pos="720"/>
+        </w:tabs>
+        <w:spacing w:after="0" w:line="276" w:lineRule="auto"/>
+        <w:rPr>
+          <w:rFonts w:ascii="Times New Roman" w:hAnsi="Times New Roman" w:cs="Times New Roman"/>
+          <w:b/>
+          <w:color w:val="000000"/>
+          <w:sz w:val="24"/>
+          <w:szCs w:val="24"/>
+          <w:lang w:val="en-US"/>
+        </w:rPr>
+      </w:pPr>
+    </w:p>
+    <w:p>
+      <w:pPr>
+        <w:tabs>
+          <w:tab w:val="left" w:pos="720"/>
+        </w:tabs>
+        <w:spacing w:after="0" w:line="276" w:lineRule="auto"/>
+        <w:rPr>
+          <w:rFonts w:ascii="Times New Roman" w:hAnsi="Times New Roman" w:cs="Times New Roman"/>
+          <w:b/>
+          <w:color w:val="000000"/>
+          <w:sz w:val="24"/>
+          <w:szCs w:val="24"/>
+          <w:lang w:val="en-US"/>
+        </w:rPr>
+      </w:pPr>
+    </w:p>
+    <w:p>
+      <w:pPr>
+        <w:tabs>
+          <w:tab w:val="left" w:pos="720"/>
+        </w:tabs>
+        <w:spacing w:after="0" w:line="276" w:lineRule="auto"/>
+        <w:rPr>
+          <w:rFonts w:ascii="Times New Roman" w:hAnsi="Times New Roman" w:cs="Times New Roman"/>
+          <w:b/>
+          <w:color w:val="000000"/>
+          <w:sz w:val="24"/>
+          <w:szCs w:val="24"/>
+          <w:lang w:val="en-US"/>
+        </w:rPr>
+      </w:pPr>
+      <w:r>
+        <w:rPr>
+          <w:rFonts w:ascii="Times New Roman" w:hAnsi="Times New Roman" w:cs="Times New Roman"/>
+          <w:b/>
+          <w:color w:val="000000"/>
+          <w:sz w:val="24"/>
+          <w:szCs w:val="24"/>
+          <w:lang w:val="en-US"/>
         </w:rPr>
         <w:lastRenderedPageBreak/>
         <w:drawing>
-          <wp:inline distT="0" distB="0" distL="0" distR="0" wp14:anchorId="11114820" wp14:editId="4815CA1A">
+          <wp:inline distT="0" distB="0" distL="0" distR="0" wp14:anchorId="2E025447" wp14:editId="2B54915F">
+            <wp:extent cx="5731510" cy="8249920"/>
+            <wp:effectExtent l="0" t="0" r="2540" b="0"/>
+            <wp:docPr id="1060056467" name="Picture 1"/>
+            <wp:cNvGraphicFramePr>
+              <a:graphicFrameLocks xmlns:a="http://schemas.openxmlformats.org/drawingml/2006/main" noChangeAspect="1"/>
+            </wp:cNvGraphicFramePr>
+            <a:graphic xmlns:a="http://schemas.openxmlformats.org/drawingml/2006/main">
+              <a:graphicData uri="http://schemas.openxmlformats.org/drawingml/2006/picture">
+                <pic:pic xmlns:pic="http://schemas.openxmlformats.org/drawingml/2006/picture">
+                  <pic:nvPicPr>
+                    <pic:cNvPr id="1060056467" name=""/>
+                    <pic:cNvPicPr/>
+                  </pic:nvPicPr>
+                  <pic:blipFill>
+                    <a:blip r:embed="rId11"/>
+                    <a:stretch>
+                      <a:fillRect/>
+                    </a:stretch>
+                  </pic:blipFill>
+                  <pic:spPr>
+                    <a:xfrm>
+                      <a:off x="0" y="0"/>
+                      <a:ext cx="5731510" cy="8249920"/>
+                    </a:xfrm>
+                    <a:prstGeom prst="rect">
+                      <a:avLst/>
+                    </a:prstGeom>
+                  </pic:spPr>
+                </pic:pic>
+              </a:graphicData>
+            </a:graphic>
+          </wp:inline>
+        </w:drawing>
+      </w:r>
+    </w:p>
+    <w:p>
+      <w:pPr>
+        <w:tabs>
+          <w:tab w:val="left" w:pos="720"/>
+        </w:tabs>
+        <w:spacing w:after="0" w:line="276" w:lineRule="auto"/>
+        <w:rPr>
+          <w:rFonts w:ascii="Times New Roman" w:hAnsi="Times New Roman" w:cs="Times New Roman"/>
+          <w:b/>
+          <w:color w:val="000000"/>
+          <w:sz w:val="24"/>
+          <w:szCs w:val="24"/>
+          <w:lang w:val="en-US"/>
+        </w:rPr>
+      </w:pPr>
+    </w:p>
+    <w:p>
+      <w:pPr>
+        <w:tabs>
+          <w:tab w:val="left" w:pos="720"/>
+        </w:tabs>
+        <w:spacing w:after="0" w:line="276" w:lineRule="auto"/>
+        <w:rPr>
+          <w:rFonts w:ascii="Times New Roman" w:hAnsi="Times New Roman" w:cs="Times New Roman"/>
+          <w:b/>
+          <w:color w:val="000000"/>
+          <w:sz w:val="24"/>
+          <w:szCs w:val="24"/>
+          <w:lang w:val="en-US"/>
+        </w:rPr>
+      </w:pPr>
+    </w:p>
+    <w:p>
+      <w:pPr>
+        <w:tabs>
+          <w:tab w:val="left" w:pos="720"/>
+        </w:tabs>
+        <w:spacing w:after="0" w:line="276" w:lineRule="auto"/>
+        <w:rPr>
+          <w:rFonts w:ascii="Times New Roman" w:hAnsi="Times New Roman" w:cs="Times New Roman"/>
+          <w:b/>
+          <w:color w:val="000000"/>
+          <w:sz w:val="24"/>
+          <w:szCs w:val="24"/>
+          <w:lang w:val="en-US"/>
+        </w:rPr>
+      </w:pPr>
+    </w:p>
+    <w:p>
+      <w:pPr>
+        <w:tabs>
+          <w:tab w:val="left" w:pos="720"/>
+        </w:tabs>
+        <w:spacing w:after="0" w:line="276" w:lineRule="auto"/>
+        <w:rPr>
+          <w:rFonts w:ascii="Times New Roman" w:hAnsi="Times New Roman" w:cs="Times New Roman"/>
+          <w:b/>
+          <w:color w:val="000000"/>
+          <w:sz w:val="24"/>
+          <w:szCs w:val="24"/>
+          <w:lang w:val="en-US"/>
+        </w:rPr>
+      </w:pPr>
+    </w:p>
+    <w:p>
+      <w:pPr>
+        <w:tabs>
+          <w:tab w:val="left" w:pos="720"/>
+        </w:tabs>
+        <w:spacing w:after="0" w:line="276" w:lineRule="auto"/>
+        <w:rPr>
+          <w:rFonts w:ascii="Times New Roman" w:hAnsi="Times New Roman" w:cs="Times New Roman"/>
+          <w:b/>
+          <w:color w:val="000000"/>
+          <w:sz w:val="24"/>
+          <w:szCs w:val="24"/>
+          <w:lang w:val="en-US"/>
+        </w:rPr>
+      </w:pPr>
+    </w:p>
+    <w:p>
+      <w:pPr>
+        <w:tabs>
+          <w:tab w:val="left" w:pos="720"/>
+        </w:tabs>
+        <w:spacing w:after="0" w:line="276" w:lineRule="auto"/>
+        <w:rPr>
+          <w:rFonts w:ascii="Times New Roman" w:hAnsi="Times New Roman" w:cs="Times New Roman"/>
+          <w:b/>
+          <w:color w:val="000000"/>
+          <w:sz w:val="24"/>
+          <w:szCs w:val="24"/>
+          <w:lang w:val="en-US"/>
+        </w:rPr>
+      </w:pPr>
+    </w:p>
+    <w:p>
+      <w:pPr>
+        <w:tabs>
+          <w:tab w:val="left" w:pos="720"/>
+        </w:tabs>
+        <w:spacing w:after="0" w:line="276" w:lineRule="auto"/>
+        <w:rPr>
+          <w:rFonts w:ascii="Times New Roman" w:hAnsi="Times New Roman" w:cs="Times New Roman"/>
+          <w:b/>
+          <w:color w:val="000000"/>
+          <w:sz w:val="24"/>
+          <w:szCs w:val="24"/>
+          <w:lang w:val="en-US"/>
+        </w:rPr>
+      </w:pPr>
+      <w:r>
+        <w:rPr>
+          <w:rFonts w:ascii="Times New Roman" w:hAnsi="Times New Roman" w:cs="Times New Roman"/>
+          <w:b/>
+          <w:color w:val="000000"/>
+          <w:sz w:val="24"/>
+          <w:szCs w:val="24"/>
+        </w:rPr>
+        <w:lastRenderedPageBreak/>
+        <w:drawing>
+          <wp:inline distT="0" distB="0" distL="0" distR="0" wp14:anchorId="7A6E980B" wp14:editId="7FCBE10B">
             <wp:extent cx="4762500" cy="8863330"/>
             <wp:effectExtent l="0" t="0" r="0" b="0"/>
             <wp:docPr id="79442336" name="Picture 2"/>
@@ -15513,7 +16266,7 @@
                     </pic:cNvPicPr>
                   </pic:nvPicPr>
                   <pic:blipFill>
-                    <a:blip r:embed="rId10">
+                    <a:blip r:embed="rId12">
                       <a:extLst>
                         <a:ext uri="{28A0092B-C50C-407E-A947-70E740481C1C}">
                           <a14:useLocalDpi xmlns:a14="http://schemas.microsoft.com/office/drawing/2010/main" val="0"/>
@@ -15547,81 +16300,64 @@
     </w:p>
     <w:p>
       <w:pPr>
-        <w:tabs>
-          <w:tab w:val="left" w:pos="720"/>
-        </w:tabs>
-        <w:spacing w:after="0" w:line="276" w:lineRule="auto"/>
-        <w:rPr>
-          <w:rFonts w:ascii="Times New Roman" w:hAnsi="Times New Roman" w:cs="Times New Roman"/>
-          <w:b/>
-          <w:color w:val="000000"/>
-          <w:sz w:val="24"/>
-          <w:szCs w:val="24"/>
-          <w:lang w:val="en-US"/>
-        </w:rPr>
-      </w:pPr>
-    </w:p>
-    <w:p>
-      <w:pPr>
-        <w:tabs>
-          <w:tab w:val="left" w:pos="720"/>
-        </w:tabs>
-        <w:spacing w:after="0" w:line="276" w:lineRule="auto"/>
-        <w:rPr>
-          <w:rFonts w:ascii="Times New Roman" w:hAnsi="Times New Roman" w:cs="Times New Roman"/>
-          <w:b/>
-          <w:color w:val="000000"/>
-          <w:sz w:val="24"/>
-          <w:szCs w:val="24"/>
-          <w:lang w:val="en-US"/>
-        </w:rPr>
-      </w:pPr>
-    </w:p>
-    <w:p>
-      <w:pPr>
-        <w:tabs>
-          <w:tab w:val="left" w:pos="720"/>
-        </w:tabs>
-        <w:spacing w:after="0" w:line="276" w:lineRule="auto"/>
-        <w:rPr>
-          <w:rFonts w:ascii="Times New Roman" w:hAnsi="Times New Roman" w:cs="Times New Roman"/>
-          <w:b/>
-          <w:color w:val="000000"/>
-          <w:sz w:val="24"/>
-          <w:szCs w:val="24"/>
-          <w:lang w:val="en-US"/>
-        </w:rPr>
-      </w:pPr>
-    </w:p>
-    <w:p>
-      <w:pPr>
-        <w:tabs>
-          <w:tab w:val="left" w:pos="720"/>
-        </w:tabs>
-        <w:spacing w:after="0" w:line="276" w:lineRule="auto"/>
-        <w:rPr>
-          <w:rFonts w:ascii="Times New Roman" w:hAnsi="Times New Roman" w:cs="Times New Roman"/>
-          <w:b/>
-          <w:color w:val="000000"/>
-          <w:sz w:val="24"/>
-          <w:szCs w:val="24"/>
-          <w:lang w:val="en-US"/>
-        </w:rPr>
-      </w:pPr>
-      <w:r>
-        <w:rPr>
-          <w:rFonts w:ascii="Times New Roman" w:hAnsi="Times New Roman" w:cs="Times New Roman"/>
-          <w:b/>
-          <w:color w:val="000000"/>
-          <w:sz w:val="24"/>
-          <w:szCs w:val="24"/>
-          <w:lang w:val="en-US"/>
+        <w:pStyle w:val="ListParagraph"/>
+        <w:numPr>
+          <w:ilvl w:val="0"/>
+          <w:numId w:val="2"/>
+        </w:numPr>
+        <w:spacing w:line="276" w:lineRule="auto"/>
+        <w:contextualSpacing w:val="0"/>
+        <w:jc w:val="center"/>
+        <w:rPr>
+          <w:rFonts w:ascii="Times New Roman" w:hAnsi="Times New Roman" w:cs="Times New Roman"/>
+          <w:b/>
+          <w:color w:val="000000"/>
+          <w:sz w:val="28"/>
+          <w:szCs w:val="28"/>
+        </w:rPr>
+      </w:pPr>
+      <w:r>
+        <w:rPr>
+          <w:rFonts w:ascii="Times New Roman" w:hAnsi="Times New Roman" w:cs="Times New Roman"/>
+          <w:b/>
+          <w:color w:val="000000"/>
+          <w:sz w:val="28"/>
+          <w:szCs w:val="28"/>
+        </w:rPr>
+        <w:lastRenderedPageBreak/>
+        <w:t>Results and Outputs</w:t>
+      </w:r>
+    </w:p>
+    <w:p>
+      <w:pPr>
+        <w:pStyle w:val="NormalWeb"/>
+        <w:jc w:val="both"/>
+      </w:pPr>
+    </w:p>
+    <w:p>
+      <w:pPr>
+        <w:spacing w:line="276" w:lineRule="auto"/>
+        <w:rPr>
+          <w:rFonts w:ascii="Times New Roman" w:hAnsi="Times New Roman" w:cs="Times New Roman"/>
+          <w:b/>
+          <w:color w:val="000000"/>
+          <w:sz w:val="24"/>
+          <w:szCs w:val="24"/>
+        </w:rPr>
+      </w:pPr>
+      <w:r>
+        <w:rPr>
+          <w:rFonts w:ascii="Times New Roman" w:hAnsi="Times New Roman" w:cs="Times New Roman"/>
+          <w:b/>
+          <w:color w:val="000000"/>
+          <w:sz w:val="24"/>
+          <w:szCs w:val="24"/>
         </w:rPr>
         <w:drawing>
-          <wp:inline distT="0" distB="0" distL="0" distR="0" wp14:anchorId="0AADAA1E" wp14:editId="64FEA45E">
-            <wp:extent cx="5731510" cy="2984500"/>
-            <wp:effectExtent l="0" t="0" r="2540" b="6350"/>
-            <wp:docPr id="1399877631" name="Picture 1"/>
+          <wp:inline distT="0" distB="0" distL="0" distR="0" wp14:anchorId="0E583C47" wp14:editId="1EC37E17">
+            <wp:extent cx="5731510" cy="2666365"/>
+            <wp:effectExtent l="0" t="0" r="2540" b="635"/>
+            <wp:docPr id="1110710894" name="Picture 1"/>
             <wp:cNvGraphicFramePr>
               <a:graphicFrameLocks xmlns:a="http://schemas.openxmlformats.org/drawingml/2006/main" noChangeAspect="1"/>
             </wp:cNvGraphicFramePr>
@@ -15629,11 +16365,11 @@
               <a:graphicData uri="http://schemas.openxmlformats.org/drawingml/2006/picture">
                 <pic:pic xmlns:pic="http://schemas.openxmlformats.org/drawingml/2006/picture">
                   <pic:nvPicPr>
-                    <pic:cNvPr id="1399877631" name=""/>
+                    <pic:cNvPr id="1110710894" name=""/>
                     <pic:cNvPicPr/>
                   </pic:nvPicPr>
                   <pic:blipFill>
-                    <a:blip r:embed="rId11"/>
+                    <a:blip r:embed="rId13"/>
                     <a:stretch>
                       <a:fillRect/>
                     </a:stretch>
@@ -15641,7 +16377,7 @@
                   <pic:spPr>
                     <a:xfrm>
                       <a:off x="0" y="0"/>
-                      <a:ext cx="5731510" cy="2984500"/>
+                      <a:ext cx="5731510" cy="2666365"/>
                     </a:xfrm>
                     <a:prstGeom prst="rect">
                       <a:avLst/>
@@ -15656,114 +16392,216 @@
     </w:p>
     <w:p>
       <w:pPr>
-        <w:tabs>
-          <w:tab w:val="left" w:pos="720"/>
-        </w:tabs>
-        <w:spacing w:after="0" w:line="276" w:lineRule="auto"/>
-        <w:rPr>
-          <w:rFonts w:ascii="Times New Roman" w:hAnsi="Times New Roman" w:cs="Times New Roman"/>
-          <w:b/>
-          <w:color w:val="000000"/>
-          <w:sz w:val="24"/>
-          <w:szCs w:val="24"/>
-          <w:lang w:val="en-US"/>
-        </w:rPr>
-      </w:pPr>
-    </w:p>
-    <w:p>
-      <w:pPr>
-        <w:tabs>
-          <w:tab w:val="left" w:pos="720"/>
-        </w:tabs>
-        <w:spacing w:after="0" w:line="276" w:lineRule="auto"/>
-        <w:rPr>
-          <w:rFonts w:ascii="Times New Roman" w:hAnsi="Times New Roman" w:cs="Times New Roman"/>
-          <w:b/>
-          <w:color w:val="000000"/>
-          <w:sz w:val="24"/>
-          <w:szCs w:val="24"/>
-          <w:lang w:val="en-US"/>
-        </w:rPr>
-      </w:pPr>
-    </w:p>
-    <w:p>
-      <w:pPr>
-        <w:tabs>
-          <w:tab w:val="left" w:pos="720"/>
-        </w:tabs>
-        <w:spacing w:after="0" w:line="276" w:lineRule="auto"/>
-        <w:rPr>
-          <w:rFonts w:ascii="Times New Roman" w:hAnsi="Times New Roman" w:cs="Times New Roman"/>
-          <w:b/>
-          <w:color w:val="000000"/>
-          <w:sz w:val="24"/>
-          <w:szCs w:val="24"/>
-          <w:lang w:val="en-US"/>
-        </w:rPr>
-      </w:pPr>
-    </w:p>
-    <w:p>
-      <w:pPr>
-        <w:tabs>
-          <w:tab w:val="left" w:pos="720"/>
-        </w:tabs>
-        <w:spacing w:after="0" w:line="276" w:lineRule="auto"/>
-        <w:rPr>
-          <w:rFonts w:ascii="Times New Roman" w:hAnsi="Times New Roman" w:cs="Times New Roman"/>
-          <w:b/>
-          <w:color w:val="000000"/>
-          <w:sz w:val="24"/>
-          <w:szCs w:val="24"/>
-          <w:lang w:val="en-US"/>
-        </w:rPr>
-      </w:pPr>
-    </w:p>
-    <w:p>
-      <w:pPr>
-        <w:tabs>
-          <w:tab w:val="left" w:pos="720"/>
-        </w:tabs>
-        <w:spacing w:after="0" w:line="276" w:lineRule="auto"/>
-        <w:rPr>
-          <w:rFonts w:ascii="Times New Roman" w:hAnsi="Times New Roman" w:cs="Times New Roman"/>
-          <w:b/>
-          <w:color w:val="000000"/>
-          <w:sz w:val="24"/>
-          <w:szCs w:val="24"/>
-          <w:lang w:val="en-US"/>
-        </w:rPr>
-      </w:pPr>
-    </w:p>
-    <w:p>
-      <w:pPr>
-        <w:tabs>
-          <w:tab w:val="left" w:pos="720"/>
-        </w:tabs>
-        <w:spacing w:after="0" w:line="276" w:lineRule="auto"/>
-        <w:rPr>
-          <w:rFonts w:ascii="Times New Roman" w:hAnsi="Times New Roman" w:cs="Times New Roman"/>
-          <w:b/>
-          <w:color w:val="000000"/>
-          <w:sz w:val="24"/>
-          <w:szCs w:val="24"/>
-          <w:lang w:val="en-US"/>
-        </w:rPr>
-      </w:pPr>
-      <w:r>
-        <w:rPr>
-          <w:rFonts w:ascii="Times New Roman" w:hAnsi="Times New Roman" w:cs="Times New Roman"/>
-          <w:b/>
-          <w:color w:val="000000"/>
-          <w:sz w:val="24"/>
-          <w:szCs w:val="24"/>
-          <w:lang w:val="en-US"/>
-        </w:rPr>
-        <w:lastRenderedPageBreak/>
+        <w:spacing w:line="276" w:lineRule="auto"/>
+        <w:rPr>
+          <w:rFonts w:ascii="Times New Roman" w:hAnsi="Times New Roman" w:cs="Times New Roman"/>
+          <w:b/>
+          <w:color w:val="000000"/>
+          <w:sz w:val="24"/>
+          <w:szCs w:val="24"/>
+        </w:rPr>
+      </w:pPr>
+      <w:r>
+        <w:rPr>
+          <w:rFonts w:ascii="Times New Roman" w:hAnsi="Times New Roman" w:cs="Times New Roman"/>
+          <w:b/>
+          <w:color w:val="000000"/>
+          <w:sz w:val="24"/>
+          <w:szCs w:val="24"/>
+        </w:rPr>
+        <w:t>Figure 1: Code Review Output Generated by the System</w:t>
+      </w:r>
+    </w:p>
+    <w:p>
+      <w:pPr>
+        <w:spacing w:line="276" w:lineRule="auto"/>
+        <w:rPr>
+          <w:rFonts w:ascii="Times New Roman" w:hAnsi="Times New Roman" w:cs="Times New Roman"/>
+          <w:bCs/>
+          <w:color w:val="000000"/>
+          <w:sz w:val="24"/>
+          <w:szCs w:val="24"/>
+        </w:rPr>
+      </w:pPr>
+      <w:r>
+        <w:rPr>
+          <w:rFonts w:ascii="Times New Roman" w:hAnsi="Times New Roman" w:cs="Times New Roman"/>
+          <w:bCs/>
+          <w:color w:val="000000"/>
+          <w:sz w:val="24"/>
+          <w:szCs w:val="24"/>
+        </w:rPr>
+        <w:t xml:space="preserve">The </w:t>
+      </w:r>
+      <w:proofErr w:type="spellStart"/>
+      <w:r>
+        <w:rPr>
+          <w:rFonts w:ascii="Times New Roman" w:hAnsi="Times New Roman" w:cs="Times New Roman"/>
+          <w:bCs/>
+          <w:color w:val="000000"/>
+          <w:sz w:val="24"/>
+          <w:szCs w:val="24"/>
+        </w:rPr>
+        <w:t>CodeOptimizer</w:t>
+      </w:r>
+      <w:proofErr w:type="spellEnd"/>
+      <w:r>
+        <w:rPr>
+          <w:rFonts w:ascii="Times New Roman" w:hAnsi="Times New Roman" w:cs="Times New Roman"/>
+          <w:bCs/>
+          <w:color w:val="000000"/>
+          <w:sz w:val="24"/>
+          <w:szCs w:val="24"/>
+        </w:rPr>
+        <w:t xml:space="preserve"> system was implemented using </w:t>
+      </w:r>
+      <w:proofErr w:type="spellStart"/>
+      <w:r>
+        <w:rPr>
+          <w:rFonts w:ascii="Times New Roman" w:hAnsi="Times New Roman" w:cs="Times New Roman"/>
+          <w:bCs/>
+          <w:color w:val="000000"/>
+          <w:sz w:val="24"/>
+          <w:szCs w:val="24"/>
+        </w:rPr>
+        <w:t>FastAPI</w:t>
+      </w:r>
+      <w:proofErr w:type="spellEnd"/>
+      <w:r>
+        <w:rPr>
+          <w:rFonts w:ascii="Times New Roman" w:hAnsi="Times New Roman" w:cs="Times New Roman"/>
+          <w:bCs/>
+          <w:color w:val="000000"/>
+          <w:sz w:val="24"/>
+          <w:szCs w:val="24"/>
+        </w:rPr>
+        <w:t xml:space="preserve">, which automatically generates interactive API documentation through Swagger UI. The interface allows users to test different endpoints directly from the browser. The system provides three main endpoints: </w:t>
+      </w:r>
+      <w:proofErr w:type="spellStart"/>
+      <w:r>
+        <w:rPr>
+          <w:rFonts w:ascii="Times New Roman" w:hAnsi="Times New Roman" w:cs="Times New Roman"/>
+          <w:bCs/>
+          <w:color w:val="000000"/>
+          <w:sz w:val="24"/>
+          <w:szCs w:val="24"/>
+        </w:rPr>
+        <w:t>review_file</w:t>
+      </w:r>
+      <w:proofErr w:type="spellEnd"/>
+      <w:r>
+        <w:rPr>
+          <w:rFonts w:ascii="Times New Roman" w:hAnsi="Times New Roman" w:cs="Times New Roman"/>
+          <w:bCs/>
+          <w:color w:val="000000"/>
+          <w:sz w:val="24"/>
+          <w:szCs w:val="24"/>
+        </w:rPr>
+        <w:t xml:space="preserve"> for </w:t>
+      </w:r>
+      <w:proofErr w:type="spellStart"/>
+      <w:r>
+        <w:rPr>
+          <w:rFonts w:ascii="Times New Roman" w:hAnsi="Times New Roman" w:cs="Times New Roman"/>
+          <w:bCs/>
+          <w:color w:val="000000"/>
+          <w:sz w:val="24"/>
+          <w:szCs w:val="24"/>
+        </w:rPr>
+        <w:t>analyzing</w:t>
+      </w:r>
+      <w:proofErr w:type="spellEnd"/>
+      <w:r>
+        <w:rPr>
+          <w:rFonts w:ascii="Times New Roman" w:hAnsi="Times New Roman" w:cs="Times New Roman"/>
+          <w:bCs/>
+          <w:color w:val="000000"/>
+          <w:sz w:val="24"/>
+          <w:szCs w:val="24"/>
+        </w:rPr>
+        <w:t xml:space="preserve"> a single file, </w:t>
+      </w:r>
+      <w:proofErr w:type="spellStart"/>
+      <w:r>
+        <w:rPr>
+          <w:rFonts w:ascii="Times New Roman" w:hAnsi="Times New Roman" w:cs="Times New Roman"/>
+          <w:bCs/>
+          <w:color w:val="000000"/>
+          <w:sz w:val="24"/>
+          <w:szCs w:val="24"/>
+        </w:rPr>
+        <w:t>review_folder</w:t>
+      </w:r>
+      <w:proofErr w:type="spellEnd"/>
+      <w:r>
+        <w:rPr>
+          <w:rFonts w:ascii="Times New Roman" w:hAnsi="Times New Roman" w:cs="Times New Roman"/>
+          <w:bCs/>
+          <w:color w:val="000000"/>
+          <w:sz w:val="24"/>
+          <w:szCs w:val="24"/>
+        </w:rPr>
+        <w:t xml:space="preserve"> for scanning an entire project directory, and </w:t>
+      </w:r>
+      <w:proofErr w:type="spellStart"/>
+      <w:r>
+        <w:rPr>
+          <w:rFonts w:ascii="Times New Roman" w:hAnsi="Times New Roman" w:cs="Times New Roman"/>
+          <w:bCs/>
+          <w:color w:val="000000"/>
+          <w:sz w:val="24"/>
+          <w:szCs w:val="24"/>
+        </w:rPr>
+        <w:t>bug_fixer</w:t>
+      </w:r>
+      <w:proofErr w:type="spellEnd"/>
+      <w:r>
+        <w:rPr>
+          <w:rFonts w:ascii="Times New Roman" w:hAnsi="Times New Roman" w:cs="Times New Roman"/>
+          <w:bCs/>
+          <w:color w:val="000000"/>
+          <w:sz w:val="24"/>
+          <w:szCs w:val="24"/>
+        </w:rPr>
+        <w:t xml:space="preserve"> for generating fixes for detected errors. This interface simplified development and debugging by allowing real-time testing of the API.</w:t>
+      </w:r>
+    </w:p>
+    <w:p>
+      <w:pPr>
+        <w:spacing w:line="276" w:lineRule="auto"/>
+        <w:rPr>
+          <w:rFonts w:ascii="Times New Roman" w:hAnsi="Times New Roman" w:cs="Times New Roman"/>
+          <w:bCs/>
+          <w:color w:val="000000"/>
+          <w:sz w:val="24"/>
+          <w:szCs w:val="24"/>
+        </w:rPr>
+      </w:pPr>
+    </w:p>
+    <w:p>
+      <w:pPr>
+        <w:spacing w:line="276" w:lineRule="auto"/>
+        <w:rPr>
+          <w:rFonts w:ascii="Times New Roman" w:hAnsi="Times New Roman" w:cs="Times New Roman"/>
+          <w:bCs/>
+          <w:color w:val="000000"/>
+          <w:sz w:val="24"/>
+          <w:szCs w:val="24"/>
+        </w:rPr>
+      </w:pPr>
+      <w:r>
+        <w:rPr>
+          <w:rFonts w:ascii="Times New Roman" w:hAnsi="Times New Roman" w:cs="Times New Roman"/>
+          <w:bCs/>
+          <w:color w:val="000000"/>
+          <w:sz w:val="24"/>
+          <w:szCs w:val="24"/>
+        </w:rPr>
         <w:drawing>
-          <wp:inline distT="0" distB="0" distL="0" distR="0" wp14:anchorId="2E025447" wp14:editId="2B54915F">
-            <wp:extent cx="5731510" cy="8249920"/>
-            <wp:effectExtent l="0" t="0" r="2540" b="0"/>
-            <wp:docPr id="1060056467" name="Picture 1"/>
+          <wp:inline distT="0" distB="0" distL="0" distR="0" wp14:anchorId="4771DBCB" wp14:editId="69B93F78">
+            <wp:extent cx="5731510" cy="2777490"/>
+            <wp:effectExtent l="0" t="0" r="2540" b="3810"/>
+            <wp:docPr id="185845439" name="Picture 1"/>
             <wp:cNvGraphicFramePr>
               <a:graphicFrameLocks xmlns:a="http://schemas.openxmlformats.org/drawingml/2006/main" noChangeAspect="1"/>
             </wp:cNvGraphicFramePr>
@@ -15771,11 +16609,11 @@
               <a:graphicData uri="http://schemas.openxmlformats.org/drawingml/2006/picture">
                 <pic:pic xmlns:pic="http://schemas.openxmlformats.org/drawingml/2006/picture">
                   <pic:nvPicPr>
-                    <pic:cNvPr id="1060056467" name=""/>
+                    <pic:cNvPr id="185845439" name=""/>
                     <pic:cNvPicPr/>
                   </pic:nvPicPr>
                   <pic:blipFill>
-                    <a:blip r:embed="rId12"/>
+                    <a:blip r:embed="rId14"/>
                     <a:stretch>
                       <a:fillRect/>
                     </a:stretch>
@@ -15783,7 +16621,7 @@
                   <pic:spPr>
                     <a:xfrm>
                       <a:off x="0" y="0"/>
-                      <a:ext cx="5731510" cy="8249920"/>
+                      <a:ext cx="5731510" cy="2777490"/>
                     </a:xfrm>
                     <a:prstGeom prst="rect">
                       <a:avLst/>
@@ -15798,517 +16636,14 @@
     </w:p>
     <w:p>
       <w:pPr>
-        <w:tabs>
-          <w:tab w:val="left" w:pos="720"/>
-        </w:tabs>
-        <w:spacing w:after="0" w:line="276" w:lineRule="auto"/>
-        <w:rPr>
-          <w:rFonts w:ascii="Times New Roman" w:hAnsi="Times New Roman" w:cs="Times New Roman"/>
-          <w:b/>
-          <w:color w:val="000000"/>
-          <w:sz w:val="24"/>
-          <w:szCs w:val="24"/>
-          <w:lang w:val="en-US"/>
-        </w:rPr>
-      </w:pPr>
-    </w:p>
-    <w:p>
-      <w:pPr>
-        <w:tabs>
-          <w:tab w:val="left" w:pos="720"/>
-        </w:tabs>
-        <w:spacing w:after="0" w:line="276" w:lineRule="auto"/>
-        <w:rPr>
-          <w:rFonts w:ascii="Times New Roman" w:hAnsi="Times New Roman" w:cs="Times New Roman"/>
-          <w:b/>
-          <w:color w:val="000000"/>
-          <w:sz w:val="24"/>
-          <w:szCs w:val="24"/>
-          <w:lang w:val="en-US"/>
-        </w:rPr>
-      </w:pPr>
-    </w:p>
-    <w:p>
-      <w:pPr>
-        <w:tabs>
-          <w:tab w:val="left" w:pos="720"/>
-        </w:tabs>
-        <w:spacing w:after="0" w:line="276" w:lineRule="auto"/>
-        <w:rPr>
-          <w:rFonts w:ascii="Times New Roman" w:hAnsi="Times New Roman" w:cs="Times New Roman"/>
-          <w:b/>
-          <w:color w:val="000000"/>
-          <w:sz w:val="24"/>
-          <w:szCs w:val="24"/>
-          <w:lang w:val="en-US"/>
-        </w:rPr>
-      </w:pPr>
-    </w:p>
-    <w:p>
-      <w:pPr>
-        <w:tabs>
-          <w:tab w:val="left" w:pos="720"/>
-        </w:tabs>
-        <w:spacing w:after="0" w:line="276" w:lineRule="auto"/>
-        <w:rPr>
-          <w:rFonts w:ascii="Times New Roman" w:hAnsi="Times New Roman" w:cs="Times New Roman"/>
-          <w:b/>
-          <w:color w:val="000000"/>
-          <w:sz w:val="24"/>
-          <w:szCs w:val="24"/>
-          <w:lang w:val="en-US"/>
-        </w:rPr>
-      </w:pPr>
-    </w:p>
-    <w:p>
-      <w:pPr>
-        <w:tabs>
-          <w:tab w:val="left" w:pos="720"/>
-        </w:tabs>
-        <w:spacing w:after="0" w:line="276" w:lineRule="auto"/>
-        <w:rPr>
-          <w:rFonts w:ascii="Times New Roman" w:hAnsi="Times New Roman" w:cs="Times New Roman"/>
-          <w:b/>
-          <w:color w:val="000000"/>
-          <w:sz w:val="24"/>
-          <w:szCs w:val="24"/>
-          <w:lang w:val="en-US"/>
-        </w:rPr>
-      </w:pPr>
-    </w:p>
-    <w:p>
-      <w:pPr>
-        <w:tabs>
-          <w:tab w:val="left" w:pos="720"/>
-        </w:tabs>
-        <w:spacing w:after="0" w:line="276" w:lineRule="auto"/>
-        <w:rPr>
-          <w:rFonts w:ascii="Times New Roman" w:hAnsi="Times New Roman" w:cs="Times New Roman"/>
-          <w:b/>
-          <w:color w:val="000000"/>
-          <w:sz w:val="24"/>
-          <w:szCs w:val="24"/>
-          <w:lang w:val="en-US"/>
-        </w:rPr>
-      </w:pPr>
-    </w:p>
-    <w:p>
-      <w:pPr>
-        <w:tabs>
-          <w:tab w:val="left" w:pos="720"/>
-        </w:tabs>
-        <w:spacing w:after="0" w:line="276" w:lineRule="auto"/>
-        <w:rPr>
-          <w:rFonts w:ascii="Times New Roman" w:hAnsi="Times New Roman" w:cs="Times New Roman"/>
-          <w:b/>
-          <w:color w:val="000000"/>
-          <w:sz w:val="24"/>
-          <w:szCs w:val="24"/>
-          <w:lang w:val="en-US"/>
-        </w:rPr>
-      </w:pPr>
-    </w:p>
-    <w:p>
-      <w:pPr>
-        <w:tabs>
-          <w:tab w:val="left" w:pos="720"/>
-        </w:tabs>
-        <w:spacing w:after="0" w:line="276" w:lineRule="auto"/>
-        <w:rPr>
-          <w:rFonts w:ascii="Times New Roman" w:hAnsi="Times New Roman" w:cs="Times New Roman"/>
-          <w:b/>
-          <w:color w:val="000000"/>
-          <w:sz w:val="24"/>
-          <w:szCs w:val="24"/>
-          <w:lang w:val="en-US"/>
-        </w:rPr>
-      </w:pPr>
-    </w:p>
-    <w:p>
-      <w:pPr>
-        <w:tabs>
-          <w:tab w:val="left" w:pos="720"/>
-        </w:tabs>
-        <w:spacing w:after="0" w:line="276" w:lineRule="auto"/>
-        <w:rPr>
-          <w:rFonts w:ascii="Times New Roman" w:hAnsi="Times New Roman" w:cs="Times New Roman"/>
-          <w:b/>
-          <w:color w:val="000000"/>
-          <w:sz w:val="24"/>
-          <w:szCs w:val="24"/>
-          <w:lang w:val="en-US"/>
-        </w:rPr>
-      </w:pPr>
-    </w:p>
-    <w:p>
-      <w:pPr>
-        <w:tabs>
-          <w:tab w:val="left" w:pos="720"/>
-        </w:tabs>
-        <w:spacing w:after="0" w:line="276" w:lineRule="auto"/>
-        <w:rPr>
-          <w:rFonts w:ascii="Times New Roman" w:hAnsi="Times New Roman" w:cs="Times New Roman"/>
-          <w:b/>
-          <w:color w:val="000000"/>
-          <w:sz w:val="24"/>
-          <w:szCs w:val="24"/>
-          <w:lang w:val="en-US"/>
-        </w:rPr>
-      </w:pPr>
-    </w:p>
-    <w:p>
-      <w:pPr>
-        <w:tabs>
-          <w:tab w:val="left" w:pos="720"/>
-        </w:tabs>
-        <w:spacing w:after="0" w:line="276" w:lineRule="auto"/>
-        <w:rPr>
-          <w:rFonts w:ascii="Times New Roman" w:hAnsi="Times New Roman" w:cs="Times New Roman"/>
-          <w:b/>
-          <w:color w:val="000000"/>
-          <w:sz w:val="24"/>
-          <w:szCs w:val="24"/>
-          <w:lang w:val="en-US"/>
-        </w:rPr>
-      </w:pPr>
-    </w:p>
-    <w:p>
-      <w:pPr>
-        <w:tabs>
-          <w:tab w:val="left" w:pos="720"/>
-        </w:tabs>
-        <w:spacing w:after="0" w:line="276" w:lineRule="auto"/>
-        <w:rPr>
-          <w:rFonts w:ascii="Times New Roman" w:hAnsi="Times New Roman" w:cs="Times New Roman"/>
-          <w:b/>
-          <w:color w:val="000000"/>
-          <w:sz w:val="24"/>
-          <w:szCs w:val="24"/>
-          <w:lang w:val="en-US"/>
-        </w:rPr>
-      </w:pPr>
-    </w:p>
-    <w:p>
-      <w:pPr>
-        <w:tabs>
-          <w:tab w:val="left" w:pos="720"/>
-        </w:tabs>
-        <w:spacing w:after="0" w:line="276" w:lineRule="auto"/>
-        <w:rPr>
-          <w:rFonts w:ascii="Times New Roman" w:hAnsi="Times New Roman" w:cs="Times New Roman"/>
-          <w:b/>
-          <w:color w:val="000000"/>
-          <w:sz w:val="24"/>
-          <w:szCs w:val="24"/>
-          <w:lang w:val="en-US"/>
-        </w:rPr>
-      </w:pPr>
-    </w:p>
-    <w:p>
-      <w:pPr>
-        <w:tabs>
-          <w:tab w:val="left" w:pos="720"/>
-        </w:tabs>
-        <w:spacing w:after="0" w:line="276" w:lineRule="auto"/>
-        <w:rPr>
-          <w:rFonts w:ascii="Times New Roman" w:hAnsi="Times New Roman" w:cs="Times New Roman"/>
-          <w:b/>
-          <w:color w:val="000000"/>
-          <w:sz w:val="24"/>
-          <w:szCs w:val="24"/>
-          <w:lang w:val="en-US"/>
-        </w:rPr>
-      </w:pPr>
-    </w:p>
-    <w:p>
-      <w:pPr>
-        <w:tabs>
-          <w:tab w:val="left" w:pos="720"/>
-        </w:tabs>
-        <w:spacing w:after="0" w:line="276" w:lineRule="auto"/>
-        <w:rPr>
-          <w:rFonts w:ascii="Times New Roman" w:hAnsi="Times New Roman" w:cs="Times New Roman"/>
-          <w:b/>
-          <w:color w:val="000000"/>
-          <w:sz w:val="24"/>
-          <w:szCs w:val="24"/>
-          <w:lang w:val="en-US"/>
-        </w:rPr>
-      </w:pPr>
-    </w:p>
-    <w:p>
-      <w:pPr>
-        <w:tabs>
-          <w:tab w:val="left" w:pos="720"/>
-        </w:tabs>
-        <w:spacing w:after="0" w:line="276" w:lineRule="auto"/>
-        <w:rPr>
-          <w:rFonts w:ascii="Times New Roman" w:hAnsi="Times New Roman" w:cs="Times New Roman"/>
-          <w:b/>
-          <w:color w:val="000000"/>
-          <w:sz w:val="24"/>
-          <w:szCs w:val="24"/>
-          <w:lang w:val="en-US"/>
-        </w:rPr>
-      </w:pPr>
-    </w:p>
-    <w:p>
-      <w:pPr>
-        <w:tabs>
-          <w:tab w:val="left" w:pos="720"/>
-        </w:tabs>
-        <w:spacing w:after="0" w:line="276" w:lineRule="auto"/>
-        <w:rPr>
-          <w:rFonts w:ascii="Times New Roman" w:hAnsi="Times New Roman" w:cs="Times New Roman"/>
-          <w:b/>
-          <w:color w:val="000000"/>
-          <w:sz w:val="24"/>
-          <w:szCs w:val="24"/>
-          <w:lang w:val="en-US"/>
-        </w:rPr>
-      </w:pPr>
-    </w:p>
-    <w:p>
-      <w:pPr>
-        <w:tabs>
-          <w:tab w:val="left" w:pos="720"/>
-        </w:tabs>
-        <w:spacing w:after="0" w:line="276" w:lineRule="auto"/>
-        <w:rPr>
-          <w:rFonts w:ascii="Times New Roman" w:hAnsi="Times New Roman" w:cs="Times New Roman"/>
-          <w:b/>
-          <w:color w:val="000000"/>
-          <w:sz w:val="24"/>
-          <w:szCs w:val="24"/>
-          <w:lang w:val="en-US"/>
-        </w:rPr>
-      </w:pPr>
-    </w:p>
-    <w:p>
-      <w:pPr>
-        <w:tabs>
-          <w:tab w:val="left" w:pos="720"/>
-        </w:tabs>
-        <w:spacing w:after="0" w:line="276" w:lineRule="auto"/>
-        <w:rPr>
-          <w:rFonts w:ascii="Times New Roman" w:hAnsi="Times New Roman" w:cs="Times New Roman"/>
-          <w:b/>
-          <w:color w:val="000000"/>
-          <w:sz w:val="24"/>
-          <w:szCs w:val="24"/>
-          <w:lang w:val="en-US"/>
-        </w:rPr>
-      </w:pPr>
-    </w:p>
-    <w:p>
-      <w:pPr>
-        <w:tabs>
-          <w:tab w:val="left" w:pos="720"/>
-        </w:tabs>
-        <w:spacing w:after="0" w:line="276" w:lineRule="auto"/>
-        <w:rPr>
-          <w:rFonts w:ascii="Times New Roman" w:hAnsi="Times New Roman" w:cs="Times New Roman"/>
-          <w:b/>
-          <w:color w:val="000000"/>
-          <w:sz w:val="24"/>
-          <w:szCs w:val="24"/>
-          <w:lang w:val="en-US"/>
-        </w:rPr>
-      </w:pPr>
-    </w:p>
-    <w:p>
-      <w:pPr>
-        <w:tabs>
-          <w:tab w:val="left" w:pos="720"/>
-        </w:tabs>
-        <w:spacing w:after="0" w:line="276" w:lineRule="auto"/>
-        <w:rPr>
-          <w:rFonts w:ascii="Times New Roman" w:hAnsi="Times New Roman" w:cs="Times New Roman"/>
-          <w:b/>
-          <w:color w:val="000000"/>
-          <w:sz w:val="24"/>
-          <w:szCs w:val="24"/>
-          <w:lang w:val="en-US"/>
-        </w:rPr>
-      </w:pPr>
-    </w:p>
-    <w:p>
-      <w:pPr>
-        <w:tabs>
-          <w:tab w:val="left" w:pos="720"/>
-        </w:tabs>
-        <w:spacing w:after="0" w:line="276" w:lineRule="auto"/>
-        <w:rPr>
-          <w:rFonts w:ascii="Times New Roman" w:hAnsi="Times New Roman" w:cs="Times New Roman"/>
-          <w:b/>
-          <w:color w:val="000000"/>
-          <w:sz w:val="24"/>
-          <w:szCs w:val="24"/>
-          <w:lang w:val="en-US"/>
-        </w:rPr>
-      </w:pPr>
-    </w:p>
-    <w:p>
-      <w:pPr>
-        <w:tabs>
-          <w:tab w:val="left" w:pos="720"/>
-        </w:tabs>
-        <w:spacing w:after="0" w:line="276" w:lineRule="auto"/>
-        <w:rPr>
-          <w:rFonts w:ascii="Times New Roman" w:hAnsi="Times New Roman" w:cs="Times New Roman"/>
-          <w:b/>
-          <w:color w:val="000000"/>
-          <w:sz w:val="24"/>
-          <w:szCs w:val="24"/>
-          <w:lang w:val="en-US"/>
-        </w:rPr>
-      </w:pPr>
-    </w:p>
-    <w:p>
-      <w:pPr>
-        <w:tabs>
-          <w:tab w:val="left" w:pos="720"/>
-        </w:tabs>
-        <w:spacing w:after="0" w:line="276" w:lineRule="auto"/>
-        <w:rPr>
-          <w:rFonts w:ascii="Times New Roman" w:hAnsi="Times New Roman" w:cs="Times New Roman"/>
-          <w:b/>
-          <w:color w:val="000000"/>
-          <w:sz w:val="24"/>
-          <w:szCs w:val="24"/>
-          <w:lang w:val="en-US"/>
-        </w:rPr>
-      </w:pPr>
-    </w:p>
-    <w:p>
-      <w:pPr>
-        <w:tabs>
-          <w:tab w:val="left" w:pos="720"/>
-        </w:tabs>
-        <w:spacing w:after="0" w:line="276" w:lineRule="auto"/>
-        <w:rPr>
-          <w:rFonts w:ascii="Times New Roman" w:hAnsi="Times New Roman" w:cs="Times New Roman"/>
-          <w:b/>
-          <w:color w:val="000000"/>
-          <w:sz w:val="24"/>
-          <w:szCs w:val="24"/>
-          <w:lang w:val="en-US"/>
-        </w:rPr>
-      </w:pPr>
-    </w:p>
-    <w:p>
-      <w:pPr>
-        <w:tabs>
-          <w:tab w:val="left" w:pos="720"/>
-        </w:tabs>
-        <w:spacing w:after="0" w:line="276" w:lineRule="auto"/>
-        <w:rPr>
-          <w:rFonts w:ascii="Times New Roman" w:hAnsi="Times New Roman" w:cs="Times New Roman"/>
-          <w:b/>
-          <w:color w:val="000000"/>
-          <w:sz w:val="24"/>
-          <w:szCs w:val="24"/>
-          <w:lang w:val="en-US"/>
-        </w:rPr>
-      </w:pPr>
-    </w:p>
-    <w:p>
-      <w:pPr>
-        <w:tabs>
-          <w:tab w:val="left" w:pos="720"/>
-        </w:tabs>
-        <w:spacing w:after="0" w:line="276" w:lineRule="auto"/>
-        <w:rPr>
-          <w:rFonts w:ascii="Times New Roman" w:hAnsi="Times New Roman" w:cs="Times New Roman"/>
-          <w:b/>
-          <w:color w:val="000000"/>
-          <w:sz w:val="24"/>
-          <w:szCs w:val="24"/>
-          <w:lang w:val="en-US"/>
-        </w:rPr>
-      </w:pPr>
-    </w:p>
-    <w:p>
-      <w:pPr>
-        <w:tabs>
-          <w:tab w:val="left" w:pos="720"/>
-        </w:tabs>
-        <w:spacing w:after="0" w:line="276" w:lineRule="auto"/>
-        <w:rPr>
-          <w:rFonts w:ascii="Times New Roman" w:hAnsi="Times New Roman" w:cs="Times New Roman"/>
-          <w:b/>
-          <w:color w:val="000000"/>
-          <w:sz w:val="24"/>
-          <w:szCs w:val="24"/>
-          <w:lang w:val="en-US"/>
-        </w:rPr>
-      </w:pPr>
-    </w:p>
-    <w:p>
-      <w:pPr>
-        <w:tabs>
-          <w:tab w:val="left" w:pos="720"/>
-        </w:tabs>
-        <w:spacing w:after="0" w:line="276" w:lineRule="auto"/>
-        <w:rPr>
-          <w:rFonts w:ascii="Times New Roman" w:hAnsi="Times New Roman" w:cs="Times New Roman"/>
-          <w:b/>
-          <w:color w:val="000000"/>
-          <w:sz w:val="24"/>
-          <w:szCs w:val="24"/>
-          <w:lang w:val="en-US"/>
-        </w:rPr>
-      </w:pPr>
-    </w:p>
-    <w:p>
-      <w:pPr>
-        <w:tabs>
-          <w:tab w:val="left" w:pos="720"/>
-        </w:tabs>
-        <w:spacing w:after="0" w:line="276" w:lineRule="auto"/>
-        <w:jc w:val="both"/>
-        <w:rPr>
-          <w:rFonts w:ascii="Times New Roman" w:hAnsi="Times New Roman" w:cs="Times New Roman"/>
-          <w:b/>
-          <w:color w:val="000000"/>
-          <w:sz w:val="24"/>
-          <w:szCs w:val="24"/>
-        </w:rPr>
-      </w:pPr>
-    </w:p>
-    <w:p>
-      <w:pPr>
-        <w:pStyle w:val="ListParagraph"/>
-        <w:numPr>
-          <w:ilvl w:val="0"/>
-          <w:numId w:val="2"/>
-        </w:numPr>
         <w:spacing w:line="276" w:lineRule="auto"/>
-        <w:contextualSpacing w:val="0"/>
-        <w:jc w:val="center"/>
-        <w:rPr>
-          <w:rFonts w:ascii="Times New Roman" w:hAnsi="Times New Roman" w:cs="Times New Roman"/>
-          <w:b/>
-          <w:color w:val="000000"/>
-          <w:sz w:val="28"/>
-          <w:szCs w:val="28"/>
-        </w:rPr>
-      </w:pPr>
-      <w:r>
-        <w:rPr>
-          <w:rFonts w:ascii="Times New Roman" w:hAnsi="Times New Roman" w:cs="Times New Roman"/>
-          <w:b/>
-          <w:color w:val="000000"/>
-          <w:sz w:val="28"/>
-          <w:szCs w:val="28"/>
-        </w:rPr>
-        <w:t>Results and Outputs</w:t>
-      </w:r>
-    </w:p>
-    <w:p>
-      <w:pPr>
-        <w:pStyle w:val="NormalWeb"/>
-        <w:jc w:val="both"/>
+        <w:rPr>
+          <w:rFonts w:ascii="Times New Roman" w:hAnsi="Times New Roman" w:cs="Times New Roman"/>
+          <w:b/>
+          <w:color w:val="000000"/>
+          <w:sz w:val="24"/>
+          <w:szCs w:val="24"/>
+        </w:rPr>
       </w:pPr>
     </w:p>
     <w:p>
@@ -16322,25 +16657,68 @@
           <w:szCs w:val="24"/>
         </w:rPr>
       </w:pPr>
+      <w:r>
+        <w:rPr>
+          <w:rFonts w:ascii="Times New Roman" w:hAnsi="Times New Roman" w:cs="Times New Roman"/>
+          <w:b/>
+          <w:color w:val="000000"/>
+          <w:sz w:val="24"/>
+          <w:szCs w:val="24"/>
+        </w:rPr>
+        <w:lastRenderedPageBreak/>
+        <w:t>Figure 2: Folder-Level Code Analysis Endpoint</w:t>
+      </w:r>
     </w:p>
     <w:p>
       <w:pPr>
         <w:spacing w:line="276" w:lineRule="auto"/>
         <w:rPr>
           <w:rFonts w:ascii="Times New Roman" w:hAnsi="Times New Roman" w:cs="Times New Roman"/>
-          <w:b/>
-          <w:color w:val="000000"/>
-          <w:sz w:val="24"/>
-          <w:szCs w:val="24"/>
-        </w:rPr>
-      </w:pPr>
+          <w:bCs/>
+          <w:color w:val="000000"/>
+          <w:sz w:val="24"/>
+          <w:szCs w:val="24"/>
+        </w:rPr>
+      </w:pPr>
+      <w:r>
+        <w:rPr>
+          <w:rFonts w:ascii="Times New Roman" w:hAnsi="Times New Roman" w:cs="Times New Roman"/>
+          <w:bCs/>
+          <w:color w:val="000000"/>
+          <w:sz w:val="24"/>
+          <w:szCs w:val="24"/>
+        </w:rPr>
+        <w:t xml:space="preserve">The </w:t>
+      </w:r>
+      <w:proofErr w:type="spellStart"/>
+      <w:r>
+        <w:rPr>
+          <w:rFonts w:ascii="Times New Roman" w:hAnsi="Times New Roman" w:cs="Times New Roman"/>
+          <w:bCs/>
+          <w:color w:val="000000"/>
+          <w:sz w:val="24"/>
+          <w:szCs w:val="24"/>
+        </w:rPr>
+        <w:t>review_file</w:t>
+      </w:r>
+      <w:proofErr w:type="spellEnd"/>
+      <w:r>
+        <w:rPr>
+          <w:rFonts w:ascii="Times New Roman" w:hAnsi="Times New Roman" w:cs="Times New Roman"/>
+          <w:bCs/>
+          <w:color w:val="000000"/>
+          <w:sz w:val="24"/>
+          <w:szCs w:val="24"/>
+        </w:rPr>
+        <w:t xml:space="preserve"> endpoint processes a given code file and generates a detailed analysis of potential issues. The system reads the source code, sends it to the selected LLM model, and returns a structured review identifying errors, security vulnerabilities, performance issues, and code quality concerns. The output includes explanations and suggested improvements, demonstrating the capability of the system to perform automated code review.</w:t>
+      </w:r>
     </w:p>
     <w:p>
       <w:pPr>
         <w:spacing w:line="276" w:lineRule="auto"/>
         <w:rPr>
           <w:rFonts w:ascii="Times New Roman" w:hAnsi="Times New Roman" w:cs="Times New Roman"/>
-          <w:b/>
+          <w:bCs/>
           <w:color w:val="000000"/>
           <w:sz w:val="24"/>
           <w:szCs w:val="24"/>
@@ -16358,6 +16736,63 @@
           <w:szCs w:val="24"/>
         </w:rPr>
       </w:pPr>
+      <w:r>
+        <w:rPr>
+          <w:rFonts w:ascii="Times New Roman" w:hAnsi="Times New Roman" w:cs="Times New Roman"/>
+          <w:b/>
+          <w:color w:val="000000"/>
+          <w:sz w:val="24"/>
+          <w:szCs w:val="24"/>
+        </w:rPr>
+        <w:drawing>
+          <wp:inline distT="0" distB="0" distL="0" distR="0" wp14:anchorId="5843E8A5" wp14:editId="1D102E72">
+            <wp:extent cx="5143500" cy="3155950"/>
+            <wp:effectExtent l="0" t="0" r="0" b="6350"/>
+            <wp:docPr id="665594124" name="Picture 6"/>
+            <wp:cNvGraphicFramePr>
+              <a:graphicFrameLocks xmlns:a="http://schemas.openxmlformats.org/drawingml/2006/main" noChangeAspect="1"/>
+            </wp:cNvGraphicFramePr>
+            <a:graphic xmlns:a="http://schemas.openxmlformats.org/drawingml/2006/main">
+              <a:graphicData uri="http://schemas.openxmlformats.org/drawingml/2006/picture">
+                <pic:pic xmlns:pic="http://schemas.openxmlformats.org/drawingml/2006/picture">
+                  <pic:nvPicPr>
+                    <pic:cNvPr id="0" name="Picture 24"/>
+                    <pic:cNvPicPr>
+                      <a:picLocks noChangeAspect="1" noChangeArrowheads="1"/>
+                    </pic:cNvPicPr>
+                  </pic:nvPicPr>
+                  <pic:blipFill>
+                    <a:blip r:embed="rId15">
+                      <a:extLst>
+                        <a:ext uri="{28A0092B-C50C-407E-A947-70E740481C1C}">
+                          <a14:useLocalDpi xmlns:a14="http://schemas.microsoft.com/office/drawing/2010/main" val="0"/>
+                        </a:ext>
+                      </a:extLst>
+                    </a:blip>
+                    <a:srcRect/>
+                    <a:stretch>
+                      <a:fillRect/>
+                    </a:stretch>
+                  </pic:blipFill>
+                  <pic:spPr bwMode="auto">
+                    <a:xfrm>
+                      <a:off x="0" y="0"/>
+                      <a:ext cx="5143500" cy="3155950"/>
+                    </a:xfrm>
+                    <a:prstGeom prst="rect">
+                      <a:avLst/>
+                    </a:prstGeom>
+                    <a:noFill/>
+                    <a:ln>
+                      <a:noFill/>
+                    </a:ln>
+                  </pic:spPr>
+                </pic:pic>
+              </a:graphicData>
+            </a:graphic>
+          </wp:inline>
+        </w:drawing>
+      </w:r>
     </w:p>
     <w:p>
       <w:pPr>
@@ -16370,306 +16805,94 @@
           <w:szCs w:val="24"/>
         </w:rPr>
       </w:pPr>
+      <w:r>
+        <w:rPr>
+          <w:rFonts w:ascii="Times New Roman" w:hAnsi="Times New Roman" w:cs="Times New Roman"/>
+          <w:b/>
+          <w:color w:val="000000"/>
+          <w:sz w:val="24"/>
+          <w:szCs w:val="24"/>
+        </w:rPr>
+        <w:t xml:space="preserve">Figure 3: Performance Comparison Between DeepSeek and </w:t>
+      </w:r>
+      <w:proofErr w:type="spellStart"/>
+      <w:r>
+        <w:rPr>
+          <w:rFonts w:ascii="Times New Roman" w:hAnsi="Times New Roman" w:cs="Times New Roman"/>
+          <w:b/>
+          <w:color w:val="000000"/>
+          <w:sz w:val="24"/>
+          <w:szCs w:val="24"/>
+        </w:rPr>
+        <w:t>CodeLlama</w:t>
+      </w:r>
+      <w:proofErr w:type="spellEnd"/>
     </w:p>
     <w:p>
       <w:pPr>
         <w:spacing w:line="276" w:lineRule="auto"/>
         <w:rPr>
           <w:rFonts w:ascii="Times New Roman" w:hAnsi="Times New Roman" w:cs="Times New Roman"/>
-          <w:b/>
-          <w:color w:val="000000"/>
-          <w:sz w:val="24"/>
-          <w:szCs w:val="24"/>
-        </w:rPr>
-      </w:pPr>
-    </w:p>
-    <w:p>
-      <w:pPr>
-        <w:spacing w:line="276" w:lineRule="auto"/>
-        <w:rPr>
-          <w:rFonts w:ascii="Times New Roman" w:hAnsi="Times New Roman" w:cs="Times New Roman"/>
-          <w:b/>
-          <w:color w:val="000000"/>
-          <w:sz w:val="24"/>
-          <w:szCs w:val="24"/>
-        </w:rPr>
-      </w:pPr>
-    </w:p>
-    <w:p>
-      <w:pPr>
-        <w:spacing w:line="276" w:lineRule="auto"/>
-        <w:rPr>
-          <w:rFonts w:ascii="Times New Roman" w:hAnsi="Times New Roman" w:cs="Times New Roman"/>
-          <w:b/>
-          <w:color w:val="000000"/>
-          <w:sz w:val="24"/>
-          <w:szCs w:val="24"/>
-        </w:rPr>
-      </w:pPr>
-    </w:p>
-    <w:p>
-      <w:pPr>
-        <w:spacing w:line="276" w:lineRule="auto"/>
-        <w:rPr>
-          <w:rFonts w:ascii="Times New Roman" w:hAnsi="Times New Roman" w:cs="Times New Roman"/>
-          <w:b/>
-          <w:color w:val="000000"/>
-          <w:sz w:val="24"/>
-          <w:szCs w:val="24"/>
-        </w:rPr>
-      </w:pPr>
-    </w:p>
-    <w:p>
-      <w:pPr>
-        <w:spacing w:line="276" w:lineRule="auto"/>
-        <w:rPr>
-          <w:rFonts w:ascii="Times New Roman" w:hAnsi="Times New Roman" w:cs="Times New Roman"/>
-          <w:b/>
-          <w:color w:val="000000"/>
-          <w:sz w:val="24"/>
-          <w:szCs w:val="24"/>
-        </w:rPr>
-      </w:pPr>
-    </w:p>
-    <w:p>
-      <w:pPr>
-        <w:spacing w:line="276" w:lineRule="auto"/>
-        <w:rPr>
-          <w:rFonts w:ascii="Times New Roman" w:hAnsi="Times New Roman" w:cs="Times New Roman"/>
-          <w:b/>
-          <w:color w:val="000000"/>
-          <w:sz w:val="24"/>
-          <w:szCs w:val="24"/>
-        </w:rPr>
-      </w:pPr>
-    </w:p>
-    <w:p>
-      <w:pPr>
-        <w:spacing w:line="276" w:lineRule="auto"/>
-        <w:rPr>
-          <w:rFonts w:ascii="Times New Roman" w:hAnsi="Times New Roman" w:cs="Times New Roman"/>
-          <w:b/>
-          <w:color w:val="000000"/>
-          <w:sz w:val="24"/>
-          <w:szCs w:val="24"/>
-        </w:rPr>
-      </w:pPr>
-    </w:p>
-    <w:p>
-      <w:pPr>
-        <w:spacing w:line="276" w:lineRule="auto"/>
-        <w:rPr>
-          <w:rFonts w:ascii="Times New Roman" w:hAnsi="Times New Roman" w:cs="Times New Roman"/>
-          <w:b/>
-          <w:color w:val="000000"/>
-          <w:sz w:val="24"/>
-          <w:szCs w:val="24"/>
-        </w:rPr>
-      </w:pPr>
-    </w:p>
-    <w:p>
-      <w:pPr>
-        <w:spacing w:line="276" w:lineRule="auto"/>
-        <w:rPr>
-          <w:rFonts w:ascii="Times New Roman" w:hAnsi="Times New Roman" w:cs="Times New Roman"/>
-          <w:b/>
-          <w:color w:val="000000"/>
-          <w:sz w:val="24"/>
-          <w:szCs w:val="24"/>
-        </w:rPr>
-      </w:pPr>
-    </w:p>
-    <w:p>
-      <w:pPr>
-        <w:spacing w:line="276" w:lineRule="auto"/>
-        <w:rPr>
-          <w:rFonts w:ascii="Times New Roman" w:hAnsi="Times New Roman" w:cs="Times New Roman"/>
-          <w:b/>
-          <w:color w:val="000000"/>
-          <w:sz w:val="24"/>
-          <w:szCs w:val="24"/>
-        </w:rPr>
-      </w:pPr>
-    </w:p>
-    <w:p>
-      <w:pPr>
-        <w:spacing w:line="276" w:lineRule="auto"/>
-        <w:rPr>
-          <w:rFonts w:ascii="Times New Roman" w:hAnsi="Times New Roman" w:cs="Times New Roman"/>
-          <w:b/>
-          <w:color w:val="000000"/>
-          <w:sz w:val="24"/>
-          <w:szCs w:val="24"/>
-        </w:rPr>
-      </w:pPr>
-    </w:p>
-    <w:p>
-      <w:pPr>
-        <w:spacing w:line="276" w:lineRule="auto"/>
-        <w:rPr>
-          <w:rFonts w:ascii="Times New Roman" w:hAnsi="Times New Roman" w:cs="Times New Roman"/>
-          <w:b/>
-          <w:color w:val="000000"/>
-          <w:sz w:val="24"/>
-          <w:szCs w:val="24"/>
-        </w:rPr>
-      </w:pPr>
-    </w:p>
-    <w:p>
-      <w:pPr>
-        <w:spacing w:line="276" w:lineRule="auto"/>
-        <w:rPr>
-          <w:rFonts w:ascii="Times New Roman" w:hAnsi="Times New Roman" w:cs="Times New Roman"/>
-          <w:b/>
-          <w:color w:val="000000"/>
-          <w:sz w:val="24"/>
-          <w:szCs w:val="24"/>
-        </w:rPr>
-      </w:pPr>
-    </w:p>
-    <w:p>
-      <w:pPr>
-        <w:spacing w:line="276" w:lineRule="auto"/>
-        <w:rPr>
-          <w:rFonts w:ascii="Times New Roman" w:hAnsi="Times New Roman" w:cs="Times New Roman"/>
-          <w:b/>
-          <w:color w:val="000000"/>
-          <w:sz w:val="24"/>
-          <w:szCs w:val="24"/>
-        </w:rPr>
-      </w:pPr>
-    </w:p>
-    <w:p>
-      <w:pPr>
-        <w:spacing w:line="276" w:lineRule="auto"/>
-        <w:rPr>
-          <w:rFonts w:ascii="Times New Roman" w:hAnsi="Times New Roman" w:cs="Times New Roman"/>
-          <w:b/>
-          <w:color w:val="000000"/>
-          <w:sz w:val="24"/>
-          <w:szCs w:val="24"/>
-        </w:rPr>
-      </w:pPr>
-    </w:p>
-    <w:p>
-      <w:pPr>
-        <w:spacing w:line="276" w:lineRule="auto"/>
-        <w:rPr>
-          <w:rFonts w:ascii="Times New Roman" w:hAnsi="Times New Roman" w:cs="Times New Roman"/>
-          <w:b/>
-          <w:color w:val="000000"/>
-          <w:sz w:val="24"/>
-          <w:szCs w:val="24"/>
-        </w:rPr>
-      </w:pPr>
-    </w:p>
-    <w:p>
-      <w:pPr>
-        <w:spacing w:line="276" w:lineRule="auto"/>
-        <w:rPr>
-          <w:rFonts w:ascii="Times New Roman" w:hAnsi="Times New Roman" w:cs="Times New Roman"/>
-          <w:b/>
-          <w:color w:val="000000"/>
-          <w:sz w:val="24"/>
-          <w:szCs w:val="24"/>
-        </w:rPr>
-      </w:pPr>
-    </w:p>
-    <w:p>
-      <w:pPr>
-        <w:spacing w:line="276" w:lineRule="auto"/>
-        <w:rPr>
-          <w:rFonts w:ascii="Times New Roman" w:hAnsi="Times New Roman" w:cs="Times New Roman"/>
-          <w:b/>
-          <w:color w:val="000000"/>
-          <w:sz w:val="24"/>
-          <w:szCs w:val="24"/>
-        </w:rPr>
-      </w:pPr>
-    </w:p>
-    <w:p>
-      <w:pPr>
-        <w:spacing w:line="276" w:lineRule="auto"/>
-        <w:rPr>
-          <w:rFonts w:ascii="Times New Roman" w:hAnsi="Times New Roman" w:cs="Times New Roman"/>
-          <w:b/>
-          <w:color w:val="000000"/>
-          <w:sz w:val="24"/>
-          <w:szCs w:val="24"/>
-        </w:rPr>
-      </w:pPr>
-    </w:p>
-    <w:p>
-      <w:pPr>
-        <w:spacing w:line="276" w:lineRule="auto"/>
-        <w:rPr>
-          <w:rFonts w:ascii="Times New Roman" w:hAnsi="Times New Roman" w:cs="Times New Roman"/>
-          <w:b/>
-          <w:color w:val="000000"/>
-          <w:sz w:val="24"/>
-          <w:szCs w:val="24"/>
-        </w:rPr>
-      </w:pPr>
-    </w:p>
-    <w:p>
-      <w:pPr>
-        <w:spacing w:line="276" w:lineRule="auto"/>
-        <w:rPr>
-          <w:rFonts w:ascii="Times New Roman" w:hAnsi="Times New Roman" w:cs="Times New Roman"/>
-          <w:b/>
-          <w:color w:val="000000"/>
-          <w:sz w:val="24"/>
-          <w:szCs w:val="24"/>
-        </w:rPr>
-      </w:pPr>
-    </w:p>
-    <w:p>
-      <w:pPr>
-        <w:spacing w:line="276" w:lineRule="auto"/>
-        <w:rPr>
-          <w:rFonts w:ascii="Times New Roman" w:hAnsi="Times New Roman" w:cs="Times New Roman"/>
-          <w:b/>
-          <w:color w:val="000000"/>
-          <w:sz w:val="24"/>
-          <w:szCs w:val="24"/>
-        </w:rPr>
-      </w:pPr>
-    </w:p>
-    <w:p>
-      <w:pPr>
-        <w:spacing w:line="276" w:lineRule="auto"/>
-        <w:rPr>
-          <w:rFonts w:ascii="Times New Roman" w:hAnsi="Times New Roman" w:cs="Times New Roman"/>
-          <w:b/>
-          <w:color w:val="000000"/>
-          <w:sz w:val="24"/>
-          <w:szCs w:val="24"/>
-        </w:rPr>
-      </w:pPr>
-    </w:p>
-    <w:p>
-      <w:pPr>
-        <w:spacing w:line="276" w:lineRule="auto"/>
-        <w:rPr>
-          <w:rFonts w:ascii="Times New Roman" w:hAnsi="Times New Roman" w:cs="Times New Roman"/>
-          <w:b/>
-          <w:color w:val="000000"/>
-          <w:sz w:val="24"/>
-          <w:szCs w:val="24"/>
-        </w:rPr>
-      </w:pPr>
-    </w:p>
-    <w:p>
-      <w:pPr>
-        <w:spacing w:line="276" w:lineRule="auto"/>
-        <w:rPr>
-          <w:rFonts w:ascii="Times New Roman" w:hAnsi="Times New Roman" w:cs="Times New Roman"/>
-          <w:b/>
-          <w:color w:val="000000"/>
-          <w:sz w:val="24"/>
-          <w:szCs w:val="24"/>
-        </w:rPr>
-      </w:pPr>
+          <w:bCs/>
+          <w:color w:val="000000"/>
+          <w:sz w:val="24"/>
+          <w:szCs w:val="24"/>
+        </w:rPr>
+      </w:pPr>
+      <w:r>
+        <w:rPr>
+          <w:rFonts w:ascii="Times New Roman" w:hAnsi="Times New Roman" w:cs="Times New Roman"/>
+          <w:bCs/>
+          <w:color w:val="000000"/>
+          <w:sz w:val="24"/>
+          <w:szCs w:val="24"/>
+        </w:rPr>
+        <w:t xml:space="preserve">To evaluate the effectiveness of different LLMs for automated code review, experiments were conducted using DeepSeek and </w:t>
+      </w:r>
+      <w:proofErr w:type="spellStart"/>
+      <w:r>
+        <w:rPr>
+          <w:rFonts w:ascii="Times New Roman" w:hAnsi="Times New Roman" w:cs="Times New Roman"/>
+          <w:bCs/>
+          <w:color w:val="000000"/>
+          <w:sz w:val="24"/>
+          <w:szCs w:val="24"/>
+        </w:rPr>
+        <w:t>CodeLlama</w:t>
+      </w:r>
+      <w:proofErr w:type="spellEnd"/>
+      <w:r>
+        <w:rPr>
+          <w:rFonts w:ascii="Times New Roman" w:hAnsi="Times New Roman" w:cs="Times New Roman"/>
+          <w:bCs/>
+          <w:color w:val="000000"/>
+          <w:sz w:val="24"/>
+          <w:szCs w:val="24"/>
+        </w:rPr>
+        <w:t xml:space="preserve"> models. Both models were tested on the same buggy code examples, and their ability to detect errors, security issues, and code quality problems was measured. The results show that </w:t>
+      </w:r>
+      <w:proofErr w:type="spellStart"/>
+      <w:r>
+        <w:rPr>
+          <w:rFonts w:ascii="Times New Roman" w:hAnsi="Times New Roman" w:cs="Times New Roman"/>
+          <w:bCs/>
+          <w:color w:val="000000"/>
+          <w:sz w:val="24"/>
+          <w:szCs w:val="24"/>
+        </w:rPr>
+        <w:t>CodeLlama</w:t>
+      </w:r>
+      <w:proofErr w:type="spellEnd"/>
+      <w:r>
+        <w:rPr>
+          <w:rFonts w:ascii="Times New Roman" w:hAnsi="Times New Roman" w:cs="Times New Roman"/>
+          <w:bCs/>
+          <w:color w:val="000000"/>
+          <w:sz w:val="24"/>
+          <w:szCs w:val="24"/>
+        </w:rPr>
+        <w:t xml:space="preserve"> identified significantly more issues compared to DeepSeek, demonstrating stronger reasoning capability for code analysis tasks. However, DeepSeek showed advantages in terms of inference speed and resource efficiency.</w:t>
+      </w:r>
     </w:p>
     <w:p>
       <w:pPr>
@@ -16768,6 +16991,7 @@
           <w:szCs w:val="28"/>
           <w:lang w:val="en-US"/>
         </w:rPr>
+        <w:lastRenderedPageBreak/>
         <w:t>Conclusion</w:t>
       </w:r>
     </w:p>
@@ -16790,124 +17014,123 @@
           <w:szCs w:val="24"/>
           <w14:ligatures w14:val="none"/>
         </w:rPr>
+        <w:t>The development of reliable and efficient software systems requires continuous code analysis, debugging, and optimization throughout the software development lifecycle. As applications become more complex and codebases grow larger, traditional manual code review methods and rule-based analysis tools are often insufficient to ensure high-quality code. Developers frequently spend significant time identifying bugs, correcting logical errors, and improving performance, which can slow down the development process and increase maintenance costs. These challenges highlight the need for intelligent systems that can assist developers in analyzing and improving their code automatically.</w:t>
+      </w:r>
+      <w:r>
+        <w:rPr>
+          <w:rFonts w:ascii="Times New Roman" w:eastAsia="Times New Roman" w:hAnsi="Times New Roman" w:cs="Times New Roman"/>
+          <w:kern w:val="0"/>
+          <w:sz w:val="24"/>
+          <w:szCs w:val="24"/>
+          <w14:ligatures w14:val="none"/>
+        </w:rPr>
+        <w:br/>
+      </w:r>
+      <w:r>
+        <w:rPr>
+          <w:rFonts w:ascii="Times New Roman" w:eastAsia="Times New Roman" w:hAnsi="Times New Roman" w:cs="Times New Roman"/>
+          <w:kern w:val="0"/>
+          <w:sz w:val="24"/>
+          <w:szCs w:val="24"/>
+          <w14:ligatures w14:val="none"/>
+        </w:rPr>
+        <w:br/>
+        <w:t>The CodeOptimizer project addresses these challenges by introducing an AI-powered platform designed to analyze source code and provide automated feedback to developers. The system is capable of examining code structure, identifying potential bugs, detecting logical inconsistencies, and recommending improvements that enhance performance and maintainability. By leveraging artificial intelligence techniques, the platform moves beyond traditional rule-based analysis and provides more contextual insights into programming issues. This enables developers to identify problems earlier in the development cycle and resolve them more efficiently.</w:t>
+      </w:r>
+      <w:r>
+        <w:rPr>
+          <w:rFonts w:ascii="Times New Roman" w:eastAsia="Times New Roman" w:hAnsi="Times New Roman" w:cs="Times New Roman"/>
+          <w:kern w:val="0"/>
+          <w:sz w:val="24"/>
+          <w:szCs w:val="24"/>
+          <w14:ligatures w14:val="none"/>
+        </w:rPr>
+        <w:br/>
+      </w:r>
+      <w:r>
+        <w:rPr>
+          <w:rFonts w:ascii="Times New Roman" w:eastAsia="Times New Roman" w:hAnsi="Times New Roman" w:cs="Times New Roman"/>
+          <w:kern w:val="0"/>
+          <w:sz w:val="24"/>
+          <w:szCs w:val="24"/>
+          <w14:ligatures w14:val="none"/>
+        </w:rPr>
+        <w:br/>
+        <w:t>One of the key contributions of the project is the automation of the code review process. Instead of relying entirely on manual reviews or static analysis tools, CodeOptimizer provides a structured workflow in which code is automatically analyzed and a detailed report is generated. This report highlights detected issues, explains the possible causes of errors, and offers contextual suggestions for fixing them. Such automated feedback helps developers understand the quality of their code more clearly and encourages the adoption of better programming practices.</w:t>
+      </w:r>
+      <w:r>
+        <w:rPr>
+          <w:rFonts w:ascii="Times New Roman" w:eastAsia="Times New Roman" w:hAnsi="Times New Roman" w:cs="Times New Roman"/>
+          <w:kern w:val="0"/>
+          <w:sz w:val="24"/>
+          <w:szCs w:val="24"/>
+          <w14:ligatures w14:val="none"/>
+        </w:rPr>
+        <w:br/>
+      </w:r>
+      <w:r>
+        <w:rPr>
+          <w:rFonts w:ascii="Times New Roman" w:eastAsia="Times New Roman" w:hAnsi="Times New Roman" w:cs="Times New Roman"/>
+          <w:kern w:val="0"/>
+          <w:sz w:val="24"/>
+          <w:szCs w:val="24"/>
+          <w14:ligatures w14:val="none"/>
+        </w:rPr>
+        <w:br/>
+        <w:t>Another important aspect of the system is its ability to recommend performance and optimization improvements. In addition to detecting bugs, the platform analyzes code efficiency and suggests improvements that enhance execution speed, resource usage, and readability. These optimization suggestions contribute to building software that is not only functional but also efficient and maintainable over time. As a result, developers can create applications that perform better while reducing the likelihood of future maintenance issues.</w:t>
+      </w:r>
+      <w:r>
+        <w:rPr>
+          <w:rFonts w:ascii="Times New Roman" w:eastAsia="Times New Roman" w:hAnsi="Times New Roman" w:cs="Times New Roman"/>
+          <w:kern w:val="0"/>
+          <w:sz w:val="24"/>
+          <w:szCs w:val="24"/>
+          <w14:ligatures w14:val="none"/>
+        </w:rPr>
+        <w:br/>
+      </w:r>
+      <w:r>
+        <w:rPr>
+          <w:rFonts w:ascii="Times New Roman" w:eastAsia="Times New Roman" w:hAnsi="Times New Roman" w:cs="Times New Roman"/>
+          <w:kern w:val="0"/>
+          <w:sz w:val="24"/>
+          <w:szCs w:val="24"/>
+          <w14:ligatures w14:val="none"/>
+        </w:rPr>
+        <w:br/>
+        <w:t>The project also demonstrates how artificial intelligence can be effectively integrated into modern software development workflows. By providing automated analysis and actionable insights, the system improves developer productivity and reduces the time spent on repetitive debugging tasks. Furthermore, the modular architecture of the platform allows it to be extended and integrated with various development tools and environments, making it adaptable to different programming needs.</w:t>
+      </w:r>
+      <w:r>
+        <w:rPr>
+          <w:rFonts w:ascii="Times New Roman" w:eastAsia="Times New Roman" w:hAnsi="Times New Roman" w:cs="Times New Roman"/>
+          <w:kern w:val="0"/>
+          <w:sz w:val="24"/>
+          <w:szCs w:val="24"/>
+          <w14:ligatures w14:val="none"/>
+        </w:rPr>
+        <w:br/>
+      </w:r>
+      <w:r>
+        <w:rPr>
+          <w:rFonts w:ascii="Times New Roman" w:eastAsia="Times New Roman" w:hAnsi="Times New Roman" w:cs="Times New Roman"/>
+          <w:kern w:val="0"/>
+          <w:sz w:val="24"/>
+          <w:szCs w:val="24"/>
+          <w14:ligatures w14:val="none"/>
+        </w:rPr>
+        <w:br/>
+        <w:t xml:space="preserve">In conclusion, CodeOptimizer represents a step toward the future of intelligent software </w:t>
+      </w:r>
+      <w:r>
+        <w:rPr>
+          <w:rFonts w:ascii="Times New Roman" w:eastAsia="Times New Roman" w:hAnsi="Times New Roman" w:cs="Times New Roman"/>
+          <w:kern w:val="0"/>
+          <w:sz w:val="24"/>
+          <w:szCs w:val="24"/>
+          <w14:ligatures w14:val="none"/>
+        </w:rPr>
         <w:lastRenderedPageBreak/>
-        <w:t>The development of reliable and efficient software systems requires continuous code analysis, debugging, and optimization throughout the software development lifecycle. As applications become more complex and codebases grow larger, traditional manual code review methods and rule-based analysis tools are often insufficient to ensure high-quality code. Developers frequently spend significant time identifying bugs, correcting logical errors, and improving performance, which can slow down the development process and increase maintenance costs. These challenges highlight the need for intelligent systems that can assist developers in analyzing and improving their code automatically.</w:t>
-      </w:r>
-      <w:r>
-        <w:rPr>
-          <w:rFonts w:ascii="Times New Roman" w:eastAsia="Times New Roman" w:hAnsi="Times New Roman" w:cs="Times New Roman"/>
-          <w:kern w:val="0"/>
-          <w:sz w:val="24"/>
-          <w:szCs w:val="24"/>
-          <w14:ligatures w14:val="none"/>
-        </w:rPr>
-        <w:br/>
-      </w:r>
-      <w:r>
-        <w:rPr>
-          <w:rFonts w:ascii="Times New Roman" w:eastAsia="Times New Roman" w:hAnsi="Times New Roman" w:cs="Times New Roman"/>
-          <w:kern w:val="0"/>
-          <w:sz w:val="24"/>
-          <w:szCs w:val="24"/>
-          <w14:ligatures w14:val="none"/>
-        </w:rPr>
-        <w:br/>
-        <w:t>The CodeOptimizer project addresses these challenges by introducing an AI-powered platform designed to analyze source code and provide automated feedback to developers. The system is capable of examining code structure, identifying potential bugs, detecting logical inconsistencies, and recommending improvements that enhance performance and maintainability. By leveraging artificial intelligence techniques, the platform moves beyond traditional rule-based analysis and provides more contextual insights into programming issues. This enables developers to identify problems earlier in the development cycle and resolve them more efficiently.</w:t>
-      </w:r>
-      <w:r>
-        <w:rPr>
-          <w:rFonts w:ascii="Times New Roman" w:eastAsia="Times New Roman" w:hAnsi="Times New Roman" w:cs="Times New Roman"/>
-          <w:kern w:val="0"/>
-          <w:sz w:val="24"/>
-          <w:szCs w:val="24"/>
-          <w14:ligatures w14:val="none"/>
-        </w:rPr>
-        <w:br/>
-      </w:r>
-      <w:r>
-        <w:rPr>
-          <w:rFonts w:ascii="Times New Roman" w:eastAsia="Times New Roman" w:hAnsi="Times New Roman" w:cs="Times New Roman"/>
-          <w:kern w:val="0"/>
-          <w:sz w:val="24"/>
-          <w:szCs w:val="24"/>
-          <w14:ligatures w14:val="none"/>
-        </w:rPr>
-        <w:br/>
-        <w:t>One of the key contributions of the project is the automation of the code review process. Instead of relying entirely on manual reviews or static analysis tools, CodeOptimizer provides a structured workflow in which code is automatically analyzed and a detailed report is generated. This report highlights detected issues, explains the possible causes of errors, and offers contextual suggestions for fixing them. Such automated feedback helps developers understand the quality of their code more clearly and encourages the adoption of better programming practices.</w:t>
-      </w:r>
-      <w:r>
-        <w:rPr>
-          <w:rFonts w:ascii="Times New Roman" w:eastAsia="Times New Roman" w:hAnsi="Times New Roman" w:cs="Times New Roman"/>
-          <w:kern w:val="0"/>
-          <w:sz w:val="24"/>
-          <w:szCs w:val="24"/>
-          <w14:ligatures w14:val="none"/>
-        </w:rPr>
-        <w:br/>
-      </w:r>
-      <w:r>
-        <w:rPr>
-          <w:rFonts w:ascii="Times New Roman" w:eastAsia="Times New Roman" w:hAnsi="Times New Roman" w:cs="Times New Roman"/>
-          <w:kern w:val="0"/>
-          <w:sz w:val="24"/>
-          <w:szCs w:val="24"/>
-          <w14:ligatures w14:val="none"/>
-        </w:rPr>
-        <w:br/>
-        <w:t>Another important aspect of the system is its ability to recommend performance and optimization improvements. In addition to detecting bugs, the platform analyzes code efficiency and suggests improvements that enhance execution speed, resource usage, and readability. These optimization suggestions contribute to building software that is not only functional but also efficient and maintainable over time. As a result, developers can create applications that perform better while reducing the likelihood of future maintenance issues.</w:t>
-      </w:r>
-      <w:r>
-        <w:rPr>
-          <w:rFonts w:ascii="Times New Roman" w:eastAsia="Times New Roman" w:hAnsi="Times New Roman" w:cs="Times New Roman"/>
-          <w:kern w:val="0"/>
-          <w:sz w:val="24"/>
-          <w:szCs w:val="24"/>
-          <w14:ligatures w14:val="none"/>
-        </w:rPr>
-        <w:br/>
-      </w:r>
-      <w:r>
-        <w:rPr>
-          <w:rFonts w:ascii="Times New Roman" w:eastAsia="Times New Roman" w:hAnsi="Times New Roman" w:cs="Times New Roman"/>
-          <w:kern w:val="0"/>
-          <w:sz w:val="24"/>
-          <w:szCs w:val="24"/>
-          <w14:ligatures w14:val="none"/>
-        </w:rPr>
-        <w:br/>
-        <w:t>The project also demonstrates how artificial intelligence can be effectively integrated into modern software development workflows. By providing automated analysis and actionable insights, the system improves developer productivity and reduces the time spent on repetitive debugging tasks. Furthermore, the modular architecture of the platform allows it to be extended and integrated with various development tools and environments, making it adaptable to different programming needs.</w:t>
-      </w:r>
-      <w:r>
-        <w:rPr>
-          <w:rFonts w:ascii="Times New Roman" w:eastAsia="Times New Roman" w:hAnsi="Times New Roman" w:cs="Times New Roman"/>
-          <w:kern w:val="0"/>
-          <w:sz w:val="24"/>
-          <w:szCs w:val="24"/>
-          <w14:ligatures w14:val="none"/>
-        </w:rPr>
-        <w:br/>
-      </w:r>
-      <w:r>
-        <w:rPr>
-          <w:rFonts w:ascii="Times New Roman" w:eastAsia="Times New Roman" w:hAnsi="Times New Roman" w:cs="Times New Roman"/>
-          <w:kern w:val="0"/>
-          <w:sz w:val="24"/>
-          <w:szCs w:val="24"/>
-          <w14:ligatures w14:val="none"/>
-        </w:rPr>
-        <w:br/>
-        <w:t xml:space="preserve">In conclusion, CodeOptimizer represents a step toward the future of intelligent software development tools. By combining automated code analysis, bug detection, contextual fix suggestions, and performance optimization recommendations, the system provides a </w:t>
-      </w:r>
-      <w:r>
-        <w:rPr>
-          <w:rFonts w:ascii="Times New Roman" w:eastAsia="Times New Roman" w:hAnsi="Times New Roman" w:cs="Times New Roman"/>
-          <w:kern w:val="0"/>
-          <w:sz w:val="24"/>
-          <w:szCs w:val="24"/>
-          <w14:ligatures w14:val="none"/>
-        </w:rPr>
-        <w:lastRenderedPageBreak/>
-        <w:t>comprehensive solution for improving code quality. The project highlights the potential of AI-driven technologies to transform traditional development practices and support developers in building more reliable, efficient, and maintainable software systems. Future enhancements may include support for additional programming languages, deeper performance analysis techniques, and integration with version control and continuous integration platforms, further expanding the capabilities and impact of the system.</w:t>
+        <w:t>development tools. By combining automated code analysis, bug detection, contextual fix suggestions, and performance optimization recommendations, the system provides a comprehensive solution for improving code quality. The project highlights the potential of AI-driven technologies to transform traditional development practices and support developers in building more reliable, efficient, and maintainable software systems. Future enhancements may include support for additional programming languages, deeper performance analysis techniques, and integration with version control and continuous integration platforms, further expanding the capabilities and impact of the system.</w:t>
       </w:r>
     </w:p>
     <w:p>
@@ -16990,6 +17213,162 @@
     <w:p>
       <w:pPr>
         <w:spacing w:after="280" w:line="276" w:lineRule="auto"/>
+        <w:jc w:val="both"/>
+        <w:rPr>
+          <w:rFonts w:ascii="Times New Roman" w:eastAsia="Times New Roman" w:hAnsi="Times New Roman" w:cs="Times New Roman"/>
+          <w:sz w:val="24"/>
+          <w:szCs w:val="24"/>
+          <w:lang w:val="en-US"/>
+        </w:rPr>
+      </w:pPr>
+    </w:p>
+    <w:p>
+      <w:pPr>
+        <w:spacing w:after="280" w:line="276" w:lineRule="auto"/>
+        <w:jc w:val="both"/>
+        <w:rPr>
+          <w:rFonts w:ascii="Times New Roman" w:eastAsia="Times New Roman" w:hAnsi="Times New Roman" w:cs="Times New Roman"/>
+          <w:sz w:val="24"/>
+          <w:szCs w:val="24"/>
+          <w:lang w:val="en-US"/>
+        </w:rPr>
+      </w:pPr>
+    </w:p>
+    <w:p>
+      <w:pPr>
+        <w:spacing w:after="280" w:line="276" w:lineRule="auto"/>
+        <w:jc w:val="both"/>
+        <w:rPr>
+          <w:rFonts w:ascii="Times New Roman" w:eastAsia="Times New Roman" w:hAnsi="Times New Roman" w:cs="Times New Roman"/>
+          <w:sz w:val="24"/>
+          <w:szCs w:val="24"/>
+          <w:lang w:val="en-US"/>
+        </w:rPr>
+      </w:pPr>
+    </w:p>
+    <w:p>
+      <w:pPr>
+        <w:spacing w:after="280" w:line="276" w:lineRule="auto"/>
+        <w:jc w:val="both"/>
+        <w:rPr>
+          <w:rFonts w:ascii="Times New Roman" w:eastAsia="Times New Roman" w:hAnsi="Times New Roman" w:cs="Times New Roman"/>
+          <w:sz w:val="24"/>
+          <w:szCs w:val="24"/>
+          <w:lang w:val="en-US"/>
+        </w:rPr>
+      </w:pPr>
+    </w:p>
+    <w:p>
+      <w:pPr>
+        <w:spacing w:after="280" w:line="276" w:lineRule="auto"/>
+        <w:jc w:val="both"/>
+        <w:rPr>
+          <w:rFonts w:ascii="Times New Roman" w:eastAsia="Times New Roman" w:hAnsi="Times New Roman" w:cs="Times New Roman"/>
+          <w:sz w:val="24"/>
+          <w:szCs w:val="24"/>
+          <w:lang w:val="en-US"/>
+        </w:rPr>
+      </w:pPr>
+    </w:p>
+    <w:p>
+      <w:pPr>
+        <w:spacing w:after="280" w:line="276" w:lineRule="auto"/>
+        <w:jc w:val="both"/>
+        <w:rPr>
+          <w:rFonts w:ascii="Times New Roman" w:eastAsia="Times New Roman" w:hAnsi="Times New Roman" w:cs="Times New Roman"/>
+          <w:sz w:val="24"/>
+          <w:szCs w:val="24"/>
+          <w:lang w:val="en-US"/>
+        </w:rPr>
+      </w:pPr>
+    </w:p>
+    <w:p>
+      <w:pPr>
+        <w:spacing w:after="280" w:line="276" w:lineRule="auto"/>
+        <w:jc w:val="both"/>
+        <w:rPr>
+          <w:rFonts w:ascii="Times New Roman" w:eastAsia="Times New Roman" w:hAnsi="Times New Roman" w:cs="Times New Roman"/>
+          <w:sz w:val="24"/>
+          <w:szCs w:val="24"/>
+          <w:lang w:val="en-US"/>
+        </w:rPr>
+      </w:pPr>
+    </w:p>
+    <w:p>
+      <w:pPr>
+        <w:spacing w:after="280" w:line="276" w:lineRule="auto"/>
+        <w:jc w:val="both"/>
+        <w:rPr>
+          <w:rFonts w:ascii="Times New Roman" w:eastAsia="Times New Roman" w:hAnsi="Times New Roman" w:cs="Times New Roman"/>
+          <w:sz w:val="24"/>
+          <w:szCs w:val="24"/>
+          <w:lang w:val="en-US"/>
+        </w:rPr>
+      </w:pPr>
+    </w:p>
+    <w:p>
+      <w:pPr>
+        <w:spacing w:after="280" w:line="276" w:lineRule="auto"/>
+        <w:jc w:val="both"/>
+        <w:rPr>
+          <w:rFonts w:ascii="Times New Roman" w:eastAsia="Times New Roman" w:hAnsi="Times New Roman" w:cs="Times New Roman"/>
+          <w:sz w:val="24"/>
+          <w:szCs w:val="24"/>
+          <w:lang w:val="en-US"/>
+        </w:rPr>
+      </w:pPr>
+    </w:p>
+    <w:p>
+      <w:pPr>
+        <w:spacing w:after="280" w:line="276" w:lineRule="auto"/>
+        <w:jc w:val="both"/>
+        <w:rPr>
+          <w:rFonts w:ascii="Times New Roman" w:eastAsia="Times New Roman" w:hAnsi="Times New Roman" w:cs="Times New Roman"/>
+          <w:sz w:val="24"/>
+          <w:szCs w:val="24"/>
+          <w:lang w:val="en-US"/>
+        </w:rPr>
+      </w:pPr>
+    </w:p>
+    <w:p>
+      <w:pPr>
+        <w:spacing w:after="280" w:line="276" w:lineRule="auto"/>
+        <w:jc w:val="both"/>
+        <w:rPr>
+          <w:rFonts w:ascii="Times New Roman" w:eastAsia="Times New Roman" w:hAnsi="Times New Roman" w:cs="Times New Roman"/>
+          <w:sz w:val="24"/>
+          <w:szCs w:val="24"/>
+          <w:lang w:val="en-US"/>
+        </w:rPr>
+      </w:pPr>
+    </w:p>
+    <w:p>
+      <w:pPr>
+        <w:spacing w:after="280" w:line="276" w:lineRule="auto"/>
+        <w:jc w:val="both"/>
+        <w:rPr>
+          <w:rFonts w:ascii="Times New Roman" w:eastAsia="Times New Roman" w:hAnsi="Times New Roman" w:cs="Times New Roman"/>
+          <w:sz w:val="24"/>
+          <w:szCs w:val="24"/>
+          <w:lang w:val="en-US"/>
+        </w:rPr>
+      </w:pPr>
+    </w:p>
+    <w:p>
+      <w:pPr>
+        <w:spacing w:after="280" w:line="276" w:lineRule="auto"/>
+        <w:jc w:val="both"/>
+        <w:rPr>
+          <w:rFonts w:ascii="Times New Roman" w:eastAsia="Times New Roman" w:hAnsi="Times New Roman" w:cs="Times New Roman"/>
+          <w:sz w:val="24"/>
+          <w:szCs w:val="24"/>
+          <w:lang w:val="en-US"/>
+        </w:rPr>
+      </w:pPr>
+    </w:p>
+    <w:p>
+      <w:pPr>
+        <w:spacing w:after="280" w:line="276" w:lineRule="auto"/>
         <w:jc w:val="center"/>
         <w:rPr>
           <w:rFonts w:ascii="Times New Roman" w:eastAsia="Times New Roman" w:hAnsi="Times New Roman" w:cs="Times New Roman"/>
@@ -17007,6 +17386,7 @@
           <w:szCs w:val="28"/>
           <w:lang w:val="en-US"/>
         </w:rPr>
+        <w:lastRenderedPageBreak/>
         <w:t>References</w:t>
       </w:r>
     </w:p>
@@ -17175,7 +17555,6 @@
           <w:sz w:val="24"/>
           <w:szCs w:val="24"/>
         </w:rPr>
-        <w:lastRenderedPageBreak/>
         <w:t>Garg, S.; Pundir, P.; Rathee, G.; Gupta, P.K.; Garg, S.; Ahlawat, S. On Continuous Integration and Continuous Delivery for Automated Deployment of Cloud Applications: A Systematic Exploratory Study. Sustainability 2021, 13, 1132. https://doi.org/10.3390/su13031132</w:t>
       </w:r>
     </w:p>
@@ -17296,7 +17675,16 @@
           <w:sz w:val="24"/>
           <w:szCs w:val="24"/>
         </w:rPr>
-        <w:t>Finnie-Ansley, J.; Denny, P.; Becker, B.A.; Luxton-Reilly, A.; Prather, J. The Robots Are Coming: Exploring the Implications of OpenAI Codex on Introductory Programming. In Proceedings of the 24th Australasian Computing Education Conference (ACE 2022), Virtual, 14–18 February 2022; pp. 10–19. https://doi.org/10.1145/3511861.3511863</w:t>
+        <w:t xml:space="preserve">Finnie-Ansley, J.; Denny, P.; Becker, B.A.; Luxton-Reilly, A.; Prather, J. The Robots Are Coming: Exploring the Implications of OpenAI Codex on Introductory Programming. In </w:t>
+      </w:r>
+      <w:r>
+        <w:rPr>
+          <w:rFonts w:ascii="Times New Roman" w:eastAsia="Times New Roman" w:hAnsi="Times New Roman" w:cs="Times New Roman"/>
+          <w:sz w:val="24"/>
+          <w:szCs w:val="24"/>
+        </w:rPr>
+        <w:lastRenderedPageBreak/>
+        <w:t>Proceedings of the 24th Australasian Computing Education Conference (ACE 2022), Virtual, 14–18 February 2022; pp. 10–19. https://doi.org/10.1145/3511861.3511863</w:t>
       </w:r>
     </w:p>
     <w:p>
@@ -17325,7 +17713,7 @@
       </w:pPr>
     </w:p>
     <w:sectPr>
-      <w:footerReference w:type="default" r:id="rId13"/>
+      <w:footerReference w:type="default" r:id="rId16"/>
       <w:type w:val="continuous"/>
       <w:pgSz w:w="11906" w:h="16838"/>
       <w:pgMar w:top="1440" w:right="1440" w:bottom="1440" w:left="1440" w:header="708" w:footer="708" w:gutter="0"/>
